--- a/doc/QNSC_Interrupt_Map_MAS.docx
+++ b/doc/QNSC_Interrupt_Map_MAS.docx
@@ -9081,16 +9081,10 @@
               <w:jc w:val="left"/>
             </w:pPr>
             <w:r>
-              <w:t xml:space="preserve">SYSCTL (</w:t>
-            </w:r>
-            <w:r>
               <w:rPr>
                 <w:rStyle w:val="VerbatimChar"/>
               </w:rPr>
               <w:t xml:space="preserve">SCRC</w:t>
-            </w:r>
-            <w:r>
-              <w:t xml:space="preserve">)</w:t>
             </w:r>
           </w:p>
         </w:tc>
@@ -9825,7 +9819,7 @@
           <w:b/>
           <w:bCs/>
         </w:rPr>
-        <w:t xml:space="preserve">SYSCTL</w:t>
+        <w:t xml:space="preserve">SCRC</w:t>
       </w:r>
       <w:r>
         <w:rPr>
@@ -9860,7 +9854,7 @@
         <w:rPr>
           <w:rStyle w:val="VerbatimChar"/>
         </w:rPr>
-        <w:t xml:space="preserve">SYSCTL</w:t>
+        <w:t xml:space="preserve">SCRC</w:t>
       </w:r>
       <w:r>
         <w:t xml:space="preserve"> </w:t>
@@ -10385,7 +10379,7 @@
         <w:rPr>
           <w:rStyle w:val="VerbatimChar"/>
         </w:rPr>
-        <w:t xml:space="preserve">SYSCTL</w:t>
+        <w:t xml:space="preserve">SCRC</w:t>
       </w:r>
       <w:r>
         <w:t xml:space="preserve"> </w:t>
@@ -17398,7 +17392,7 @@
         <w:rPr>
           <w:rStyle w:val="VerbatimChar"/>
         </w:rPr>
-        <w:t xml:space="preserve">SYSCTL</w:t>
+        <w:t xml:space="preserve">SCRC</w:t>
       </w:r>
       <w:r>
         <w:t xml:space="preserve"> </w:t>
@@ -31275,7 +31269,7 @@
               <w:jc w:val="left"/>
             </w:pPr>
             <w:r>
-              <w:t xml:space="preserve">System Clock and Reset Control – the IP sheet’s name for</w:t>
+              <w:t xml:space="preserve">System Clock and Reset Control. Formerly</w:t>
             </w:r>
             <w:r>
               <w:t xml:space="preserve"> </w:t>
@@ -31285,6 +31279,12 @@
                 <w:rStyle w:val="VerbatimChar"/>
               </w:rPr>
               <w:t xml:space="preserve">SYSCTL</w:t>
+            </w:r>
+            <w:r>
+              <w:t xml:space="preserve"> </w:t>
+            </w:r>
+            <w:r>
+              <w:t xml:space="preserve">on the block diagram</w:t>
             </w:r>
           </w:p>
         </w:tc>

--- a/doc/QNSC_Interrupt_Map_MAS.docx
+++ b/doc/QNSC_Interrupt_Map_MAS.docx
@@ -28,7 +28,7 @@
         </w:p>
       </w:sdtContent>
     </w:sdt>
-    <w:bookmarkStart w:id="45" w:name="qnsc_interrupt_map_mas"/>
+    <w:bookmarkStart w:id="48" w:name="qnsc_interrupt_map_mas"/>
     <w:p>
       <w:pPr>
         <w:pStyle w:val="Heading1"/>
@@ -176,7 +176,1559 @@
         </w:pict>
       </w:r>
     </w:p>
-    <w:bookmarkStart w:id="26" w:name="scope"/>
+    <w:bookmarkStart w:id="26" w:name="revision-history"/>
+    <w:p>
+      <w:pPr>
+        <w:pStyle w:val="Heading2"/>
+      </w:pPr>
+      <w:r>
+        <w:t xml:space="preserve">Revision history</w:t>
+      </w:r>
+    </w:p>
+    <w:p>
+      <w:pPr>
+        <w:pStyle w:val="FirstParagraph"/>
+      </w:pPr>
+      <w:r>
+        <w:t xml:space="preserve">One line per version. The reasoning behind each change, and the evidence it rests</w:t>
+      </w:r>
+      <w:r>
+        <w:t xml:space="preserve"> </w:t>
+      </w:r>
+      <w:r>
+        <w:t xml:space="preserve">on, is in</w:t>
+      </w:r>
+      <w:r>
+        <w:t xml:space="preserve"> </w:t>
+      </w:r>
+      <w:hyperlink r:id="rId25">
+        <w:r>
+          <w:rPr>
+            <w:rStyle w:val="VerbatimChar"/>
+          </w:rPr>
+          <w:t xml:space="preserve">QNSC_Interrupt_Map_DECISIONS.md</w:t>
+        </w:r>
+      </w:hyperlink>
+      <w:r>
+        <w:t xml:space="preserve">.</w:t>
+      </w:r>
+    </w:p>
+    <w:tbl>
+      <w:tblPr>
+        <w:tblStyle w:val="TableGrid"/>
+        <w:tblW w:type="pct" w:w="5000"/>
+        <w:tblLayout w:type="fixed"/>
+        <w:tblLook w:firstRow="1" w:lastRow="0" w:firstColumn="0" w:lastColumn="0" w:noHBand="0" w:noVBand="0" w:val="0020"/>
+      </w:tblPr>
+      <w:tblGrid>
+        <w:gridCol w:w="1584"/>
+        <w:gridCol w:w="1584"/>
+        <w:gridCol w:w="1584"/>
+        <w:gridCol w:w="1584"/>
+        <w:gridCol w:w="1584"/>
+      </w:tblGrid>
+      <w:tr>
+        <w:trPr>
+          <w:tblHeader w:val="on"/>
+        </w:trPr>
+        <w:tc>
+          <w:tcPr/>
+          <w:p>
+            <w:pPr>
+              <w:pStyle w:val="Compact"/>
+              <w:jc w:val="left"/>
+            </w:pPr>
+            <w:r>
+              <w:t xml:space="preserve">Version</w:t>
+            </w:r>
+          </w:p>
+        </w:tc>
+        <w:tc>
+          <w:tcPr/>
+          <w:p>
+            <w:pPr>
+              <w:pStyle w:val="Compact"/>
+              <w:jc w:val="left"/>
+            </w:pPr>
+            <w:r>
+              <w:t xml:space="preserve">Date</w:t>
+            </w:r>
+          </w:p>
+        </w:tc>
+        <w:tc>
+          <w:tcPr/>
+          <w:p>
+            <w:pPr>
+              <w:pStyle w:val="Compact"/>
+              <w:jc w:val="left"/>
+            </w:pPr>
+            <w:r>
+              <w:t xml:space="preserve">Author</w:t>
+            </w:r>
+          </w:p>
+        </w:tc>
+        <w:tc>
+          <w:tcPr/>
+          <w:p>
+            <w:pPr>
+              <w:pStyle w:val="Compact"/>
+              <w:jc w:val="left"/>
+            </w:pPr>
+            <w:r>
+              <w:t xml:space="preserve">Reviewer</w:t>
+            </w:r>
+          </w:p>
+        </w:tc>
+        <w:tc>
+          <w:tcPr/>
+          <w:p>
+            <w:pPr>
+              <w:pStyle w:val="Compact"/>
+              <w:jc w:val="left"/>
+            </w:pPr>
+            <w:r>
+              <w:t xml:space="preserve">Description of change</w:t>
+            </w:r>
+          </w:p>
+        </w:tc>
+      </w:tr>
+      <w:tr>
+        <w:tc>
+          <w:tcPr/>
+          <w:p>
+            <w:pPr>
+              <w:pStyle w:val="Compact"/>
+              <w:jc w:val="left"/>
+            </w:pPr>
+            <w:r>
+              <w:t xml:space="preserve">V1.0</w:t>
+            </w:r>
+          </w:p>
+        </w:tc>
+        <w:tc>
+          <w:tcPr/>
+          <w:p>
+            <w:pPr>
+              <w:pStyle w:val="Compact"/>
+              <w:jc w:val="left"/>
+            </w:pPr>
+            <w:r>
+              <w:t xml:space="preserve">2026-09-13</w:t>
+            </w:r>
+          </w:p>
+        </w:tc>
+        <w:tc>
+          <w:tcPr/>
+          <w:p>
+            <w:pPr>
+              <w:pStyle w:val="Compact"/>
+              <w:jc w:val="left"/>
+            </w:pPr>
+            <w:r>
+              <w:t xml:space="preserve">Nghia VT</w:t>
+            </w:r>
+          </w:p>
+        </w:tc>
+        <w:tc>
+          <w:tcPr/>
+          <w:p>
+            <w:pPr>
+              <w:pStyle w:val="Compact"/>
+              <w:jc w:val="left"/>
+            </w:pPr>
+            <w:r>
+              <w:t xml:space="preserve">–</w:t>
+            </w:r>
+          </w:p>
+        </w:tc>
+        <w:tc>
+          <w:tcPr/>
+          <w:p>
+            <w:pPr>
+              <w:pStyle w:val="Compact"/>
+              <w:jc w:val="left"/>
+            </w:pPr>
+            <w:r>
+              <w:t xml:space="preserve">First issue, against a candidate IP set: 74 sources</w:t>
+            </w:r>
+          </w:p>
+        </w:tc>
+      </w:tr>
+      <w:tr>
+        <w:tc>
+          <w:tcPr/>
+          <w:p>
+            <w:pPr>
+              <w:pStyle w:val="Compact"/>
+              <w:jc w:val="left"/>
+            </w:pPr>
+            <w:r>
+              <w:t xml:space="preserve">V2.0</w:t>
+            </w:r>
+          </w:p>
+        </w:tc>
+        <w:tc>
+          <w:tcPr/>
+          <w:p>
+            <w:pPr>
+              <w:pStyle w:val="Compact"/>
+              <w:jc w:val="left"/>
+            </w:pPr>
+            <w:r>
+              <w:t xml:space="preserve">2026-09-17</w:t>
+            </w:r>
+          </w:p>
+        </w:tc>
+        <w:tc>
+          <w:tcPr/>
+          <w:p>
+            <w:pPr>
+              <w:pStyle w:val="Compact"/>
+              <w:jc w:val="left"/>
+            </w:pPr>
+            <w:r>
+              <w:t xml:space="preserve">Nghia VT</w:t>
+            </w:r>
+          </w:p>
+        </w:tc>
+        <w:tc>
+          <w:tcPr/>
+          <w:p>
+            <w:pPr>
+              <w:pStyle w:val="Compact"/>
+              <w:jc w:val="left"/>
+            </w:pPr>
+            <w:r>
+              <w:t xml:space="preserve">–</w:t>
+            </w:r>
+          </w:p>
+        </w:tc>
+        <w:tc>
+          <w:tcPr/>
+          <w:p>
+            <w:pPr>
+              <w:pStyle w:val="Compact"/>
+              <w:jc w:val="left"/>
+            </w:pPr>
+            <w:r>
+              <w:t xml:space="preserve">Rewritten for the IP set actually selected: 28</w:t>
+            </w:r>
+          </w:p>
+        </w:tc>
+      </w:tr>
+      <w:tr>
+        <w:tc>
+          <w:tcPr/>
+          <w:p>
+            <w:pPr>
+              <w:pStyle w:val="Compact"/>
+              <w:jc w:val="left"/>
+            </w:pPr>
+            <w:r>
+              <w:t xml:space="preserve">V3.0</w:t>
+            </w:r>
+          </w:p>
+        </w:tc>
+        <w:tc>
+          <w:tcPr/>
+          <w:p>
+            <w:pPr>
+              <w:pStyle w:val="Compact"/>
+              <w:jc w:val="left"/>
+            </w:pPr>
+            <w:r>
+              <w:t xml:space="preserve">2026-09-17</w:t>
+            </w:r>
+          </w:p>
+        </w:tc>
+        <w:tc>
+          <w:tcPr/>
+          <w:p>
+            <w:pPr>
+              <w:pStyle w:val="Compact"/>
+              <w:jc w:val="left"/>
+            </w:pPr>
+            <w:r>
+              <w:t xml:space="preserve">Nghia VT</w:t>
+            </w:r>
+          </w:p>
+        </w:tc>
+        <w:tc>
+          <w:tcPr/>
+          <w:p>
+            <w:pPr>
+              <w:pStyle w:val="Compact"/>
+              <w:jc w:val="left"/>
+            </w:pPr>
+            <w:r>
+              <w:t xml:space="preserve">–</w:t>
+            </w:r>
+          </w:p>
+        </w:tc>
+        <w:tc>
+          <w:tcPr/>
+          <w:p>
+            <w:pPr>
+              <w:pStyle w:val="Compact"/>
+              <w:jc w:val="left"/>
+            </w:pPr>
+            <w:r>
+              <w:t xml:space="preserve">Specified as registered, wrongly – see V11.3</w:t>
+            </w:r>
+          </w:p>
+        </w:tc>
+      </w:tr>
+      <w:tr>
+        <w:tc>
+          <w:tcPr/>
+          <w:p>
+            <w:pPr>
+              <w:pStyle w:val="Compact"/>
+              <w:jc w:val="left"/>
+            </w:pPr>
+            <w:r>
+              <w:t xml:space="preserve">V4.0</w:t>
+            </w:r>
+          </w:p>
+        </w:tc>
+        <w:tc>
+          <w:tcPr/>
+          <w:p>
+            <w:pPr>
+              <w:pStyle w:val="Compact"/>
+              <w:jc w:val="left"/>
+            </w:pPr>
+            <w:r>
+              <w:t xml:space="preserve">2026-09-17</w:t>
+            </w:r>
+          </w:p>
+        </w:tc>
+        <w:tc>
+          <w:tcPr/>
+          <w:p>
+            <w:pPr>
+              <w:pStyle w:val="Compact"/>
+              <w:jc w:val="left"/>
+            </w:pPr>
+            <w:r>
+              <w:t xml:space="preserve">Nghia VT</w:t>
+            </w:r>
+          </w:p>
+        </w:tc>
+        <w:tc>
+          <w:tcPr/>
+          <w:p>
+            <w:pPr>
+              <w:pStyle w:val="Compact"/>
+              <w:jc w:val="left"/>
+            </w:pPr>
+            <w:r>
+              <w:t xml:space="preserve">–</w:t>
+            </w:r>
+          </w:p>
+        </w:tc>
+        <w:tc>
+          <w:tcPr/>
+          <w:p>
+            <w:pPr>
+              <w:pStyle w:val="Compact"/>
+              <w:jc w:val="left"/>
+            </w:pPr>
+            <w:r>
+              <w:t xml:space="preserve">Port list and parameters added; derived figures reconciled</w:t>
+            </w:r>
+          </w:p>
+        </w:tc>
+      </w:tr>
+      <w:tr>
+        <w:tc>
+          <w:tcPr/>
+          <w:p>
+            <w:pPr>
+              <w:pStyle w:val="Compact"/>
+              <w:jc w:val="left"/>
+            </w:pPr>
+            <w:r>
+              <w:t xml:space="preserve">V5.0</w:t>
+            </w:r>
+          </w:p>
+        </w:tc>
+        <w:tc>
+          <w:tcPr/>
+          <w:p>
+            <w:pPr>
+              <w:pStyle w:val="Compact"/>
+              <w:jc w:val="left"/>
+            </w:pPr>
+            <w:r>
+              <w:t xml:space="preserve">2026-09-17</w:t>
+            </w:r>
+          </w:p>
+        </w:tc>
+        <w:tc>
+          <w:tcPr/>
+          <w:p>
+            <w:pPr>
+              <w:pStyle w:val="Compact"/>
+              <w:jc w:val="left"/>
+            </w:pPr>
+            <w:r>
+              <w:t xml:space="preserve">Nghia VT</w:t>
+            </w:r>
+          </w:p>
+        </w:tc>
+        <w:tc>
+          <w:tcPr/>
+          <w:p>
+            <w:pPr>
+              <w:pStyle w:val="Compact"/>
+              <w:jc w:val="left"/>
+            </w:pPr>
+            <w:r>
+              <w:t xml:space="preserve">–</w:t>
+            </w:r>
+          </w:p>
+        </w:tc>
+        <w:tc>
+          <w:tcPr/>
+          <w:p>
+            <w:pPr>
+              <w:pStyle w:val="Compact"/>
+              <w:jc w:val="left"/>
+            </w:pPr>
+            <w:r>
+              <w:t xml:space="preserve">Audited against the IP assignment sheet and each IP’s RTL</w:t>
+            </w:r>
+          </w:p>
+        </w:tc>
+      </w:tr>
+      <w:tr>
+        <w:tc>
+          <w:tcPr/>
+          <w:p>
+            <w:pPr>
+              <w:pStyle w:val="Compact"/>
+              <w:jc w:val="left"/>
+            </w:pPr>
+            <w:r>
+              <w:t xml:space="preserve">V6.0</w:t>
+            </w:r>
+          </w:p>
+        </w:tc>
+        <w:tc>
+          <w:tcPr/>
+          <w:p>
+            <w:pPr>
+              <w:pStyle w:val="Compact"/>
+              <w:jc w:val="left"/>
+            </w:pPr>
+            <w:r>
+              <w:t xml:space="preserve">2026-09-17</w:t>
+            </w:r>
+          </w:p>
+        </w:tc>
+        <w:tc>
+          <w:tcPr/>
+          <w:p>
+            <w:pPr>
+              <w:pStyle w:val="Compact"/>
+              <w:jc w:val="left"/>
+            </w:pPr>
+            <w:r>
+              <w:t xml:space="preserve">Nghia VT</w:t>
+            </w:r>
+          </w:p>
+        </w:tc>
+        <w:tc>
+          <w:tcPr/>
+          <w:p>
+            <w:pPr>
+              <w:pStyle w:val="Compact"/>
+              <w:jc w:val="left"/>
+            </w:pPr>
+            <w:r>
+              <w:t xml:space="preserve">–</w:t>
+            </w:r>
+          </w:p>
+        </w:tc>
+        <w:tc>
+          <w:tcPr/>
+          <w:p>
+            <w:pPr>
+              <w:pStyle w:val="Compact"/>
+              <w:jc w:val="left"/>
+            </w:pPr>
+            <w:r>
+              <w:t xml:space="preserve">GPIO corrected to</w:t>
+            </w:r>
+            <w:r>
+              <w:t xml:space="preserve"> </w:t>
+            </w:r>
+            <w:r>
+              <w:rPr>
+                <w:rStyle w:val="VerbatimChar"/>
+              </w:rPr>
+              <w:t xml:space="preserve">pulp-platform/apb_gpio</w:t>
+            </w:r>
+            <w:r>
+              <w:t xml:space="preserve">: total 27</w:t>
+            </w:r>
+          </w:p>
+        </w:tc>
+      </w:tr>
+      <w:tr>
+        <w:tc>
+          <w:tcPr/>
+          <w:p>
+            <w:pPr>
+              <w:pStyle w:val="Compact"/>
+              <w:jc w:val="left"/>
+            </w:pPr>
+            <w:r>
+              <w:t xml:space="preserve">V7.0</w:t>
+            </w:r>
+          </w:p>
+        </w:tc>
+        <w:tc>
+          <w:tcPr/>
+          <w:p>
+            <w:pPr>
+              <w:pStyle w:val="Compact"/>
+              <w:jc w:val="left"/>
+            </w:pPr>
+            <w:r>
+              <w:t xml:space="preserve">2026-09-17</w:t>
+            </w:r>
+          </w:p>
+        </w:tc>
+        <w:tc>
+          <w:tcPr/>
+          <w:p>
+            <w:pPr>
+              <w:pStyle w:val="Compact"/>
+              <w:jc w:val="left"/>
+            </w:pPr>
+            <w:r>
+              <w:t xml:space="preserve">Nghia VT</w:t>
+            </w:r>
+          </w:p>
+        </w:tc>
+        <w:tc>
+          <w:tcPr/>
+          <w:p>
+            <w:pPr>
+              <w:pStyle w:val="Compact"/>
+              <w:jc w:val="left"/>
+            </w:pPr>
+            <w:r>
+              <w:t xml:space="preserve">–</w:t>
+            </w:r>
+          </w:p>
+        </w:tc>
+        <w:tc>
+          <w:tcPr/>
+          <w:p>
+            <w:pPr>
+              <w:pStyle w:val="Compact"/>
+              <w:jc w:val="left"/>
+            </w:pPr>
+            <w:r>
+              <w:rPr>
+                <w:rStyle w:val="VerbatimChar"/>
+              </w:rPr>
+              <w:t xml:space="preserve">rv_plic</w:t>
+            </w:r>
+            <w:r>
+              <w:t xml:space="preserve"> </w:t>
+            </w:r>
+            <w:r>
+              <w:t xml:space="preserve">considered and rejected; Ibex fast lines kept</w:t>
+            </w:r>
+          </w:p>
+        </w:tc>
+      </w:tr>
+      <w:tr>
+        <w:tc>
+          <w:tcPr/>
+          <w:p>
+            <w:pPr>
+              <w:pStyle w:val="Compact"/>
+              <w:jc w:val="left"/>
+            </w:pPr>
+            <w:r>
+              <w:t xml:space="preserve">V9.0</w:t>
+            </w:r>
+          </w:p>
+        </w:tc>
+        <w:tc>
+          <w:tcPr/>
+          <w:p>
+            <w:pPr>
+              <w:pStyle w:val="Compact"/>
+              <w:jc w:val="left"/>
+            </w:pPr>
+            <w:r>
+              <w:t xml:space="preserve">2026-09-18</w:t>
+            </w:r>
+          </w:p>
+        </w:tc>
+        <w:tc>
+          <w:tcPr/>
+          <w:p>
+            <w:pPr>
+              <w:pStyle w:val="Compact"/>
+              <w:jc w:val="left"/>
+            </w:pPr>
+            <w:r>
+              <w:t xml:space="preserve">Nghia VT</w:t>
+            </w:r>
+          </w:p>
+        </w:tc>
+        <w:tc>
+          <w:tcPr/>
+          <w:p>
+            <w:pPr>
+              <w:pStyle w:val="Compact"/>
+              <w:jc w:val="left"/>
+            </w:pPr>
+            <w:r>
+              <w:t xml:space="preserve">–</w:t>
+            </w:r>
+          </w:p>
+        </w:tc>
+        <w:tc>
+          <w:tcPr/>
+          <w:p>
+            <w:pPr>
+              <w:pStyle w:val="Compact"/>
+              <w:jc w:val="left"/>
+            </w:pPr>
+            <w:r>
+              <w:t xml:space="preserve">Reconciled against</w:t>
+            </w:r>
+            <w:r>
+              <w:t xml:space="preserve"> </w:t>
+            </w:r>
+            <w:r>
+              <w:rPr>
+                <w:rStyle w:val="VerbatimChar"/>
+              </w:rPr>
+              <w:t xml:space="preserve">QSOC_HAS</w:t>
+            </w:r>
+            <w:r>
+              <w:t xml:space="preserve"> </w:t>
+            </w:r>
+            <w:r>
+              <w:t xml:space="preserve">and the DMA, TIMER, WDT specs</w:t>
+            </w:r>
+          </w:p>
+        </w:tc>
+      </w:tr>
+      <w:tr>
+        <w:tc>
+          <w:tcPr/>
+          <w:p>
+            <w:pPr>
+              <w:pStyle w:val="Compact"/>
+              <w:jc w:val="left"/>
+            </w:pPr>
+            <w:r>
+              <w:t xml:space="preserve">V10.0</w:t>
+            </w:r>
+          </w:p>
+        </w:tc>
+        <w:tc>
+          <w:tcPr/>
+          <w:p>
+            <w:pPr>
+              <w:pStyle w:val="Compact"/>
+              <w:jc w:val="left"/>
+            </w:pPr>
+            <w:r>
+              <w:t xml:space="preserve">2026-09-18</w:t>
+            </w:r>
+          </w:p>
+        </w:tc>
+        <w:tc>
+          <w:tcPr/>
+          <w:p>
+            <w:pPr>
+              <w:pStyle w:val="Compact"/>
+              <w:jc w:val="left"/>
+            </w:pPr>
+            <w:r>
+              <w:t xml:space="preserve">Nghia VT</w:t>
+            </w:r>
+          </w:p>
+        </w:tc>
+        <w:tc>
+          <w:tcPr/>
+          <w:p>
+            <w:pPr>
+              <w:pStyle w:val="Compact"/>
+              <w:jc w:val="left"/>
+            </w:pPr>
+            <w:r>
+              <w:t xml:space="preserve">–</w:t>
+            </w:r>
+          </w:p>
+        </w:tc>
+        <w:tc>
+          <w:tcPr/>
+          <w:p>
+            <w:pPr>
+              <w:pStyle w:val="Compact"/>
+              <w:jc w:val="left"/>
+            </w:pPr>
+            <w:r>
+              <w:rPr>
+                <w:rStyle w:val="VerbatimChar"/>
+              </w:rPr>
+              <w:t xml:space="preserve">QSOC_HAS</w:t>
+            </w:r>
+            <w:r>
+              <w:t xml:space="preserve"> </w:t>
+            </w:r>
+            <w:r>
+              <w:t xml:space="preserve">v4_r1 settles four open items, all in favour of this</w:t>
+            </w:r>
+          </w:p>
+        </w:tc>
+      </w:tr>
+      <w:tr>
+        <w:tc>
+          <w:tcPr/>
+          <w:p>
+            <w:pPr>
+              <w:pStyle w:val="Compact"/>
+              <w:jc w:val="left"/>
+            </w:pPr>
+            <w:r>
+              <w:t xml:space="preserve">V10.1</w:t>
+            </w:r>
+          </w:p>
+        </w:tc>
+        <w:tc>
+          <w:tcPr/>
+          <w:p>
+            <w:pPr>
+              <w:pStyle w:val="Compact"/>
+              <w:jc w:val="left"/>
+            </w:pPr>
+            <w:r>
+              <w:t xml:space="preserve">2026-09-18</w:t>
+            </w:r>
+          </w:p>
+        </w:tc>
+        <w:tc>
+          <w:tcPr/>
+          <w:p>
+            <w:pPr>
+              <w:pStyle w:val="Compact"/>
+              <w:jc w:val="left"/>
+            </w:pPr>
+            <w:r>
+              <w:t xml:space="preserve">Nghia VT</w:t>
+            </w:r>
+          </w:p>
+        </w:tc>
+        <w:tc>
+          <w:tcPr/>
+          <w:p>
+            <w:pPr>
+              <w:pStyle w:val="Compact"/>
+              <w:jc w:val="left"/>
+            </w:pPr>
+            <w:r>
+              <w:t xml:space="preserve">–</w:t>
+            </w:r>
+          </w:p>
+        </w:tc>
+        <w:tc>
+          <w:tcPr/>
+          <w:p>
+            <w:pPr>
+              <w:pStyle w:val="Compact"/>
+              <w:jc w:val="left"/>
+            </w:pPr>
+            <w:r>
+              <w:t xml:space="preserve">Two source counts closed; one correction here</w:t>
+            </w:r>
+          </w:p>
+        </w:tc>
+      </w:tr>
+      <w:tr>
+        <w:tc>
+          <w:tcPr/>
+          <w:p>
+            <w:pPr>
+              <w:pStyle w:val="Compact"/>
+              <w:jc w:val="left"/>
+            </w:pPr>
+            <w:r>
+              <w:t xml:space="preserve">V11.1</w:t>
+            </w:r>
+          </w:p>
+        </w:tc>
+        <w:tc>
+          <w:tcPr/>
+          <w:p>
+            <w:pPr>
+              <w:pStyle w:val="Compact"/>
+              <w:jc w:val="left"/>
+            </w:pPr>
+            <w:r>
+              <w:t xml:space="preserve">2026-09-21</w:t>
+            </w:r>
+          </w:p>
+        </w:tc>
+        <w:tc>
+          <w:tcPr/>
+          <w:p>
+            <w:pPr>
+              <w:pStyle w:val="Compact"/>
+              <w:jc w:val="left"/>
+            </w:pPr>
+            <w:r>
+              <w:t xml:space="preserve">Nghia VT</w:t>
+            </w:r>
+          </w:p>
+        </w:tc>
+        <w:tc>
+          <w:tcPr/>
+          <w:p>
+            <w:pPr>
+              <w:pStyle w:val="Compact"/>
+              <w:jc w:val="left"/>
+            </w:pPr>
+            <w:r>
+              <w:t xml:space="preserve">–</w:t>
+            </w:r>
+          </w:p>
+        </w:tc>
+        <w:tc>
+          <w:tcPr/>
+          <w:p>
+            <w:pPr>
+              <w:pStyle w:val="Compact"/>
+              <w:jc w:val="left"/>
+            </w:pPr>
+            <w:r>
+              <w:t xml:space="preserve">TIMER0, TIMER1, PWM ownership transfers in; each gets its own MAS</w:t>
+            </w:r>
+          </w:p>
+        </w:tc>
+      </w:tr>
+      <w:tr>
+        <w:tc>
+          <w:tcPr/>
+          <w:p>
+            <w:pPr>
+              <w:pStyle w:val="Compact"/>
+              <w:jc w:val="left"/>
+            </w:pPr>
+            <w:r>
+              <w:t xml:space="preserve">V11.2</w:t>
+            </w:r>
+          </w:p>
+        </w:tc>
+        <w:tc>
+          <w:tcPr/>
+          <w:p>
+            <w:pPr>
+              <w:pStyle w:val="Compact"/>
+              <w:jc w:val="left"/>
+            </w:pPr>
+            <w:r>
+              <w:t xml:space="preserve">2026-09-21</w:t>
+            </w:r>
+          </w:p>
+        </w:tc>
+        <w:tc>
+          <w:tcPr/>
+          <w:p>
+            <w:pPr>
+              <w:pStyle w:val="Compact"/>
+              <w:jc w:val="left"/>
+            </w:pPr>
+            <w:r>
+              <w:t xml:space="preserve">Nghia VT</w:t>
+            </w:r>
+          </w:p>
+        </w:tc>
+        <w:tc>
+          <w:tcPr/>
+          <w:p>
+            <w:pPr>
+              <w:pStyle w:val="Compact"/>
+              <w:jc w:val="left"/>
+            </w:pPr>
+            <w:r>
+              <w:t xml:space="preserve">Day005</w:t>
+            </w:r>
+          </w:p>
+        </w:tc>
+        <w:tc>
+          <w:tcPr/>
+          <w:p>
+            <w:pPr>
+              <w:pStyle w:val="Compact"/>
+              <w:jc w:val="left"/>
+            </w:pPr>
+            <w:r>
+              <w:t xml:space="preserve">GPIO ruled one line for four instances – action item closed</w:t>
+            </w:r>
+          </w:p>
+        </w:tc>
+      </w:tr>
+      <w:tr>
+        <w:tc>
+          <w:tcPr/>
+          <w:p>
+            <w:pPr>
+              <w:pStyle w:val="Compact"/>
+              <w:jc w:val="left"/>
+            </w:pPr>
+            <w:r>
+              <w:t xml:space="preserve">V11.3</w:t>
+            </w:r>
+          </w:p>
+        </w:tc>
+        <w:tc>
+          <w:tcPr/>
+          <w:p>
+            <w:pPr>
+              <w:pStyle w:val="Compact"/>
+              <w:jc w:val="left"/>
+            </w:pPr>
+            <w:r>
+              <w:t xml:space="preserve">2026-09-21</w:t>
+            </w:r>
+          </w:p>
+        </w:tc>
+        <w:tc>
+          <w:tcPr/>
+          <w:p>
+            <w:pPr>
+              <w:pStyle w:val="Compact"/>
+              <w:jc w:val="left"/>
+            </w:pPr>
+            <w:r>
+              <w:t xml:space="preserve">Nghia VT</w:t>
+            </w:r>
+          </w:p>
+        </w:tc>
+        <w:tc>
+          <w:tcPr/>
+          <w:p>
+            <w:pPr>
+              <w:pStyle w:val="Compact"/>
+              <w:jc w:val="left"/>
+            </w:pPr>
+            <w:r>
+              <w:t xml:space="preserve">–</w:t>
+            </w:r>
+          </w:p>
+        </w:tc>
+        <w:tc>
+          <w:tcPr/>
+          <w:p>
+            <w:pPr>
+              <w:pStyle w:val="Compact"/>
+              <w:jc w:val="left"/>
+            </w:pPr>
+            <w:r>
+              <w:t xml:space="preserve">Five questions closed from Ibex RTL.</w:t>
+            </w:r>
+            <w:r>
+              <w:t xml:space="preserve"> </w:t>
+            </w:r>
+            <w:r>
+              <w:rPr>
+                <w:b/>
+                <w:bCs/>
+              </w:rPr>
+              <w:t xml:space="preserve">Block is combinational</w:t>
+            </w:r>
+          </w:p>
+        </w:tc>
+      </w:tr>
+      <w:tr>
+        <w:tc>
+          <w:tcPr/>
+          <w:p>
+            <w:pPr>
+              <w:pStyle w:val="Compact"/>
+              <w:jc w:val="left"/>
+            </w:pPr>
+            <w:r>
+              <w:t xml:space="preserve">V11.4</w:t>
+            </w:r>
+          </w:p>
+        </w:tc>
+        <w:tc>
+          <w:tcPr/>
+          <w:p>
+            <w:pPr>
+              <w:pStyle w:val="Compact"/>
+              <w:jc w:val="left"/>
+            </w:pPr>
+            <w:r>
+              <w:t xml:space="preserve">2026-09-22</w:t>
+            </w:r>
+          </w:p>
+        </w:tc>
+        <w:tc>
+          <w:tcPr/>
+          <w:p>
+            <w:pPr>
+              <w:pStyle w:val="Compact"/>
+              <w:jc w:val="left"/>
+            </w:pPr>
+            <w:r>
+              <w:t xml:space="preserve">Nghia VT</w:t>
+            </w:r>
+          </w:p>
+        </w:tc>
+        <w:tc>
+          <w:tcPr/>
+          <w:p>
+            <w:pPr>
+              <w:pStyle w:val="Compact"/>
+              <w:jc w:val="left"/>
+            </w:pPr>
+            <w:r>
+              <w:t xml:space="preserve">–</w:t>
+            </w:r>
+          </w:p>
+        </w:tc>
+        <w:tc>
+          <w:tcPr/>
+          <w:p>
+            <w:pPr>
+              <w:pStyle w:val="Compact"/>
+              <w:jc w:val="left"/>
+            </w:pPr>
+            <w:r>
+              <w:t xml:space="preserve">Question 2 reframed after reading the bus owner’s three specs</w:t>
+            </w:r>
+          </w:p>
+        </w:tc>
+      </w:tr>
+      <w:tr>
+        <w:tc>
+          <w:tcPr/>
+          <w:p>
+            <w:pPr>
+              <w:pStyle w:val="Compact"/>
+              <w:jc w:val="left"/>
+            </w:pPr>
+            <w:r>
+              <w:t xml:space="preserve">V11.5</w:t>
+            </w:r>
+          </w:p>
+        </w:tc>
+        <w:tc>
+          <w:tcPr/>
+          <w:p>
+            <w:pPr>
+              <w:pStyle w:val="Compact"/>
+              <w:jc w:val="left"/>
+            </w:pPr>
+            <w:r>
+              <w:t xml:space="preserve">2026-09-22</w:t>
+            </w:r>
+          </w:p>
+        </w:tc>
+        <w:tc>
+          <w:tcPr/>
+          <w:p>
+            <w:pPr>
+              <w:pStyle w:val="Compact"/>
+              <w:jc w:val="left"/>
+            </w:pPr>
+            <w:r>
+              <w:t xml:space="preserve">Nghia VT</w:t>
+            </w:r>
+          </w:p>
+        </w:tc>
+        <w:tc>
+          <w:tcPr/>
+          <w:p>
+            <w:pPr>
+              <w:pStyle w:val="Compact"/>
+              <w:jc w:val="left"/>
+            </w:pPr>
+            <w:r>
+              <w:t xml:space="preserve">–</w:t>
+            </w:r>
+          </w:p>
+        </w:tc>
+        <w:tc>
+          <w:tcPr/>
+          <w:p>
+            <w:pPr>
+              <w:pStyle w:val="Compact"/>
+              <w:jc w:val="left"/>
+            </w:pPr>
+            <w:r>
+              <w:t xml:space="preserve">Question 2 rewritten from the IPs’ RTL, not</w:t>
+            </w:r>
+            <w:r>
+              <w:t xml:space="preserve"> </w:t>
+            </w:r>
+            <w:r>
+              <w:rPr>
+                <w:rStyle w:val="VerbatimChar"/>
+              </w:rPr>
+              <w:t xml:space="preserve">QSOC_HAS</w:t>
+            </w:r>
+          </w:p>
+        </w:tc>
+      </w:tr>
+      <w:tr>
+        <w:tc>
+          <w:tcPr/>
+          <w:p>
+            <w:pPr>
+              <w:pStyle w:val="Compact"/>
+              <w:jc w:val="left"/>
+            </w:pPr>
+            <w:r>
+              <w:t xml:space="preserve">V11.6</w:t>
+            </w:r>
+          </w:p>
+        </w:tc>
+        <w:tc>
+          <w:tcPr/>
+          <w:p>
+            <w:pPr>
+              <w:pStyle w:val="Compact"/>
+              <w:jc w:val="left"/>
+            </w:pPr>
+            <w:r>
+              <w:t xml:space="preserve">2026-09-22</w:t>
+            </w:r>
+          </w:p>
+        </w:tc>
+        <w:tc>
+          <w:tcPr/>
+          <w:p>
+            <w:pPr>
+              <w:pStyle w:val="Compact"/>
+              <w:jc w:val="left"/>
+            </w:pPr>
+            <w:r>
+              <w:t xml:space="preserve">Nghia VT</w:t>
+            </w:r>
+          </w:p>
+        </w:tc>
+        <w:tc>
+          <w:tcPr/>
+          <w:p>
+            <w:pPr>
+              <w:pStyle w:val="Compact"/>
+              <w:jc w:val="left"/>
+            </w:pPr>
+            <w:r>
+              <w:t xml:space="preserve">–</w:t>
+            </w:r>
+          </w:p>
+        </w:tc>
+        <w:tc>
+          <w:tcPr/>
+          <w:p>
+            <w:pPr>
+              <w:pStyle w:val="Compact"/>
+              <w:jc w:val="left"/>
+            </w:pPr>
+            <w:r>
+              <w:t xml:space="preserve">Two questions closed, one narrowed, from the SPI owner’s specs</w:t>
+            </w:r>
+          </w:p>
+        </w:tc>
+      </w:tr>
+      <w:tr>
+        <w:tc>
+          <w:tcPr/>
+          <w:p>
+            <w:pPr>
+              <w:pStyle w:val="Compact"/>
+              <w:jc w:val="left"/>
+            </w:pPr>
+            <w:r>
+              <w:t xml:space="preserve">V11.7</w:t>
+            </w:r>
+          </w:p>
+        </w:tc>
+        <w:tc>
+          <w:tcPr/>
+          <w:p>
+            <w:pPr>
+              <w:pStyle w:val="Compact"/>
+              <w:jc w:val="left"/>
+            </w:pPr>
+            <w:r>
+              <w:t xml:space="preserve">2026-09-22</w:t>
+            </w:r>
+          </w:p>
+        </w:tc>
+        <w:tc>
+          <w:tcPr/>
+          <w:p>
+            <w:pPr>
+              <w:pStyle w:val="Compact"/>
+              <w:jc w:val="left"/>
+            </w:pPr>
+            <w:r>
+              <w:t xml:space="preserve">Nghia VT</w:t>
+            </w:r>
+          </w:p>
+        </w:tc>
+        <w:tc>
+          <w:tcPr/>
+          <w:p>
+            <w:pPr>
+              <w:pStyle w:val="Compact"/>
+              <w:jc w:val="left"/>
+            </w:pPr>
+            <w:r>
+              <w:t xml:space="preserve">–</w:t>
+            </w:r>
+          </w:p>
+        </w:tc>
+        <w:tc>
+          <w:tcPr/>
+          <w:p>
+            <w:pPr>
+              <w:pStyle w:val="Compact"/>
+              <w:jc w:val="left"/>
+            </w:pPr>
+            <w:r>
+              <w:t xml:space="preserve">Stale reset-cause table corrected:</w:t>
+            </w:r>
+            <w:r>
+              <w:t xml:space="preserve"> </w:t>
+            </w:r>
+            <w:r>
+              <w:rPr>
+                <w:rStyle w:val="VerbatimChar"/>
+              </w:rPr>
+              <w:t xml:space="preserve">ndmreset</w:t>
+            </w:r>
+            <w:r>
+              <w:t xml:space="preserve"> </w:t>
+            </w:r>
+            <w:r>
+              <w:t xml:space="preserve">is gone</w:t>
+            </w:r>
+          </w:p>
+        </w:tc>
+      </w:tr>
+      <w:tr>
+        <w:tc>
+          <w:tcPr/>
+          <w:p>
+            <w:pPr>
+              <w:pStyle w:val="Compact"/>
+              <w:jc w:val="left"/>
+            </w:pPr>
+            <w:r>
+              <w:t xml:space="preserve">V11.8</w:t>
+            </w:r>
+          </w:p>
+        </w:tc>
+        <w:tc>
+          <w:tcPr/>
+          <w:p>
+            <w:pPr>
+              <w:pStyle w:val="Compact"/>
+              <w:jc w:val="left"/>
+            </w:pPr>
+            <w:r>
+              <w:t xml:space="preserve">2026-09-22</w:t>
+            </w:r>
+          </w:p>
+        </w:tc>
+        <w:tc>
+          <w:tcPr/>
+          <w:p>
+            <w:pPr>
+              <w:pStyle w:val="Compact"/>
+              <w:jc w:val="left"/>
+            </w:pPr>
+            <w:r>
+              <w:t xml:space="preserve">Nghia VT</w:t>
+            </w:r>
+          </w:p>
+        </w:tc>
+        <w:tc>
+          <w:tcPr/>
+          <w:p>
+            <w:pPr>
+              <w:pStyle w:val="Compact"/>
+              <w:jc w:val="left"/>
+            </w:pPr>
+            <w:r>
+              <w:t xml:space="preserve">–</w:t>
+            </w:r>
+          </w:p>
+        </w:tc>
+        <w:tc>
+          <w:tcPr/>
+          <w:p>
+            <w:pPr>
+              <w:pStyle w:val="Compact"/>
+              <w:jc w:val="left"/>
+            </w:pPr>
+            <w:r>
+              <w:t xml:space="preserve">Question 2 restated as a shaped request, not a gap</w:t>
+            </w:r>
+          </w:p>
+        </w:tc>
+      </w:tr>
+      <w:tr>
+        <w:tc>
+          <w:tcPr/>
+          <w:p>
+            <w:pPr>
+              <w:pStyle w:val="Compact"/>
+              <w:jc w:val="left"/>
+            </w:pPr>
+            <w:r>
+              <w:t xml:space="preserve">V11.9</w:t>
+            </w:r>
+          </w:p>
+        </w:tc>
+        <w:tc>
+          <w:tcPr/>
+          <w:p>
+            <w:pPr>
+              <w:pStyle w:val="Compact"/>
+              <w:jc w:val="left"/>
+            </w:pPr>
+            <w:r>
+              <w:t xml:space="preserve">2026-09-22</w:t>
+            </w:r>
+          </w:p>
+        </w:tc>
+        <w:tc>
+          <w:tcPr/>
+          <w:p>
+            <w:pPr>
+              <w:pStyle w:val="Compact"/>
+              <w:jc w:val="left"/>
+            </w:pPr>
+            <w:r>
+              <w:t xml:space="preserve">Nghia VT</w:t>
+            </w:r>
+          </w:p>
+        </w:tc>
+        <w:tc>
+          <w:tcPr/>
+          <w:p>
+            <w:pPr>
+              <w:pStyle w:val="Compact"/>
+              <w:jc w:val="left"/>
+            </w:pPr>
+            <w:r>
+              <w:t xml:space="preserve">–</w:t>
+            </w:r>
+          </w:p>
+        </w:tc>
+        <w:tc>
+          <w:tcPr/>
+          <w:p>
+            <w:pPr>
+              <w:pStyle w:val="Compact"/>
+              <w:jc w:val="left"/>
+            </w:pPr>
+            <w:r>
+              <w:t xml:space="preserve">Last two questions take positions; specification complete</w:t>
+            </w:r>
+          </w:p>
+        </w:tc>
+      </w:tr>
+      <w:tr>
+        <w:tc>
+          <w:tcPr/>
+          <w:p>
+            <w:pPr>
+              <w:pStyle w:val="Compact"/>
+              <w:jc w:val="left"/>
+            </w:pPr>
+            <w:r>
+              <w:t xml:space="preserve">V11.10</w:t>
+            </w:r>
+          </w:p>
+        </w:tc>
+        <w:tc>
+          <w:tcPr/>
+          <w:p>
+            <w:pPr>
+              <w:pStyle w:val="Compact"/>
+              <w:jc w:val="left"/>
+            </w:pPr>
+            <w:r>
+              <w:t xml:space="preserve">2026-09-22</w:t>
+            </w:r>
+          </w:p>
+        </w:tc>
+        <w:tc>
+          <w:tcPr/>
+          <w:p>
+            <w:pPr>
+              <w:pStyle w:val="Compact"/>
+              <w:jc w:val="left"/>
+            </w:pPr>
+            <w:r>
+              <w:t xml:space="preserve">Nghia VT</w:t>
+            </w:r>
+          </w:p>
+        </w:tc>
+        <w:tc>
+          <w:tcPr/>
+          <w:p>
+            <w:pPr>
+              <w:pStyle w:val="Compact"/>
+              <w:jc w:val="left"/>
+            </w:pPr>
+            <w:r>
+              <w:t xml:space="preserve">–</w:t>
+            </w:r>
+          </w:p>
+        </w:tc>
+        <w:tc>
+          <w:tcPr/>
+          <w:p>
+            <w:pPr>
+              <w:pStyle w:val="Compact"/>
+              <w:jc w:val="left"/>
+            </w:pPr>
+            <w:r>
+              <w:t xml:space="preserve">DMA answered by its owner: level, not pulse. Central limit removed</w:t>
+            </w:r>
+          </w:p>
+        </w:tc>
+      </w:tr>
+      <w:tr>
+        <w:tc>
+          <w:tcPr/>
+          <w:p>
+            <w:pPr>
+              <w:pStyle w:val="Compact"/>
+              <w:jc w:val="left"/>
+            </w:pPr>
+            <w:r>
+              <w:rPr>
+                <w:b/>
+                <w:bCs/>
+              </w:rPr>
+              <w:t xml:space="preserve">V2.0</w:t>
+            </w:r>
+          </w:p>
+        </w:tc>
+        <w:tc>
+          <w:tcPr/>
+          <w:p>
+            <w:pPr>
+              <w:pStyle w:val="Compact"/>
+              <w:jc w:val="left"/>
+            </w:pPr>
+            <w:r>
+              <w:rPr>
+                <w:b/>
+                <w:bCs/>
+              </w:rPr>
+              <w:t xml:space="preserve">2026-09-23</w:t>
+            </w:r>
+          </w:p>
+        </w:tc>
+        <w:tc>
+          <w:tcPr/>
+          <w:p>
+            <w:pPr>
+              <w:pStyle w:val="Compact"/>
+              <w:jc w:val="left"/>
+            </w:pPr>
+            <w:r>
+              <w:rPr>
+                <w:b/>
+                <w:bCs/>
+              </w:rPr>
+              <w:t xml:space="preserve">Nghia VT</w:t>
+            </w:r>
+          </w:p>
+        </w:tc>
+        <w:tc>
+          <w:tcPr/>
+          <w:p>
+            <w:pPr>
+              <w:pStyle w:val="Compact"/>
+              <w:jc w:val="left"/>
+            </w:pPr>
+            <w:r>
+              <w:t xml:space="preserve">–</w:t>
+            </w:r>
+          </w:p>
+        </w:tc>
+        <w:tc>
+          <w:tcPr/>
+          <w:p>
+            <w:pPr>
+              <w:pStyle w:val="Compact"/>
+              <w:jc w:val="left"/>
+            </w:pPr>
+            <w:r>
+              <w:rPr>
+                <w:b/>
+                <w:bCs/>
+              </w:rPr>
+              <w:t xml:space="preserve">Rewritten as specification only: 1284 lines to 220. History and rationale moved to</w:t>
+            </w:r>
+            <w:r>
+              <w:rPr>
+                <w:b/>
+                <w:bCs/>
+              </w:rPr>
+              <w:t xml:space="preserve"> </w:t>
+            </w:r>
+            <w:r>
+              <w:rPr>
+                <w:rStyle w:val="VerbatimChar"/>
+                <w:b/>
+                <w:bCs/>
+              </w:rPr>
+              <w:t xml:space="preserve">_DECISIONS</w:t>
+            </w:r>
+            <w:r>
+              <w:rPr>
+                <w:b/>
+                <w:bCs/>
+              </w:rPr>
+              <w:t xml:space="preserve">. Tables in 6.2, 6.3 and 9 are now generated from</w:t>
+            </w:r>
+            <w:r>
+              <w:rPr>
+                <w:b/>
+                <w:bCs/>
+              </w:rPr>
+              <w:t xml:space="preserve"> </w:t>
+            </w:r>
+            <w:r>
+              <w:rPr>
+                <w:rStyle w:val="VerbatimChar"/>
+                <w:b/>
+                <w:bCs/>
+              </w:rPr>
+              <w:t xml:space="preserve">util/qsoc_contract.yml</w:t>
+            </w:r>
+          </w:p>
+        </w:tc>
+      </w:tr>
+    </w:tbl>
+    <w:bookmarkEnd w:id="26"/>
+    <w:bookmarkStart w:id="27" w:name="scope"/>
     <w:p>
       <w:pPr>
         <w:pStyle w:val="Heading2"/>
@@ -235,8 +1787,8 @@
         <w:t xml:space="preserve">(the core does that), or latch a pulse. It has no clock and no reset.</w:t>
       </w:r>
     </w:p>
-    <w:bookmarkEnd w:id="26"/>
-    <w:bookmarkStart w:id="30" w:name="block-diagram"/>
+    <w:bookmarkEnd w:id="27"/>
+    <w:bookmarkStart w:id="31" w:name="block-diagram"/>
     <w:p>
       <w:pPr>
         <w:pStyle w:val="Heading2"/>
@@ -255,18 +1807,18 @@
           <wp:inline>
             <wp:extent cx="5727700" cy="5300259"/>
             <wp:effectExtent b="0" l="0" r="0" t="0"/>
-            <wp:docPr descr="INTMAP — 27 sources, one OR per peripheral, 12 wires to the CPU" title="" id="28" name="Picture"/>
+            <wp:docPr descr="INTMAP — 27 sources, one OR per peripheral, 12 wires to the CPU" title="" id="29" name="Picture"/>
             <a:graphic>
               <a:graphicData uri="http://schemas.openxmlformats.org/drawingml/2006/picture">
                 <pic:pic>
                   <pic:nvPicPr>
-                    <pic:cNvPr descr="../img/fig_intr_map.png" id="29" name="Picture"/>
+                    <pic:cNvPr descr="../img/fig_intr_map.png" id="30" name="Picture"/>
                     <pic:cNvPicPr>
                       <a:picLocks noChangeArrowheads="1" noChangeAspect="1"/>
                     </pic:cNvPicPr>
                   </pic:nvPicPr>
                   <pic:blipFill>
-                    <a:blip r:embed="rId27"/>
+                    <a:blip r:embed="rId28"/>
                     <a:stretch>
                       <a:fillRect/>
                     </a:stretch>
@@ -310,8 +1862,8 @@
         <w:t xml:space="preserve">One combinational layer. No sub-blocks, no clock domain, no reset domain.</w:t>
       </w:r>
     </w:p>
-    <w:bookmarkEnd w:id="30"/>
-    <w:bookmarkStart w:id="31" w:name="ip-used"/>
+    <w:bookmarkEnd w:id="31"/>
+    <w:bookmarkStart w:id="32" w:name="ip-used"/>
     <w:p>
       <w:pPr>
         <w:pStyle w:val="Heading2"/>
@@ -444,8 +1996,8 @@
         <w:t xml:space="preserve">statements.</w:t>
       </w:r>
     </w:p>
-    <w:bookmarkEnd w:id="31"/>
-    <w:bookmarkStart w:id="32" w:name="interface"/>
+    <w:bookmarkEnd w:id="32"/>
+    <w:bookmarkStart w:id="33" w:name="interface"/>
     <w:p>
       <w:pPr>
         <w:pStyle w:val="Heading2"/>
@@ -1487,8 +3039,8 @@
         <w:t xml:space="preserve">.</w:t>
       </w:r>
     </w:p>
-    <w:bookmarkEnd w:id="32"/>
-    <w:bookmarkStart w:id="33" w:name="register-map"/>
+    <w:bookmarkEnd w:id="33"/>
+    <w:bookmarkStart w:id="34" w:name="register-map"/>
     <w:p>
       <w:pPr>
         <w:pStyle w:val="Heading2"/>
@@ -1540,8 +3092,8 @@
         <w:t xml:space="preserve">Acknowledging is done at each peripheral’s own status register.</w:t>
       </w:r>
     </w:p>
-    <w:bookmarkEnd w:id="33"/>
-    <w:bookmarkStart w:id="39" w:name="functional-behaviour"/>
+    <w:bookmarkEnd w:id="34"/>
+    <w:bookmarkStart w:id="40" w:name="functional-behaviour"/>
     <w:p>
       <w:pPr>
         <w:pStyle w:val="Heading2"/>
@@ -1550,7 +3102,7 @@
         <w:t xml:space="preserve">6. Functional behaviour</w:t>
       </w:r>
     </w:p>
-    <w:bookmarkStart w:id="34" w:name="one-or-gate-per-peripheral"/>
+    <w:bookmarkStart w:id="35" w:name="one-or-gate-per-peripheral"/>
     <w:p>
       <w:pPr>
         <w:pStyle w:val="Heading3"/>
@@ -1907,8 +3459,8 @@
         <w:t xml:space="preserve">seeing it is combinational.</w:t>
       </w:r>
     </w:p>
-    <w:bookmarkEnd w:id="34"/>
-    <w:bookmarkStart w:id="35" w:name="line-assignment"/>
+    <w:bookmarkEnd w:id="35"/>
+    <w:bookmarkStart w:id="36" w:name="line-assignment"/>
     <w:p>
       <w:pPr>
         <w:pStyle w:val="Heading3"/>
@@ -2093,7 +3645,7 @@
               <w:jc w:val="left"/>
             </w:pPr>
             <w:r>
-              <w:t xml:space="preserve">DMA</w:t>
+              <w:t xml:space="preserve">dma</w:t>
             </w:r>
           </w:p>
         </w:tc>
@@ -2170,7 +3722,7 @@
               <w:jc w:val="left"/>
             </w:pPr>
             <w:r>
-              <w:t xml:space="preserve">SPI device</w:t>
+              <w:t xml:space="preserve">spi_device</w:t>
             </w:r>
           </w:p>
         </w:tc>
@@ -2247,7 +3799,7 @@
               <w:jc w:val="left"/>
             </w:pPr>
             <w:r>
-              <w:t xml:space="preserve">SPI host</w:t>
+              <w:t xml:space="preserve">spi_host</w:t>
             </w:r>
           </w:p>
         </w:tc>
@@ -2324,7 +3876,7 @@
               <w:jc w:val="left"/>
             </w:pPr>
             <w:r>
-              <w:t xml:space="preserve">I²C</w:t>
+              <w:t xml:space="preserve">i2c</w:t>
             </w:r>
           </w:p>
         </w:tc>
@@ -2401,7 +3953,7 @@
               <w:jc w:val="left"/>
             </w:pPr>
             <w:r>
-              <w:t xml:space="preserve">UART0</w:t>
+              <w:t xml:space="preserve">uart_0</w:t>
             </w:r>
           </w:p>
         </w:tc>
@@ -2478,7 +4030,7 @@
               <w:jc w:val="left"/>
             </w:pPr>
             <w:r>
-              <w:t xml:space="preserve">UART1</w:t>
+              <w:t xml:space="preserve">uart_1</w:t>
             </w:r>
           </w:p>
         </w:tc>
@@ -2555,7 +4107,7 @@
               <w:jc w:val="left"/>
             </w:pPr>
             <w:r>
-              <w:t xml:space="preserve">TIMER1</w:t>
+              <w:t xml:space="preserve">timer_1</w:t>
             </w:r>
           </w:p>
         </w:tc>
@@ -2632,7 +4184,7 @@
               <w:jc w:val="left"/>
             </w:pPr>
             <w:r>
-              <w:t xml:space="preserve">PWM</w:t>
+              <w:t xml:space="preserve">pwm</w:t>
             </w:r>
           </w:p>
         </w:tc>
@@ -2709,7 +4261,7 @@
               <w:jc w:val="left"/>
             </w:pPr>
             <w:r>
-              <w:t xml:space="preserve">WDT wake-up</w:t>
+              <w:t xml:space="preserve">wdt_wakeup</w:t>
             </w:r>
           </w:p>
         </w:tc>
@@ -2786,7 +4338,7 @@
               <w:jc w:val="left"/>
             </w:pPr>
             <w:r>
-              <w:t xml:space="preserve">GPIO0–3</w:t>
+              <w:t xml:space="preserve">gpio</w:t>
             </w:r>
           </w:p>
         </w:tc>
@@ -2863,7 +4415,7 @@
               <w:jc w:val="left"/>
             </w:pPr>
             <w:r>
-              <w:t xml:space="preserve">TIMER0</w:t>
+              <w:t xml:space="preserve">timer_0</w:t>
             </w:r>
           </w:p>
         </w:tc>
@@ -2901,7 +4453,7 @@
               <w:jc w:val="right"/>
             </w:pPr>
             <w:r>
-              <w:t xml:space="preserve">11–14</w:t>
+              <w:t xml:space="preserve">11-14</w:t>
             </w:r>
           </w:p>
         </w:tc>
@@ -2913,19 +4465,19 @@
               <w:jc w:val="right"/>
             </w:pPr>
             <w:r>
-              <w:t xml:space="preserve">27–30</w:t>
-            </w:r>
-          </w:p>
-        </w:tc>
-        <w:tc>
-          <w:tcPr/>
-          <w:p>
-            <w:pPr>
-              <w:pStyle w:val="Compact"/>
-              <w:jc w:val="left"/>
-            </w:pPr>
-            <w:r>
-              <w:t xml:space="preserve">—</w:t>
+              <w:t xml:space="preserve">27-30</w:t>
+            </w:r>
+          </w:p>
+        </w:tc>
+        <w:tc>
+          <w:tcPr/>
+          <w:p>
+            <w:pPr>
+              <w:pStyle w:val="Compact"/>
+              <w:jc w:val="left"/>
+            </w:pPr>
+            <w:r>
+              <w:t xml:space="preserve">–</w:t>
             </w:r>
           </w:p>
         </w:tc>
@@ -2961,7 +4513,7 @@
               <w:jc w:val="left"/>
             </w:pPr>
             <w:r>
-              <w:t xml:space="preserve">—</w:t>
+              <w:t xml:space="preserve">–</w:t>
             </w:r>
           </w:p>
         </w:tc>
@@ -2975,7 +4527,7 @@
               <w:jc w:val="right"/>
             </w:pPr>
             <w:r>
-              <w:t xml:space="preserve">—</w:t>
+              <w:t xml:space="preserve">–</w:t>
             </w:r>
           </w:p>
         </w:tc>
@@ -3022,7 +4574,7 @@
                 <w:b/>
                 <w:bCs/>
               </w:rPr>
-              <w:t xml:space="preserve">WDT bark</w:t>
+              <w:t xml:space="preserve">wdt_bark</w:t>
             </w:r>
             <w:r>
               <w:t xml:space="preserve">, on</w:t>
@@ -3064,30 +4616,208 @@
         </w:tc>
       </w:tr>
     </w:tbl>
-    <w:p>
-      <w:pPr>
-        <w:pStyle w:val="BodyText"/>
-      </w:pPr>
-      <w:r>
-        <w:rPr>
-          <w:b/>
-          <w:bCs/>
-        </w:rPr>
-        <w:t xml:space="preserve">26 sources on 11 lines, plus the NMI: 27.</w:t>
-      </w:r>
-      <w:r>
-        <w:t xml:space="preserve"> </w:t>
-      </w:r>
-      <w:r>
-        <w:t xml:space="preserve">Ibex provides 15 fast lines, so</w:t>
-      </w:r>
-      <w:r>
-        <w:t xml:space="preserve"> </w:t>
-      </w:r>
-      <w:r>
-        <w:t xml:space="preserve">four are spare.</w:t>
-      </w:r>
-    </w:p>
+    <w:p/>
+    <w:tbl>
+      <w:tblPr>
+        <w:tblStyle w:val="TableGrid"/>
+        <w:tblW w:type="auto" w:w="0"/>
+        <w:tblLook w:firstRow="1" w:lastRow="0" w:firstColumn="0" w:lastColumn="0" w:noHBand="0" w:noVBand="0" w:val="0020"/>
+      </w:tblPr>
+      <w:tblGrid>
+        <w:gridCol w:w="3960"/>
+        <w:gridCol w:w="3960"/>
+      </w:tblGrid>
+      <w:tr>
+        <w:trPr>
+          <w:tblHeader w:val="on"/>
+        </w:trPr>
+        <w:tc>
+          <w:tcPr/>
+          <w:p>
+            <w:pPr>
+              <w:pStyle w:val="Compact"/>
+              <w:jc w:val="left"/>
+            </w:pPr>
+          </w:p>
+        </w:tc>
+        <w:tc>
+          <w:tcPr/>
+          <w:p>
+            <w:pPr>
+              <w:pStyle w:val="Compact"/>
+              <w:jc w:val="right"/>
+            </w:pPr>
+            <w:r>
+              <w:t xml:space="preserve">Count</w:t>
+            </w:r>
+          </w:p>
+        </w:tc>
+      </w:tr>
+      <w:tr>
+        <w:tc>
+          <w:tcPr/>
+          <w:p>
+            <w:pPr>
+              <w:pStyle w:val="Compact"/>
+              <w:jc w:val="left"/>
+            </w:pPr>
+            <w:r>
+              <w:t xml:space="preserve">Sources aggregated onto fast lines</w:t>
+            </w:r>
+          </w:p>
+        </w:tc>
+        <w:tc>
+          <w:tcPr/>
+          <w:p>
+            <w:pPr>
+              <w:pStyle w:val="Compact"/>
+              <w:jc w:val="right"/>
+            </w:pPr>
+            <w:r>
+              <w:t xml:space="preserve">26</w:t>
+            </w:r>
+          </w:p>
+        </w:tc>
+      </w:tr>
+      <w:tr>
+        <w:tc>
+          <w:tcPr/>
+          <w:p>
+            <w:pPr>
+              <w:pStyle w:val="Compact"/>
+              <w:jc w:val="left"/>
+            </w:pPr>
+            <w:r>
+              <w:t xml:space="preserve">Sources on the non-maskable input</w:t>
+            </w:r>
+          </w:p>
+        </w:tc>
+        <w:tc>
+          <w:tcPr/>
+          <w:p>
+            <w:pPr>
+              <w:pStyle w:val="Compact"/>
+              <w:jc w:val="right"/>
+            </w:pPr>
+            <w:r>
+              <w:t xml:space="preserve">1</w:t>
+            </w:r>
+          </w:p>
+        </w:tc>
+      </w:tr>
+      <w:tr>
+        <w:tc>
+          <w:tcPr/>
+          <w:p>
+            <w:pPr>
+              <w:pStyle w:val="Compact"/>
+              <w:jc w:val="left"/>
+            </w:pPr>
+            <w:r>
+              <w:rPr>
+                <w:b/>
+                <w:bCs/>
+              </w:rPr>
+              <w:t xml:space="preserve">Total interrupt sources</w:t>
+            </w:r>
+          </w:p>
+        </w:tc>
+        <w:tc>
+          <w:tcPr/>
+          <w:p>
+            <w:pPr>
+              <w:pStyle w:val="Compact"/>
+              <w:jc w:val="right"/>
+            </w:pPr>
+            <w:r>
+              <w:rPr>
+                <w:b/>
+                <w:bCs/>
+              </w:rPr>
+              <w:t xml:space="preserve">27</w:t>
+            </w:r>
+          </w:p>
+        </w:tc>
+      </w:tr>
+      <w:tr>
+        <w:tc>
+          <w:tcPr/>
+          <w:p>
+            <w:pPr>
+              <w:pStyle w:val="Compact"/>
+              <w:jc w:val="left"/>
+            </w:pPr>
+            <w:r>
+              <w:t xml:space="preserve">Fast lines driven</w:t>
+            </w:r>
+          </w:p>
+        </w:tc>
+        <w:tc>
+          <w:tcPr/>
+          <w:p>
+            <w:pPr>
+              <w:pStyle w:val="Compact"/>
+              <w:jc w:val="right"/>
+            </w:pPr>
+            <w:r>
+              <w:t xml:space="preserve">11</w:t>
+            </w:r>
+          </w:p>
+        </w:tc>
+      </w:tr>
+      <w:tr>
+        <w:tc>
+          <w:tcPr/>
+          <w:p>
+            <w:pPr>
+              <w:pStyle w:val="Compact"/>
+              <w:jc w:val="left"/>
+            </w:pPr>
+            <w:r>
+              <w:t xml:space="preserve">Fast lines Ibex provides</w:t>
+            </w:r>
+          </w:p>
+        </w:tc>
+        <w:tc>
+          <w:tcPr/>
+          <w:p>
+            <w:pPr>
+              <w:pStyle w:val="Compact"/>
+              <w:jc w:val="right"/>
+            </w:pPr>
+            <w:r>
+              <w:t xml:space="preserve">15</w:t>
+            </w:r>
+          </w:p>
+        </w:tc>
+      </w:tr>
+      <w:tr>
+        <w:tc>
+          <w:tcPr/>
+          <w:p>
+            <w:pPr>
+              <w:pStyle w:val="Compact"/>
+              <w:jc w:val="left"/>
+            </w:pPr>
+            <w:r>
+              <w:t xml:space="preserve">Fast lines spare</w:t>
+            </w:r>
+          </w:p>
+        </w:tc>
+        <w:tc>
+          <w:tcPr/>
+          <w:p>
+            <w:pPr>
+              <w:pStyle w:val="Compact"/>
+              <w:jc w:val="right"/>
+            </w:pPr>
+            <w:r>
+              <w:t xml:space="preserve">4</w:t>
+            </w:r>
+          </w:p>
+        </w:tc>
+      </w:tr>
+    </w:tbl>
     <w:p>
       <w:pPr>
         <w:pStyle w:val="BodyText"/>
@@ -3130,8 +4860,8 @@
         <w:t xml:space="preserve">completing.</w:t>
       </w:r>
     </w:p>
-    <w:bookmarkEnd w:id="35"/>
-    <w:bookmarkStart w:id="36" w:name="X15705b84463ad13b4d316df2afd1a3dbce4807c"/>
+    <w:bookmarkEnd w:id="36"/>
+    <w:bookmarkStart w:id="37" w:name="X15705b84463ad13b4d316df2afd1a3dbce4807c"/>
     <w:p>
       <w:pPr>
         <w:pStyle w:val="Heading3"/>
@@ -3256,8 +4986,8 @@
         <w:t xml:space="preserve">specification, so this numbering is a local convention the specification permits.</w:t>
       </w:r>
     </w:p>
-    <w:bookmarkEnd w:id="36"/>
-    <w:bookmarkStart w:id="37" w:name="the-nmi-bypasses-this-block"/>
+    <w:bookmarkEnd w:id="37"/>
+    <w:bookmarkStart w:id="38" w:name="the-nmi-bypasses-this-block"/>
     <w:p>
       <w:pPr>
         <w:pStyle w:val="Heading3"/>
@@ -3390,8 +5120,8 @@
         <w:t xml:space="preserve">holds the bark as a level.</w:t>
       </w:r>
     </w:p>
-    <w:bookmarkEnd w:id="37"/>
-    <w:bookmarkStart w:id="38" w:name="Xd91e5a1c70d8f55def3a88ed9113b6f4ce7105b"/>
+    <w:bookmarkEnd w:id="38"/>
+    <w:bookmarkStart w:id="39" w:name="Xd91e5a1c70d8f55def3a88ed9113b6f4ce7105b"/>
     <w:p>
       <w:pPr>
         <w:pStyle w:val="Heading3"/>
@@ -3722,9 +5452,9 @@
         <w:t xml:space="preserve">This is the condition the design depends on.</w:t>
       </w:r>
     </w:p>
-    <w:bookmarkEnd w:id="38"/>
     <w:bookmarkEnd w:id="39"/>
-    <w:bookmarkStart w:id="40" w:name="instances"/>
+    <w:bookmarkEnd w:id="40"/>
+    <w:bookmarkStart w:id="41" w:name="instances"/>
     <w:p>
       <w:pPr>
         <w:pStyle w:val="Heading2"/>
@@ -3756,8 +5486,8 @@
         <w:t xml:space="preserve">and has no parameters.</w:t>
       </w:r>
     </w:p>
-    <w:bookmarkEnd w:id="40"/>
-    <w:bookmarkStart w:id="41" w:name="X31074a9102d88bba972e4f71edc3e97f3cd819b"/>
+    <w:bookmarkEnd w:id="41"/>
+    <w:bookmarkStart w:id="42" w:name="X31074a9102d88bba972e4f71edc3e97f3cd819b"/>
     <w:p>
       <w:pPr>
         <w:pStyle w:val="Heading2"/>
@@ -3977,8 +5707,8 @@
         </w:tc>
       </w:tr>
     </w:tbl>
-    <w:bookmarkEnd w:id="41"/>
-    <w:bookmarkStart w:id="42" w:name="tie-offs"/>
+    <w:bookmarkEnd w:id="42"/>
+    <w:bookmarkStart w:id="43" w:name="tie-offs"/>
     <w:p>
       <w:pPr>
         <w:pStyle w:val="Heading2"/>
@@ -4123,7 +5853,7 @@
               <w:jc w:val="left"/>
             </w:pPr>
             <w:r>
-              <w:t xml:space="preserve">nothing aggregates onto it; there is no external controller</w:t>
+              <w:t xml:space="preserve">nothing aggregates onto it; there is no external interrupt controller</w:t>
             </w:r>
           </w:p>
         </w:tc>
@@ -4182,7 +5912,7 @@
               <w:t xml:space="preserve"> </w:t>
             </w:r>
             <w:r>
-              <w:t xml:space="preserve">is never set. TIMER0 is an ordinary fast line</w:t>
+              <w:t xml:space="preserve">is never set – TIMER0 is an ordinary fast line</w:t>
             </w:r>
           </w:p>
         </w:tc>
@@ -4280,8 +6010,8 @@
         <w:t xml:space="preserve">one.</w:t>
       </w:r>
     </w:p>
-    <w:bookmarkEnd w:id="42"/>
-    <w:bookmarkStart w:id="43" w:name="requirements-on-others-and-open-items"/>
+    <w:bookmarkEnd w:id="43"/>
+    <w:bookmarkStart w:id="44" w:name="requirements-on-others-and-open-items"/>
     <w:p>
       <w:pPr>
         <w:pStyle w:val="Heading2"/>
@@ -4732,8 +6462,8 @@
         <w:t xml:space="preserve">rather than a portable one.</w:t>
       </w:r>
     </w:p>
-    <w:bookmarkEnd w:id="43"/>
-    <w:bookmarkStart w:id="44" w:name="verification"/>
+    <w:bookmarkEnd w:id="44"/>
+    <w:bookmarkStart w:id="45" w:name="verification"/>
     <w:p>
       <w:pPr>
         <w:pStyle w:val="Heading2"/>
@@ -4986,8 +6716,737 @@
         <w:t xml:space="preserve">controller.</w:t>
       </w:r>
     </w:p>
-    <w:bookmarkEnd w:id="44"/>
     <w:bookmarkEnd w:id="45"/>
+    <w:bookmarkStart w:id="46" w:name="appendix-a.-acronyms"/>
+    <w:p>
+      <w:pPr>
+        <w:pStyle w:val="Heading2"/>
+      </w:pPr>
+      <w:r>
+        <w:t xml:space="preserve">Appendix A. Acronyms</w:t>
+      </w:r>
+    </w:p>
+    <w:tbl>
+      <w:tblPr>
+        <w:tblStyle w:val="TableGrid"/>
+        <w:tblW w:type="pct" w:w="5000"/>
+        <w:tblLayout w:type="fixed"/>
+        <w:tblLook w:firstRow="1" w:lastRow="0" w:firstColumn="0" w:lastColumn="0" w:noHBand="0" w:noVBand="0" w:val="0020"/>
+      </w:tblPr>
+      <w:tblGrid>
+        <w:gridCol w:w="3960"/>
+        <w:gridCol w:w="3960"/>
+      </w:tblGrid>
+      <w:tr>
+        <w:trPr>
+          <w:tblHeader w:val="on"/>
+        </w:trPr>
+        <w:tc>
+          <w:tcPr/>
+          <w:p>
+            <w:pPr>
+              <w:pStyle w:val="Compact"/>
+              <w:jc w:val="left"/>
+            </w:pPr>
+            <w:r>
+              <w:t xml:space="preserve">Acronym</w:t>
+            </w:r>
+          </w:p>
+        </w:tc>
+        <w:tc>
+          <w:tcPr/>
+          <w:p>
+            <w:pPr>
+              <w:pStyle w:val="Compact"/>
+              <w:jc w:val="left"/>
+            </w:pPr>
+            <w:r>
+              <w:t xml:space="preserve">Description</w:t>
+            </w:r>
+          </w:p>
+        </w:tc>
+      </w:tr>
+      <w:tr>
+        <w:tc>
+          <w:tcPr/>
+          <w:p>
+            <w:pPr>
+              <w:pStyle w:val="Compact"/>
+              <w:jc w:val="left"/>
+            </w:pPr>
+            <w:r>
+              <w:t xml:space="preserve">CLINT</w:t>
+            </w:r>
+          </w:p>
+        </w:tc>
+        <w:tc>
+          <w:tcPr/>
+          <w:p>
+            <w:pPr>
+              <w:pStyle w:val="Compact"/>
+              <w:jc w:val="left"/>
+            </w:pPr>
+            <w:r>
+              <w:t xml:space="preserve">Core Local Interruptor – the RISC-V standard timer and software interrupt block.</w:t>
+            </w:r>
+            <w:r>
+              <w:t xml:space="preserve"> </w:t>
+            </w:r>
+            <w:r>
+              <w:rPr>
+                <w:b/>
+                <w:bCs/>
+              </w:rPr>
+              <w:t xml:space="preserve">Not present in QSOC</w:t>
+            </w:r>
+          </w:p>
+        </w:tc>
+      </w:tr>
+      <w:tr>
+        <w:tc>
+          <w:tcPr/>
+          <w:p>
+            <w:pPr>
+              <w:pStyle w:val="Compact"/>
+              <w:jc w:val="left"/>
+            </w:pPr>
+            <w:r>
+              <w:t xml:space="preserve">INTMAP</w:t>
+            </w:r>
+          </w:p>
+        </w:tc>
+        <w:tc>
+          <w:tcPr/>
+          <w:p>
+            <w:pPr>
+              <w:pStyle w:val="Compact"/>
+              <w:jc w:val="left"/>
+            </w:pPr>
+            <w:r>
+              <w:t xml:space="preserve">Interrupt Map – this block</w:t>
+            </w:r>
+          </w:p>
+        </w:tc>
+      </w:tr>
+      <w:tr>
+        <w:tc>
+          <w:tcPr/>
+          <w:p>
+            <w:pPr>
+              <w:pStyle w:val="Compact"/>
+              <w:jc w:val="left"/>
+            </w:pPr>
+            <w:r>
+              <w:t xml:space="preserve">ISR</w:t>
+            </w:r>
+          </w:p>
+        </w:tc>
+        <w:tc>
+          <w:tcPr/>
+          <w:p>
+            <w:pPr>
+              <w:pStyle w:val="Compact"/>
+              <w:jc w:val="left"/>
+            </w:pPr>
+            <w:r>
+              <w:t xml:space="preserve">Interrupt Service Routine</w:t>
+            </w:r>
+          </w:p>
+        </w:tc>
+      </w:tr>
+      <w:tr>
+        <w:tc>
+          <w:tcPr/>
+          <w:p>
+            <w:pPr>
+              <w:pStyle w:val="Compact"/>
+              <w:jc w:val="left"/>
+            </w:pPr>
+            <w:r>
+              <w:rPr>
+                <w:rStyle w:val="VerbatimChar"/>
+              </w:rPr>
+              <w:t xml:space="preserve">mcause</w:t>
+            </w:r>
+          </w:p>
+        </w:tc>
+        <w:tc>
+          <w:tcPr/>
+          <w:p>
+            <w:pPr>
+              <w:pStyle w:val="Compact"/>
+              <w:jc w:val="left"/>
+            </w:pPr>
+            <w:r>
+              <w:t xml:space="preserve">Machine Cause register: why the core trapped</w:t>
+            </w:r>
+          </w:p>
+        </w:tc>
+      </w:tr>
+      <w:tr>
+        <w:tc>
+          <w:tcPr/>
+          <w:p>
+            <w:pPr>
+              <w:pStyle w:val="Compact"/>
+              <w:jc w:val="left"/>
+            </w:pPr>
+            <w:r>
+              <w:rPr>
+                <w:rStyle w:val="VerbatimChar"/>
+              </w:rPr>
+              <w:t xml:space="preserve">mie</w:t>
+            </w:r>
+          </w:p>
+        </w:tc>
+        <w:tc>
+          <w:tcPr/>
+          <w:p>
+            <w:pPr>
+              <w:pStyle w:val="Compact"/>
+              <w:jc w:val="left"/>
+            </w:pPr>
+            <w:r>
+              <w:t xml:space="preserve">Machine Interrupt Enable register: per-source mask</w:t>
+            </w:r>
+          </w:p>
+        </w:tc>
+      </w:tr>
+      <w:tr>
+        <w:tc>
+          <w:tcPr/>
+          <w:p>
+            <w:pPr>
+              <w:pStyle w:val="Compact"/>
+              <w:jc w:val="left"/>
+            </w:pPr>
+            <w:r>
+              <w:rPr>
+                <w:rStyle w:val="VerbatimChar"/>
+              </w:rPr>
+              <w:t xml:space="preserve">mip</w:t>
+            </w:r>
+          </w:p>
+        </w:tc>
+        <w:tc>
+          <w:tcPr/>
+          <w:p>
+            <w:pPr>
+              <w:pStyle w:val="Compact"/>
+              <w:jc w:val="left"/>
+            </w:pPr>
+            <w:r>
+              <w:t xml:space="preserve">Machine Interrupt Pending register</w:t>
+            </w:r>
+          </w:p>
+        </w:tc>
+      </w:tr>
+      <w:tr>
+        <w:tc>
+          <w:tcPr/>
+          <w:p>
+            <w:pPr>
+              <w:pStyle w:val="Compact"/>
+              <w:jc w:val="left"/>
+            </w:pPr>
+            <w:r>
+              <w:rPr>
+                <w:rStyle w:val="VerbatimChar"/>
+              </w:rPr>
+              <w:t xml:space="preserve">mstatus.MIE</w:t>
+            </w:r>
+          </w:p>
+        </w:tc>
+        <w:tc>
+          <w:tcPr/>
+          <w:p>
+            <w:pPr>
+              <w:pStyle w:val="Compact"/>
+              <w:jc w:val="left"/>
+            </w:pPr>
+            <w:r>
+              <w:t xml:space="preserve">The global interrupt enable bit</w:t>
+            </w:r>
+          </w:p>
+        </w:tc>
+      </w:tr>
+      <w:tr>
+        <w:tc>
+          <w:tcPr/>
+          <w:p>
+            <w:pPr>
+              <w:pStyle w:val="Compact"/>
+              <w:jc w:val="left"/>
+            </w:pPr>
+            <w:r>
+              <w:rPr>
+                <w:rStyle w:val="VerbatimChar"/>
+              </w:rPr>
+              <w:t xml:space="preserve">mtvec</w:t>
+            </w:r>
+          </w:p>
+        </w:tc>
+        <w:tc>
+          <w:tcPr/>
+          <w:p>
+            <w:pPr>
+              <w:pStyle w:val="Compact"/>
+              <w:jc w:val="left"/>
+            </w:pPr>
+            <w:r>
+              <w:t xml:space="preserve">Machine Trap Vector: base of the trap table</w:t>
+            </w:r>
+          </w:p>
+        </w:tc>
+      </w:tr>
+      <w:tr>
+        <w:tc>
+          <w:tcPr/>
+          <w:p>
+            <w:pPr>
+              <w:pStyle w:val="Compact"/>
+              <w:jc w:val="left"/>
+            </w:pPr>
+            <w:r>
+              <w:t xml:space="preserve">NMI</w:t>
+            </w:r>
+          </w:p>
+        </w:tc>
+        <w:tc>
+          <w:tcPr/>
+          <w:p>
+            <w:pPr>
+              <w:pStyle w:val="Compact"/>
+              <w:jc w:val="left"/>
+            </w:pPr>
+            <w:r>
+              <w:t xml:space="preserve">Non-Maskable Interrupt –</w:t>
+            </w:r>
+            <w:r>
+              <w:t xml:space="preserve"> </w:t>
+            </w:r>
+            <w:r>
+              <w:rPr>
+                <w:rStyle w:val="VerbatimChar"/>
+              </w:rPr>
+              <w:t xml:space="preserve">irq_nm_i</w:t>
+            </w:r>
+            <w:r>
+              <w:t xml:space="preserve"> </w:t>
+            </w:r>
+            <w:r>
+              <w:t xml:space="preserve">on Ibex</w:t>
+            </w:r>
+          </w:p>
+        </w:tc>
+      </w:tr>
+      <w:tr>
+        <w:tc>
+          <w:tcPr/>
+          <w:p>
+            <w:pPr>
+              <w:pStyle w:val="Compact"/>
+              <w:jc w:val="left"/>
+            </w:pPr>
+            <w:r>
+              <w:t xml:space="preserve">PLIC</w:t>
+            </w:r>
+          </w:p>
+        </w:tc>
+        <w:tc>
+          <w:tcPr/>
+          <w:p>
+            <w:pPr>
+              <w:pStyle w:val="Compact"/>
+              <w:jc w:val="left"/>
+            </w:pPr>
+            <w:r>
+              <w:t xml:space="preserve">Platform Level Interrupt Controller. Considered in V7.0 and</w:t>
+            </w:r>
+            <w:r>
+              <w:t xml:space="preserve"> </w:t>
+            </w:r>
+            <w:r>
+              <w:rPr>
+                <w:b/>
+                <w:bCs/>
+              </w:rPr>
+              <w:t xml:space="preserve">rejected</w:t>
+            </w:r>
+          </w:p>
+        </w:tc>
+      </w:tr>
+      <w:tr>
+        <w:tc>
+          <w:tcPr/>
+          <w:p>
+            <w:pPr>
+              <w:pStyle w:val="Compact"/>
+              <w:jc w:val="left"/>
+            </w:pPr>
+            <w:r>
+              <w:t xml:space="preserve">SCRC</w:t>
+            </w:r>
+          </w:p>
+        </w:tc>
+        <w:tc>
+          <w:tcPr/>
+          <w:p>
+            <w:pPr>
+              <w:pStyle w:val="Compact"/>
+              <w:jc w:val="left"/>
+            </w:pPr>
+            <w:r>
+              <w:t xml:space="preserve">System Clock Reset Control. Formerly</w:t>
+            </w:r>
+            <w:r>
+              <w:t xml:space="preserve"> </w:t>
+            </w:r>
+            <w:r>
+              <w:rPr>
+                <w:rStyle w:val="VerbatimChar"/>
+              </w:rPr>
+              <w:t xml:space="preserve">SYSCTL</w:t>
+            </w:r>
+            <w:r>
+              <w:t xml:space="preserve"> </w:t>
+            </w:r>
+            <w:r>
+              <w:t xml:space="preserve">on the block diagram</w:t>
+            </w:r>
+          </w:p>
+        </w:tc>
+      </w:tr>
+      <w:tr>
+        <w:tc>
+          <w:tcPr/>
+          <w:p>
+            <w:pPr>
+              <w:pStyle w:val="Compact"/>
+              <w:jc w:val="left"/>
+            </w:pPr>
+            <w:r>
+              <w:t xml:space="preserve">W1C</w:t>
+            </w:r>
+          </w:p>
+        </w:tc>
+        <w:tc>
+          <w:tcPr/>
+          <w:p>
+            <w:pPr>
+              <w:pStyle w:val="Compact"/>
+              <w:jc w:val="left"/>
+            </w:pPr>
+            <w:r>
+              <w:t xml:space="preserve">Write-1-to-Clear</w:t>
+            </w:r>
+          </w:p>
+        </w:tc>
+      </w:tr>
+      <w:tr>
+        <w:tc>
+          <w:tcPr/>
+          <w:p>
+            <w:pPr>
+              <w:pStyle w:val="Compact"/>
+              <w:jc w:val="left"/>
+            </w:pPr>
+            <w:r>
+              <w:t xml:space="preserve">WDT</w:t>
+            </w:r>
+          </w:p>
+        </w:tc>
+        <w:tc>
+          <w:tcPr/>
+          <w:p>
+            <w:pPr>
+              <w:pStyle w:val="Compact"/>
+              <w:jc w:val="left"/>
+            </w:pPr>
+            <w:r>
+              <w:t xml:space="preserve">Watchdog Timer</w:t>
+            </w:r>
+          </w:p>
+        </w:tc>
+      </w:tr>
+    </w:tbl>
+    <w:bookmarkEnd w:id="46"/>
+    <w:bookmarkStart w:id="47" w:name="appendix-b.-first-review"/>
+    <w:p>
+      <w:pPr>
+        <w:pStyle w:val="Heading2"/>
+      </w:pPr>
+      <w:r>
+        <w:t xml:space="preserve">Appendix B. First review</w:t>
+      </w:r>
+    </w:p>
+    <w:tbl>
+      <w:tblPr>
+        <w:tblStyle w:val="TableGrid"/>
+        <w:tblW w:type="pct" w:w="5000"/>
+        <w:tblLayout w:type="fixed"/>
+        <w:tblLook w:firstRow="1" w:lastRow="0" w:firstColumn="0" w:lastColumn="0" w:noHBand="0" w:noVBand="0" w:val="0020"/>
+      </w:tblPr>
+      <w:tblGrid>
+        <w:gridCol w:w="2640"/>
+        <w:gridCol w:w="2640"/>
+        <w:gridCol w:w="2640"/>
+      </w:tblGrid>
+      <w:tr>
+        <w:trPr>
+          <w:tblHeader w:val="on"/>
+        </w:trPr>
+        <w:tc>
+          <w:tcPr/>
+          <w:p>
+            <w:pPr>
+              <w:pStyle w:val="Compact"/>
+              <w:jc w:val="left"/>
+            </w:pPr>
+            <w:r>
+              <w:t xml:space="preserve">Item</w:t>
+            </w:r>
+          </w:p>
+        </w:tc>
+        <w:tc>
+          <w:tcPr/>
+          <w:p>
+            <w:pPr>
+              <w:pStyle w:val="Compact"/>
+              <w:jc w:val="left"/>
+            </w:pPr>
+            <w:r>
+              <w:t xml:space="preserve">Reviewer</w:t>
+            </w:r>
+          </w:p>
+        </w:tc>
+        <w:tc>
+          <w:tcPr/>
+          <w:p>
+            <w:pPr>
+              <w:pStyle w:val="Compact"/>
+              <w:jc w:val="left"/>
+            </w:pPr>
+            <w:r>
+              <w:t xml:space="preserve">Response</w:t>
+            </w:r>
+          </w:p>
+        </w:tc>
+      </w:tr>
+      <w:tr>
+        <w:tc>
+          <w:tcPr/>
+          <w:p>
+            <w:pPr>
+              <w:pStyle w:val="Compact"/>
+              <w:jc w:val="left"/>
+            </w:pPr>
+            <w:r>
+              <w:t xml:space="preserve">GPIO: one line for four instances, or four lines?</w:t>
+            </w:r>
+          </w:p>
+        </w:tc>
+        <w:tc>
+          <w:tcPr/>
+          <w:p>
+            <w:pPr>
+              <w:pStyle w:val="Compact"/>
+              <w:jc w:val="left"/>
+            </w:pPr>
+            <w:r>
+              <w:t xml:space="preserve">Day005, 2026-09-18</w:t>
+            </w:r>
+          </w:p>
+        </w:tc>
+        <w:tc>
+          <w:tcPr/>
+          <w:p>
+            <w:pPr>
+              <w:pStyle w:val="Compact"/>
+              <w:jc w:val="left"/>
+            </w:pPr>
+            <w:r>
+              <w:t xml:space="preserve">One line. Which pin fired is in the instance’s</w:t>
+            </w:r>
+            <w:r>
+              <w:t xml:space="preserve"> </w:t>
+            </w:r>
+            <w:r>
+              <w:rPr>
+                <w:rStyle w:val="VerbatimChar"/>
+              </w:rPr>
+              <w:t xml:space="preserve">INTSTATUS</w:t>
+            </w:r>
+            <w:r>
+              <w:t xml:space="preserve">. Closed in V11.2</w:t>
+            </w:r>
+          </w:p>
+        </w:tc>
+      </w:tr>
+      <w:tr>
+        <w:tc>
+          <w:tcPr/>
+          <w:p>
+            <w:pPr>
+              <w:pStyle w:val="Compact"/>
+              <w:jc w:val="left"/>
+            </w:pPr>
+            <w:r>
+              <w:t xml:space="preserve">Is the DMA interrupt a pulse or a level?</w:t>
+            </w:r>
+          </w:p>
+        </w:tc>
+        <w:tc>
+          <w:tcPr/>
+          <w:p>
+            <w:pPr>
+              <w:pStyle w:val="Compact"/>
+              <w:jc w:val="left"/>
+            </w:pPr>
+            <w:r>
+              <w:t xml:space="preserve">DMA owner</w:t>
+            </w:r>
+          </w:p>
+        </w:tc>
+        <w:tc>
+          <w:tcPr/>
+          <w:p>
+            <w:pPr>
+              <w:pStyle w:val="Compact"/>
+              <w:jc w:val="left"/>
+            </w:pPr>
+            <w:r>
+              <w:t xml:space="preserve">Level, held by</w:t>
+            </w:r>
+            <w:r>
+              <w:t xml:space="preserve"> </w:t>
+            </w:r>
+            <w:r>
+              <w:rPr>
+                <w:rStyle w:val="VerbatimChar"/>
+              </w:rPr>
+              <w:t xml:space="preserve">DMA_ISR</w:t>
+            </w:r>
+            <w:r>
+              <w:t xml:space="preserve"> </w:t>
+            </w:r>
+            <w:r>
+              <w:t xml:space="preserve">W1C. Closed in V11.10</w:t>
+            </w:r>
+          </w:p>
+        </w:tc>
+      </w:tr>
+      <w:tr>
+        <w:tc>
+          <w:tcPr/>
+          <w:p>
+            <w:pPr>
+              <w:pStyle w:val="Compact"/>
+              <w:jc w:val="left"/>
+            </w:pPr>
+            <w:r>
+              <w:t xml:space="preserve">Does this block need to latch pending?</w:t>
+            </w:r>
+          </w:p>
+        </w:tc>
+        <w:tc>
+          <w:tcPr/>
+          <w:p>
+            <w:pPr>
+              <w:pStyle w:val="Compact"/>
+              <w:jc w:val="left"/>
+            </w:pPr>
+            <w:r>
+              <w:t xml:space="preserve">–</w:t>
+            </w:r>
+          </w:p>
+        </w:tc>
+        <w:tc>
+          <w:tcPr/>
+          <w:p>
+            <w:pPr>
+              <w:pStyle w:val="Compact"/>
+              <w:jc w:val="left"/>
+            </w:pPr>
+            <w:r>
+              <w:t xml:space="preserve">No. Section 6.5: no source destroys information</w:t>
+            </w:r>
+          </w:p>
+        </w:tc>
+      </w:tr>
+      <w:tr>
+        <w:tc>
+          <w:tcPr/>
+          <w:p>
+            <w:pPr>
+              <w:pStyle w:val="Compact"/>
+              <w:jc w:val="left"/>
+            </w:pPr>
+            <w:r>
+              <w:t xml:space="preserve">Priority order justified?</w:t>
+            </w:r>
+          </w:p>
+        </w:tc>
+        <w:tc>
+          <w:tcPr/>
+          <w:p>
+            <w:pPr>
+              <w:pStyle w:val="Compact"/>
+              <w:jc w:val="left"/>
+            </w:pPr>
+            <w:r>
+              <w:t xml:space="preserve">–</w:t>
+            </w:r>
+          </w:p>
+        </w:tc>
+        <w:tc>
+          <w:tcPr/>
+          <w:p>
+            <w:pPr>
+              <w:pStyle w:val="Compact"/>
+              <w:jc w:val="left"/>
+            </w:pPr>
+            <w:r>
+              <w:t xml:space="preserve">Section 6.2: data loss first, human time last</w:t>
+            </w:r>
+          </w:p>
+        </w:tc>
+      </w:tr>
+      <w:tr>
+        <w:tc>
+          <w:tcPr/>
+          <w:p>
+            <w:pPr>
+              <w:pStyle w:val="Compact"/>
+              <w:jc w:val="left"/>
+            </w:pPr>
+            <w:r>
+              <w:t xml:space="preserve">Open</w:t>
+            </w:r>
+          </w:p>
+        </w:tc>
+        <w:tc>
+          <w:tcPr/>
+          <w:p>
+            <w:pPr>
+              <w:pStyle w:val="Compact"/>
+              <w:jc w:val="left"/>
+            </w:pPr>
+          </w:p>
+        </w:tc>
+        <w:tc>
+          <w:tcPr/>
+          <w:p>
+            <w:pPr>
+              <w:pStyle w:val="Compact"/>
+              <w:jc w:val="left"/>
+            </w:pPr>
+          </w:p>
+        </w:tc>
+      </w:tr>
+    </w:tbl>
+    <w:bookmarkEnd w:id="47"/>
+    <w:bookmarkEnd w:id="48"/>
     <w:sectPr>
       <w:headerReference r:id="rId11" w:type="default"/>
       <w:footerReference r:id="rId12" w:type="even"/>

--- a/doc/QNSC_Interrupt_Map_MAS.docx
+++ b/doc/QNSC_Interrupt_Map_MAS.docx
@@ -2,6 +2,35 @@
 <file path=word/document.xml><?xml version="1.0" encoding="utf-8"?>
 <w:document xmlns:w="http://schemas.openxmlformats.org/wordprocessingml/2006/main" xmlns:m="http://schemas.openxmlformats.org/officeDocument/2006/math" xmlns:r="http://schemas.openxmlformats.org/officeDocument/2006/relationships" xmlns:o="urn:schemas-microsoft-com:office:office" xmlns:v="urn:schemas-microsoft-com:vml" xmlns:w10="urn:schemas-microsoft-com:office:word" xmlns:a="http://schemas.openxmlformats.org/drawingml/2006/main" xmlns:pic="http://schemas.openxmlformats.org/drawingml/2006/picture" xmlns:wp="http://schemas.openxmlformats.org/drawingml/2006/wordprocessingDrawing">
   <w:body>
+    <w:p>
+      <w:pPr>
+        <w:pStyle w:val="Title"/>
+      </w:pPr>
+      <w:r>
+        <w:t xml:space="preserve">Interrupt Map</w:t>
+      </w:r>
+    </w:p>
+    <w:p>
+      <w:pPr>
+        <w:pStyle w:val="Subtitle"/>
+      </w:pPr>
+      <w:r>
+        <w:t xml:space="preserve">MICRO-ARCHITECTURE SPECIFICATION – V2.0</w:t>
+      </w:r>
+    </w:p>
+    <w:p>
+      <w:pPr>
+        <w:pStyle w:val="Author"/>
+      </w:pPr>
+      <w:r>
+        <w:t xml:space="preserve">QUY NHON SEMICONDUCTORS – QNSC</w:t>
+      </w:r>
+    </w:p>
+    <w:p>
+      <w:r>
+        <w:br w:type="page"/>
+      </w:r>
+    </w:p>
     <w:sdt>
       <w:sdtPr>
         <w:docPartObj>
@@ -24,6 +53,134 @@
             <w:instrText xml:space="preserve">TOC \o "1-2" \h \z \u</w:instrText>
             <w:fldChar w:fldCharType="separate"/>
             <w:fldChar w:fldCharType="end"/>
+          </w:r>
+        </w:p>
+        <w:p>
+          <w:pPr>
+            <w:pStyle w:val="TOCHeading"/>
+            <w:jc w:val="left"/>
+          </w:pPr>
+          <w:r>
+            <w:t xml:space="preserve">Table of Tables</w:t>
+          </w:r>
+        </w:p>
+        <w:p>
+          <w:pPr>
+            <w:pStyle w:val="TOC1"/>
+            <w:ind w:left="180"/>
+            <w:jc w:val="left"/>
+          </w:pPr>
+          <w:r>
+            <w:t xml:space="preserve">Table 3-1. Upstream IP used</w:t>
+          </w:r>
+        </w:p>
+        <w:p>
+          <w:pPr>
+            <w:pStyle w:val="TOC1"/>
+            <w:ind w:left="180"/>
+            <w:jc w:val="left"/>
+          </w:pPr>
+          <w:r>
+            <w:t xml:space="preserve">Table 4-1. Interrupt map interface</w:t>
+          </w:r>
+        </w:p>
+        <w:p>
+          <w:pPr>
+            <w:pStyle w:val="TOC1"/>
+            <w:ind w:left="180"/>
+            <w:jc w:val="left"/>
+          </w:pPr>
+          <w:r>
+            <w:t xml:space="preserve">Table 6-1. Fast interrupt line assignment</w:t>
+          </w:r>
+        </w:p>
+        <w:p>
+          <w:pPr>
+            <w:pStyle w:val="TOC1"/>
+            <w:ind w:left="180"/>
+            <w:jc w:val="left"/>
+          </w:pPr>
+          <w:r>
+            <w:t xml:space="preserve">Table 6-2. Interrupt source totals</w:t>
+          </w:r>
+        </w:p>
+        <w:p>
+          <w:pPr>
+            <w:pStyle w:val="TOC1"/>
+            <w:ind w:left="180"/>
+            <w:jc w:val="left"/>
+          </w:pPr>
+          <w:r>
+            <w:t xml:space="preserve">Table 6-3. How each source recovers a missed pulse</w:t>
+          </w:r>
+        </w:p>
+        <w:p>
+          <w:pPr>
+            <w:pStyle w:val="TOC1"/>
+            <w:ind w:left="180"/>
+            <w:jc w:val="left"/>
+          </w:pPr>
+          <w:r>
+            <w:t xml:space="preserve">Table 8-1. Functions this block does not provide</w:t>
+          </w:r>
+        </w:p>
+        <w:p>
+          <w:pPr>
+            <w:pStyle w:val="TOC1"/>
+            <w:ind w:left="180"/>
+            <w:jc w:val="left"/>
+          </w:pPr>
+          <w:r>
+            <w:t xml:space="preserve">Table 9-1. Core interrupt inputs tied off</w:t>
+          </w:r>
+        </w:p>
+        <w:p>
+          <w:pPr>
+            <w:pStyle w:val="TOC1"/>
+            <w:ind w:left="180"/>
+            <w:jc w:val="left"/>
+          </w:pPr>
+          <w:r>
+            <w:t xml:space="preserve">Table 10-1. Requirements on other owners</w:t>
+          </w:r>
+        </w:p>
+        <w:p>
+          <w:pPr>
+            <w:pStyle w:val="TOC1"/>
+            <w:ind w:left="180"/>
+            <w:jc w:val="left"/>
+          </w:pPr>
+          <w:r>
+            <w:t xml:space="preserve">Table A-1. Acronyms</w:t>
+          </w:r>
+        </w:p>
+        <w:p>
+          <w:pPr>
+            <w:pStyle w:val="TOC1"/>
+            <w:ind w:left="180"/>
+            <w:jc w:val="left"/>
+          </w:pPr>
+          <w:r>
+            <w:t xml:space="preserve">Table B-1. First review</w:t>
+          </w:r>
+        </w:p>
+        <w:p>
+          <w:pPr>
+            <w:pStyle w:val="TOCHeading"/>
+            <w:jc w:val="left"/>
+          </w:pPr>
+          <w:r>
+            <w:t xml:space="preserve">Table of Figures</w:t>
+          </w:r>
+        </w:p>
+        <w:p>
+          <w:pPr>
+            <w:pStyle w:val="TOC1"/>
+            <w:ind w:left="180"/>
+            <w:jc w:val="left"/>
+          </w:pPr>
+          <w:r>
+            <w:t xml:space="preserve">Figure 2-1. INTMAP — 27 sources, one OR per peripheral, 12 wires to the CPU</w:t>
           </w:r>
         </w:p>
       </w:sdtContent>
@@ -1851,7 +2008,7 @@
         <w:jc w:val="left"/>
       </w:pPr>
       <w:r>
-        <w:t xml:space="preserve">INTMAP — 27 sources, one OR per peripheral, 12 wires to the CPU</w:t>
+        <w:t xml:space="preserve">Figure 2-1. INTMAP — 27 sources, one OR per peripheral, 12 wires to the CPU</w:t>
       </w:r>
     </w:p>
     <w:p>
@@ -1870,6 +2027,14 @@
       </w:pPr>
       <w:r>
         <w:t xml:space="preserve">3. IP used</w:t>
+      </w:r>
+    </w:p>
+    <w:p>
+      <w:pPr>
+        <w:pStyle w:val="Tablecaption0"/>
+      </w:pPr>
+      <w:r>
+        <w:t xml:space="preserve">Table 3-1. Upstream IP used</w:t>
       </w:r>
     </w:p>
     <w:tbl>
@@ -1877,6 +2042,7 @@
         <w:tblStyle w:val="TableGrid"/>
         <w:tblW w:type="auto" w:w="0"/>
         <w:tblLook w:firstRow="1" w:lastRow="0" w:firstColumn="0" w:lastColumn="0" w:noHBand="0" w:noVBand="0" w:val="0020"/>
+        <w:tblCaption w:val="Upstream IP used"/>
       </w:tblPr>
       <w:tblGrid>
         <w:gridCol w:w="2640"/>
@@ -2056,12 +2222,21 @@
         <w:t xml:space="preserve">.</w:t>
       </w:r>
     </w:p>
+    <w:p>
+      <w:pPr>
+        <w:pStyle w:val="Tablecaption0"/>
+      </w:pPr>
+      <w:r>
+        <w:t xml:space="preserve">Table 4-1. Interrupt map interface</w:t>
+      </w:r>
+    </w:p>
     <w:tbl>
       <w:tblPr>
         <w:tblStyle w:val="TableGrid"/>
         <w:tblW w:type="pct" w:w="5000"/>
         <w:tblLayout w:type="fixed"/>
         <w:tblLook w:firstRow="1" w:lastRow="0" w:firstColumn="0" w:lastColumn="0" w:noHBand="0" w:noVBand="0" w:val="0020"/>
+        <w:tblCaption w:val="Interrupt map interface"/>
       </w:tblPr>
       <w:tblGrid>
         <w:gridCol w:w="1827"/>
@@ -3505,12 +3680,21 @@
         <w:t xml:space="preserve">changing it requires re-synthesis.</w:t>
       </w:r>
     </w:p>
+    <w:p>
+      <w:pPr>
+        <w:pStyle w:val="Tablecaption0"/>
+      </w:pPr>
+      <w:r>
+        <w:t xml:space="preserve">Table 6-1. Fast interrupt line assignment</w:t>
+      </w:r>
+    </w:p>
     <w:tbl>
       <w:tblPr>
         <w:tblStyle w:val="TableGrid"/>
         <w:tblW w:type="pct" w:w="5000"/>
         <w:tblLayout w:type="fixed"/>
         <w:tblLook w:firstRow="1" w:lastRow="0" w:firstColumn="0" w:lastColumn="0" w:noHBand="0" w:noVBand="0" w:val="0020"/>
+        <w:tblCaption w:val="Fast interrupt line assignment"/>
       </w:tblPr>
       <w:tblGrid>
         <w:gridCol w:w="1508"/>
@@ -4617,11 +4801,20 @@
       </w:tr>
     </w:tbl>
     <w:p/>
+    <w:p>
+      <w:pPr>
+        <w:pStyle w:val="Tablecaption0"/>
+      </w:pPr>
+      <w:r>
+        <w:t xml:space="preserve">Table 6-2. Interrupt source totals</w:t>
+      </w:r>
+    </w:p>
     <w:tbl>
       <w:tblPr>
         <w:tblStyle w:val="TableGrid"/>
         <w:tblW w:type="auto" w:w="0"/>
         <w:tblLook w:firstRow="1" w:lastRow="0" w:firstColumn="0" w:lastColumn="0" w:noHBand="0" w:noVBand="0" w:val="0020"/>
+        <w:tblCaption w:val="Interrupt source totals"/>
       </w:tblPr>
       <w:tblGrid>
         <w:gridCol w:w="3960"/>
@@ -5207,12 +5400,21 @@
         <w:t xml:space="preserve">line or keeps a record:</w:t>
       </w:r>
     </w:p>
+    <w:p>
+      <w:pPr>
+        <w:pStyle w:val="Tablecaption0"/>
+      </w:pPr>
+      <w:r>
+        <w:t xml:space="preserve">Table 6-3. How each source recovers a missed pulse</w:t>
+      </w:r>
+    </w:p>
     <w:tbl>
       <w:tblPr>
         <w:tblStyle w:val="TableGrid"/>
         <w:tblW w:type="pct" w:w="5000"/>
         <w:tblLayout w:type="fixed"/>
         <w:tblLook w:firstRow="1" w:lastRow="0" w:firstColumn="0" w:lastColumn="0" w:noHBand="0" w:noVBand="0" w:val="0020"/>
+        <w:tblCaption w:val="How each source recovers a missed pulse"/>
       </w:tblPr>
       <w:tblGrid>
         <w:gridCol w:w="2640"/>
@@ -5496,11 +5698,20 @@
         <w:t xml:space="preserve">8. What is not provided here, and who provides it</w:t>
       </w:r>
     </w:p>
+    <w:p>
+      <w:pPr>
+        <w:pStyle w:val="Tablecaption0"/>
+      </w:pPr>
+      <w:r>
+        <w:t xml:space="preserve">Table 8-1. Functions this block does not provide</w:t>
+      </w:r>
+    </w:p>
     <w:tbl>
       <w:tblPr>
         <w:tblStyle w:val="TableGrid"/>
         <w:tblW w:type="auto" w:w="0"/>
         <w:tblLook w:firstRow="1" w:lastRow="0" w:firstColumn="0" w:lastColumn="0" w:noHBand="0" w:noVBand="0" w:val="0020"/>
+        <w:tblCaption w:val="Functions this block does not provide"/>
       </w:tblPr>
       <w:tblGrid>
         <w:gridCol w:w="3960"/>
@@ -5717,12 +5928,21 @@
         <w:t xml:space="preserve">9. Tie-offs</w:t>
       </w:r>
     </w:p>
+    <w:p>
+      <w:pPr>
+        <w:pStyle w:val="Tablecaption0"/>
+      </w:pPr>
+      <w:r>
+        <w:t xml:space="preserve">Table 9-1. Core interrupt inputs tied off</w:t>
+      </w:r>
+    </w:p>
     <w:tbl>
       <w:tblPr>
         <w:tblStyle w:val="TableGrid"/>
         <w:tblW w:type="pct" w:w="5000"/>
         <w:tblLayout w:type="fixed"/>
         <w:tblLook w:firstRow="1" w:lastRow="0" w:firstColumn="0" w:lastColumn="0" w:noHBand="0" w:noVBand="0" w:val="0020"/>
+        <w:tblCaption w:val="Core interrupt inputs tied off"/>
       </w:tblPr>
       <w:tblGrid>
         <w:gridCol w:w="2640"/>
@@ -6020,12 +6240,21 @@
         <w:t xml:space="preserve">10. Requirements on others, and open items</w:t>
       </w:r>
     </w:p>
+    <w:p>
+      <w:pPr>
+        <w:pStyle w:val="Tablecaption0"/>
+      </w:pPr>
+      <w:r>
+        <w:t xml:space="preserve">Table 10-1. Requirements on other owners</w:t>
+      </w:r>
+    </w:p>
     <w:tbl>
       <w:tblPr>
         <w:tblStyle w:val="TableGrid"/>
         <w:tblW w:type="pct" w:w="5000"/>
         <w:tblLayout w:type="fixed"/>
         <w:tblLook w:firstRow="1" w:lastRow="0" w:firstColumn="0" w:lastColumn="0" w:noHBand="0" w:noVBand="0" w:val="0020"/>
+        <w:tblCaption w:val="Requirements on other owners"/>
       </w:tblPr>
       <w:tblGrid>
         <w:gridCol w:w="2640"/>
@@ -6726,12 +6955,21 @@
         <w:t xml:space="preserve">Appendix A. Acronyms</w:t>
       </w:r>
     </w:p>
+    <w:p>
+      <w:pPr>
+        <w:pStyle w:val="Tablecaption0"/>
+      </w:pPr>
+      <w:r>
+        <w:t xml:space="preserve">Table A-1. Acronyms</w:t>
+      </w:r>
+    </w:p>
     <w:tbl>
       <w:tblPr>
         <w:tblStyle w:val="TableGrid"/>
         <w:tblW w:type="pct" w:w="5000"/>
         <w:tblLayout w:type="fixed"/>
         <w:tblLook w:firstRow="1" w:lastRow="0" w:firstColumn="0" w:lastColumn="0" w:noHBand="0" w:noVBand="0" w:val="0020"/>
+        <w:tblCaption w:val="Acronyms"/>
       </w:tblPr>
       <w:tblGrid>
         <w:gridCol w:w="3960"/>
@@ -7180,12 +7418,21 @@
         <w:t xml:space="preserve">Appendix B. First review</w:t>
       </w:r>
     </w:p>
+    <w:p>
+      <w:pPr>
+        <w:pStyle w:val="Tablecaption0"/>
+      </w:pPr>
+      <w:r>
+        <w:t xml:space="preserve">Table B-1. First review</w:t>
+      </w:r>
+    </w:p>
     <w:tbl>
       <w:tblPr>
         <w:tblStyle w:val="TableGrid"/>
         <w:tblW w:type="pct" w:w="5000"/>
         <w:tblLayout w:type="fixed"/>
         <w:tblLook w:firstRow="1" w:lastRow="0" w:firstColumn="0" w:lastColumn="0" w:noHBand="0" w:noVBand="0" w:val="0020"/>
+        <w:tblCaption w:val="First review"/>
       </w:tblPr>
       <w:tblGrid>
         <w:gridCol w:w="2640"/>

--- a/doc/QNSC_Interrupt_Map_MAS.docx
+++ b/doc/QNSC_Interrupt_Map_MAS.docx
@@ -57,7 +57,8 @@
         </w:p>
         <w:p>
           <w:pPr>
-            <w:pStyle w:val="TOCHeading"/>
+            <w:pStyle w:val="Heading1"/>
+            <w:outlineLvl w:val="0"/>
             <w:jc w:val="left"/>
           </w:pPr>
           <w:r>
@@ -71,7 +72,7 @@
             <w:jc w:val="left"/>
           </w:pPr>
           <w:r>
-            <w:t xml:space="preserve">Table 3-1. Upstream IP used</w:t>
+            <w:t xml:space="preserve">Table 4-1. Upstream IP used</w:t>
           </w:r>
         </w:p>
         <w:p>
@@ -81,7 +82,7 @@
             <w:jc w:val="left"/>
           </w:pPr>
           <w:r>
-            <w:t xml:space="preserve">Table 4-1. Interrupt map interface</w:t>
+            <w:t xml:space="preserve">Table 5-1. Interrupt map interface</w:t>
           </w:r>
         </w:p>
         <w:p>
@@ -91,7 +92,7 @@
             <w:jc w:val="left"/>
           </w:pPr>
           <w:r>
-            <w:t xml:space="preserve">Table 6-1. Fast interrupt line assignment</w:t>
+            <w:t xml:space="preserve">Table 7-1. Fast interrupt line assignment</w:t>
           </w:r>
         </w:p>
         <w:p>
@@ -101,7 +102,7 @@
             <w:jc w:val="left"/>
           </w:pPr>
           <w:r>
-            <w:t xml:space="preserve">Table 6-2. Interrupt source totals</w:t>
+            <w:t xml:space="preserve">Table 7-2. Interrupt source totals</w:t>
           </w:r>
         </w:p>
         <w:p>
@@ -111,7 +112,7 @@
             <w:jc w:val="left"/>
           </w:pPr>
           <w:r>
-            <w:t xml:space="preserve">Table 6-3. How each source recovers a missed pulse</w:t>
+            <w:t xml:space="preserve">Table 7-3. How each source recovers a missed pulse</w:t>
           </w:r>
         </w:p>
         <w:p>
@@ -121,7 +122,7 @@
             <w:jc w:val="left"/>
           </w:pPr>
           <w:r>
-            <w:t xml:space="preserve">Table 8-1. Functions this block does not provide</w:t>
+            <w:t xml:space="preserve">Table 9-1. Functions this block does not provide</w:t>
           </w:r>
         </w:p>
         <w:p>
@@ -131,7 +132,7 @@
             <w:jc w:val="left"/>
           </w:pPr>
           <w:r>
-            <w:t xml:space="preserve">Table 9-1. Core interrupt inputs tied off</w:t>
+            <w:t xml:space="preserve">Table 10-1. Core interrupt inputs tied off</w:t>
           </w:r>
         </w:p>
         <w:p>
@@ -141,7 +142,7 @@
             <w:jc w:val="left"/>
           </w:pPr>
           <w:r>
-            <w:t xml:space="preserve">Table 10-1. Requirements on other owners</w:t>
+            <w:t xml:space="preserve">Table 11-1. Requirements on other owners</w:t>
           </w:r>
         </w:p>
         <w:p>
@@ -166,7 +167,8 @@
         </w:p>
         <w:p>
           <w:pPr>
-            <w:pStyle w:val="TOCHeading"/>
+            <w:pStyle w:val="Heading1"/>
+            <w:outlineLvl w:val="0"/>
             <w:jc w:val="left"/>
           </w:pPr>
           <w:r>
@@ -180,20 +182,11 @@
             <w:jc w:val="left"/>
           </w:pPr>
           <w:r>
-            <w:t xml:space="preserve">Figure 2-1. INTMAP — 27 sources, one OR per peripheral, 12 wires to the CPU</w:t>
+            <w:t xml:space="preserve">Figure 3-1. INTMAP — 27 sources, one OR per peripheral, 12 wires to the CPU</w:t>
           </w:r>
         </w:p>
       </w:sdtContent>
     </w:sdt>
-    <w:bookmarkStart w:id="48" w:name="qnsc_interrupt_map_mas"/>
-    <w:p>
-      <w:pPr>
-        <w:pStyle w:val="Heading1"/>
-      </w:pPr>
-      <w:r>
-        <w:t xml:space="preserve">QNSC_Interrupt_Map_MAS</w:t>
-      </w:r>
-    </w:p>
     <w:p>
       <w:pPr>
         <w:pStyle w:val="FirstParagraph"/>
@@ -336,7 +329,7 @@
     <w:bookmarkStart w:id="26" w:name="revision-history"/>
     <w:p>
       <w:pPr>
-        <w:pStyle w:val="Heading2"/>
+        <w:pStyle w:val="Heading1"/>
       </w:pPr>
       <w:r>
         <w:t xml:space="preserve">Revision history</w:t>
@@ -1863,7 +1856,7 @@
                 <w:b/>
                 <w:bCs/>
               </w:rPr>
-              <w:t xml:space="preserve">. Tables in 6.2, 6.3 and 9 are now generated from</w:t>
+              <w:t xml:space="preserve">. Tables in 7.2, 7.3 and 10 are now generated from</w:t>
             </w:r>
             <w:r>
               <w:rPr>
@@ -1885,13 +1878,13 @@
       </w:tr>
     </w:tbl>
     <w:bookmarkEnd w:id="26"/>
-    <w:bookmarkStart w:id="27" w:name="scope"/>
+    <w:bookmarkStart w:id="27" w:name="overview"/>
     <w:p>
       <w:pPr>
-        <w:pStyle w:val="Heading2"/>
-      </w:pPr>
-      <w:r>
-        <w:t xml:space="preserve">1. Scope</w:t>
+        <w:pStyle w:val="Heading1"/>
+      </w:pPr>
+      <w:r>
+        <w:t xml:space="preserve">1. Overview</w:t>
       </w:r>
     </w:p>
     <w:p>
@@ -1945,13 +1938,185 @@
       </w:r>
     </w:p>
     <w:bookmarkEnd w:id="27"/>
-    <w:bookmarkStart w:id="31" w:name="block-diagram"/>
+    <w:bookmarkStart w:id="28" w:name="features"/>
     <w:p>
       <w:pPr>
-        <w:pStyle w:val="Heading2"/>
-      </w:pPr>
-      <w:r>
-        <w:t xml:space="preserve">2. Block diagram</w:t>
+        <w:pStyle w:val="Heading1"/>
+      </w:pPr>
+      <w:r>
+        <w:t xml:space="preserve">2. Features</w:t>
+      </w:r>
+    </w:p>
+    <w:p>
+      <w:pPr>
+        <w:pStyle w:val="Compact"/>
+        <w:numPr>
+          <w:ilvl w:val="0"/>
+          <w:numId w:val="1001"/>
+        </w:numPr>
+        <w:jc w:val="left"/>
+      </w:pPr>
+      <w:r>
+        <w:t xml:space="preserve">Twenty-seven interrupt sources reduced to</w:t>
+      </w:r>
+      <w:r>
+        <w:t xml:space="preserve"> </w:t>
+      </w:r>
+      <w:r>
+        <w:rPr>
+          <w:b/>
+          <w:bCs/>
+        </w:rPr>
+        <w:t xml:space="preserve">eleven fast lines plus one NMI</w:t>
+      </w:r>
+    </w:p>
+    <w:p>
+      <w:pPr>
+        <w:pStyle w:val="Compact"/>
+        <w:numPr>
+          <w:ilvl w:val="0"/>
+          <w:numId w:val="1001"/>
+        </w:numPr>
+        <w:jc w:val="left"/>
+      </w:pPr>
+      <w:r>
+        <w:rPr>
+          <w:b/>
+          <w:bCs/>
+        </w:rPr>
+        <w:t xml:space="preserve">One line per peripheral</w:t>
+      </w:r>
+      <w:r>
+        <w:t xml:space="preserve">: a peripheral owns its line and no other block</w:t>
+      </w:r>
+      <w:r>
+        <w:t xml:space="preserve"> </w:t>
+      </w:r>
+      <w:r>
+        <w:t xml:space="preserve">shares it, so a handler never has to ask who interrupted</w:t>
+      </w:r>
+    </w:p>
+    <w:p>
+      <w:pPr>
+        <w:pStyle w:val="Compact"/>
+        <w:numPr>
+          <w:ilvl w:val="0"/>
+          <w:numId w:val="1001"/>
+        </w:numPr>
+        <w:jc w:val="left"/>
+      </w:pPr>
+      <w:r>
+        <w:rPr>
+          <w:b/>
+          <w:bCs/>
+        </w:rPr>
+        <w:t xml:space="preserve">Combinational</w:t>
+      </w:r>
+      <w:r>
+        <w:t xml:space="preserve">: no clock, no reset, no flip-flop, no bus port. The delay</w:t>
+      </w:r>
+      <w:r>
+        <w:t xml:space="preserve"> </w:t>
+      </w:r>
+      <w:r>
+        <w:t xml:space="preserve">from a source asserting to the core seeing it is one layer of logic</w:t>
+      </w:r>
+    </w:p>
+    <w:p>
+      <w:pPr>
+        <w:pStyle w:val="Compact"/>
+        <w:numPr>
+          <w:ilvl w:val="0"/>
+          <w:numId w:val="1001"/>
+        </w:numPr>
+        <w:jc w:val="left"/>
+      </w:pPr>
+      <w:r>
+        <w:rPr>
+          <w:b/>
+          <w:bCs/>
+        </w:rPr>
+        <w:t xml:space="preserve">Priority is the line index</w:t>
+      </w:r>
+      <w:r>
+        <w:t xml:space="preserve">, resolved by the core, ordered data-loss-first</w:t>
+      </w:r>
+    </w:p>
+    <w:p>
+      <w:pPr>
+        <w:pStyle w:val="Compact"/>
+        <w:numPr>
+          <w:ilvl w:val="0"/>
+          <w:numId w:val="1001"/>
+        </w:numPr>
+        <w:jc w:val="left"/>
+      </w:pPr>
+      <w:r>
+        <w:rPr>
+          <w:b/>
+          <w:bCs/>
+        </w:rPr>
+        <w:t xml:space="preserve">The watchdog bark bypasses the block</w:t>
+      </w:r>
+      <w:r>
+        <w:t xml:space="preserve"> </w:t>
+      </w:r>
+      <w:r>
+        <w:t xml:space="preserve">onto</w:t>
+      </w:r>
+      <w:r>
+        <w:t xml:space="preserve"> </w:t>
+      </w:r>
+      <w:r>
+        <w:rPr>
+          <w:rStyle w:val="VerbatimChar"/>
+        </w:rPr>
+        <w:t xml:space="preserve">irq_nm_i</w:t>
+      </w:r>
+      <w:r>
+        <w:t xml:space="preserve">, so it survives</w:t>
+      </w:r>
+      <w:r>
+        <w:t xml:space="preserve"> </w:t>
+      </w:r>
+      <w:r>
+        <w:t xml:space="preserve">firmware having disabled interrupts</w:t>
+      </w:r>
+    </w:p>
+    <w:p>
+      <w:pPr>
+        <w:pStyle w:val="Compact"/>
+        <w:numPr>
+          <w:ilvl w:val="0"/>
+          <w:numId w:val="1001"/>
+        </w:numPr>
+        <w:jc w:val="left"/>
+      </w:pPr>
+      <w:r>
+        <w:rPr>
+          <w:b/>
+          <w:bCs/>
+        </w:rPr>
+        <w:t xml:space="preserve">No state</w:t>
+      </w:r>
+      <w:r>
+        <w:t xml:space="preserve">: nothing to configure, nothing to acknowledge here, and nothing</w:t>
+      </w:r>
+      <w:r>
+        <w:t xml:space="preserve"> </w:t>
+      </w:r>
+      <w:r>
+        <w:t xml:space="preserve">to save or restore across a reset</w:t>
+      </w:r>
+    </w:p>
+    <w:bookmarkEnd w:id="28"/>
+    <w:bookmarkStart w:id="32" w:name="block-diagram"/>
+    <w:p>
+      <w:pPr>
+        <w:pStyle w:val="Heading1"/>
+      </w:pPr>
+      <w:r>
+        <w:t xml:space="preserve">3. Block diagram</w:t>
       </w:r>
     </w:p>
     <w:p>
@@ -1964,18 +2129,18 @@
           <wp:inline>
             <wp:extent cx="5727700" cy="5300259"/>
             <wp:effectExtent b="0" l="0" r="0" t="0"/>
-            <wp:docPr descr="INTMAP — 27 sources, one OR per peripheral, 12 wires to the CPU" title="" id="29" name="Picture"/>
+            <wp:docPr descr="INTMAP — 27 sources, one OR per peripheral, 12 wires to the CPU" title="" id="30" name="Picture"/>
             <a:graphic>
               <a:graphicData uri="http://schemas.openxmlformats.org/drawingml/2006/picture">
                 <pic:pic>
                   <pic:nvPicPr>
-                    <pic:cNvPr descr="../img/fig_intr_map.png" id="30" name="Picture"/>
+                    <pic:cNvPr descr="../img/fig_intr_map.png" id="31" name="Picture"/>
                     <pic:cNvPicPr>
                       <a:picLocks noChangeArrowheads="1" noChangeAspect="1"/>
                     </pic:cNvPicPr>
                   </pic:nvPicPr>
                   <pic:blipFill>
-                    <a:blip r:embed="rId28"/>
+                    <a:blip r:embed="rId29"/>
                     <a:stretch>
                       <a:fillRect/>
                     </a:stretch>
@@ -2008,7 +2173,7 @@
         <w:jc w:val="left"/>
       </w:pPr>
       <w:r>
-        <w:t xml:space="preserve">Figure 2-1. INTMAP — 27 sources, one OR per peripheral, 12 wires to the CPU</w:t>
+        <w:t xml:space="preserve">Figure 3-1. INTMAP — 27 sources, one OR per peripheral, 12 wires to the CPU</w:t>
       </w:r>
     </w:p>
     <w:p>
@@ -2019,14 +2184,14 @@
         <w:t xml:space="preserve">One combinational layer. No sub-blocks, no clock domain, no reset domain.</w:t>
       </w:r>
     </w:p>
-    <w:bookmarkEnd w:id="31"/>
-    <w:bookmarkStart w:id="32" w:name="ip-used"/>
+    <w:bookmarkEnd w:id="32"/>
+    <w:bookmarkStart w:id="33" w:name="ip-used"/>
     <w:p>
       <w:pPr>
-        <w:pStyle w:val="Heading2"/>
-      </w:pPr>
-      <w:r>
-        <w:t xml:space="preserve">3. IP used</w:t>
+        <w:pStyle w:val="Heading1"/>
+      </w:pPr>
+      <w:r>
+        <w:t xml:space="preserve">4. IP used</w:t>
       </w:r>
     </w:p>
     <w:p>
@@ -2034,7 +2199,7 @@
         <w:pStyle w:val="Tablecaption0"/>
       </w:pPr>
       <w:r>
-        <w:t xml:space="preserve">Table 3-1. Upstream IP used</w:t>
+        <w:t xml:space="preserve">Table 4-1. Upstream IP used</w:t>
       </w:r>
     </w:p>
     <w:tbl>
@@ -2162,14 +2327,14 @@
         <w:t xml:space="preserve">statements.</w:t>
       </w:r>
     </w:p>
-    <w:bookmarkEnd w:id="32"/>
-    <w:bookmarkStart w:id="33" w:name="interface"/>
+    <w:bookmarkEnd w:id="33"/>
+    <w:bookmarkStart w:id="34" w:name="interface"/>
     <w:p>
       <w:pPr>
-        <w:pStyle w:val="Heading2"/>
-      </w:pPr>
-      <w:r>
-        <w:t xml:space="preserve">4. Interface</w:t>
+        <w:pStyle w:val="Heading1"/>
+      </w:pPr>
+      <w:r>
+        <w:t xml:space="preserve">5. Interface</w:t>
       </w:r>
     </w:p>
     <w:p>
@@ -2227,7 +2392,7 @@
         <w:pStyle w:val="Tablecaption0"/>
       </w:pPr>
       <w:r>
-        <w:t xml:space="preserve">Table 4-1. Interrupt map interface</w:t>
+        <w:t xml:space="preserve">Table 5-1. Interrupt map interface</w:t>
       </w:r>
     </w:p>
     <w:tbl>
@@ -3214,14 +3379,14 @@
         <w:t xml:space="preserve">.</w:t>
       </w:r>
     </w:p>
-    <w:bookmarkEnd w:id="33"/>
-    <w:bookmarkStart w:id="34" w:name="register-map"/>
+    <w:bookmarkEnd w:id="34"/>
+    <w:bookmarkStart w:id="35" w:name="register-map"/>
     <w:p>
       <w:pPr>
-        <w:pStyle w:val="Heading2"/>
-      </w:pPr>
-      <w:r>
-        <w:t xml:space="preserve">5. Register map</w:t>
+        <w:pStyle w:val="Heading1"/>
+      </w:pPr>
+      <w:r>
+        <w:t xml:space="preserve">6. Register map</w:t>
       </w:r>
     </w:p>
     <w:p>
@@ -3267,23 +3432,23 @@
         <w:t xml:space="preserve">Acknowledging is done at each peripheral’s own status register.</w:t>
       </w:r>
     </w:p>
-    <w:bookmarkEnd w:id="34"/>
-    <w:bookmarkStart w:id="40" w:name="functional-behaviour"/>
+    <w:bookmarkEnd w:id="35"/>
+    <w:bookmarkStart w:id="41" w:name="functional-behaviour"/>
     <w:p>
       <w:pPr>
+        <w:pStyle w:val="Heading1"/>
+      </w:pPr>
+      <w:r>
+        <w:t xml:space="preserve">7. Functional behaviour</w:t>
+      </w:r>
+    </w:p>
+    <w:bookmarkStart w:id="36" w:name="one-or-gate-per-peripheral"/>
+    <w:p>
+      <w:pPr>
         <w:pStyle w:val="Heading2"/>
       </w:pPr>
       <w:r>
-        <w:t xml:space="preserve">6. Functional behaviour</w:t>
-      </w:r>
-    </w:p>
-    <w:bookmarkStart w:id="35" w:name="one-or-gate-per-peripheral"/>
-    <w:p>
-      <w:pPr>
-        <w:pStyle w:val="Heading3"/>
-      </w:pPr>
-      <w:r>
-        <w:t xml:space="preserve">6.1 One OR gate per peripheral</w:t>
+        <w:t xml:space="preserve">7.1 One OR gate per peripheral</w:t>
       </w:r>
     </w:p>
     <w:p>
@@ -3634,14 +3799,14 @@
         <w:t xml:space="preserve">seeing it is combinational.</w:t>
       </w:r>
     </w:p>
-    <w:bookmarkEnd w:id="35"/>
-    <w:bookmarkStart w:id="36" w:name="line-assignment"/>
+    <w:bookmarkEnd w:id="36"/>
+    <w:bookmarkStart w:id="37" w:name="line-assignment"/>
     <w:p>
       <w:pPr>
-        <w:pStyle w:val="Heading3"/>
-      </w:pPr>
-      <w:r>
-        <w:t xml:space="preserve">6.2 Line assignment</w:t>
+        <w:pStyle w:val="Heading2"/>
+      </w:pPr>
+      <w:r>
+        <w:t xml:space="preserve">7.2 Line assignment</w:t>
       </w:r>
     </w:p>
     <w:p>
@@ -3685,7 +3850,7 @@
         <w:pStyle w:val="Tablecaption0"/>
       </w:pPr>
       <w:r>
-        <w:t xml:space="preserve">Table 6-1. Fast interrupt line assignment</w:t>
+        <w:t xml:space="preserve">Table 7-1. Fast interrupt line assignment</w:t>
       </w:r>
     </w:p>
     <w:tbl>
@@ -4806,7 +4971,7 @@
         <w:pStyle w:val="Tablecaption0"/>
       </w:pPr>
       <w:r>
-        <w:t xml:space="preserve">Table 6-2. Interrupt source totals</w:t>
+        <w:t xml:space="preserve">Table 7-2. Interrupt source totals</w:t>
       </w:r>
     </w:p>
     <w:tbl>
@@ -5053,14 +5218,14 @@
         <w:t xml:space="preserve">completing.</w:t>
       </w:r>
     </w:p>
-    <w:bookmarkEnd w:id="36"/>
-    <w:bookmarkStart w:id="37" w:name="X15705b84463ad13b4d316df2afd1a3dbce4807c"/>
+    <w:bookmarkEnd w:id="37"/>
+    <w:bookmarkStart w:id="38" w:name="X15705b84463ad13b4d316df2afd1a3dbce4807c"/>
     <w:p>
       <w:pPr>
-        <w:pStyle w:val="Heading3"/>
-      </w:pPr>
-      <w:r>
-        <w:t xml:space="preserve">6.3 The core identifies the source, not a register</w:t>
+        <w:pStyle w:val="Heading2"/>
+      </w:pPr>
+      <w:r>
+        <w:t xml:space="preserve">7.3 The core identifies the source, not a register</w:t>
       </w:r>
     </w:p>
     <w:p>
@@ -5179,14 +5344,14 @@
         <w:t xml:space="preserve">specification, so this numbering is a local convention the specification permits.</w:t>
       </w:r>
     </w:p>
-    <w:bookmarkEnd w:id="37"/>
-    <w:bookmarkStart w:id="38" w:name="the-nmi-bypasses-this-block"/>
+    <w:bookmarkEnd w:id="38"/>
+    <w:bookmarkStart w:id="39" w:name="the-nmi-bypasses-this-block"/>
     <w:p>
       <w:pPr>
-        <w:pStyle w:val="Heading3"/>
-      </w:pPr>
-      <w:r>
-        <w:t xml:space="preserve">6.4 The NMI bypasses this block</w:t>
+        <w:pStyle w:val="Heading2"/>
+      </w:pPr>
+      <w:r>
+        <w:t xml:space="preserve">7.4 The NMI bypasses this block</w:t>
       </w:r>
     </w:p>
     <w:p>
@@ -5313,14 +5478,14 @@
         <w:t xml:space="preserve">holds the bark as a level.</w:t>
       </w:r>
     </w:p>
-    <w:bookmarkEnd w:id="38"/>
-    <w:bookmarkStart w:id="39" w:name="Xd91e5a1c70d8f55def3a88ed9113b6f4ce7105b"/>
+    <w:bookmarkEnd w:id="39"/>
+    <w:bookmarkStart w:id="40" w:name="Xd91e5a1c70d8f55def3a88ed9113b6f4ce7105b"/>
     <w:p>
       <w:pPr>
-        <w:pStyle w:val="Heading3"/>
-      </w:pPr>
-      <w:r>
-        <w:t xml:space="preserve">6.5 A pulse can be missed, and what that costs</w:t>
+        <w:pStyle w:val="Heading2"/>
+      </w:pPr>
+      <w:r>
+        <w:t xml:space="preserve">7.5 A pulse can be missed, and what that costs</w:t>
       </w:r>
     </w:p>
     <w:p>
@@ -5405,7 +5570,7 @@
         <w:pStyle w:val="Tablecaption0"/>
       </w:pPr>
       <w:r>
-        <w:t xml:space="preserve">Table 6-3. How each source recovers a missed pulse</w:t>
+        <w:t xml:space="preserve">Table 7-3. How each source recovers a missed pulse</w:t>
       </w:r>
     </w:p>
     <w:tbl>
@@ -5654,15 +5819,15 @@
         <w:t xml:space="preserve">This is the condition the design depends on.</w:t>
       </w:r>
     </w:p>
-    <w:bookmarkEnd w:id="39"/>
     <w:bookmarkEnd w:id="40"/>
-    <w:bookmarkStart w:id="41" w:name="instances"/>
+    <w:bookmarkEnd w:id="41"/>
+    <w:bookmarkStart w:id="42" w:name="instances"/>
     <w:p>
       <w:pPr>
-        <w:pStyle w:val="Heading2"/>
-      </w:pPr>
-      <w:r>
-        <w:t xml:space="preserve">7. Instances</w:t>
+        <w:pStyle w:val="Heading1"/>
+      </w:pPr>
+      <w:r>
+        <w:t xml:space="preserve">8. Instances</w:t>
       </w:r>
     </w:p>
     <w:p>
@@ -5688,14 +5853,14 @@
         <w:t xml:space="preserve">and has no parameters.</w:t>
       </w:r>
     </w:p>
-    <w:bookmarkEnd w:id="41"/>
-    <w:bookmarkStart w:id="42" w:name="X31074a9102d88bba972e4f71edc3e97f3cd819b"/>
+    <w:bookmarkEnd w:id="42"/>
+    <w:bookmarkStart w:id="43" w:name="X31074a9102d88bba972e4f71edc3e97f3cd819b"/>
     <w:p>
       <w:pPr>
-        <w:pStyle w:val="Heading2"/>
-      </w:pPr>
-      <w:r>
-        <w:t xml:space="preserve">8. What is not provided here, and who provides it</w:t>
+        <w:pStyle w:val="Heading1"/>
+      </w:pPr>
+      <w:r>
+        <w:t xml:space="preserve">9. What is not provided here, and who provides it</w:t>
       </w:r>
     </w:p>
     <w:p>
@@ -5703,7 +5868,7 @@
         <w:pStyle w:val="Tablecaption0"/>
       </w:pPr>
       <w:r>
-        <w:t xml:space="preserve">Table 8-1. Functions this block does not provide</w:t>
+        <w:t xml:space="preserve">Table 9-1. Functions this block does not provide</w:t>
       </w:r>
     </w:p>
     <w:tbl>
@@ -5767,7 +5932,7 @@
               <w:jc w:val="left"/>
             </w:pPr>
             <w:r>
-              <w:t xml:space="preserve">the peripheral’s status register, or nowhere — 6.5</w:t>
+              <w:t xml:space="preserve">the peripheral’s status register, or nowhere — 7.5</w:t>
             </w:r>
           </w:p>
         </w:tc>
@@ -5918,14 +6083,14 @@
         </w:tc>
       </w:tr>
     </w:tbl>
-    <w:bookmarkEnd w:id="42"/>
-    <w:bookmarkStart w:id="43" w:name="tie-offs"/>
+    <w:bookmarkEnd w:id="43"/>
+    <w:bookmarkStart w:id="44" w:name="tie-offs"/>
     <w:p>
       <w:pPr>
-        <w:pStyle w:val="Heading2"/>
-      </w:pPr>
-      <w:r>
-        <w:t xml:space="preserve">9. Tie-offs</w:t>
+        <w:pStyle w:val="Heading1"/>
+      </w:pPr>
+      <w:r>
+        <w:t xml:space="preserve">10. Tie-offs</w:t>
       </w:r>
     </w:p>
     <w:p>
@@ -5933,7 +6098,7 @@
         <w:pStyle w:val="Tablecaption0"/>
       </w:pPr>
       <w:r>
-        <w:t xml:space="preserve">Table 9-1. Core interrupt inputs tied off</w:t>
+        <w:t xml:space="preserve">Table 10-1. Core interrupt inputs tied off</w:t>
       </w:r>
     </w:p>
     <w:tbl>
@@ -6230,14 +6395,14 @@
         <w:t xml:space="preserve">one.</w:t>
       </w:r>
     </w:p>
-    <w:bookmarkEnd w:id="43"/>
-    <w:bookmarkStart w:id="44" w:name="requirements-on-others-and-open-items"/>
+    <w:bookmarkEnd w:id="44"/>
+    <w:bookmarkStart w:id="45" w:name="requirements-on-others-and-open-items"/>
     <w:p>
       <w:pPr>
-        <w:pStyle w:val="Heading2"/>
-      </w:pPr>
-      <w:r>
-        <w:t xml:space="preserve">10. Requirements on others, and open items</w:t>
+        <w:pStyle w:val="Heading1"/>
+      </w:pPr>
+      <w:r>
+        <w:t xml:space="preserve">11. Requirements on others, and open items</w:t>
       </w:r>
     </w:p>
     <w:p>
@@ -6245,7 +6410,7 @@
         <w:pStyle w:val="Tablecaption0"/>
       </w:pPr>
       <w:r>
-        <w:t xml:space="preserve">Table 10-1. Requirements on other owners</w:t>
+        <w:t xml:space="preserve">Table 11-1. Requirements on other owners</w:t>
       </w:r>
     </w:p>
     <w:tbl>
@@ -6621,7 +6786,7 @@
         <w:pStyle w:val="Compact"/>
         <w:numPr>
           <w:ilvl w:val="0"/>
-          <w:numId w:val="1001"/>
+          <w:numId w:val="1002"/>
         </w:numPr>
         <w:jc w:val="left"/>
       </w:pPr>
@@ -6647,66 +6812,7 @@
         <w:t xml:space="preserve"> </w:t>
       </w:r>
       <w:r>
-        <w:t xml:space="preserve">source — 6.5.</w:t>
-      </w:r>
-    </w:p>
-    <w:p>
-      <w:pPr>
-        <w:pStyle w:val="Compact"/>
-        <w:numPr>
-          <w:ilvl w:val="0"/>
-          <w:numId w:val="1001"/>
-        </w:numPr>
-        <w:jc w:val="left"/>
-      </w:pPr>
-      <w:r>
-        <w:t xml:space="preserve">Priority is fixed at elaboration. Changing it is a re-synthesis.</w:t>
-      </w:r>
-    </w:p>
-    <w:p>
-      <w:pPr>
-        <w:pStyle w:val="Compact"/>
-        <w:numPr>
-          <w:ilvl w:val="0"/>
-          <w:numId w:val="1001"/>
-        </w:numPr>
-        <w:jc w:val="left"/>
-      </w:pPr>
-      <w:r>
-        <w:rPr>
-          <w:rStyle w:val="VerbatimChar"/>
-        </w:rPr>
-        <w:t xml:space="preserve">mcause</w:t>
-      </w:r>
-      <w:r>
-        <w:t xml:space="preserve"> </w:t>
-      </w:r>
-      <w:r>
-        <w:t xml:space="preserve">16–30 is platform-use space, so the numbering is a local convention</w:t>
-      </w:r>
-      <w:r>
-        <w:t xml:space="preserve"> </w:t>
-      </w:r>
-      <w:r>
-        <w:t xml:space="preserve">rather than a portable one.</w:t>
-      </w:r>
-    </w:p>
-    <w:bookmarkEnd w:id="44"/>
-    <w:bookmarkStart w:id="45" w:name="verification"/>
-    <w:p>
-      <w:pPr>
-        <w:pStyle w:val="Heading2"/>
-      </w:pPr>
-      <w:r>
-        <w:t xml:space="preserve">Verification</w:t>
-      </w:r>
-    </w:p>
-    <w:p>
-      <w:pPr>
-        <w:pStyle w:val="FirstParagraph"/>
-      </w:pPr>
-      <w:r>
-        <w:t xml:space="preserve">Ten checks, none requiring a bus model:</w:t>
+        <w:t xml:space="preserve">source — 7.5.</w:t>
       </w:r>
     </w:p>
     <w:p>
@@ -6719,7 +6825,7 @@
         <w:jc w:val="left"/>
       </w:pPr>
       <w:r>
-        <w:t xml:space="preserve">Each single-source input raises exactly its own line.</w:t>
+        <w:t xml:space="preserve">Priority is fixed at elaboration. Changing it is a re-synthesis.</w:t>
       </w:r>
     </w:p>
     <w:p>
@@ -6732,7 +6838,40 @@
         <w:jc w:val="left"/>
       </w:pPr>
       <w:r>
-        <w:t xml:space="preserve">Each OR group raises its line for every member, individually.</w:t>
+        <w:rPr>
+          <w:rStyle w:val="VerbatimChar"/>
+        </w:rPr>
+        <w:t xml:space="preserve">mcause</w:t>
+      </w:r>
+      <w:r>
+        <w:t xml:space="preserve"> </w:t>
+      </w:r>
+      <w:r>
+        <w:t xml:space="preserve">16–30 is platform-use space, so the numbering is a local convention</w:t>
+      </w:r>
+      <w:r>
+        <w:t xml:space="preserve"> </w:t>
+      </w:r>
+      <w:r>
+        <w:t xml:space="preserve">rather than a portable one.</w:t>
+      </w:r>
+    </w:p>
+    <w:bookmarkEnd w:id="45"/>
+    <w:bookmarkStart w:id="46" w:name="verification"/>
+    <w:p>
+      <w:pPr>
+        <w:pStyle w:val="Heading1"/>
+      </w:pPr>
+      <w:r>
+        <w:t xml:space="preserve">12. Verification</w:t>
+      </w:r>
+    </w:p>
+    <w:p>
+      <w:pPr>
+        <w:pStyle w:val="FirstParagraph"/>
+      </w:pPr>
+      <w:r>
+        <w:t xml:space="preserve">Ten checks, none requiring a bus model:</w:t>
       </w:r>
     </w:p>
     <w:p>
@@ -6740,12 +6879,12 @@
         <w:pStyle w:val="Compact"/>
         <w:numPr>
           <w:ilvl w:val="0"/>
-          <w:numId w:val="1002"/>
+          <w:numId w:val="1003"/>
         </w:numPr>
         <w:jc w:val="left"/>
       </w:pPr>
       <w:r>
-        <w:t xml:space="preserve">No input raises a line other than its own.</w:t>
+        <w:t xml:space="preserve">Each single-source input raises exactly its own line.</w:t>
       </w:r>
     </w:p>
     <w:p>
@@ -6753,7 +6892,33 @@
         <w:pStyle w:val="Compact"/>
         <w:numPr>
           <w:ilvl w:val="0"/>
-          <w:numId w:val="1002"/>
+          <w:numId w:val="1003"/>
+        </w:numPr>
+        <w:jc w:val="left"/>
+      </w:pPr>
+      <w:r>
+        <w:t xml:space="preserve">Each OR group raises its line for every member, individually.</w:t>
+      </w:r>
+    </w:p>
+    <w:p>
+      <w:pPr>
+        <w:pStyle w:val="Compact"/>
+        <w:numPr>
+          <w:ilvl w:val="0"/>
+          <w:numId w:val="1003"/>
+        </w:numPr>
+        <w:jc w:val="left"/>
+      </w:pPr>
+      <w:r>
+        <w:t xml:space="preserve">No input raises a line other than its own.</w:t>
+      </w:r>
+    </w:p>
+    <w:p>
+      <w:pPr>
+        <w:pStyle w:val="Compact"/>
+        <w:numPr>
+          <w:ilvl w:val="0"/>
+          <w:numId w:val="1003"/>
         </w:numPr>
         <w:jc w:val="left"/>
       </w:pPr>
@@ -6781,7 +6946,7 @@
         <w:pStyle w:val="Compact"/>
         <w:numPr>
           <w:ilvl w:val="0"/>
-          <w:numId w:val="1002"/>
+          <w:numId w:val="1003"/>
         </w:numPr>
         <w:jc w:val="left"/>
       </w:pPr>
@@ -6818,7 +6983,7 @@
         <w:pStyle w:val="Compact"/>
         <w:numPr>
           <w:ilvl w:val="0"/>
-          <w:numId w:val="1002"/>
+          <w:numId w:val="1003"/>
         </w:numPr>
         <w:jc w:val="left"/>
       </w:pPr>
@@ -6831,7 +6996,7 @@
         <w:pStyle w:val="Compact"/>
         <w:numPr>
           <w:ilvl w:val="0"/>
-          <w:numId w:val="1002"/>
+          <w:numId w:val="1003"/>
         </w:numPr>
         <w:jc w:val="left"/>
       </w:pPr>
@@ -6844,7 +7009,7 @@
         <w:pStyle w:val="Compact"/>
         <w:numPr>
           <w:ilvl w:val="0"/>
-          <w:numId w:val="1002"/>
+          <w:numId w:val="1003"/>
         </w:numPr>
         <w:jc w:val="left"/>
       </w:pPr>
@@ -6857,7 +7022,7 @@
         <w:pStyle w:val="Compact"/>
         <w:numPr>
           <w:ilvl w:val="0"/>
-          <w:numId w:val="1002"/>
+          <w:numId w:val="1003"/>
         </w:numPr>
         <w:jc w:val="left"/>
       </w:pPr>
@@ -6868,7 +7033,7 @@
         <w:t xml:space="preserve">mcause</w:t>
       </w:r>
       <w:r>
-        <w:t xml:space="preserve">/vector mapping matches section 6.2 against</w:t>
+        <w:t xml:space="preserve">/vector mapping matches section 7.2 against</w:t>
       </w:r>
       <w:r>
         <w:t xml:space="preserve"> </w:t>
@@ -6888,7 +7053,7 @@
         <w:pStyle w:val="Compact"/>
         <w:numPr>
           <w:ilvl w:val="0"/>
-          <w:numId w:val="1002"/>
+          <w:numId w:val="1003"/>
         </w:numPr>
         <w:jc w:val="left"/>
       </w:pPr>
@@ -6945,11 +7110,11 @@
         <w:t xml:space="preserve">controller.</w:t>
       </w:r>
     </w:p>
-    <w:bookmarkEnd w:id="45"/>
-    <w:bookmarkStart w:id="46" w:name="appendix-a.-acronyms"/>
+    <w:bookmarkEnd w:id="46"/>
+    <w:bookmarkStart w:id="47" w:name="appendix-a.-acronyms"/>
     <w:p>
       <w:pPr>
-        <w:pStyle w:val="Heading2"/>
+        <w:pStyle w:val="Heading1"/>
       </w:pPr>
       <w:r>
         <w:t xml:space="preserve">Appendix A. Acronyms</w:t>
@@ -7408,11 +7573,11 @@
         </w:tc>
       </w:tr>
     </w:tbl>
-    <w:bookmarkEnd w:id="46"/>
-    <w:bookmarkStart w:id="47" w:name="appendix-b.-first-review"/>
+    <w:bookmarkEnd w:id="47"/>
+    <w:bookmarkStart w:id="48" w:name="appendix-b.-first-review"/>
     <w:p>
       <w:pPr>
-        <w:pStyle w:val="Heading2"/>
+        <w:pStyle w:val="Heading1"/>
       </w:pPr>
       <w:r>
         <w:t xml:space="preserve">Appendix B. First review</w:t>
@@ -7616,7 +7781,7 @@
               <w:jc w:val="left"/>
             </w:pPr>
             <w:r>
-              <w:t xml:space="preserve">No. Section 6.5: no source destroys information</w:t>
+              <w:t xml:space="preserve">No. Section 7.5: no source destroys information</w:t>
             </w:r>
           </w:p>
         </w:tc>
@@ -7654,7 +7819,7 @@
               <w:jc w:val="left"/>
             </w:pPr>
             <w:r>
-              <w:t xml:space="preserve">Section 6.2: data loss first, human time last</w:t>
+              <w:t xml:space="preserve">Section 7.2: data loss first, human time last</w:t>
             </w:r>
           </w:p>
         </w:tc>
@@ -7692,7 +7857,6 @@
         </w:tc>
       </w:tr>
     </w:tbl>
-    <w:bookmarkEnd w:id="47"/>
     <w:bookmarkEnd w:id="48"/>
     <w:sectPr>
       <w:headerReference r:id="rId11" w:type="default"/>
@@ -7932,25 +8096,25 @@
       <w:rPr>
         <w:szCs w:val="26"/>
       </w:rPr>
-      <w:t>V</w:t>
+      <w:t>V2.0</w:t>
     </w:r>
     <w:r>
       <w:rPr>
         <w:szCs w:val="26"/>
       </w:rPr>
-      <w:t>1</w:t>
+      <w:t/>
     </w:r>
     <w:r>
       <w:rPr>
         <w:szCs w:val="26"/>
       </w:rPr>
-      <w:t>.</w:t>
+      <w:t/>
     </w:r>
     <w:r>
       <w:rPr>
         <w:szCs w:val="26"/>
       </w:rPr>
-      <w:t>0</w:t>
+      <w:t/>
     </w:r>
   </w:p>
 </w:hdr>
@@ -9581,6 +9745,109 @@
       </w:pPr>
     </w:lvl>
   </w:abstractNum>
+  <w:abstractNum w:abstractNumId="991">
+    <w:nsid w:val="0000A991"/>
+    <w:multiLevelType w:val="multilevel"/>
+    <w:lvl w:ilvl="0">
+      <w:numFmt w:val="bullet"/>
+      <w:lvlText w:val=""/>
+      <w:lvlJc w:val="left"/>
+      <w:pPr>
+        <w:ind w:left="720" w:hanging="360"/>
+      </w:pPr>
+      <w:rPr>
+        <w:rFonts w:ascii="Symbol" w:hAnsi="Symbol" w:cs="Symbol" w:hint="default"/>
+      </w:rPr>
+    </w:lvl>
+    <w:lvl w:ilvl="1">
+      <w:numFmt w:val="bullet"/>
+      <w:lvlText w:val="o"/>
+      <w:lvlJc w:val="left"/>
+      <w:pPr>
+        <w:ind w:left="1440" w:hanging="360"/>
+      </w:pPr>
+      <w:rPr>
+        <w:rFonts w:ascii="Courier New" w:hAnsi="Courier New" w:cs="Courier New" w:hint="default"/>
+      </w:rPr>
+    </w:lvl>
+    <w:lvl w:ilvl="2">
+      <w:numFmt w:val="bullet"/>
+      <w:lvlText w:val=""/>
+      <w:lvlJc w:val="left"/>
+      <w:pPr>
+        <w:ind w:left="2160" w:hanging="360"/>
+      </w:pPr>
+      <w:rPr>
+        <w:rFonts w:ascii="Wingdings" w:hAnsi="Wingdings" w:cs="Wingdings" w:hint="default"/>
+      </w:rPr>
+    </w:lvl>
+    <w:lvl w:ilvl="3">
+      <w:numFmt w:val="bullet"/>
+      <w:lvlText w:val=""/>
+      <w:lvlJc w:val="left"/>
+      <w:pPr>
+        <w:ind w:left="2880" w:hanging="360"/>
+      </w:pPr>
+      <w:rPr>
+        <w:rFonts w:ascii="Symbol" w:hAnsi="Symbol" w:cs="Symbol" w:hint="default"/>
+      </w:rPr>
+    </w:lvl>
+    <w:lvl w:ilvl="4">
+      <w:numFmt w:val="bullet"/>
+      <w:lvlText w:val="o"/>
+      <w:lvlJc w:val="left"/>
+      <w:pPr>
+        <w:ind w:left="3600" w:hanging="360"/>
+      </w:pPr>
+      <w:rPr>
+        <w:rFonts w:ascii="Courier New" w:hAnsi="Courier New" w:cs="Courier New" w:hint="default"/>
+      </w:rPr>
+    </w:lvl>
+    <w:lvl w:ilvl="5">
+      <w:numFmt w:val="bullet"/>
+      <w:lvlText w:val=""/>
+      <w:lvlJc w:val="left"/>
+      <w:pPr>
+        <w:ind w:left="4320" w:hanging="360"/>
+      </w:pPr>
+      <w:rPr>
+        <w:rFonts w:ascii="Wingdings" w:hAnsi="Wingdings" w:cs="Wingdings" w:hint="default"/>
+      </w:rPr>
+    </w:lvl>
+    <w:lvl w:ilvl="6">
+      <w:numFmt w:val="bullet"/>
+      <w:lvlText w:val=""/>
+      <w:lvlJc w:val="left"/>
+      <w:pPr>
+        <w:ind w:left="5040" w:hanging="360"/>
+      </w:pPr>
+      <w:rPr>
+        <w:rFonts w:ascii="Symbol" w:hAnsi="Symbol" w:cs="Symbol" w:hint="default"/>
+      </w:rPr>
+    </w:lvl>
+    <w:lvl w:ilvl="7">
+      <w:numFmt w:val="bullet"/>
+      <w:lvlText w:val="o"/>
+      <w:lvlJc w:val="left"/>
+      <w:pPr>
+        <w:ind w:left="5760" w:hanging="360"/>
+      </w:pPr>
+      <w:rPr>
+        <w:rFonts w:ascii="Courier New" w:hAnsi="Courier New" w:cs="Courier New" w:hint="default"/>
+      </w:rPr>
+    </w:lvl>
+    <w:lvl w:ilvl="8">
+      <w:numFmt w:val="bullet"/>
+      <w:lvlText w:val=""/>
+      <w:lvlJc w:val="left"/>
+      <w:pPr>
+        <w:ind w:left="6480" w:hanging="360"/>
+      </w:pPr>
+      <w:rPr>
+        <w:rFonts w:ascii="Wingdings" w:hAnsi="Wingdings" w:cs="Wingdings" w:hint="default"/>
+      </w:rPr>
+    </w:lvl>
+  </w:abstractNum>
   <w:abstractNum w:abstractNumId="99411">
     <w:nsid w:val="00A99411"/>
     <w:multiLevelType w:val="multilevel"/>
@@ -9706,6 +9973,9 @@
     <w:abstractNumId w:val="990"/>
   </w:num>
   <w:num w:numId="1001">
+    <w:abstractNumId w:val="991"/>
+  </w:num>
+  <w:num w:numId="1002">
     <w:abstractNumId w:val="99411"/>
     <w:lvlOverride w:ilvl="0">
       <w:startOverride w:val="1"/>
@@ -9735,7 +10005,7 @@
       <w:startOverride w:val="1"/>
     </w:lvlOverride>
   </w:num>
-  <w:num w:numId="1002">
+  <w:num w:numId="1003">
     <w:abstractNumId w:val="99411"/>
     <w:lvlOverride w:ilvl="0">
       <w:startOverride w:val="1"/>
@@ -10409,7 +10679,6 @@
       <w:rFonts w:cstheme="majorHAnsi"/>
       <w:b/>
       <w:bCs/>
-      <w:caps/>
     </w:rPr>
   </w:style>
   <w:style w:styleId="TOC2" w:type="paragraph">
@@ -11513,7 +11782,6 @@
     <w:rPr>
       <w:rFonts w:ascii="Calibri Light" w:cs="Times New Roman" w:hAnsi="Calibri Light"/>
       <w:iCs/>
-      <w:color w:val="2E74B5"/>
       <w:sz w:val="28"/>
       <w:szCs w:val="28"/>
       <w:lang w:eastAsia="ja-JP"/>
@@ -11620,7 +11888,7 @@
       <w:keepNext/>
       <w:keepLines/>
       <w:spacing w:after="0" w:before="2200"/>
-      <w:jc w:val="left"/>
+      <w:jc w:val="center"/>
     </w:pPr>
     <w:rPr>
       <w:rFonts w:cs="Times New Roman" w:eastAsia="Malgun Gothic"/>
@@ -11653,11 +11921,8 @@
     <w:qFormat/>
     <w:rsid w:val="00FD46F6"/>
     <w:pPr>
-      <w:pBdr>
-        <w:top w:color="auto" w:space="1" w:sz="4" w:val="single"/>
-      </w:pBdr>
       <w:spacing w:after="360" w:before="360"/>
-      <w:jc w:val="right"/>
+      <w:jc w:val="center"/>
     </w:pPr>
     <w:rPr>
       <w:sz w:val="40"/>
@@ -12216,6 +12481,18 @@
       <w:rFonts w:cs="Arial"/>
       <w:b/>
       <w:bCs/>
+    </w:rPr>
+  </w:style>
+  <w:style w:styleId="Author" w:type="paragraph">
+    <w:name w:val="Author"/>
+    <w:basedOn w:val="Normal"/>
+    <w:pPr>
+      <w:jc w:val="center"/>
+      <w:spacing w:before="240"/>
+    </w:pPr>
+    <w:rPr>
+      <w:sz w:val="24"/>
+      <w:szCs w:val="24"/>
     </w:rPr>
   </w:style>
   <w:style w:type="paragraph" w:customStyle="1" w:styleId="SourceCode">

--- a/doc/QNSC_Interrupt_Map_MAS.docx
+++ b/doc/QNSC_Interrupt_Map_MAS.docx
@@ -42,6 +42,7 @@
         <w:p>
           <w:pPr>
             <w:pStyle w:val="TOCHeading"/>
+            <w:outlineLvl w:val="0"/>
           </w:pPr>
           <w:r>
             <w:t xml:space="preserve">Table of Contents</w:t>
@@ -58,8 +59,8 @@
         <w:p>
           <w:pPr>
             <w:pStyle w:val="Heading1"/>
+            <w:jc w:val="left"/>
             <w:outlineLvl w:val="0"/>
-            <w:jc w:val="left"/>
           </w:pPr>
           <w:r>
             <w:t xml:space="preserve">Table of Tables</w:t>
@@ -168,8 +169,8 @@
         <w:p>
           <w:pPr>
             <w:pStyle w:val="Heading1"/>
+            <w:jc w:val="left"/>
             <w:outlineLvl w:val="0"/>
-            <w:jc w:val="left"/>
           </w:pPr>
           <w:r>
             <w:t xml:space="preserve">Table of Figures</w:t>

--- a/doc/QNSC_Interrupt_Map_MAS.docx
+++ b/doc/QNSC_Interrupt_Map_MAS.docx
@@ -341,13 +341,55 @@
         <w:pStyle w:val="FirstParagraph"/>
       </w:pPr>
       <w:r>
-        <w:t xml:space="preserve">One line per version. The reasoning behind each change, and the evidence it rests</w:t>
+        <w:rPr>
+          <w:rStyle w:val="VerbatimChar"/>
+        </w:rPr>
+        <w:t xml:space="preserve">V2.0</w:t>
       </w:r>
       <w:r>
         <w:t xml:space="preserve"> </w:t>
       </w:r>
       <w:r>
-        <w:t xml:space="preserve">on, is in</w:t>
+        <w:t xml:space="preserve">is a rewrite, so the history starts again here. The twenty versions before</w:t>
+      </w:r>
+      <w:r>
+        <w:t xml:space="preserve"> </w:t>
+      </w:r>
+      <w:r>
+        <w:t xml:space="preserve">it,</w:t>
+      </w:r>
+      <w:r>
+        <w:t xml:space="preserve"> </w:t>
+      </w:r>
+      <w:r>
+        <w:rPr>
+          <w:rStyle w:val="VerbatimChar"/>
+        </w:rPr>
+        <w:t xml:space="preserve">V1.0</w:t>
+      </w:r>
+      <w:r>
+        <w:t xml:space="preserve"> </w:t>
+      </w:r>
+      <w:r>
+        <w:t xml:space="preserve">to</w:t>
+      </w:r>
+      <w:r>
+        <w:t xml:space="preserve"> </w:t>
+      </w:r>
+      <w:r>
+        <w:rPr>
+          <w:rStyle w:val="VerbatimChar"/>
+        </w:rPr>
+        <w:t xml:space="preserve">V11.10</w:t>
+      </w:r>
+      <w:r>
+        <w:t xml:space="preserve">, describe a document that no longer exists in this shape;</w:t>
+      </w:r>
+      <w:r>
+        <w:t xml:space="preserve"> </w:t>
+      </w:r>
+      <w:r>
+        <w:t xml:space="preserve">they are listed in full, with the reasoning and the evidence behind each, in</w:t>
       </w:r>
       <w:r>
         <w:t xml:space="preserve"> </w:t>
@@ -452,19 +494,19 @@
               <w:jc w:val="left"/>
             </w:pPr>
             <w:r>
-              <w:t xml:space="preserve">V1.0</w:t>
-            </w:r>
-          </w:p>
-        </w:tc>
-        <w:tc>
-          <w:tcPr/>
-          <w:p>
-            <w:pPr>
-              <w:pStyle w:val="Compact"/>
-              <w:jc w:val="left"/>
-            </w:pPr>
-            <w:r>
-              <w:t xml:space="preserve">2026-09-13</w:t>
+              <w:t xml:space="preserve">V2.0</w:t>
+            </w:r>
+          </w:p>
+        </w:tc>
+        <w:tc>
+          <w:tcPr/>
+          <w:p>
+            <w:pPr>
+              <w:pStyle w:val="Compact"/>
+              <w:jc w:val="left"/>
+            </w:pPr>
+            <w:r>
+              <w:t xml:space="preserve">2026-09-23</w:t>
             </w:r>
           </w:p>
         </w:tc>
@@ -500,317 +542,7 @@
               <w:jc w:val="left"/>
             </w:pPr>
             <w:r>
-              <w:t xml:space="preserve">First issue, against a candidate IP set: 74 sources</w:t>
-            </w:r>
-          </w:p>
-        </w:tc>
-      </w:tr>
-      <w:tr>
-        <w:tc>
-          <w:tcPr/>
-          <w:p>
-            <w:pPr>
-              <w:pStyle w:val="Compact"/>
-              <w:jc w:val="left"/>
-            </w:pPr>
-            <w:r>
-              <w:t xml:space="preserve">V2.0</w:t>
-            </w:r>
-          </w:p>
-        </w:tc>
-        <w:tc>
-          <w:tcPr/>
-          <w:p>
-            <w:pPr>
-              <w:pStyle w:val="Compact"/>
-              <w:jc w:val="left"/>
-            </w:pPr>
-            <w:r>
-              <w:t xml:space="preserve">2026-09-17</w:t>
-            </w:r>
-          </w:p>
-        </w:tc>
-        <w:tc>
-          <w:tcPr/>
-          <w:p>
-            <w:pPr>
-              <w:pStyle w:val="Compact"/>
-              <w:jc w:val="left"/>
-            </w:pPr>
-            <w:r>
-              <w:t xml:space="preserve">Nghia VT</w:t>
-            </w:r>
-          </w:p>
-        </w:tc>
-        <w:tc>
-          <w:tcPr/>
-          <w:p>
-            <w:pPr>
-              <w:pStyle w:val="Compact"/>
-              <w:jc w:val="left"/>
-            </w:pPr>
-            <w:r>
-              <w:t xml:space="preserve">–</w:t>
-            </w:r>
-          </w:p>
-        </w:tc>
-        <w:tc>
-          <w:tcPr/>
-          <w:p>
-            <w:pPr>
-              <w:pStyle w:val="Compact"/>
-              <w:jc w:val="left"/>
-            </w:pPr>
-            <w:r>
-              <w:t xml:space="preserve">Rewritten for the IP set actually selected: 28</w:t>
-            </w:r>
-          </w:p>
-        </w:tc>
-      </w:tr>
-      <w:tr>
-        <w:tc>
-          <w:tcPr/>
-          <w:p>
-            <w:pPr>
-              <w:pStyle w:val="Compact"/>
-              <w:jc w:val="left"/>
-            </w:pPr>
-            <w:r>
-              <w:t xml:space="preserve">V3.0</w:t>
-            </w:r>
-          </w:p>
-        </w:tc>
-        <w:tc>
-          <w:tcPr/>
-          <w:p>
-            <w:pPr>
-              <w:pStyle w:val="Compact"/>
-              <w:jc w:val="left"/>
-            </w:pPr>
-            <w:r>
-              <w:t xml:space="preserve">2026-09-17</w:t>
-            </w:r>
-          </w:p>
-        </w:tc>
-        <w:tc>
-          <w:tcPr/>
-          <w:p>
-            <w:pPr>
-              <w:pStyle w:val="Compact"/>
-              <w:jc w:val="left"/>
-            </w:pPr>
-            <w:r>
-              <w:t xml:space="preserve">Nghia VT</w:t>
-            </w:r>
-          </w:p>
-        </w:tc>
-        <w:tc>
-          <w:tcPr/>
-          <w:p>
-            <w:pPr>
-              <w:pStyle w:val="Compact"/>
-              <w:jc w:val="left"/>
-            </w:pPr>
-            <w:r>
-              <w:t xml:space="preserve">–</w:t>
-            </w:r>
-          </w:p>
-        </w:tc>
-        <w:tc>
-          <w:tcPr/>
-          <w:p>
-            <w:pPr>
-              <w:pStyle w:val="Compact"/>
-              <w:jc w:val="left"/>
-            </w:pPr>
-            <w:r>
-              <w:t xml:space="preserve">Specified as registered, wrongly – see V11.3</w:t>
-            </w:r>
-          </w:p>
-        </w:tc>
-      </w:tr>
-      <w:tr>
-        <w:tc>
-          <w:tcPr/>
-          <w:p>
-            <w:pPr>
-              <w:pStyle w:val="Compact"/>
-              <w:jc w:val="left"/>
-            </w:pPr>
-            <w:r>
-              <w:t xml:space="preserve">V4.0</w:t>
-            </w:r>
-          </w:p>
-        </w:tc>
-        <w:tc>
-          <w:tcPr/>
-          <w:p>
-            <w:pPr>
-              <w:pStyle w:val="Compact"/>
-              <w:jc w:val="left"/>
-            </w:pPr>
-            <w:r>
-              <w:t xml:space="preserve">2026-09-17</w:t>
-            </w:r>
-          </w:p>
-        </w:tc>
-        <w:tc>
-          <w:tcPr/>
-          <w:p>
-            <w:pPr>
-              <w:pStyle w:val="Compact"/>
-              <w:jc w:val="left"/>
-            </w:pPr>
-            <w:r>
-              <w:t xml:space="preserve">Nghia VT</w:t>
-            </w:r>
-          </w:p>
-        </w:tc>
-        <w:tc>
-          <w:tcPr/>
-          <w:p>
-            <w:pPr>
-              <w:pStyle w:val="Compact"/>
-              <w:jc w:val="left"/>
-            </w:pPr>
-            <w:r>
-              <w:t xml:space="preserve">–</w:t>
-            </w:r>
-          </w:p>
-        </w:tc>
-        <w:tc>
-          <w:tcPr/>
-          <w:p>
-            <w:pPr>
-              <w:pStyle w:val="Compact"/>
-              <w:jc w:val="left"/>
-            </w:pPr>
-            <w:r>
-              <w:t xml:space="preserve">Port list and parameters added; derived figures reconciled</w:t>
-            </w:r>
-          </w:p>
-        </w:tc>
-      </w:tr>
-      <w:tr>
-        <w:tc>
-          <w:tcPr/>
-          <w:p>
-            <w:pPr>
-              <w:pStyle w:val="Compact"/>
-              <w:jc w:val="left"/>
-            </w:pPr>
-            <w:r>
-              <w:t xml:space="preserve">V5.0</w:t>
-            </w:r>
-          </w:p>
-        </w:tc>
-        <w:tc>
-          <w:tcPr/>
-          <w:p>
-            <w:pPr>
-              <w:pStyle w:val="Compact"/>
-              <w:jc w:val="left"/>
-            </w:pPr>
-            <w:r>
-              <w:t xml:space="preserve">2026-09-17</w:t>
-            </w:r>
-          </w:p>
-        </w:tc>
-        <w:tc>
-          <w:tcPr/>
-          <w:p>
-            <w:pPr>
-              <w:pStyle w:val="Compact"/>
-              <w:jc w:val="left"/>
-            </w:pPr>
-            <w:r>
-              <w:t xml:space="preserve">Nghia VT</w:t>
-            </w:r>
-          </w:p>
-        </w:tc>
-        <w:tc>
-          <w:tcPr/>
-          <w:p>
-            <w:pPr>
-              <w:pStyle w:val="Compact"/>
-              <w:jc w:val="left"/>
-            </w:pPr>
-            <w:r>
-              <w:t xml:space="preserve">–</w:t>
-            </w:r>
-          </w:p>
-        </w:tc>
-        <w:tc>
-          <w:tcPr/>
-          <w:p>
-            <w:pPr>
-              <w:pStyle w:val="Compact"/>
-              <w:jc w:val="left"/>
-            </w:pPr>
-            <w:r>
-              <w:t xml:space="preserve">Audited against the IP assignment sheet and each IP’s RTL</w:t>
-            </w:r>
-          </w:p>
-        </w:tc>
-      </w:tr>
-      <w:tr>
-        <w:tc>
-          <w:tcPr/>
-          <w:p>
-            <w:pPr>
-              <w:pStyle w:val="Compact"/>
-              <w:jc w:val="left"/>
-            </w:pPr>
-            <w:r>
-              <w:t xml:space="preserve">V6.0</w:t>
-            </w:r>
-          </w:p>
-        </w:tc>
-        <w:tc>
-          <w:tcPr/>
-          <w:p>
-            <w:pPr>
-              <w:pStyle w:val="Compact"/>
-              <w:jc w:val="left"/>
-            </w:pPr>
-            <w:r>
-              <w:t xml:space="preserve">2026-09-17</w:t>
-            </w:r>
-          </w:p>
-        </w:tc>
-        <w:tc>
-          <w:tcPr/>
-          <w:p>
-            <w:pPr>
-              <w:pStyle w:val="Compact"/>
-              <w:jc w:val="left"/>
-            </w:pPr>
-            <w:r>
-              <w:t xml:space="preserve">Nghia VT</w:t>
-            </w:r>
-          </w:p>
-        </w:tc>
-        <w:tc>
-          <w:tcPr/>
-          <w:p>
-            <w:pPr>
-              <w:pStyle w:val="Compact"/>
-              <w:jc w:val="left"/>
-            </w:pPr>
-            <w:r>
-              <w:t xml:space="preserve">–</w:t>
-            </w:r>
-          </w:p>
-        </w:tc>
-        <w:tc>
-          <w:tcPr/>
-          <w:p>
-            <w:pPr>
-              <w:pStyle w:val="Compact"/>
-              <w:jc w:val="left"/>
-            </w:pPr>
-            <w:r>
-              <w:t xml:space="preserve">GPIO corrected to</w:t>
+              <w:t xml:space="preserve">Rewritten as specification only: 1284 lines to 327. History and reasoning moved to</w:t>
             </w:r>
             <w:r>
               <w:t xml:space="preserve"> </w:t>
@@ -819,1058 +551,17 @@
               <w:rPr>
                 <w:rStyle w:val="VerbatimChar"/>
               </w:rPr>
-              <w:t xml:space="preserve">pulp-platform/apb_gpio</w:t>
-            </w:r>
-            <w:r>
-              <w:t xml:space="preserve">: total 27</w:t>
-            </w:r>
-          </w:p>
-        </w:tc>
-      </w:tr>
-      <w:tr>
-        <w:tc>
-          <w:tcPr/>
-          <w:p>
-            <w:pPr>
-              <w:pStyle w:val="Compact"/>
-              <w:jc w:val="left"/>
-            </w:pPr>
-            <w:r>
-              <w:t xml:space="preserve">V7.0</w:t>
-            </w:r>
-          </w:p>
-        </w:tc>
-        <w:tc>
-          <w:tcPr/>
-          <w:p>
-            <w:pPr>
-              <w:pStyle w:val="Compact"/>
-              <w:jc w:val="left"/>
-            </w:pPr>
-            <w:r>
-              <w:t xml:space="preserve">2026-09-17</w:t>
-            </w:r>
-          </w:p>
-        </w:tc>
-        <w:tc>
-          <w:tcPr/>
-          <w:p>
-            <w:pPr>
-              <w:pStyle w:val="Compact"/>
-              <w:jc w:val="left"/>
-            </w:pPr>
-            <w:r>
-              <w:t xml:space="preserve">Nghia VT</w:t>
-            </w:r>
-          </w:p>
-        </w:tc>
-        <w:tc>
-          <w:tcPr/>
-          <w:p>
-            <w:pPr>
-              <w:pStyle w:val="Compact"/>
-              <w:jc w:val="left"/>
-            </w:pPr>
-            <w:r>
-              <w:t xml:space="preserve">–</w:t>
-            </w:r>
-          </w:p>
-        </w:tc>
-        <w:tc>
-          <w:tcPr/>
-          <w:p>
-            <w:pPr>
-              <w:pStyle w:val="Compact"/>
-              <w:jc w:val="left"/>
-            </w:pPr>
+              <w:t xml:space="preserve">_DECISIONS</w:t>
+            </w:r>
+            <w:r>
+              <w:t xml:space="preserve">. Tables in 7.2, 7.3 and 10 generated from</w:t>
+            </w:r>
+            <w:r>
+              <w:t xml:space="preserve"> </w:t>
+            </w:r>
             <w:r>
               <w:rPr>
                 <w:rStyle w:val="VerbatimChar"/>
-              </w:rPr>
-              <w:t xml:space="preserve">rv_plic</w:t>
-            </w:r>
-            <w:r>
-              <w:t xml:space="preserve"> </w:t>
-            </w:r>
-            <w:r>
-              <w:t xml:space="preserve">considered and rejected; Ibex fast lines kept</w:t>
-            </w:r>
-          </w:p>
-        </w:tc>
-      </w:tr>
-      <w:tr>
-        <w:tc>
-          <w:tcPr/>
-          <w:p>
-            <w:pPr>
-              <w:pStyle w:val="Compact"/>
-              <w:jc w:val="left"/>
-            </w:pPr>
-            <w:r>
-              <w:t xml:space="preserve">V9.0</w:t>
-            </w:r>
-          </w:p>
-        </w:tc>
-        <w:tc>
-          <w:tcPr/>
-          <w:p>
-            <w:pPr>
-              <w:pStyle w:val="Compact"/>
-              <w:jc w:val="left"/>
-            </w:pPr>
-            <w:r>
-              <w:t xml:space="preserve">2026-09-18</w:t>
-            </w:r>
-          </w:p>
-        </w:tc>
-        <w:tc>
-          <w:tcPr/>
-          <w:p>
-            <w:pPr>
-              <w:pStyle w:val="Compact"/>
-              <w:jc w:val="left"/>
-            </w:pPr>
-            <w:r>
-              <w:t xml:space="preserve">Nghia VT</w:t>
-            </w:r>
-          </w:p>
-        </w:tc>
-        <w:tc>
-          <w:tcPr/>
-          <w:p>
-            <w:pPr>
-              <w:pStyle w:val="Compact"/>
-              <w:jc w:val="left"/>
-            </w:pPr>
-            <w:r>
-              <w:t xml:space="preserve">–</w:t>
-            </w:r>
-          </w:p>
-        </w:tc>
-        <w:tc>
-          <w:tcPr/>
-          <w:p>
-            <w:pPr>
-              <w:pStyle w:val="Compact"/>
-              <w:jc w:val="left"/>
-            </w:pPr>
-            <w:r>
-              <w:t xml:space="preserve">Reconciled against</w:t>
-            </w:r>
-            <w:r>
-              <w:t xml:space="preserve"> </w:t>
-            </w:r>
-            <w:r>
-              <w:rPr>
-                <w:rStyle w:val="VerbatimChar"/>
-              </w:rPr>
-              <w:t xml:space="preserve">QSOC_HAS</w:t>
-            </w:r>
-            <w:r>
-              <w:t xml:space="preserve"> </w:t>
-            </w:r>
-            <w:r>
-              <w:t xml:space="preserve">and the DMA, TIMER, WDT specs</w:t>
-            </w:r>
-          </w:p>
-        </w:tc>
-      </w:tr>
-      <w:tr>
-        <w:tc>
-          <w:tcPr/>
-          <w:p>
-            <w:pPr>
-              <w:pStyle w:val="Compact"/>
-              <w:jc w:val="left"/>
-            </w:pPr>
-            <w:r>
-              <w:t xml:space="preserve">V10.0</w:t>
-            </w:r>
-          </w:p>
-        </w:tc>
-        <w:tc>
-          <w:tcPr/>
-          <w:p>
-            <w:pPr>
-              <w:pStyle w:val="Compact"/>
-              <w:jc w:val="left"/>
-            </w:pPr>
-            <w:r>
-              <w:t xml:space="preserve">2026-09-18</w:t>
-            </w:r>
-          </w:p>
-        </w:tc>
-        <w:tc>
-          <w:tcPr/>
-          <w:p>
-            <w:pPr>
-              <w:pStyle w:val="Compact"/>
-              <w:jc w:val="left"/>
-            </w:pPr>
-            <w:r>
-              <w:t xml:space="preserve">Nghia VT</w:t>
-            </w:r>
-          </w:p>
-        </w:tc>
-        <w:tc>
-          <w:tcPr/>
-          <w:p>
-            <w:pPr>
-              <w:pStyle w:val="Compact"/>
-              <w:jc w:val="left"/>
-            </w:pPr>
-            <w:r>
-              <w:t xml:space="preserve">–</w:t>
-            </w:r>
-          </w:p>
-        </w:tc>
-        <w:tc>
-          <w:tcPr/>
-          <w:p>
-            <w:pPr>
-              <w:pStyle w:val="Compact"/>
-              <w:jc w:val="left"/>
-            </w:pPr>
-            <w:r>
-              <w:rPr>
-                <w:rStyle w:val="VerbatimChar"/>
-              </w:rPr>
-              <w:t xml:space="preserve">QSOC_HAS</w:t>
-            </w:r>
-            <w:r>
-              <w:t xml:space="preserve"> </w:t>
-            </w:r>
-            <w:r>
-              <w:t xml:space="preserve">v4_r1 settles four open items, all in favour of this</w:t>
-            </w:r>
-          </w:p>
-        </w:tc>
-      </w:tr>
-      <w:tr>
-        <w:tc>
-          <w:tcPr/>
-          <w:p>
-            <w:pPr>
-              <w:pStyle w:val="Compact"/>
-              <w:jc w:val="left"/>
-            </w:pPr>
-            <w:r>
-              <w:t xml:space="preserve">V10.1</w:t>
-            </w:r>
-          </w:p>
-        </w:tc>
-        <w:tc>
-          <w:tcPr/>
-          <w:p>
-            <w:pPr>
-              <w:pStyle w:val="Compact"/>
-              <w:jc w:val="left"/>
-            </w:pPr>
-            <w:r>
-              <w:t xml:space="preserve">2026-09-18</w:t>
-            </w:r>
-          </w:p>
-        </w:tc>
-        <w:tc>
-          <w:tcPr/>
-          <w:p>
-            <w:pPr>
-              <w:pStyle w:val="Compact"/>
-              <w:jc w:val="left"/>
-            </w:pPr>
-            <w:r>
-              <w:t xml:space="preserve">Nghia VT</w:t>
-            </w:r>
-          </w:p>
-        </w:tc>
-        <w:tc>
-          <w:tcPr/>
-          <w:p>
-            <w:pPr>
-              <w:pStyle w:val="Compact"/>
-              <w:jc w:val="left"/>
-            </w:pPr>
-            <w:r>
-              <w:t xml:space="preserve">–</w:t>
-            </w:r>
-          </w:p>
-        </w:tc>
-        <w:tc>
-          <w:tcPr/>
-          <w:p>
-            <w:pPr>
-              <w:pStyle w:val="Compact"/>
-              <w:jc w:val="left"/>
-            </w:pPr>
-            <w:r>
-              <w:t xml:space="preserve">Two source counts closed; one correction here</w:t>
-            </w:r>
-          </w:p>
-        </w:tc>
-      </w:tr>
-      <w:tr>
-        <w:tc>
-          <w:tcPr/>
-          <w:p>
-            <w:pPr>
-              <w:pStyle w:val="Compact"/>
-              <w:jc w:val="left"/>
-            </w:pPr>
-            <w:r>
-              <w:t xml:space="preserve">V11.1</w:t>
-            </w:r>
-          </w:p>
-        </w:tc>
-        <w:tc>
-          <w:tcPr/>
-          <w:p>
-            <w:pPr>
-              <w:pStyle w:val="Compact"/>
-              <w:jc w:val="left"/>
-            </w:pPr>
-            <w:r>
-              <w:t xml:space="preserve">2026-09-21</w:t>
-            </w:r>
-          </w:p>
-        </w:tc>
-        <w:tc>
-          <w:tcPr/>
-          <w:p>
-            <w:pPr>
-              <w:pStyle w:val="Compact"/>
-              <w:jc w:val="left"/>
-            </w:pPr>
-            <w:r>
-              <w:t xml:space="preserve">Nghia VT</w:t>
-            </w:r>
-          </w:p>
-        </w:tc>
-        <w:tc>
-          <w:tcPr/>
-          <w:p>
-            <w:pPr>
-              <w:pStyle w:val="Compact"/>
-              <w:jc w:val="left"/>
-            </w:pPr>
-            <w:r>
-              <w:t xml:space="preserve">–</w:t>
-            </w:r>
-          </w:p>
-        </w:tc>
-        <w:tc>
-          <w:tcPr/>
-          <w:p>
-            <w:pPr>
-              <w:pStyle w:val="Compact"/>
-              <w:jc w:val="left"/>
-            </w:pPr>
-            <w:r>
-              <w:t xml:space="preserve">TIMER0, TIMER1, PWM ownership transfers in; each gets its own MAS</w:t>
-            </w:r>
-          </w:p>
-        </w:tc>
-      </w:tr>
-      <w:tr>
-        <w:tc>
-          <w:tcPr/>
-          <w:p>
-            <w:pPr>
-              <w:pStyle w:val="Compact"/>
-              <w:jc w:val="left"/>
-            </w:pPr>
-            <w:r>
-              <w:t xml:space="preserve">V11.2</w:t>
-            </w:r>
-          </w:p>
-        </w:tc>
-        <w:tc>
-          <w:tcPr/>
-          <w:p>
-            <w:pPr>
-              <w:pStyle w:val="Compact"/>
-              <w:jc w:val="left"/>
-            </w:pPr>
-            <w:r>
-              <w:t xml:space="preserve">2026-09-21</w:t>
-            </w:r>
-          </w:p>
-        </w:tc>
-        <w:tc>
-          <w:tcPr/>
-          <w:p>
-            <w:pPr>
-              <w:pStyle w:val="Compact"/>
-              <w:jc w:val="left"/>
-            </w:pPr>
-            <w:r>
-              <w:t xml:space="preserve">Nghia VT</w:t>
-            </w:r>
-          </w:p>
-        </w:tc>
-        <w:tc>
-          <w:tcPr/>
-          <w:p>
-            <w:pPr>
-              <w:pStyle w:val="Compact"/>
-              <w:jc w:val="left"/>
-            </w:pPr>
-            <w:r>
-              <w:t xml:space="preserve">Day005</w:t>
-            </w:r>
-          </w:p>
-        </w:tc>
-        <w:tc>
-          <w:tcPr/>
-          <w:p>
-            <w:pPr>
-              <w:pStyle w:val="Compact"/>
-              <w:jc w:val="left"/>
-            </w:pPr>
-            <w:r>
-              <w:t xml:space="preserve">GPIO ruled one line for four instances – action item closed</w:t>
-            </w:r>
-          </w:p>
-        </w:tc>
-      </w:tr>
-      <w:tr>
-        <w:tc>
-          <w:tcPr/>
-          <w:p>
-            <w:pPr>
-              <w:pStyle w:val="Compact"/>
-              <w:jc w:val="left"/>
-            </w:pPr>
-            <w:r>
-              <w:t xml:space="preserve">V11.3</w:t>
-            </w:r>
-          </w:p>
-        </w:tc>
-        <w:tc>
-          <w:tcPr/>
-          <w:p>
-            <w:pPr>
-              <w:pStyle w:val="Compact"/>
-              <w:jc w:val="left"/>
-            </w:pPr>
-            <w:r>
-              <w:t xml:space="preserve">2026-09-21</w:t>
-            </w:r>
-          </w:p>
-        </w:tc>
-        <w:tc>
-          <w:tcPr/>
-          <w:p>
-            <w:pPr>
-              <w:pStyle w:val="Compact"/>
-              <w:jc w:val="left"/>
-            </w:pPr>
-            <w:r>
-              <w:t xml:space="preserve">Nghia VT</w:t>
-            </w:r>
-          </w:p>
-        </w:tc>
-        <w:tc>
-          <w:tcPr/>
-          <w:p>
-            <w:pPr>
-              <w:pStyle w:val="Compact"/>
-              <w:jc w:val="left"/>
-            </w:pPr>
-            <w:r>
-              <w:t xml:space="preserve">–</w:t>
-            </w:r>
-          </w:p>
-        </w:tc>
-        <w:tc>
-          <w:tcPr/>
-          <w:p>
-            <w:pPr>
-              <w:pStyle w:val="Compact"/>
-              <w:jc w:val="left"/>
-            </w:pPr>
-            <w:r>
-              <w:t xml:space="preserve">Five questions closed from Ibex RTL.</w:t>
-            </w:r>
-            <w:r>
-              <w:t xml:space="preserve"> </w:t>
-            </w:r>
-            <w:r>
-              <w:rPr>
-                <w:b/>
-                <w:bCs/>
-              </w:rPr>
-              <w:t xml:space="preserve">Block is combinational</w:t>
-            </w:r>
-          </w:p>
-        </w:tc>
-      </w:tr>
-      <w:tr>
-        <w:tc>
-          <w:tcPr/>
-          <w:p>
-            <w:pPr>
-              <w:pStyle w:val="Compact"/>
-              <w:jc w:val="left"/>
-            </w:pPr>
-            <w:r>
-              <w:t xml:space="preserve">V11.4</w:t>
-            </w:r>
-          </w:p>
-        </w:tc>
-        <w:tc>
-          <w:tcPr/>
-          <w:p>
-            <w:pPr>
-              <w:pStyle w:val="Compact"/>
-              <w:jc w:val="left"/>
-            </w:pPr>
-            <w:r>
-              <w:t xml:space="preserve">2026-09-22</w:t>
-            </w:r>
-          </w:p>
-        </w:tc>
-        <w:tc>
-          <w:tcPr/>
-          <w:p>
-            <w:pPr>
-              <w:pStyle w:val="Compact"/>
-              <w:jc w:val="left"/>
-            </w:pPr>
-            <w:r>
-              <w:t xml:space="preserve">Nghia VT</w:t>
-            </w:r>
-          </w:p>
-        </w:tc>
-        <w:tc>
-          <w:tcPr/>
-          <w:p>
-            <w:pPr>
-              <w:pStyle w:val="Compact"/>
-              <w:jc w:val="left"/>
-            </w:pPr>
-            <w:r>
-              <w:t xml:space="preserve">–</w:t>
-            </w:r>
-          </w:p>
-        </w:tc>
-        <w:tc>
-          <w:tcPr/>
-          <w:p>
-            <w:pPr>
-              <w:pStyle w:val="Compact"/>
-              <w:jc w:val="left"/>
-            </w:pPr>
-            <w:r>
-              <w:t xml:space="preserve">Question 2 reframed after reading the bus owner’s three specs</w:t>
-            </w:r>
-          </w:p>
-        </w:tc>
-      </w:tr>
-      <w:tr>
-        <w:tc>
-          <w:tcPr/>
-          <w:p>
-            <w:pPr>
-              <w:pStyle w:val="Compact"/>
-              <w:jc w:val="left"/>
-            </w:pPr>
-            <w:r>
-              <w:t xml:space="preserve">V11.5</w:t>
-            </w:r>
-          </w:p>
-        </w:tc>
-        <w:tc>
-          <w:tcPr/>
-          <w:p>
-            <w:pPr>
-              <w:pStyle w:val="Compact"/>
-              <w:jc w:val="left"/>
-            </w:pPr>
-            <w:r>
-              <w:t xml:space="preserve">2026-09-22</w:t>
-            </w:r>
-          </w:p>
-        </w:tc>
-        <w:tc>
-          <w:tcPr/>
-          <w:p>
-            <w:pPr>
-              <w:pStyle w:val="Compact"/>
-              <w:jc w:val="left"/>
-            </w:pPr>
-            <w:r>
-              <w:t xml:space="preserve">Nghia VT</w:t>
-            </w:r>
-          </w:p>
-        </w:tc>
-        <w:tc>
-          <w:tcPr/>
-          <w:p>
-            <w:pPr>
-              <w:pStyle w:val="Compact"/>
-              <w:jc w:val="left"/>
-            </w:pPr>
-            <w:r>
-              <w:t xml:space="preserve">–</w:t>
-            </w:r>
-          </w:p>
-        </w:tc>
-        <w:tc>
-          <w:tcPr/>
-          <w:p>
-            <w:pPr>
-              <w:pStyle w:val="Compact"/>
-              <w:jc w:val="left"/>
-            </w:pPr>
-            <w:r>
-              <w:t xml:space="preserve">Question 2 rewritten from the IPs’ RTL, not</w:t>
-            </w:r>
-            <w:r>
-              <w:t xml:space="preserve"> </w:t>
-            </w:r>
-            <w:r>
-              <w:rPr>
-                <w:rStyle w:val="VerbatimChar"/>
-              </w:rPr>
-              <w:t xml:space="preserve">QSOC_HAS</w:t>
-            </w:r>
-          </w:p>
-        </w:tc>
-      </w:tr>
-      <w:tr>
-        <w:tc>
-          <w:tcPr/>
-          <w:p>
-            <w:pPr>
-              <w:pStyle w:val="Compact"/>
-              <w:jc w:val="left"/>
-            </w:pPr>
-            <w:r>
-              <w:t xml:space="preserve">V11.6</w:t>
-            </w:r>
-          </w:p>
-        </w:tc>
-        <w:tc>
-          <w:tcPr/>
-          <w:p>
-            <w:pPr>
-              <w:pStyle w:val="Compact"/>
-              <w:jc w:val="left"/>
-            </w:pPr>
-            <w:r>
-              <w:t xml:space="preserve">2026-09-22</w:t>
-            </w:r>
-          </w:p>
-        </w:tc>
-        <w:tc>
-          <w:tcPr/>
-          <w:p>
-            <w:pPr>
-              <w:pStyle w:val="Compact"/>
-              <w:jc w:val="left"/>
-            </w:pPr>
-            <w:r>
-              <w:t xml:space="preserve">Nghia VT</w:t>
-            </w:r>
-          </w:p>
-        </w:tc>
-        <w:tc>
-          <w:tcPr/>
-          <w:p>
-            <w:pPr>
-              <w:pStyle w:val="Compact"/>
-              <w:jc w:val="left"/>
-            </w:pPr>
-            <w:r>
-              <w:t xml:space="preserve">–</w:t>
-            </w:r>
-          </w:p>
-        </w:tc>
-        <w:tc>
-          <w:tcPr/>
-          <w:p>
-            <w:pPr>
-              <w:pStyle w:val="Compact"/>
-              <w:jc w:val="left"/>
-            </w:pPr>
-            <w:r>
-              <w:t xml:space="preserve">Two questions closed, one narrowed, from the SPI owner’s specs</w:t>
-            </w:r>
-          </w:p>
-        </w:tc>
-      </w:tr>
-      <w:tr>
-        <w:tc>
-          <w:tcPr/>
-          <w:p>
-            <w:pPr>
-              <w:pStyle w:val="Compact"/>
-              <w:jc w:val="left"/>
-            </w:pPr>
-            <w:r>
-              <w:t xml:space="preserve">V11.7</w:t>
-            </w:r>
-          </w:p>
-        </w:tc>
-        <w:tc>
-          <w:tcPr/>
-          <w:p>
-            <w:pPr>
-              <w:pStyle w:val="Compact"/>
-              <w:jc w:val="left"/>
-            </w:pPr>
-            <w:r>
-              <w:t xml:space="preserve">2026-09-22</w:t>
-            </w:r>
-          </w:p>
-        </w:tc>
-        <w:tc>
-          <w:tcPr/>
-          <w:p>
-            <w:pPr>
-              <w:pStyle w:val="Compact"/>
-              <w:jc w:val="left"/>
-            </w:pPr>
-            <w:r>
-              <w:t xml:space="preserve">Nghia VT</w:t>
-            </w:r>
-          </w:p>
-        </w:tc>
-        <w:tc>
-          <w:tcPr/>
-          <w:p>
-            <w:pPr>
-              <w:pStyle w:val="Compact"/>
-              <w:jc w:val="left"/>
-            </w:pPr>
-            <w:r>
-              <w:t xml:space="preserve">–</w:t>
-            </w:r>
-          </w:p>
-        </w:tc>
-        <w:tc>
-          <w:tcPr/>
-          <w:p>
-            <w:pPr>
-              <w:pStyle w:val="Compact"/>
-              <w:jc w:val="left"/>
-            </w:pPr>
-            <w:r>
-              <w:t xml:space="preserve">Stale reset-cause table corrected:</w:t>
-            </w:r>
-            <w:r>
-              <w:t xml:space="preserve"> </w:t>
-            </w:r>
-            <w:r>
-              <w:rPr>
-                <w:rStyle w:val="VerbatimChar"/>
-              </w:rPr>
-              <w:t xml:space="preserve">ndmreset</w:t>
-            </w:r>
-            <w:r>
-              <w:t xml:space="preserve"> </w:t>
-            </w:r>
-            <w:r>
-              <w:t xml:space="preserve">is gone</w:t>
-            </w:r>
-          </w:p>
-        </w:tc>
-      </w:tr>
-      <w:tr>
-        <w:tc>
-          <w:tcPr/>
-          <w:p>
-            <w:pPr>
-              <w:pStyle w:val="Compact"/>
-              <w:jc w:val="left"/>
-            </w:pPr>
-            <w:r>
-              <w:t xml:space="preserve">V11.8</w:t>
-            </w:r>
-          </w:p>
-        </w:tc>
-        <w:tc>
-          <w:tcPr/>
-          <w:p>
-            <w:pPr>
-              <w:pStyle w:val="Compact"/>
-              <w:jc w:val="left"/>
-            </w:pPr>
-            <w:r>
-              <w:t xml:space="preserve">2026-09-22</w:t>
-            </w:r>
-          </w:p>
-        </w:tc>
-        <w:tc>
-          <w:tcPr/>
-          <w:p>
-            <w:pPr>
-              <w:pStyle w:val="Compact"/>
-              <w:jc w:val="left"/>
-            </w:pPr>
-            <w:r>
-              <w:t xml:space="preserve">Nghia VT</w:t>
-            </w:r>
-          </w:p>
-        </w:tc>
-        <w:tc>
-          <w:tcPr/>
-          <w:p>
-            <w:pPr>
-              <w:pStyle w:val="Compact"/>
-              <w:jc w:val="left"/>
-            </w:pPr>
-            <w:r>
-              <w:t xml:space="preserve">–</w:t>
-            </w:r>
-          </w:p>
-        </w:tc>
-        <w:tc>
-          <w:tcPr/>
-          <w:p>
-            <w:pPr>
-              <w:pStyle w:val="Compact"/>
-              <w:jc w:val="left"/>
-            </w:pPr>
-            <w:r>
-              <w:t xml:space="preserve">Question 2 restated as a shaped request, not a gap</w:t>
-            </w:r>
-          </w:p>
-        </w:tc>
-      </w:tr>
-      <w:tr>
-        <w:tc>
-          <w:tcPr/>
-          <w:p>
-            <w:pPr>
-              <w:pStyle w:val="Compact"/>
-              <w:jc w:val="left"/>
-            </w:pPr>
-            <w:r>
-              <w:t xml:space="preserve">V11.9</w:t>
-            </w:r>
-          </w:p>
-        </w:tc>
-        <w:tc>
-          <w:tcPr/>
-          <w:p>
-            <w:pPr>
-              <w:pStyle w:val="Compact"/>
-              <w:jc w:val="left"/>
-            </w:pPr>
-            <w:r>
-              <w:t xml:space="preserve">2026-09-22</w:t>
-            </w:r>
-          </w:p>
-        </w:tc>
-        <w:tc>
-          <w:tcPr/>
-          <w:p>
-            <w:pPr>
-              <w:pStyle w:val="Compact"/>
-              <w:jc w:val="left"/>
-            </w:pPr>
-            <w:r>
-              <w:t xml:space="preserve">Nghia VT</w:t>
-            </w:r>
-          </w:p>
-        </w:tc>
-        <w:tc>
-          <w:tcPr/>
-          <w:p>
-            <w:pPr>
-              <w:pStyle w:val="Compact"/>
-              <w:jc w:val="left"/>
-            </w:pPr>
-            <w:r>
-              <w:t xml:space="preserve">–</w:t>
-            </w:r>
-          </w:p>
-        </w:tc>
-        <w:tc>
-          <w:tcPr/>
-          <w:p>
-            <w:pPr>
-              <w:pStyle w:val="Compact"/>
-              <w:jc w:val="left"/>
-            </w:pPr>
-            <w:r>
-              <w:t xml:space="preserve">Last two questions take positions; specification complete</w:t>
-            </w:r>
-          </w:p>
-        </w:tc>
-      </w:tr>
-      <w:tr>
-        <w:tc>
-          <w:tcPr/>
-          <w:p>
-            <w:pPr>
-              <w:pStyle w:val="Compact"/>
-              <w:jc w:val="left"/>
-            </w:pPr>
-            <w:r>
-              <w:t xml:space="preserve">V11.10</w:t>
-            </w:r>
-          </w:p>
-        </w:tc>
-        <w:tc>
-          <w:tcPr/>
-          <w:p>
-            <w:pPr>
-              <w:pStyle w:val="Compact"/>
-              <w:jc w:val="left"/>
-            </w:pPr>
-            <w:r>
-              <w:t xml:space="preserve">2026-09-22</w:t>
-            </w:r>
-          </w:p>
-        </w:tc>
-        <w:tc>
-          <w:tcPr/>
-          <w:p>
-            <w:pPr>
-              <w:pStyle w:val="Compact"/>
-              <w:jc w:val="left"/>
-            </w:pPr>
-            <w:r>
-              <w:t xml:space="preserve">Nghia VT</w:t>
-            </w:r>
-          </w:p>
-        </w:tc>
-        <w:tc>
-          <w:tcPr/>
-          <w:p>
-            <w:pPr>
-              <w:pStyle w:val="Compact"/>
-              <w:jc w:val="left"/>
-            </w:pPr>
-            <w:r>
-              <w:t xml:space="preserve">–</w:t>
-            </w:r>
-          </w:p>
-        </w:tc>
-        <w:tc>
-          <w:tcPr/>
-          <w:p>
-            <w:pPr>
-              <w:pStyle w:val="Compact"/>
-              <w:jc w:val="left"/>
-            </w:pPr>
-            <w:r>
-              <w:t xml:space="preserve">DMA answered by its owner: level, not pulse. Central limit removed</w:t>
-            </w:r>
-          </w:p>
-        </w:tc>
-      </w:tr>
-      <w:tr>
-        <w:tc>
-          <w:tcPr/>
-          <w:p>
-            <w:pPr>
-              <w:pStyle w:val="Compact"/>
-              <w:jc w:val="left"/>
-            </w:pPr>
-            <w:r>
-              <w:rPr>
-                <w:b/>
-                <w:bCs/>
-              </w:rPr>
-              <w:t xml:space="preserve">V2.0</w:t>
-            </w:r>
-          </w:p>
-        </w:tc>
-        <w:tc>
-          <w:tcPr/>
-          <w:p>
-            <w:pPr>
-              <w:pStyle w:val="Compact"/>
-              <w:jc w:val="left"/>
-            </w:pPr>
-            <w:r>
-              <w:rPr>
-                <w:b/>
-                <w:bCs/>
-              </w:rPr>
-              <w:t xml:space="preserve">2026-09-23</w:t>
-            </w:r>
-          </w:p>
-        </w:tc>
-        <w:tc>
-          <w:tcPr/>
-          <w:p>
-            <w:pPr>
-              <w:pStyle w:val="Compact"/>
-              <w:jc w:val="left"/>
-            </w:pPr>
-            <w:r>
-              <w:rPr>
-                <w:b/>
-                <w:bCs/>
-              </w:rPr>
-              <w:t xml:space="preserve">Nghia VT</w:t>
-            </w:r>
-          </w:p>
-        </w:tc>
-        <w:tc>
-          <w:tcPr/>
-          <w:p>
-            <w:pPr>
-              <w:pStyle w:val="Compact"/>
-              <w:jc w:val="left"/>
-            </w:pPr>
-            <w:r>
-              <w:t xml:space="preserve">–</w:t>
-            </w:r>
-          </w:p>
-        </w:tc>
-        <w:tc>
-          <w:tcPr/>
-          <w:p>
-            <w:pPr>
-              <w:pStyle w:val="Compact"/>
-              <w:jc w:val="left"/>
-            </w:pPr>
-            <w:r>
-              <w:rPr>
-                <w:b/>
-                <w:bCs/>
-              </w:rPr>
-              <w:t xml:space="preserve">Rewritten as specification only: 1284 lines to 220. History and rationale moved to</w:t>
-            </w:r>
-            <w:r>
-              <w:rPr>
-                <w:b/>
-                <w:bCs/>
-              </w:rPr>
-              <w:t xml:space="preserve"> </w:t>
-            </w:r>
-            <w:r>
-              <w:rPr>
-                <w:rStyle w:val="VerbatimChar"/>
-                <w:b/>
-                <w:bCs/>
-              </w:rPr>
-              <w:t xml:space="preserve">_DECISIONS</w:t>
-            </w:r>
-            <w:r>
-              <w:rPr>
-                <w:b/>
-                <w:bCs/>
-              </w:rPr>
-              <w:t xml:space="preserve">. Tables in 7.2, 7.3 and 10 are now generated from</w:t>
-            </w:r>
-            <w:r>
-              <w:rPr>
-                <w:b/>
-                <w:bCs/>
-              </w:rPr>
-              <w:t xml:space="preserve"> </w:t>
-            </w:r>
-            <w:r>
-              <w:rPr>
-                <w:rStyle w:val="VerbatimChar"/>
-                <w:b/>
-                <w:bCs/>
               </w:rPr>
               <w:t xml:space="preserve">util/qsoc_contract.yml</w:t>
             </w:r>

--- a/doc/QNSC_Interrupt_Map_MAS.docx
+++ b/doc/QNSC_Interrupt_Map_MAS.docx
@@ -41,7 +41,7 @@
       <w:sdtContent>
         <w:p>
           <w:pPr>
-            <w:pStyle w:val="TOCHeading"/>
+            <w:pStyle w:val="Heading1"/>
             <w:outlineLvl w:val="0"/>
           </w:pPr>
           <w:r>
@@ -9369,8 +9369,8 @@
     </w:pPr>
     <w:rPr>
       <w:rFonts w:cstheme="majorHAnsi"/>
-      <w:b/>
-      <w:bCs/>
+      <w:sz w:val="24"/>
+      <w:szCs w:val="24"/>
     </w:rPr>
   </w:style>
   <w:style w:styleId="TOC2" w:type="paragraph">

--- a/doc/QNSC_Interrupt_Map_MAS.docx
+++ b/doc/QNSC_Interrupt_Map_MAS.docx
@@ -188,145 +188,6 @@
         </w:p>
       </w:sdtContent>
     </w:sdt>
-    <w:p>
-      <w:pPr>
-        <w:pStyle w:val="FirstParagraph"/>
-      </w:pPr>
-      <w:r>
-        <w:rPr>
-          <w:b/>
-          <w:bCs/>
-        </w:rPr>
-        <w:t xml:space="preserve">Block</w:t>
-      </w:r>
-      <w:r>
-        <w:t xml:space="preserve"> </w:t>
-      </w:r>
-      <w:r>
-        <w:rPr>
-          <w:rStyle w:val="VerbatimChar"/>
-        </w:rPr>
-        <w:t xml:space="preserve">intmap</w:t>
-      </w:r>
-      <w:r>
-        <w:t xml:space="preserve"> </w:t>
-      </w:r>
-      <w:r>
-        <w:t xml:space="preserve">·</w:t>
-      </w:r>
-      <w:r>
-        <w:t xml:space="preserve"> </w:t>
-      </w:r>
-      <w:r>
-        <w:rPr>
-          <w:b/>
-          <w:bCs/>
-        </w:rPr>
-        <w:t xml:space="preserve">Owner</w:t>
-      </w:r>
-      <w:r>
-        <w:t xml:space="preserve"> </w:t>
-      </w:r>
-      <w:r>
-        <w:t xml:space="preserve">Nghia Van Trong ·</w:t>
-      </w:r>
-      <w:r>
-        <w:t xml:space="preserve"> </w:t>
-      </w:r>
-      <w:r>
-        <w:rPr>
-          <w:b/>
-          <w:bCs/>
-        </w:rPr>
-        <w:t xml:space="preserve">Version</w:t>
-      </w:r>
-      <w:r>
-        <w:t xml:space="preserve"> </w:t>
-      </w:r>
-      <w:r>
-        <w:t xml:space="preserve">2.0 ·</w:t>
-      </w:r>
-      <w:r>
-        <w:t xml:space="preserve"> </w:t>
-      </w:r>
-      <w:r>
-        <w:rPr>
-          <w:b/>
-          <w:bCs/>
-        </w:rPr>
-        <w:t xml:space="preserve">2026-09-23</w:t>
-      </w:r>
-    </w:p>
-    <w:p>
-      <w:pPr>
-        <w:pStyle w:val="BodyText"/>
-      </w:pPr>
-      <w:r>
-        <w:t xml:space="preserve">Twenty-seven interrupt sources reach the CPU as twelve wires.</w:t>
-      </w:r>
-      <w:r>
-        <w:t xml:space="preserve"> </w:t>
-      </w:r>
-      <w:r>
-        <w:rPr>
-          <w:rStyle w:val="VerbatimChar"/>
-        </w:rPr>
-        <w:t xml:space="preserve">INTMAP</w:t>
-      </w:r>
-      <w:r>
-        <w:t xml:space="preserve"> </w:t>
-      </w:r>
-      <w:r>
-        <w:t xml:space="preserve">is the</w:t>
-      </w:r>
-      <w:r>
-        <w:t xml:space="preserve"> </w:t>
-      </w:r>
-      <w:r>
-        <w:t xml:space="preserve">combinational OR tree that does the reduction.</w:t>
-      </w:r>
-    </w:p>
-    <w:p>
-      <w:pPr>
-        <w:pStyle w:val="BodyText"/>
-      </w:pPr>
-      <w:r>
-        <w:t xml:space="preserve">Why the specification says what it says — the two designs that were dropped, the</w:t>
-      </w:r>
-      <w:r>
-        <w:t xml:space="preserve"> </w:t>
-      </w:r>
-      <w:r>
-        <w:t xml:space="preserve">evidence read out of Ibex, the questions that closed — is in</w:t>
-      </w:r>
-      <w:r>
-        <w:t xml:space="preserve"> </w:t>
-      </w:r>
-      <w:hyperlink r:id="rId25">
-        <w:r>
-          <w:rPr>
-            <w:rStyle w:val="VerbatimChar"/>
-          </w:rPr>
-          <w:t xml:space="preserve">QNSC_Interrupt_Map_DECISIONS.md</w:t>
-        </w:r>
-      </w:hyperlink>
-      <w:r>
-        <w:t xml:space="preserve">. This file is</w:t>
-      </w:r>
-      <w:r>
-        <w:t xml:space="preserve"> </w:t>
-      </w:r>
-      <w:r>
-        <w:t xml:space="preserve">the contract.</w:t>
-      </w:r>
-    </w:p>
-    <w:p>
-      <w:r>
-        <w:pict>
-          <v:rect style="width:0;height:1.5pt" o:hralign="center" o:hrstd="t" o:hr="t"/>
-        </w:pict>
-      </w:r>
-    </w:p>
     <w:bookmarkStart w:id="26" w:name="revision-history"/>
     <w:p>
       <w:pPr>
@@ -584,6 +445,12 @@
         <w:pStyle w:val="FirstParagraph"/>
       </w:pPr>
       <w:r>
+        <w:t xml:space="preserve">Twenty-seven interrupt sources reach the CPU as twelve wires.</w:t>
+      </w:r>
+      <w:r>
+        <w:t xml:space="preserve"> </w:t>
+      </w:r>
+      <w:r>
         <w:rPr>
           <w:rStyle w:val="VerbatimChar"/>
         </w:rPr>
@@ -593,19 +460,25 @@
         <w:t xml:space="preserve"> </w:t>
       </w:r>
       <w:r>
-        <w:t xml:space="preserve">groups the interrupt sources of fourteen blocks onto the CPU’s fast</w:t>
+        <w:t xml:space="preserve">is the</w:t>
       </w:r>
       <w:r>
         <w:t xml:space="preserve"> </w:t>
       </w:r>
       <w:r>
-        <w:t xml:space="preserve">interrupt lines, one line per peripheral, and passes the watchdog bark straight</w:t>
+        <w:t xml:space="preserve">combinational OR tree that does the reduction: it groups the sources of fourteen</w:t>
       </w:r>
       <w:r>
         <w:t xml:space="preserve"> </w:t>
       </w:r>
       <w:r>
-        <w:t xml:space="preserve">through to the non-maskable input.</w:t>
+        <w:t xml:space="preserve">blocks onto the core’s fast interrupt lines, one line per peripheral, and passes</w:t>
+      </w:r>
+      <w:r>
+        <w:t xml:space="preserve"> </w:t>
+      </w:r>
+      <w:r>
+        <w:t xml:space="preserve">the watchdog bark straight through to the non-maskable input.</w:t>
       </w:r>
     </w:p>
     <w:p>
@@ -627,6 +500,70 @@
       </w:r>
       <w:r>
         <w:t xml:space="preserve">(the core does that), or latch a pulse. It has no clock and no reset.</w:t>
+      </w:r>
+    </w:p>
+    <w:p>
+      <w:pPr>
+        <w:pStyle w:val="BodyText"/>
+      </w:pPr>
+      <w:r>
+        <w:t xml:space="preserve">Block directory</w:t>
+      </w:r>
+      <w:r>
+        <w:t xml:space="preserve"> </w:t>
+      </w:r>
+      <w:r>
+        <w:rPr>
+          <w:rStyle w:val="VerbatimChar"/>
+        </w:rPr>
+        <w:t xml:space="preserve">design/intmap</w:t>
+      </w:r>
+      <w:r>
+        <w:t xml:space="preserve">, module</w:t>
+      </w:r>
+      <w:r>
+        <w:t xml:space="preserve"> </w:t>
+      </w:r>
+      <w:r>
+        <w:rPr>
+          <w:rStyle w:val="VerbatimChar"/>
+        </w:rPr>
+        <w:t xml:space="preserve">m_qnsc_intmap</w:t>
+      </w:r>
+      <w:r>
+        <w:t xml:space="preserve">, owner Nghia Van Trong.</w:t>
+      </w:r>
+      <w:r>
+        <w:t xml:space="preserve"> </w:t>
+      </w:r>
+      <w:r>
+        <w:t xml:space="preserve">Why the specification says what it says – the two designs that were dropped, the</w:t>
+      </w:r>
+      <w:r>
+        <w:t xml:space="preserve"> </w:t>
+      </w:r>
+      <w:r>
+        <w:t xml:space="preserve">evidence read out of Ibex, how each question closed – is in</w:t>
+      </w:r>
+      <w:r>
+        <w:t xml:space="preserve"> </w:t>
+      </w:r>
+      <w:hyperlink r:id="rId25">
+        <w:r>
+          <w:rPr>
+            <w:rStyle w:val="VerbatimChar"/>
+          </w:rPr>
+          <w:t xml:space="preserve">QNSC_Interrupt_Map_DECISIONS.md</w:t>
+        </w:r>
+      </w:hyperlink>
+      <w:r>
+        <w:t xml:space="preserve">. This file is</w:t>
+      </w:r>
+      <w:r>
+        <w:t xml:space="preserve"> </w:t>
+      </w:r>
+      <w:r>
+        <w:t xml:space="preserve">the contract.</w:t>
       </w:r>
     </w:p>
     <w:bookmarkEnd w:id="27"/>

--- a/doc/QNSC_Interrupt_Map_MAS.docx
+++ b/doc/QNSC_Interrupt_Map_MAS.docx
@@ -93,7 +93,7 @@
             <w:jc w:val="left"/>
           </w:pPr>
           <w:r>
-            <w:t xml:space="preserve">Table 7-1. Fast interrupt line assignment</w:t>
+            <w:t xml:space="preserve">Table 7-1. What each Ibex interrupt input would cost</w:t>
           </w:r>
         </w:p>
         <w:p>
@@ -103,7 +103,7 @@
             <w:jc w:val="left"/>
           </w:pPr>
           <w:r>
-            <w:t xml:space="preserve">Table 7-2. Interrupt source totals</w:t>
+            <w:t xml:space="preserve">Table 7-2. Fast interrupt line assignment</w:t>
           </w:r>
         </w:p>
         <w:p>
@@ -113,7 +113,17 @@
             <w:jc w:val="left"/>
           </w:pPr>
           <w:r>
-            <w:t xml:space="preserve">Table 7-3. How each source recovers a missed pulse</w:t>
+            <w:t xml:space="preserve">Table 7-3. Interrupt source totals</w:t>
+          </w:r>
+        </w:p>
+        <w:p>
+          <w:pPr>
+            <w:pStyle w:val="TOC1"/>
+            <w:ind w:left="180"/>
+            <w:jc w:val="left"/>
+          </w:pPr>
+          <w:r>
+            <w:t xml:space="preserve">Table 7-4. How each source recovers a missed pulse</w:t>
           </w:r>
         </w:p>
         <w:p>
@@ -415,7 +425,7 @@
               <w:t xml:space="preserve">_DECISIONS</w:t>
             </w:r>
             <w:r>
-              <w:t xml:space="preserve">. Tables in 7.2, 7.3 and 10 generated from</w:t>
+              <w:t xml:space="preserve">. Tables in 7.3 and 10 generated from</w:t>
             </w:r>
             <w:r>
               <w:t xml:space="preserve"> </w:t>
@@ -2062,7 +2072,7 @@
       </w:r>
     </w:p>
     <w:bookmarkEnd w:id="35"/>
-    <w:bookmarkStart w:id="41" w:name="functional-behaviour"/>
+    <w:bookmarkStart w:id="42" w:name="functional-behaviour"/>
     <w:p>
       <w:pPr>
         <w:pStyle w:val="Heading1"/>
@@ -2429,13 +2439,13 @@
       </w:r>
     </w:p>
     <w:bookmarkEnd w:id="36"/>
-    <w:bookmarkStart w:id="37" w:name="line-assignment"/>
+    <w:bookmarkStart w:id="37" w:name="why-only-the-fast-lines-are-used"/>
     <w:p>
       <w:pPr>
         <w:pStyle w:val="Heading2"/>
       </w:pPr>
       <w:r>
-        <w:t xml:space="preserve">7.2 Line assignment</w:t>
+        <w:t xml:space="preserve">7.2 Why only the fast lines are used</w:t>
       </w:r>
     </w:p>
     <w:p>
@@ -2443,7 +2453,13 @@
         <w:pStyle w:val="FirstParagraph"/>
       </w:pPr>
       <w:r>
-        <w:t xml:space="preserve">The line index</w:t>
+        <w:t xml:space="preserve">Ibex has five interrupt inputs, and four of them are the RISC-V standard ones.</w:t>
+      </w:r>
+      <w:r>
+        <w:t xml:space="preserve"> </w:t>
+      </w:r>
+      <w:r>
+        <w:t xml:space="preserve">QSOC drives one and ties three off, because</w:t>
       </w:r>
       <w:r>
         <w:t xml:space="preserve"> </w:t>
@@ -2453,25 +2469,24 @@
           <w:b/>
           <w:bCs/>
         </w:rPr>
-        <w:t xml:space="preserve">is</w:t>
-      </w:r>
-      <w:r>
-        <w:t xml:space="preserve"> </w:t>
-      </w:r>
-      <w:r>
-        <w:t xml:space="preserve">the priority: Ibex resolves the lowest index first. This</w:t>
-      </w:r>
-      <w:r>
-        <w:t xml:space="preserve"> </w:t>
-      </w:r>
-      <w:r>
-        <w:t xml:space="preserve">table therefore fixes the default priority order as well as the wiring, and</w:t>
-      </w:r>
-      <w:r>
-        <w:t xml:space="preserve"> </w:t>
-      </w:r>
-      <w:r>
-        <w:t xml:space="preserve">changing it requires re-synthesis.</w:t>
+        <w:t xml:space="preserve">the three standard lines each</w:t>
+      </w:r>
+      <w:r>
+        <w:rPr>
+          <w:b/>
+          <w:bCs/>
+        </w:rPr>
+        <w:t xml:space="preserve"> </w:t>
+      </w:r>
+      <w:r>
+        <w:rPr>
+          <w:b/>
+          <w:bCs/>
+        </w:rPr>
+        <w:t xml:space="preserve">require a block that QSOC does not have</w:t>
+      </w:r>
+      <w:r>
+        <w:t xml:space="preserve">:</w:t>
       </w:r>
     </w:p>
     <w:p>
@@ -2479,7 +2494,7 @@
         <w:pStyle w:val="Tablecaption0"/>
       </w:pPr>
       <w:r>
-        <w:t xml:space="preserve">Table 7-1. Fast interrupt line assignment</w:t>
+        <w:t xml:space="preserve">Table 7-1. What each Ibex interrupt input would cost</w:t>
       </w:r>
     </w:p>
     <w:tbl>
@@ -2488,14 +2503,895 @@
         <w:tblW w:type="pct" w:w="5000"/>
         <w:tblLayout w:type="fixed"/>
         <w:tblLook w:firstRow="1" w:lastRow="0" w:firstColumn="0" w:lastColumn="0" w:noHBand="0" w:noVBand="0" w:val="0020"/>
+        <w:tblCaption w:val="What each Ibex interrupt input would cost"/>
+      </w:tblPr>
+      <w:tblGrid>
+        <w:gridCol w:w="1827"/>
+        <w:gridCol w:w="2436"/>
+        <w:gridCol w:w="1827"/>
+        <w:gridCol w:w="1827"/>
+      </w:tblGrid>
+      <w:tr>
+        <w:trPr>
+          <w:tblHeader w:val="on"/>
+        </w:trPr>
+        <w:tc>
+          <w:tcPr/>
+          <w:p>
+            <w:pPr>
+              <w:pStyle w:val="Compact"/>
+              <w:jc w:val="left"/>
+            </w:pPr>
+            <w:r>
+              <w:t xml:space="preserve">Input</w:t>
+            </w:r>
+          </w:p>
+        </w:tc>
+        <w:tc>
+          <w:tcPr/>
+          <w:p>
+            <w:pPr>
+              <w:pStyle w:val="Compact"/>
+              <w:jc w:val="right"/>
+            </w:pPr>
+            <w:r>
+              <w:t xml:space="preserve">mcause</w:t>
+            </w:r>
+          </w:p>
+        </w:tc>
+        <w:tc>
+          <w:tcPr/>
+          <w:p>
+            <w:pPr>
+              <w:pStyle w:val="Compact"/>
+              <w:jc w:val="left"/>
+            </w:pPr>
+            <w:r>
+              <w:t xml:space="preserve">What it needs before it can be used</w:t>
+            </w:r>
+          </w:p>
+        </w:tc>
+        <w:tc>
+          <w:tcPr/>
+          <w:p>
+            <w:pPr>
+              <w:pStyle w:val="Compact"/>
+              <w:jc w:val="left"/>
+            </w:pPr>
+            <w:r>
+              <w:t xml:space="preserve">In QSOC</w:t>
+            </w:r>
+          </w:p>
+        </w:tc>
+      </w:tr>
+      <w:tr>
+        <w:tc>
+          <w:tcPr/>
+          <w:p>
+            <w:pPr>
+              <w:pStyle w:val="Compact"/>
+              <w:jc w:val="left"/>
+            </w:pPr>
+            <w:r>
+              <w:rPr>
+                <w:rStyle w:val="VerbatimChar"/>
+              </w:rPr>
+              <w:t xml:space="preserve">irq_software_i</w:t>
+            </w:r>
+          </w:p>
+        </w:tc>
+        <w:tc>
+          <w:tcPr/>
+          <w:p>
+            <w:pPr>
+              <w:pStyle w:val="Compact"/>
+              <w:jc w:val="right"/>
+            </w:pPr>
+            <w:r>
+              <w:t xml:space="preserve">3</w:t>
+            </w:r>
+          </w:p>
+        </w:tc>
+        <w:tc>
+          <w:tcPr/>
+          <w:p>
+            <w:pPr>
+              <w:pStyle w:val="Compact"/>
+              <w:jc w:val="left"/>
+            </w:pPr>
+            <w:r>
+              <w:t xml:space="preserve">another hart to send the inter-processor interrupt</w:t>
+            </w:r>
+          </w:p>
+        </w:tc>
+        <w:tc>
+          <w:tcPr/>
+          <w:p>
+            <w:pPr>
+              <w:pStyle w:val="Compact"/>
+              <w:jc w:val="left"/>
+            </w:pPr>
+            <w:r>
+              <w:t xml:space="preserve">single hart, so nothing could ever drive it</w:t>
+            </w:r>
+          </w:p>
+        </w:tc>
+      </w:tr>
+      <w:tr>
+        <w:tc>
+          <w:tcPr/>
+          <w:p>
+            <w:pPr>
+              <w:pStyle w:val="Compact"/>
+              <w:jc w:val="left"/>
+            </w:pPr>
+            <w:r>
+              <w:rPr>
+                <w:rStyle w:val="VerbatimChar"/>
+              </w:rPr>
+              <w:t xml:space="preserve">irq_timer_i</w:t>
+            </w:r>
+          </w:p>
+        </w:tc>
+        <w:tc>
+          <w:tcPr/>
+          <w:p>
+            <w:pPr>
+              <w:pStyle w:val="Compact"/>
+              <w:jc w:val="right"/>
+            </w:pPr>
+            <w:r>
+              <w:t xml:space="preserve">7</w:t>
+            </w:r>
+          </w:p>
+        </w:tc>
+        <w:tc>
+          <w:tcPr/>
+          <w:p>
+            <w:pPr>
+              <w:pStyle w:val="Compact"/>
+              <w:jc w:val="left"/>
+            </w:pPr>
+            <w:r>
+              <w:t xml:space="preserve">a</w:t>
+            </w:r>
+            <w:r>
+              <w:t xml:space="preserve"> </w:t>
+            </w:r>
+            <w:r>
+              <w:rPr>
+                <w:b/>
+                <w:bCs/>
+              </w:rPr>
+              <w:t xml:space="preserve">CLINT</w:t>
+            </w:r>
+            <w:r>
+              <w:t xml:space="preserve">:</w:t>
+            </w:r>
+            <w:r>
+              <w:t xml:space="preserve"> </w:t>
+            </w:r>
+            <w:r>
+              <w:rPr>
+                <w:rStyle w:val="VerbatimChar"/>
+              </w:rPr>
+              <w:t xml:space="preserve">mtime</w:t>
+            </w:r>
+            <w:r>
+              <w:t xml:space="preserve"> </w:t>
+            </w:r>
+            <w:r>
+              <w:t xml:space="preserve">and</w:t>
+            </w:r>
+            <w:r>
+              <w:t xml:space="preserve"> </w:t>
+            </w:r>
+            <w:r>
+              <w:rPr>
+                <w:rStyle w:val="VerbatimChar"/>
+              </w:rPr>
+              <w:t xml:space="preserve">mtimecmp</w:t>
+            </w:r>
+            <w:r>
+              <w:t xml:space="preserve"> </w:t>
+            </w:r>
+            <w:r>
+              <w:t xml:space="preserve">as memory-mapped registers</w:t>
+            </w:r>
+          </w:p>
+        </w:tc>
+        <w:tc>
+          <w:tcPr/>
+          <w:p>
+            <w:pPr>
+              <w:pStyle w:val="Compact"/>
+              <w:jc w:val="left"/>
+            </w:pPr>
+            <w:r>
+              <w:t xml:space="preserve">no CLINT. TIMER0 is on a fast line instead</w:t>
+            </w:r>
+          </w:p>
+        </w:tc>
+      </w:tr>
+      <w:tr>
+        <w:tc>
+          <w:tcPr/>
+          <w:p>
+            <w:pPr>
+              <w:pStyle w:val="Compact"/>
+              <w:jc w:val="left"/>
+            </w:pPr>
+            <w:r>
+              <w:rPr>
+                <w:rStyle w:val="VerbatimChar"/>
+              </w:rPr>
+              <w:t xml:space="preserve">irq_external_i</w:t>
+            </w:r>
+          </w:p>
+        </w:tc>
+        <w:tc>
+          <w:tcPr/>
+          <w:p>
+            <w:pPr>
+              <w:pStyle w:val="Compact"/>
+              <w:jc w:val="right"/>
+            </w:pPr>
+            <w:r>
+              <w:t xml:space="preserve">11</w:t>
+            </w:r>
+          </w:p>
+        </w:tc>
+        <w:tc>
+          <w:tcPr/>
+          <w:p>
+            <w:pPr>
+              <w:pStyle w:val="Compact"/>
+              <w:jc w:val="left"/>
+            </w:pPr>
+            <w:r>
+              <w:t xml:space="preserve">a</w:t>
+            </w:r>
+            <w:r>
+              <w:t xml:space="preserve"> </w:t>
+            </w:r>
+            <w:r>
+              <w:rPr>
+                <w:b/>
+                <w:bCs/>
+              </w:rPr>
+              <w:t xml:space="preserve">PLIC</w:t>
+            </w:r>
+            <w:r>
+              <w:t xml:space="preserve">: a bus slave with priority, per-source enable and claim/complete registers</w:t>
+            </w:r>
+          </w:p>
+        </w:tc>
+        <w:tc>
+          <w:tcPr/>
+          <w:p>
+            <w:pPr>
+              <w:pStyle w:val="Compact"/>
+              <w:jc w:val="left"/>
+            </w:pPr>
+            <w:r>
+              <w:t xml:space="preserve">no PLIC. That is a block on its own, and it was rejected</w:t>
+            </w:r>
+          </w:p>
+        </w:tc>
+      </w:tr>
+      <w:tr>
+        <w:tc>
+          <w:tcPr/>
+          <w:p>
+            <w:pPr>
+              <w:pStyle w:val="Compact"/>
+              <w:jc w:val="left"/>
+            </w:pPr>
+            <w:r>
+              <w:rPr>
+                <w:rStyle w:val="VerbatimChar"/>
+              </w:rPr>
+              <w:t xml:space="preserve">irq_fast_i[14:0]</w:t>
+            </w:r>
+          </w:p>
+        </w:tc>
+        <w:tc>
+          <w:tcPr/>
+          <w:p>
+            <w:pPr>
+              <w:pStyle w:val="Compact"/>
+              <w:jc w:val="right"/>
+            </w:pPr>
+            <w:r>
+              <w:t xml:space="preserve">16-30</w:t>
+            </w:r>
+          </w:p>
+        </w:tc>
+        <w:tc>
+          <w:tcPr/>
+          <w:p>
+            <w:pPr>
+              <w:pStyle w:val="Compact"/>
+              <w:jc w:val="left"/>
+            </w:pPr>
+            <w:r>
+              <w:rPr>
+                <w:b/>
+                <w:bCs/>
+              </w:rPr>
+              <w:t xml:space="preserve">nothing</w:t>
+            </w:r>
+            <w:r>
+              <w:t xml:space="preserve"> </w:t>
+            </w:r>
+            <w:r>
+              <w:t xml:space="preserve">– fifteen wires straight into the core</w:t>
+            </w:r>
+          </w:p>
+        </w:tc>
+        <w:tc>
+          <w:tcPr/>
+          <w:p>
+            <w:pPr>
+              <w:pStyle w:val="Compact"/>
+              <w:jc w:val="left"/>
+            </w:pPr>
+            <w:r>
+              <w:t xml:space="preserve">all eleven QSOC lines</w:t>
+            </w:r>
+          </w:p>
+        </w:tc>
+      </w:tr>
+      <w:tr>
+        <w:tc>
+          <w:tcPr/>
+          <w:p>
+            <w:pPr>
+              <w:pStyle w:val="Compact"/>
+              <w:jc w:val="left"/>
+            </w:pPr>
+            <w:r>
+              <w:rPr>
+                <w:rStyle w:val="VerbatimChar"/>
+              </w:rPr>
+              <w:t xml:space="preserve">irq_nm_i</w:t>
+            </w:r>
+          </w:p>
+        </w:tc>
+        <w:tc>
+          <w:tcPr/>
+          <w:p>
+            <w:pPr>
+              <w:pStyle w:val="Compact"/>
+              <w:jc w:val="right"/>
+            </w:pPr>
+            <w:r>
+              <w:t xml:space="preserve">31</w:t>
+            </w:r>
+          </w:p>
+        </w:tc>
+        <w:tc>
+          <w:tcPr/>
+          <w:p>
+            <w:pPr>
+              <w:pStyle w:val="Compact"/>
+              <w:jc w:val="left"/>
+            </w:pPr>
+            <w:r>
+              <w:t xml:space="preserve">nothing</w:t>
+            </w:r>
+          </w:p>
+        </w:tc>
+        <w:tc>
+          <w:tcPr/>
+          <w:p>
+            <w:pPr>
+              <w:pStyle w:val="Compact"/>
+              <w:jc w:val="left"/>
+            </w:pPr>
+            <w:r>
+              <w:t xml:space="preserve">the watchdog bark</w:t>
+            </w:r>
+          </w:p>
+        </w:tc>
+      </w:tr>
+    </w:tbl>
+    <w:p>
+      <w:pPr>
+        <w:pStyle w:val="BodyText"/>
+      </w:pPr>
+      <w:r>
+        <w:t xml:space="preserve">The fast lines are Ibex’s own extension, not part of the RISC-V standard, and they</w:t>
+      </w:r>
+      <w:r>
+        <w:t xml:space="preserve"> </w:t>
+      </w:r>
+      <w:r>
+        <w:t xml:space="preserve">need no supporting block at all: the core resolves priority in hardware and</w:t>
+      </w:r>
+      <w:r>
+        <w:t xml:space="preserve"> </w:t>
+      </w:r>
+      <w:r>
+        <w:t xml:space="preserve">dispatches through the vector table. Twenty-seven sources reduce to eleven, and</w:t>
+      </w:r>
+      <w:r>
+        <w:t xml:space="preserve"> </w:t>
+      </w:r>
+      <w:r>
+        <w:t xml:space="preserve">Ibex offers fifteen, so</w:t>
+      </w:r>
+      <w:r>
+        <w:t xml:space="preserve"> </w:t>
+      </w:r>
+      <w:r>
+        <w:rPr>
+          <w:b/>
+          <w:bCs/>
+        </w:rPr>
+        <w:t xml:space="preserve">the whole job fits in wires and OR gates</w:t>
+      </w:r>
+      <w:r>
+        <w:t xml:space="preserve">. A PLIC would</w:t>
+      </w:r>
+      <w:r>
+        <w:t xml:space="preserve"> </w:t>
+      </w:r>
+      <w:r>
+        <w:t xml:space="preserve">add a bus slave, a register file, a clock domain and an acknowledge protocol to</w:t>
+      </w:r>
+      <w:r>
+        <w:t xml:space="preserve"> </w:t>
+      </w:r>
+      <w:r>
+        <w:t xml:space="preserve">achieve the same thing.</w:t>
+      </w:r>
+    </w:p>
+    <w:p>
+      <w:pPr>
+        <w:pStyle w:val="BodyText"/>
+      </w:pPr>
+      <w:r>
+        <w:t xml:space="preserve">Two consequences of the choice, stated because they are real:</w:t>
+      </w:r>
+    </w:p>
+    <w:p>
+      <w:pPr>
+        <w:pStyle w:val="Compact"/>
+        <w:numPr>
+          <w:ilvl w:val="0"/>
+          <w:numId w:val="1002"/>
+        </w:numPr>
+        <w:jc w:val="left"/>
+      </w:pPr>
+      <w:r>
+        <w:rPr>
+          <w:b/>
+          <w:bCs/>
+        </w:rPr>
+        <w:t xml:space="preserve">It is Ibex-specific.</w:t>
+      </w:r>
+      <w:r>
+        <w:t xml:space="preserve"> </w:t>
+      </w:r>
+      <w:r>
+        <w:rPr>
+          <w:rStyle w:val="VerbatimChar"/>
+        </w:rPr>
+        <w:t xml:space="preserve">mcause</w:t>
+      </w:r>
+      <w:r>
+        <w:t xml:space="preserve"> </w:t>
+      </w:r>
+      <w:r>
+        <w:t xml:space="preserve">16 to 30 is platform-use space in the RISC-V</w:t>
+      </w:r>
+      <w:r>
+        <w:t xml:space="preserve"> </w:t>
+      </w:r>
+      <w:r>
+        <w:t xml:space="preserve">privileged specification, so the numbering is a local convention. A different</w:t>
+      </w:r>
+      <w:r>
+        <w:t xml:space="preserve"> </w:t>
+      </w:r>
+      <w:r>
+        <w:t xml:space="preserve">core would need this block and the vector table rewritten.</w:t>
+      </w:r>
+    </w:p>
+    <w:p>
+      <w:pPr>
+        <w:pStyle w:val="Compact"/>
+        <w:numPr>
+          <w:ilvl w:val="0"/>
+          <w:numId w:val="1002"/>
+        </w:numPr>
+        <w:jc w:val="left"/>
+      </w:pPr>
+      <w:r>
+        <w:rPr>
+          <w:b/>
+          <w:bCs/>
+        </w:rPr>
+        <w:t xml:space="preserve">Firmware cannot use a standard timer driver.</w:t>
+      </w:r>
+      <w:r>
+        <w:t xml:space="preserve"> </w:t>
+      </w:r>
+      <w:r>
+        <w:t xml:space="preserve">With no CLINT there is no</w:t>
+      </w:r>
+      <w:r>
+        <w:t xml:space="preserve"> </w:t>
+      </w:r>
+      <w:r>
+        <w:rPr>
+          <w:rStyle w:val="VerbatimChar"/>
+        </w:rPr>
+        <w:t xml:space="preserve">mtime</w:t>
+      </w:r>
+      <w:r>
+        <w:t xml:space="preserve">, so an RTOS port has to drive TIMER0 through its own registers – see</w:t>
+      </w:r>
+      <w:r>
+        <w:t xml:space="preserve"> </w:t>
+      </w:r>
+      <w:r>
+        <w:t xml:space="preserve">section 10.</w:t>
+      </w:r>
+    </w:p>
+    <w:p>
+      <w:pPr>
+        <w:pStyle w:val="FirstParagraph"/>
+      </w:pPr>
+      <w:r>
+        <w:t xml:space="preserve">Had QSOC more than fifteen interrupt lines, or needed software-settable priority,</w:t>
+      </w:r>
+      <w:r>
+        <w:t xml:space="preserve"> </w:t>
+      </w:r>
+      <w:r>
+        <w:t xml:space="preserve">a PLIC would be the answer and this block would not exist.</w:t>
+      </w:r>
+    </w:p>
+    <w:bookmarkEnd w:id="37"/>
+    <w:bookmarkStart w:id="38" w:name="line-assignment"/>
+    <w:p>
+      <w:pPr>
+        <w:pStyle w:val="Heading2"/>
+      </w:pPr>
+      <w:r>
+        <w:t xml:space="preserve">7.3 Line assignment</w:t>
+      </w:r>
+    </w:p>
+    <w:p>
+      <w:pPr>
+        <w:pStyle w:val="FirstParagraph"/>
+      </w:pPr>
+      <w:r>
+        <w:rPr>
+          <w:b/>
+          <w:bCs/>
+        </w:rPr>
+        <w:t xml:space="preserve">Line</w:t>
+      </w:r>
+      <w:r>
+        <w:t xml:space="preserve"> </w:t>
+      </w:r>
+      <w:r>
+        <w:t xml:space="preserve">is the index of the wire in</w:t>
+      </w:r>
+      <w:r>
+        <w:t xml:space="preserve"> </w:t>
+      </w:r>
+      <w:r>
+        <w:rPr>
+          <w:rStyle w:val="VerbatimChar"/>
+        </w:rPr>
+        <w:t xml:space="preserve">irq_fast_i[14:0]</w:t>
+      </w:r>
+      <w:r>
+        <w:t xml:space="preserve">, the fifteen-bit input</w:t>
+      </w:r>
+      <w:r>
+        <w:t xml:space="preserve"> </w:t>
+      </w:r>
+      <w:r>
+        <w:t xml:space="preserve">port on the core. Line 3 means</w:t>
+      </w:r>
+      <w:r>
+        <w:t xml:space="preserve"> </w:t>
+      </w:r>
+      <w:r>
+        <w:rPr>
+          <w:rStyle w:val="VerbatimChar"/>
+        </w:rPr>
+        <w:t xml:space="preserve">irq_fast_i[3]</w:t>
+      </w:r>
+      <w:r>
+        <w:t xml:space="preserve">, nothing more. The index</w:t>
+      </w:r>
+      <w:r>
+        <w:t xml:space="preserve"> </w:t>
+      </w:r>
+      <w:r>
+        <w:rPr>
+          <w:b/>
+          <w:bCs/>
+        </w:rPr>
+        <w:t xml:space="preserve">is</w:t>
+      </w:r>
+      <w:r>
+        <w:t xml:space="preserve"> </w:t>
+      </w:r>
+      <w:r>
+        <w:t xml:space="preserve">the</w:t>
+      </w:r>
+      <w:r>
+        <w:t xml:space="preserve"> </w:t>
+      </w:r>
+      <w:r>
+        <w:t xml:space="preserve">priority: Ibex resolves the lowest index first, so this table fixes the default</w:t>
+      </w:r>
+      <w:r>
+        <w:t xml:space="preserve"> </w:t>
+      </w:r>
+      <w:r>
+        <w:t xml:space="preserve">priority order as well as the wiring, and changing it requires re-synthesis.</w:t>
+      </w:r>
+    </w:p>
+    <w:p>
+      <w:pPr>
+        <w:pStyle w:val="BodyText"/>
+      </w:pPr>
+      <w:r>
+        <w:rPr>
+          <w:rStyle w:val="VerbatimChar"/>
+          <w:b/>
+          <w:bCs/>
+        </w:rPr>
+        <w:t xml:space="preserve">mcause</w:t>
+      </w:r>
+      <w:r>
+        <w:t xml:space="preserve"> </w:t>
+      </w:r>
+      <w:r>
+        <w:t xml:space="preserve">is the CSR the core writes when it traps, so firmware can read it and</w:t>
+      </w:r>
+      <w:r>
+        <w:t xml:space="preserve"> </w:t>
+      </w:r>
+      <w:r>
+        <w:t xml:space="preserve">find out why. For fast line</w:t>
+      </w:r>
+      <w:r>
+        <w:t xml:space="preserve"> </w:t>
+      </w:r>
+      <w:r>
+        <w:rPr>
+          <w:i/>
+          <w:iCs/>
+        </w:rPr>
+        <w:t xml:space="preserve">n</w:t>
+      </w:r>
+      <w:r>
+        <w:t xml:space="preserve"> </w:t>
+      </w:r>
+      <w:r>
+        <w:t xml:space="preserve">the value is</w:t>
+      </w:r>
+      <w:r>
+        <w:t xml:space="preserve"> </w:t>
+      </w:r>
+      <w:r>
+        <w:rPr>
+          <w:rStyle w:val="VerbatimChar"/>
+        </w:rPr>
+        <w:t xml:space="preserve">16 + n</w:t>
+      </w:r>
+      <w:r>
+        <w:t xml:space="preserve">, because Ibex maps</w:t>
+      </w:r>
+      <w:r>
+        <w:t xml:space="preserve"> </w:t>
+      </w:r>
+      <w:r>
+        <w:rPr>
+          <w:rStyle w:val="VerbatimChar"/>
+        </w:rPr>
+        <w:t xml:space="preserve">irq_fast_i</w:t>
+      </w:r>
+      <w:r>
+        <w:t xml:space="preserve"> </w:t>
+      </w:r>
+      <w:r>
+        <w:t xml:space="preserve">onto</w:t>
+      </w:r>
+      <w:r>
+        <w:t xml:space="preserve"> </w:t>
+      </w:r>
+      <w:r>
+        <w:rPr>
+          <w:rStyle w:val="VerbatimChar"/>
+        </w:rPr>
+        <w:t xml:space="preserve">mip</w:t>
+      </w:r>
+      <w:r>
+        <w:t xml:space="preserve">/</w:t>
+      </w:r>
+      <w:r>
+        <w:rPr>
+          <w:rStyle w:val="VerbatimChar"/>
+        </w:rPr>
+        <w:t xml:space="preserve">mie</w:t>
+      </w:r>
+      <w:r>
+        <w:t xml:space="preserve"> </w:t>
+      </w:r>
+      <w:r>
+        <w:t xml:space="preserve">bits 16 to 30 (</w:t>
+      </w:r>
+      <w:r>
+        <w:rPr>
+          <w:rStyle w:val="VerbatimChar"/>
+        </w:rPr>
+        <w:t xml:space="preserve">ibex_pkg.sv</w:t>
+      </w:r>
+      <w:r>
+        <w:t xml:space="preserve">,</w:t>
+      </w:r>
+      <w:r>
+        <w:t xml:space="preserve"> </w:t>
+      </w:r>
+      <w:r>
+        <w:rPr>
+          <w:rStyle w:val="VerbatimChar"/>
+        </w:rPr>
+        <w:t xml:space="preserve">CSR_MFIX_BIT_LOW = 16</w:t>
+      </w:r>
+      <w:r>
+        <w:t xml:space="preserve">). It is the same number as the</w:t>
+      </w:r>
+      <w:r>
+        <w:t xml:space="preserve"> </w:t>
+      </w:r>
+      <w:r>
+        <w:rPr>
+          <w:rStyle w:val="VerbatimChar"/>
+        </w:rPr>
+        <w:t xml:space="preserve">mie</w:t>
+      </w:r>
+      <w:r>
+        <w:t xml:space="preserve"> </w:t>
+      </w:r>
+      <w:r>
+        <w:t xml:space="preserve">bit that enables the</w:t>
+      </w:r>
+      <w:r>
+        <w:t xml:space="preserve"> </w:t>
+      </w:r>
+      <w:r>
+        <w:t xml:space="preserve">line, so one number serves both purposes: write</w:t>
+      </w:r>
+      <w:r>
+        <w:t xml:space="preserve"> </w:t>
+      </w:r>
+      <w:r>
+        <w:rPr>
+          <w:rStyle w:val="VerbatimChar"/>
+        </w:rPr>
+        <w:t xml:space="preserve">mie</w:t>
+      </w:r>
+      <w:r>
+        <w:t xml:space="preserve"> </w:t>
+      </w:r>
+      <w:r>
+        <w:t xml:space="preserve">bit 20 to enable UART0, and</w:t>
+      </w:r>
+      <w:r>
+        <w:t xml:space="preserve"> </w:t>
+      </w:r>
+      <w:r>
+        <w:t xml:space="preserve">read</w:t>
+      </w:r>
+      <w:r>
+        <w:t xml:space="preserve"> </w:t>
+      </w:r>
+      <w:r>
+        <w:rPr>
+          <w:rStyle w:val="VerbatimChar"/>
+        </w:rPr>
+        <w:t xml:space="preserve">mcause</w:t>
+      </w:r>
+      <w:r>
+        <w:t xml:space="preserve"> </w:t>
+      </w:r>
+      <w:r>
+        <w:t xml:space="preserve">20 to learn UART0 was what interrupted.</w:t>
+      </w:r>
+    </w:p>
+    <w:p>
+      <w:pPr>
+        <w:pStyle w:val="BodyText"/>
+      </w:pPr>
+      <w:r>
+        <w:rPr>
+          <w:b/>
+          <w:bCs/>
+        </w:rPr>
+        <w:t xml:space="preserve">Vector</w:t>
+      </w:r>
+      <w:r>
+        <w:t xml:space="preserve"> </w:t>
+      </w:r>
+      <w:r>
+        <w:t xml:space="preserve">is where the core jumps.</w:t>
+      </w:r>
+      <w:r>
+        <w:t xml:space="preserve"> </w:t>
+      </w:r>
+      <w:r>
+        <w:rPr>
+          <w:rStyle w:val="VerbatimChar"/>
+        </w:rPr>
+        <w:t xml:space="preserve">mtvec</w:t>
+      </w:r>
+      <w:r>
+        <w:t xml:space="preserve"> </w:t>
+      </w:r>
+      <w:r>
+        <w:t xml:space="preserve">is permanently vectored, so the</w:t>
+      </w:r>
+      <w:r>
+        <w:t xml:space="preserve"> </w:t>
+      </w:r>
+      <w:r>
+        <w:t xml:space="preserve">address is</w:t>
+      </w:r>
+      <w:r>
+        <w:t xml:space="preserve"> </w:t>
+      </w:r>
+      <w:r>
+        <w:rPr>
+          <w:rStyle w:val="VerbatimChar"/>
+        </w:rPr>
+        <w:t xml:space="preserve">mtvec + 4 * mcause</w:t>
+      </w:r>
+      <w:r>
+        <w:t xml:space="preserve"> </w:t>
+      </w:r>
+      <w:r>
+        <w:t xml:space="preserve">– the core reaches the peripheral’s handler</w:t>
+      </w:r>
+      <w:r>
+        <w:t xml:space="preserve"> </w:t>
+      </w:r>
+      <w:r>
+        <w:t xml:space="preserve">directly, with no dispatch code and no register read on the way.</w:t>
+      </w:r>
+    </w:p>
+    <w:p>
+      <w:pPr>
+        <w:pStyle w:val="Tablecaption0"/>
+      </w:pPr>
+      <w:r>
+        <w:t xml:space="preserve">Table 7-2. Fast interrupt line assignment</w:t>
+      </w:r>
+    </w:p>
+    <w:tbl>
+      <w:tblPr>
+        <w:tblStyle w:val="TableGrid"/>
+        <w:tblW w:type="auto" w:w="0"/>
+        <w:tblLook w:firstRow="1" w:lastRow="0" w:firstColumn="0" w:lastColumn="0" w:noHBand="0" w:noVBand="0" w:val="0020"/>
         <w:tblCaption w:val="Fast interrupt line assignment"/>
       </w:tblPr>
       <w:tblGrid>
-        <w:gridCol w:w="1508"/>
-        <w:gridCol w:w="1508"/>
         <w:gridCol w:w="1131"/>
         <w:gridCol w:w="1131"/>
-        <w:gridCol w:w="1508"/>
+        <w:gridCol w:w="1131"/>
+        <w:gridCol w:w="1131"/>
+        <w:gridCol w:w="1131"/>
+        <w:gridCol w:w="1131"/>
         <w:gridCol w:w="1131"/>
       </w:tblGrid>
       <w:tr>
@@ -2519,6 +3415,18 @@
           <w:p>
             <w:pPr>
               <w:pStyle w:val="Compact"/>
+              <w:jc w:val="left"/>
+            </w:pPr>
+            <w:r>
+              <w:t xml:space="preserve">CPU port</w:t>
+            </w:r>
+          </w:p>
+        </w:tc>
+        <w:tc>
+          <w:tcPr/>
+          <w:p>
+            <w:pPr>
+              <w:pStyle w:val="Compact"/>
               <w:jc w:val="right"/>
             </w:pPr>
             <w:r>
@@ -2585,6 +3493,21 @@
             </w:pPr>
             <w:r>
               <w:t xml:space="preserve">0</w:t>
+            </w:r>
+          </w:p>
+        </w:tc>
+        <w:tc>
+          <w:tcPr/>
+          <w:p>
+            <w:pPr>
+              <w:pStyle w:val="Compact"/>
+              <w:jc w:val="left"/>
+            </w:pPr>
+            <w:r>
+              <w:rPr>
+                <w:rStyle w:val="VerbatimChar"/>
+              </w:rPr>
+              <w:t xml:space="preserve">irq_fast_i[0]</w:t>
             </w:r>
           </w:p>
         </w:tc>
@@ -2670,6 +3593,21 @@
           <w:p>
             <w:pPr>
               <w:pStyle w:val="Compact"/>
+              <w:jc w:val="left"/>
+            </w:pPr>
+            <w:r>
+              <w:rPr>
+                <w:rStyle w:val="VerbatimChar"/>
+              </w:rPr>
+              <w:t xml:space="preserve">irq_fast_i[1]</w:t>
+            </w:r>
+          </w:p>
+        </w:tc>
+        <w:tc>
+          <w:tcPr/>
+          <w:p>
+            <w:pPr>
+              <w:pStyle w:val="Compact"/>
               <w:jc w:val="right"/>
             </w:pPr>
             <w:r>
@@ -2747,6 +3685,21 @@
           <w:p>
             <w:pPr>
               <w:pStyle w:val="Compact"/>
+              <w:jc w:val="left"/>
+            </w:pPr>
+            <w:r>
+              <w:rPr>
+                <w:rStyle w:val="VerbatimChar"/>
+              </w:rPr>
+              <w:t xml:space="preserve">irq_fast_i[2]</w:t>
+            </w:r>
+          </w:p>
+        </w:tc>
+        <w:tc>
+          <w:tcPr/>
+          <w:p>
+            <w:pPr>
+              <w:pStyle w:val="Compact"/>
               <w:jc w:val="right"/>
             </w:pPr>
             <w:r>
@@ -2824,6 +3777,21 @@
           <w:p>
             <w:pPr>
               <w:pStyle w:val="Compact"/>
+              <w:jc w:val="left"/>
+            </w:pPr>
+            <w:r>
+              <w:rPr>
+                <w:rStyle w:val="VerbatimChar"/>
+              </w:rPr>
+              <w:t xml:space="preserve">irq_fast_i[3]</w:t>
+            </w:r>
+          </w:p>
+        </w:tc>
+        <w:tc>
+          <w:tcPr/>
+          <w:p>
+            <w:pPr>
+              <w:pStyle w:val="Compact"/>
               <w:jc w:val="right"/>
             </w:pPr>
             <w:r>
@@ -2901,6 +3869,21 @@
           <w:p>
             <w:pPr>
               <w:pStyle w:val="Compact"/>
+              <w:jc w:val="left"/>
+            </w:pPr>
+            <w:r>
+              <w:rPr>
+                <w:rStyle w:val="VerbatimChar"/>
+              </w:rPr>
+              <w:t xml:space="preserve">irq_fast_i[4]</w:t>
+            </w:r>
+          </w:p>
+        </w:tc>
+        <w:tc>
+          <w:tcPr/>
+          <w:p>
+            <w:pPr>
+              <w:pStyle w:val="Compact"/>
               <w:jc w:val="right"/>
             </w:pPr>
             <w:r>
@@ -2978,6 +3961,21 @@
           <w:p>
             <w:pPr>
               <w:pStyle w:val="Compact"/>
+              <w:jc w:val="left"/>
+            </w:pPr>
+            <w:r>
+              <w:rPr>
+                <w:rStyle w:val="VerbatimChar"/>
+              </w:rPr>
+              <w:t xml:space="preserve">irq_fast_i[5]</w:t>
+            </w:r>
+          </w:p>
+        </w:tc>
+        <w:tc>
+          <w:tcPr/>
+          <w:p>
+            <w:pPr>
+              <w:pStyle w:val="Compact"/>
               <w:jc w:val="right"/>
             </w:pPr>
             <w:r>
@@ -3055,6 +4053,21 @@
           <w:p>
             <w:pPr>
               <w:pStyle w:val="Compact"/>
+              <w:jc w:val="left"/>
+            </w:pPr>
+            <w:r>
+              <w:rPr>
+                <w:rStyle w:val="VerbatimChar"/>
+              </w:rPr>
+              <w:t xml:space="preserve">irq_fast_i[6]</w:t>
+            </w:r>
+          </w:p>
+        </w:tc>
+        <w:tc>
+          <w:tcPr/>
+          <w:p>
+            <w:pPr>
+              <w:pStyle w:val="Compact"/>
               <w:jc w:val="right"/>
             </w:pPr>
             <w:r>
@@ -3132,6 +4145,21 @@
           <w:p>
             <w:pPr>
               <w:pStyle w:val="Compact"/>
+              <w:jc w:val="left"/>
+            </w:pPr>
+            <w:r>
+              <w:rPr>
+                <w:rStyle w:val="VerbatimChar"/>
+              </w:rPr>
+              <w:t xml:space="preserve">irq_fast_i[7]</w:t>
+            </w:r>
+          </w:p>
+        </w:tc>
+        <w:tc>
+          <w:tcPr/>
+          <w:p>
+            <w:pPr>
+              <w:pStyle w:val="Compact"/>
               <w:jc w:val="right"/>
             </w:pPr>
             <w:r>
@@ -3209,6 +4237,21 @@
           <w:p>
             <w:pPr>
               <w:pStyle w:val="Compact"/>
+              <w:jc w:val="left"/>
+            </w:pPr>
+            <w:r>
+              <w:rPr>
+                <w:rStyle w:val="VerbatimChar"/>
+              </w:rPr>
+              <w:t xml:space="preserve">irq_fast_i[8]</w:t>
+            </w:r>
+          </w:p>
+        </w:tc>
+        <w:tc>
+          <w:tcPr/>
+          <w:p>
+            <w:pPr>
+              <w:pStyle w:val="Compact"/>
               <w:jc w:val="right"/>
             </w:pPr>
             <w:r>
@@ -3286,6 +4329,21 @@
           <w:p>
             <w:pPr>
               <w:pStyle w:val="Compact"/>
+              <w:jc w:val="left"/>
+            </w:pPr>
+            <w:r>
+              <w:rPr>
+                <w:rStyle w:val="VerbatimChar"/>
+              </w:rPr>
+              <w:t xml:space="preserve">irq_fast_i[9]</w:t>
+            </w:r>
+          </w:p>
+        </w:tc>
+        <w:tc>
+          <w:tcPr/>
+          <w:p>
+            <w:pPr>
+              <w:pStyle w:val="Compact"/>
               <w:jc w:val="right"/>
             </w:pPr>
             <w:r>
@@ -3363,6 +4421,21 @@
           <w:p>
             <w:pPr>
               <w:pStyle w:val="Compact"/>
+              <w:jc w:val="left"/>
+            </w:pPr>
+            <w:r>
+              <w:rPr>
+                <w:rStyle w:val="VerbatimChar"/>
+              </w:rPr>
+              <w:t xml:space="preserve">irq_fast_i[10]</w:t>
+            </w:r>
+          </w:p>
+        </w:tc>
+        <w:tc>
+          <w:tcPr/>
+          <w:p>
+            <w:pPr>
+              <w:pStyle w:val="Compact"/>
               <w:jc w:val="right"/>
             </w:pPr>
             <w:r>
@@ -3440,6 +4513,21 @@
           <w:p>
             <w:pPr>
               <w:pStyle w:val="Compact"/>
+              <w:jc w:val="left"/>
+            </w:pPr>
+            <w:r>
+              <w:rPr>
+                <w:rStyle w:val="VerbatimChar"/>
+              </w:rPr>
+              <w:t xml:space="preserve">irq_fast_i[14:11]</w:t>
+            </w:r>
+          </w:p>
+        </w:tc>
+        <w:tc>
+          <w:tcPr/>
+          <w:p>
+            <w:pPr>
+              <w:pStyle w:val="Compact"/>
               <w:jc w:val="right"/>
             </w:pPr>
             <w:r>
@@ -3506,6 +4594,21 @@
             </w:pPr>
             <w:r>
               <w:t xml:space="preserve">–</w:t>
+            </w:r>
+          </w:p>
+        </w:tc>
+        <w:tc>
+          <w:tcPr/>
+          <w:p>
+            <w:pPr>
+              <w:pStyle w:val="Compact"/>
+              <w:jc w:val="left"/>
+            </w:pPr>
+            <w:r>
+              <w:rPr>
+                <w:rStyle w:val="VerbatimChar"/>
+              </w:rPr>
+              <w:t xml:space="preserve">irq_nm_i</w:t>
             </w:r>
           </w:p>
         </w:tc>
@@ -3554,18 +4657,6 @@
               </w:rPr>
               <w:t xml:space="preserve">wdt_bark</w:t>
             </w:r>
-            <w:r>
-              <w:t xml:space="preserve">, on</w:t>
-            </w:r>
-            <w:r>
-              <w:t xml:space="preserve"> </w:t>
-            </w:r>
-            <w:r>
-              <w:rPr>
-                <w:rStyle w:val="VerbatimChar"/>
-              </w:rPr>
-              <w:t xml:space="preserve">irq_nm_i</w:t>
-            </w:r>
           </w:p>
         </w:tc>
         <w:tc>
@@ -3600,7 +4691,7 @@
         <w:pStyle w:val="Tablecaption0"/>
       </w:pPr>
       <w:r>
-        <w:t xml:space="preserve">Table 7-2. Interrupt source totals</w:t>
+        <w:t xml:space="preserve">Table 7-3. Interrupt source totals</w:t>
       </w:r>
     </w:p>
     <w:tbl>
@@ -3847,14 +4938,14 @@
         <w:t xml:space="preserve">completing.</w:t>
       </w:r>
     </w:p>
-    <w:bookmarkEnd w:id="37"/>
-    <w:bookmarkStart w:id="38" w:name="X15705b84463ad13b4d316df2afd1a3dbce4807c"/>
+    <w:bookmarkEnd w:id="38"/>
+    <w:bookmarkStart w:id="39" w:name="X15705b84463ad13b4d316df2afd1a3dbce4807c"/>
     <w:p>
       <w:pPr>
         <w:pStyle w:val="Heading2"/>
       </w:pPr>
       <w:r>
-        <w:t xml:space="preserve">7.3 The core identifies the source, not a register</w:t>
+        <w:t xml:space="preserve">7.4 The core identifies the source, not a register</w:t>
       </w:r>
     </w:p>
     <w:p>
@@ -3973,14 +5064,14 @@
         <w:t xml:space="preserve">specification, so this numbering is a local convention the specification permits.</w:t>
       </w:r>
     </w:p>
-    <w:bookmarkEnd w:id="38"/>
-    <w:bookmarkStart w:id="39" w:name="the-nmi-bypasses-this-block"/>
+    <w:bookmarkEnd w:id="39"/>
+    <w:bookmarkStart w:id="40" w:name="the-nmi-bypasses-this-block"/>
     <w:p>
       <w:pPr>
         <w:pStyle w:val="Heading2"/>
       </w:pPr>
       <w:r>
-        <w:t xml:space="preserve">7.4 The NMI bypasses this block</w:t>
+        <w:t xml:space="preserve">7.5 The NMI bypasses this block</w:t>
       </w:r>
     </w:p>
     <w:p>
@@ -4107,14 +5198,14 @@
         <w:t xml:space="preserve">holds the bark as a level.</w:t>
       </w:r>
     </w:p>
-    <w:bookmarkEnd w:id="39"/>
-    <w:bookmarkStart w:id="40" w:name="Xd91e5a1c70d8f55def3a88ed9113b6f4ce7105b"/>
+    <w:bookmarkEnd w:id="40"/>
+    <w:bookmarkStart w:id="41" w:name="Xd91e5a1c70d8f55def3a88ed9113b6f4ce7105b"/>
     <w:p>
       <w:pPr>
         <w:pStyle w:val="Heading2"/>
       </w:pPr>
       <w:r>
-        <w:t xml:space="preserve">7.5 A pulse can be missed, and what that costs</w:t>
+        <w:t xml:space="preserve">7.6 A pulse can be missed, and what that costs</w:t>
       </w:r>
     </w:p>
     <w:p>
@@ -4199,7 +5290,7 @@
         <w:pStyle w:val="Tablecaption0"/>
       </w:pPr>
       <w:r>
-        <w:t xml:space="preserve">Table 7-3. How each source recovers a missed pulse</w:t>
+        <w:t xml:space="preserve">Table 7-4. How each source recovers a missed pulse</w:t>
       </w:r>
     </w:p>
     <w:tbl>
@@ -4448,9 +5539,9 @@
         <w:t xml:space="preserve">This is the condition the design depends on.</w:t>
       </w:r>
     </w:p>
-    <w:bookmarkEnd w:id="40"/>
     <w:bookmarkEnd w:id="41"/>
-    <w:bookmarkStart w:id="42" w:name="instances"/>
+    <w:bookmarkEnd w:id="42"/>
+    <w:bookmarkStart w:id="43" w:name="instances"/>
     <w:p>
       <w:pPr>
         <w:pStyle w:val="Heading1"/>
@@ -4482,8 +5573,8 @@
         <w:t xml:space="preserve">and has no parameters.</w:t>
       </w:r>
     </w:p>
-    <w:bookmarkEnd w:id="42"/>
-    <w:bookmarkStart w:id="43" w:name="X31074a9102d88bba972e4f71edc3e97f3cd819b"/>
+    <w:bookmarkEnd w:id="43"/>
+    <w:bookmarkStart w:id="44" w:name="X31074a9102d88bba972e4f71edc3e97f3cd819b"/>
     <w:p>
       <w:pPr>
         <w:pStyle w:val="Heading1"/>
@@ -4561,7 +5652,7 @@
               <w:jc w:val="left"/>
             </w:pPr>
             <w:r>
-              <w:t xml:space="preserve">the peripheral’s status register, or nowhere — 7.5</w:t>
+              <w:t xml:space="preserve">the peripheral’s status register, or nowhere — 7.6</w:t>
             </w:r>
           </w:p>
         </w:tc>
@@ -4712,8 +5803,8 @@
         </w:tc>
       </w:tr>
     </w:tbl>
-    <w:bookmarkEnd w:id="43"/>
-    <w:bookmarkStart w:id="44" w:name="tie-offs"/>
+    <w:bookmarkEnd w:id="44"/>
+    <w:bookmarkStart w:id="45" w:name="tie-offs"/>
     <w:p>
       <w:pPr>
         <w:pStyle w:val="Heading1"/>
@@ -5024,8 +6115,8 @@
         <w:t xml:space="preserve">one.</w:t>
       </w:r>
     </w:p>
-    <w:bookmarkEnd w:id="44"/>
-    <w:bookmarkStart w:id="45" w:name="requirements-on-others-and-open-items"/>
+    <w:bookmarkEnd w:id="45"/>
+    <w:bookmarkStart w:id="46" w:name="requirements-on-others-and-open-items"/>
     <w:p>
       <w:pPr>
         <w:pStyle w:val="Heading1"/>
@@ -5415,7 +6506,7 @@
         <w:pStyle w:val="Compact"/>
         <w:numPr>
           <w:ilvl w:val="0"/>
-          <w:numId w:val="1002"/>
+          <w:numId w:val="1003"/>
         </w:numPr>
         <w:jc w:val="left"/>
       </w:pPr>
@@ -5441,66 +6532,7 @@
         <w:t xml:space="preserve"> </w:t>
       </w:r>
       <w:r>
-        <w:t xml:space="preserve">source — 7.5.</w:t>
-      </w:r>
-    </w:p>
-    <w:p>
-      <w:pPr>
-        <w:pStyle w:val="Compact"/>
-        <w:numPr>
-          <w:ilvl w:val="0"/>
-          <w:numId w:val="1002"/>
-        </w:numPr>
-        <w:jc w:val="left"/>
-      </w:pPr>
-      <w:r>
-        <w:t xml:space="preserve">Priority is fixed at elaboration. Changing it is a re-synthesis.</w:t>
-      </w:r>
-    </w:p>
-    <w:p>
-      <w:pPr>
-        <w:pStyle w:val="Compact"/>
-        <w:numPr>
-          <w:ilvl w:val="0"/>
-          <w:numId w:val="1002"/>
-        </w:numPr>
-        <w:jc w:val="left"/>
-      </w:pPr>
-      <w:r>
-        <w:rPr>
-          <w:rStyle w:val="VerbatimChar"/>
-        </w:rPr>
-        <w:t xml:space="preserve">mcause</w:t>
-      </w:r>
-      <w:r>
-        <w:t xml:space="preserve"> </w:t>
-      </w:r>
-      <w:r>
-        <w:t xml:space="preserve">16–30 is platform-use space, so the numbering is a local convention</w:t>
-      </w:r>
-      <w:r>
-        <w:t xml:space="preserve"> </w:t>
-      </w:r>
-      <w:r>
-        <w:t xml:space="preserve">rather than a portable one.</w:t>
-      </w:r>
-    </w:p>
-    <w:bookmarkEnd w:id="45"/>
-    <w:bookmarkStart w:id="46" w:name="verification"/>
-    <w:p>
-      <w:pPr>
-        <w:pStyle w:val="Heading1"/>
-      </w:pPr>
-      <w:r>
-        <w:t xml:space="preserve">12. Verification</w:t>
-      </w:r>
-    </w:p>
-    <w:p>
-      <w:pPr>
-        <w:pStyle w:val="FirstParagraph"/>
-      </w:pPr>
-      <w:r>
-        <w:t xml:space="preserve">Ten checks, none requiring a bus model:</w:t>
+        <w:t xml:space="preserve">source — 7.6.</w:t>
       </w:r>
     </w:p>
     <w:p>
@@ -5513,7 +6545,7 @@
         <w:jc w:val="left"/>
       </w:pPr>
       <w:r>
-        <w:t xml:space="preserve">Each single-source input raises exactly its own line.</w:t>
+        <w:t xml:space="preserve">Priority is fixed at elaboration. Changing it is a re-synthesis.</w:t>
       </w:r>
     </w:p>
     <w:p>
@@ -5526,7 +6558,40 @@
         <w:jc w:val="left"/>
       </w:pPr>
       <w:r>
-        <w:t xml:space="preserve">Each OR group raises its line for every member, individually.</w:t>
+        <w:rPr>
+          <w:rStyle w:val="VerbatimChar"/>
+        </w:rPr>
+        <w:t xml:space="preserve">mcause</w:t>
+      </w:r>
+      <w:r>
+        <w:t xml:space="preserve"> </w:t>
+      </w:r>
+      <w:r>
+        <w:t xml:space="preserve">16–30 is platform-use space, so the numbering is a local convention</w:t>
+      </w:r>
+      <w:r>
+        <w:t xml:space="preserve"> </w:t>
+      </w:r>
+      <w:r>
+        <w:t xml:space="preserve">rather than a portable one.</w:t>
+      </w:r>
+    </w:p>
+    <w:bookmarkEnd w:id="46"/>
+    <w:bookmarkStart w:id="47" w:name="verification"/>
+    <w:p>
+      <w:pPr>
+        <w:pStyle w:val="Heading1"/>
+      </w:pPr>
+      <w:r>
+        <w:t xml:space="preserve">12. Verification</w:t>
+      </w:r>
+    </w:p>
+    <w:p>
+      <w:pPr>
+        <w:pStyle w:val="FirstParagraph"/>
+      </w:pPr>
+      <w:r>
+        <w:t xml:space="preserve">Ten checks, none requiring a bus model:</w:t>
       </w:r>
     </w:p>
     <w:p>
@@ -5534,12 +6599,12 @@
         <w:pStyle w:val="Compact"/>
         <w:numPr>
           <w:ilvl w:val="0"/>
-          <w:numId w:val="1003"/>
+          <w:numId w:val="1004"/>
         </w:numPr>
         <w:jc w:val="left"/>
       </w:pPr>
       <w:r>
-        <w:t xml:space="preserve">No input raises a line other than its own.</w:t>
+        <w:t xml:space="preserve">Each single-source input raises exactly its own line.</w:t>
       </w:r>
     </w:p>
     <w:p>
@@ -5547,27 +6612,12 @@
         <w:pStyle w:val="Compact"/>
         <w:numPr>
           <w:ilvl w:val="0"/>
-          <w:numId w:val="1003"/>
+          <w:numId w:val="1004"/>
         </w:numPr>
         <w:jc w:val="left"/>
       </w:pPr>
       <w:r>
-        <w:t xml:space="preserve">Spare lines</w:t>
-      </w:r>
-      <w:r>
-        <w:t xml:space="preserve"> </w:t>
-      </w:r>
-      <w:r>
-        <w:rPr>
-          <w:rStyle w:val="VerbatimChar"/>
-        </w:rPr>
-        <w:t xml:space="preserve">[14:11]</w:t>
-      </w:r>
-      <w:r>
-        <w:t xml:space="preserve"> </w:t>
-      </w:r>
-      <w:r>
-        <w:t xml:space="preserve">are always 0.</w:t>
+        <w:t xml:space="preserve">Each OR group raises its line for every member, individually.</w:t>
       </w:r>
     </w:p>
     <w:p>
@@ -5575,36 +6625,12 @@
         <w:pStyle w:val="Compact"/>
         <w:numPr>
           <w:ilvl w:val="0"/>
-          <w:numId w:val="1003"/>
+          <w:numId w:val="1004"/>
         </w:numPr>
         <w:jc w:val="left"/>
       </w:pPr>
       <w:r>
-        <w:rPr>
-          <w:rStyle w:val="VerbatimChar"/>
-        </w:rPr>
-        <w:t xml:space="preserve">i_int_wdt_bark</w:t>
-      </w:r>
-      <w:r>
-        <w:t xml:space="preserve"> </w:t>
-      </w:r>
-      <w:r>
-        <w:t xml:space="preserve">reaches</w:t>
-      </w:r>
-      <w:r>
-        <w:t xml:space="preserve"> </w:t>
-      </w:r>
-      <w:r>
-        <w:rPr>
-          <w:rStyle w:val="VerbatimChar"/>
-        </w:rPr>
-        <w:t xml:space="preserve">o_int_nm</w:t>
-      </w:r>
-      <w:r>
-        <w:t xml:space="preserve"> </w:t>
-      </w:r>
-      <w:r>
-        <w:t xml:space="preserve">and no fast line.</w:t>
+        <w:t xml:space="preserve">No input raises a line other than its own.</w:t>
       </w:r>
     </w:p>
     <w:p>
@@ -5612,12 +6638,27 @@
         <w:pStyle w:val="Compact"/>
         <w:numPr>
           <w:ilvl w:val="0"/>
-          <w:numId w:val="1003"/>
+          <w:numId w:val="1004"/>
         </w:numPr>
         <w:jc w:val="left"/>
       </w:pPr>
       <w:r>
-        <w:t xml:space="preserve">Simultaneous inputs on one group raise the line once.</w:t>
+        <w:t xml:space="preserve">Spare lines</w:t>
+      </w:r>
+      <w:r>
+        <w:t xml:space="preserve"> </w:t>
+      </w:r>
+      <w:r>
+        <w:rPr>
+          <w:rStyle w:val="VerbatimChar"/>
+        </w:rPr>
+        <w:t xml:space="preserve">[14:11]</w:t>
+      </w:r>
+      <w:r>
+        <w:t xml:space="preserve"> </w:t>
+      </w:r>
+      <w:r>
+        <w:t xml:space="preserve">are always 0.</w:t>
       </w:r>
     </w:p>
     <w:p>
@@ -5625,12 +6666,36 @@
         <w:pStyle w:val="Compact"/>
         <w:numPr>
           <w:ilvl w:val="0"/>
-          <w:numId w:val="1003"/>
+          <w:numId w:val="1004"/>
         </w:numPr>
         <w:jc w:val="left"/>
       </w:pPr>
       <w:r>
-        <w:t xml:space="preserve">Simultaneous inputs on different groups raise both lines.</w:t>
+        <w:rPr>
+          <w:rStyle w:val="VerbatimChar"/>
+        </w:rPr>
+        <w:t xml:space="preserve">i_int_wdt_bark</w:t>
+      </w:r>
+      <w:r>
+        <w:t xml:space="preserve"> </w:t>
+      </w:r>
+      <w:r>
+        <w:t xml:space="preserve">reaches</w:t>
+      </w:r>
+      <w:r>
+        <w:t xml:space="preserve"> </w:t>
+      </w:r>
+      <w:r>
+        <w:rPr>
+          <w:rStyle w:val="VerbatimChar"/>
+        </w:rPr>
+        <w:t xml:space="preserve">o_int_nm</w:t>
+      </w:r>
+      <w:r>
+        <w:t xml:space="preserve"> </w:t>
+      </w:r>
+      <w:r>
+        <w:t xml:space="preserve">and no fast line.</w:t>
       </w:r>
     </w:p>
     <w:p>
@@ -5638,12 +6703,12 @@
         <w:pStyle w:val="Compact"/>
         <w:numPr>
           <w:ilvl w:val="0"/>
-          <w:numId w:val="1003"/>
+          <w:numId w:val="1004"/>
         </w:numPr>
         <w:jc w:val="left"/>
       </w:pPr>
       <w:r>
-        <w:t xml:space="preserve">Output follows input combinationally, with no cycle of delay.</w:t>
+        <w:t xml:space="preserve">Simultaneous inputs on one group raise the line once.</w:t>
       </w:r>
     </w:p>
     <w:p>
@@ -5651,30 +6716,12 @@
         <w:pStyle w:val="Compact"/>
         <w:numPr>
           <w:ilvl w:val="0"/>
-          <w:numId w:val="1003"/>
+          <w:numId w:val="1004"/>
         </w:numPr>
         <w:jc w:val="left"/>
       </w:pPr>
       <w:r>
-        <w:rPr>
-          <w:rStyle w:val="VerbatimChar"/>
-        </w:rPr>
-        <w:t xml:space="preserve">mcause</w:t>
-      </w:r>
-      <w:r>
-        <w:t xml:space="preserve">/vector mapping matches section 7.2 against</w:t>
-      </w:r>
-      <w:r>
-        <w:t xml:space="preserve"> </w:t>
-      </w:r>
-      <w:r>
-        <w:rPr>
-          <w:rStyle w:val="VerbatimChar"/>
-        </w:rPr>
-        <w:t xml:space="preserve">qnsc_pkg</w:t>
-      </w:r>
-      <w:r>
-        <w:t xml:space="preserve">.</w:t>
+        <w:t xml:space="preserve">Simultaneous inputs on different groups raise both lines.</w:t>
       </w:r>
     </w:p>
     <w:p>
@@ -5682,11 +6729,55 @@
         <w:pStyle w:val="Compact"/>
         <w:numPr>
           <w:ilvl w:val="0"/>
-          <w:numId w:val="1003"/>
+          <w:numId w:val="1004"/>
         </w:numPr>
         <w:jc w:val="left"/>
       </w:pPr>
       <w:r>
+        <w:t xml:space="preserve">Output follows input combinationally, with no cycle of delay.</w:t>
+      </w:r>
+    </w:p>
+    <w:p>
+      <w:pPr>
+        <w:pStyle w:val="Compact"/>
+        <w:numPr>
+          <w:ilvl w:val="0"/>
+          <w:numId w:val="1004"/>
+        </w:numPr>
+        <w:jc w:val="left"/>
+      </w:pPr>
+      <w:r>
+        <w:rPr>
+          <w:rStyle w:val="VerbatimChar"/>
+        </w:rPr>
+        <w:t xml:space="preserve">mcause</w:t>
+      </w:r>
+      <w:r>
+        <w:t xml:space="preserve">/vector mapping matches section 7.3 against</w:t>
+      </w:r>
+      <w:r>
+        <w:t xml:space="preserve"> </w:t>
+      </w:r>
+      <w:r>
+        <w:rPr>
+          <w:rStyle w:val="VerbatimChar"/>
+        </w:rPr>
+        <w:t xml:space="preserve">qnsc_pkg</w:t>
+      </w:r>
+      <w:r>
+        <w:t xml:space="preserve">.</w:t>
+      </w:r>
+    </w:p>
+    <w:p>
+      <w:pPr>
+        <w:pStyle w:val="Compact"/>
+        <w:numPr>
+          <w:ilvl w:val="0"/>
+          <w:numId w:val="1004"/>
+        </w:numPr>
+        <w:jc w:val="left"/>
+      </w:pPr>
+      <w:r>
         <w:rPr>
           <w:b/>
           <w:bCs/>
@@ -5739,8 +6830,8 @@
         <w:t xml:space="preserve">controller.</w:t>
       </w:r>
     </w:p>
-    <w:bookmarkEnd w:id="46"/>
-    <w:bookmarkStart w:id="47" w:name="appendix-a.-acronyms"/>
+    <w:bookmarkEnd w:id="47"/>
+    <w:bookmarkStart w:id="48" w:name="appendix-a.-acronyms"/>
     <w:p>
       <w:pPr>
         <w:pStyle w:val="Heading1"/>
@@ -6202,8 +7293,8 @@
         </w:tc>
       </w:tr>
     </w:tbl>
-    <w:bookmarkEnd w:id="47"/>
-    <w:bookmarkStart w:id="48" w:name="appendix-b.-first-review"/>
+    <w:bookmarkEnd w:id="48"/>
+    <w:bookmarkStart w:id="49" w:name="appendix-b.-first-review"/>
     <w:p>
       <w:pPr>
         <w:pStyle w:val="Heading1"/>
@@ -6410,7 +7501,7 @@
               <w:jc w:val="left"/>
             </w:pPr>
             <w:r>
-              <w:t xml:space="preserve">No. Section 7.5: no source destroys information</w:t>
+              <w:t xml:space="preserve">No. Section 7.6: no source destroys information</w:t>
             </w:r>
           </w:p>
         </w:tc>
@@ -6448,7 +7539,7 @@
               <w:jc w:val="left"/>
             </w:pPr>
             <w:r>
-              <w:t xml:space="preserve">Section 7.2: data loss first, human time last</w:t>
+              <w:t xml:space="preserve">Section 7.3: data loss first, human time last</w:t>
             </w:r>
           </w:p>
         </w:tc>
@@ -6486,7 +7577,7 @@
         </w:tc>
       </w:tr>
     </w:tbl>
-    <w:bookmarkEnd w:id="48"/>
+    <w:bookmarkEnd w:id="49"/>
     <w:sectPr>
       <w:headerReference r:id="rId11" w:type="default"/>
       <w:footerReference r:id="rId12" w:type="even"/>
@@ -8605,6 +9696,9 @@
     <w:abstractNumId w:val="991"/>
   </w:num>
   <w:num w:numId="1002">
+    <w:abstractNumId w:val="991"/>
+  </w:num>
+  <w:num w:numId="1003">
     <w:abstractNumId w:val="99411"/>
     <w:lvlOverride w:ilvl="0">
       <w:startOverride w:val="1"/>
@@ -8634,7 +9728,7 @@
       <w:startOverride w:val="1"/>
     </w:lvlOverride>
   </w:num>
-  <w:num w:numId="1003">
+  <w:num w:numId="1004">
     <w:abstractNumId w:val="99411"/>
     <w:lvlOverride w:ilvl="0">
       <w:startOverride w:val="1"/>

--- a/doc/QNSC_Interrupt_Map_MAS.docx
+++ b/doc/QNSC_Interrupt_Map_MAS.docx
@@ -93,7 +93,7 @@
             <w:jc w:val="left"/>
           </w:pPr>
           <w:r>
-            <w:t xml:space="preserve">Table 7-1. What each Ibex interrupt input would cost</w:t>
+            <w:t xml:space="preserve">Table 7-1. Fast interrupt line assignment</w:t>
           </w:r>
         </w:p>
         <w:p>
@@ -103,7 +103,7 @@
             <w:jc w:val="left"/>
           </w:pPr>
           <w:r>
-            <w:t xml:space="preserve">Table 7-2. Fast interrupt line assignment</w:t>
+            <w:t xml:space="preserve">Table 7-2. Interrupt source totals</w:t>
           </w:r>
         </w:p>
         <w:p>
@@ -113,17 +113,7 @@
             <w:jc w:val="left"/>
           </w:pPr>
           <w:r>
-            <w:t xml:space="preserve">Table 7-3. Interrupt source totals</w:t>
-          </w:r>
-        </w:p>
-        <w:p>
-          <w:pPr>
-            <w:pStyle w:val="TOC1"/>
-            <w:ind w:left="180"/>
-            <w:jc w:val="left"/>
-          </w:pPr>
-          <w:r>
-            <w:t xml:space="preserve">Table 7-4. How each source recovers a missed pulse</w:t>
+            <w:t xml:space="preserve">Table 7-3. How each source recovers a missed pulse</w:t>
           </w:r>
         </w:p>
         <w:p>
@@ -425,7 +415,7 @@
               <w:t xml:space="preserve">_DECISIONS</w:t>
             </w:r>
             <w:r>
-              <w:t xml:space="preserve">. Tables in 7.3 and 10 generated from</w:t>
+              <w:t xml:space="preserve">. Tables in 7.2 and 10 generated from</w:t>
             </w:r>
             <w:r>
               <w:t xml:space="preserve"> </w:t>
@@ -2072,7 +2062,7 @@
       </w:r>
     </w:p>
     <w:bookmarkEnd w:id="35"/>
-    <w:bookmarkStart w:id="42" w:name="functional-behaviour"/>
+    <w:bookmarkStart w:id="41" w:name="functional-behaviour"/>
     <w:p>
       <w:pPr>
         <w:pStyle w:val="Heading1"/>
@@ -2439,629 +2429,13 @@
       </w:r>
     </w:p>
     <w:bookmarkEnd w:id="36"/>
-    <w:bookmarkStart w:id="37" w:name="why-only-the-fast-lines-are-used"/>
+    <w:bookmarkStart w:id="37" w:name="line-assignment"/>
     <w:p>
       <w:pPr>
         <w:pStyle w:val="Heading2"/>
       </w:pPr>
       <w:r>
-        <w:t xml:space="preserve">7.2 Why only the fast lines are used</w:t>
-      </w:r>
-    </w:p>
-    <w:p>
-      <w:pPr>
-        <w:pStyle w:val="FirstParagraph"/>
-      </w:pPr>
-      <w:r>
-        <w:t xml:space="preserve">Ibex has five interrupt inputs, and four of them are the RISC-V standard ones.</w:t>
-      </w:r>
-      <w:r>
-        <w:t xml:space="preserve"> </w:t>
-      </w:r>
-      <w:r>
-        <w:t xml:space="preserve">QSOC drives one and ties three off, because</w:t>
-      </w:r>
-      <w:r>
-        <w:t xml:space="preserve"> </w:t>
-      </w:r>
-      <w:r>
-        <w:rPr>
-          <w:b/>
-          <w:bCs/>
-        </w:rPr>
-        <w:t xml:space="preserve">the three standard lines each</w:t>
-      </w:r>
-      <w:r>
-        <w:rPr>
-          <w:b/>
-          <w:bCs/>
-        </w:rPr>
-        <w:t xml:space="preserve"> </w:t>
-      </w:r>
-      <w:r>
-        <w:rPr>
-          <w:b/>
-          <w:bCs/>
-        </w:rPr>
-        <w:t xml:space="preserve">require a block that QSOC does not have</w:t>
-      </w:r>
-      <w:r>
-        <w:t xml:space="preserve">:</w:t>
-      </w:r>
-    </w:p>
-    <w:p>
-      <w:pPr>
-        <w:pStyle w:val="Tablecaption0"/>
-      </w:pPr>
-      <w:r>
-        <w:t xml:space="preserve">Table 7-1. What each Ibex interrupt input would cost</w:t>
-      </w:r>
-    </w:p>
-    <w:tbl>
-      <w:tblPr>
-        <w:tblStyle w:val="TableGrid"/>
-        <w:tblW w:type="pct" w:w="5000"/>
-        <w:tblLayout w:type="fixed"/>
-        <w:tblLook w:firstRow="1" w:lastRow="0" w:firstColumn="0" w:lastColumn="0" w:noHBand="0" w:noVBand="0" w:val="0020"/>
-        <w:tblCaption w:val="What each Ibex interrupt input would cost"/>
-      </w:tblPr>
-      <w:tblGrid>
-        <w:gridCol w:w="1827"/>
-        <w:gridCol w:w="2436"/>
-        <w:gridCol w:w="1827"/>
-        <w:gridCol w:w="1827"/>
-      </w:tblGrid>
-      <w:tr>
-        <w:trPr>
-          <w:tblHeader w:val="on"/>
-        </w:trPr>
-        <w:tc>
-          <w:tcPr/>
-          <w:p>
-            <w:pPr>
-              <w:pStyle w:val="Compact"/>
-              <w:jc w:val="left"/>
-            </w:pPr>
-            <w:r>
-              <w:t xml:space="preserve">Input</w:t>
-            </w:r>
-          </w:p>
-        </w:tc>
-        <w:tc>
-          <w:tcPr/>
-          <w:p>
-            <w:pPr>
-              <w:pStyle w:val="Compact"/>
-              <w:jc w:val="right"/>
-            </w:pPr>
-            <w:r>
-              <w:t xml:space="preserve">mcause</w:t>
-            </w:r>
-          </w:p>
-        </w:tc>
-        <w:tc>
-          <w:tcPr/>
-          <w:p>
-            <w:pPr>
-              <w:pStyle w:val="Compact"/>
-              <w:jc w:val="left"/>
-            </w:pPr>
-            <w:r>
-              <w:t xml:space="preserve">What it needs before it can be used</w:t>
-            </w:r>
-          </w:p>
-        </w:tc>
-        <w:tc>
-          <w:tcPr/>
-          <w:p>
-            <w:pPr>
-              <w:pStyle w:val="Compact"/>
-              <w:jc w:val="left"/>
-            </w:pPr>
-            <w:r>
-              <w:t xml:space="preserve">In QSOC</w:t>
-            </w:r>
-          </w:p>
-        </w:tc>
-      </w:tr>
-      <w:tr>
-        <w:tc>
-          <w:tcPr/>
-          <w:p>
-            <w:pPr>
-              <w:pStyle w:val="Compact"/>
-              <w:jc w:val="left"/>
-            </w:pPr>
-            <w:r>
-              <w:rPr>
-                <w:rStyle w:val="VerbatimChar"/>
-              </w:rPr>
-              <w:t xml:space="preserve">irq_software_i</w:t>
-            </w:r>
-          </w:p>
-        </w:tc>
-        <w:tc>
-          <w:tcPr/>
-          <w:p>
-            <w:pPr>
-              <w:pStyle w:val="Compact"/>
-              <w:jc w:val="right"/>
-            </w:pPr>
-            <w:r>
-              <w:t xml:space="preserve">3</w:t>
-            </w:r>
-          </w:p>
-        </w:tc>
-        <w:tc>
-          <w:tcPr/>
-          <w:p>
-            <w:pPr>
-              <w:pStyle w:val="Compact"/>
-              <w:jc w:val="left"/>
-            </w:pPr>
-            <w:r>
-              <w:t xml:space="preserve">another hart to send the inter-processor interrupt</w:t>
-            </w:r>
-          </w:p>
-        </w:tc>
-        <w:tc>
-          <w:tcPr/>
-          <w:p>
-            <w:pPr>
-              <w:pStyle w:val="Compact"/>
-              <w:jc w:val="left"/>
-            </w:pPr>
-            <w:r>
-              <w:t xml:space="preserve">single hart, so nothing could ever drive it</w:t>
-            </w:r>
-          </w:p>
-        </w:tc>
-      </w:tr>
-      <w:tr>
-        <w:tc>
-          <w:tcPr/>
-          <w:p>
-            <w:pPr>
-              <w:pStyle w:val="Compact"/>
-              <w:jc w:val="left"/>
-            </w:pPr>
-            <w:r>
-              <w:rPr>
-                <w:rStyle w:val="VerbatimChar"/>
-              </w:rPr>
-              <w:t xml:space="preserve">irq_timer_i</w:t>
-            </w:r>
-          </w:p>
-        </w:tc>
-        <w:tc>
-          <w:tcPr/>
-          <w:p>
-            <w:pPr>
-              <w:pStyle w:val="Compact"/>
-              <w:jc w:val="right"/>
-            </w:pPr>
-            <w:r>
-              <w:t xml:space="preserve">7</w:t>
-            </w:r>
-          </w:p>
-        </w:tc>
-        <w:tc>
-          <w:tcPr/>
-          <w:p>
-            <w:pPr>
-              <w:pStyle w:val="Compact"/>
-              <w:jc w:val="left"/>
-            </w:pPr>
-            <w:r>
-              <w:t xml:space="preserve">a</w:t>
-            </w:r>
-            <w:r>
-              <w:t xml:space="preserve"> </w:t>
-            </w:r>
-            <w:r>
-              <w:rPr>
-                <w:b/>
-                <w:bCs/>
-              </w:rPr>
-              <w:t xml:space="preserve">CLINT</w:t>
-            </w:r>
-            <w:r>
-              <w:t xml:space="preserve">:</w:t>
-            </w:r>
-            <w:r>
-              <w:t xml:space="preserve"> </w:t>
-            </w:r>
-            <w:r>
-              <w:rPr>
-                <w:rStyle w:val="VerbatimChar"/>
-              </w:rPr>
-              <w:t xml:space="preserve">mtime</w:t>
-            </w:r>
-            <w:r>
-              <w:t xml:space="preserve"> </w:t>
-            </w:r>
-            <w:r>
-              <w:t xml:space="preserve">and</w:t>
-            </w:r>
-            <w:r>
-              <w:t xml:space="preserve"> </w:t>
-            </w:r>
-            <w:r>
-              <w:rPr>
-                <w:rStyle w:val="VerbatimChar"/>
-              </w:rPr>
-              <w:t xml:space="preserve">mtimecmp</w:t>
-            </w:r>
-            <w:r>
-              <w:t xml:space="preserve"> </w:t>
-            </w:r>
-            <w:r>
-              <w:t xml:space="preserve">as memory-mapped registers</w:t>
-            </w:r>
-          </w:p>
-        </w:tc>
-        <w:tc>
-          <w:tcPr/>
-          <w:p>
-            <w:pPr>
-              <w:pStyle w:val="Compact"/>
-              <w:jc w:val="left"/>
-            </w:pPr>
-            <w:r>
-              <w:t xml:space="preserve">no CLINT. TIMER0 is on a fast line instead</w:t>
-            </w:r>
-          </w:p>
-        </w:tc>
-      </w:tr>
-      <w:tr>
-        <w:tc>
-          <w:tcPr/>
-          <w:p>
-            <w:pPr>
-              <w:pStyle w:val="Compact"/>
-              <w:jc w:val="left"/>
-            </w:pPr>
-            <w:r>
-              <w:rPr>
-                <w:rStyle w:val="VerbatimChar"/>
-              </w:rPr>
-              <w:t xml:space="preserve">irq_external_i</w:t>
-            </w:r>
-          </w:p>
-        </w:tc>
-        <w:tc>
-          <w:tcPr/>
-          <w:p>
-            <w:pPr>
-              <w:pStyle w:val="Compact"/>
-              <w:jc w:val="right"/>
-            </w:pPr>
-            <w:r>
-              <w:t xml:space="preserve">11</w:t>
-            </w:r>
-          </w:p>
-        </w:tc>
-        <w:tc>
-          <w:tcPr/>
-          <w:p>
-            <w:pPr>
-              <w:pStyle w:val="Compact"/>
-              <w:jc w:val="left"/>
-            </w:pPr>
-            <w:r>
-              <w:t xml:space="preserve">a</w:t>
-            </w:r>
-            <w:r>
-              <w:t xml:space="preserve"> </w:t>
-            </w:r>
-            <w:r>
-              <w:rPr>
-                <w:b/>
-                <w:bCs/>
-              </w:rPr>
-              <w:t xml:space="preserve">PLIC</w:t>
-            </w:r>
-            <w:r>
-              <w:t xml:space="preserve">: a bus slave with priority, per-source enable and claim/complete registers</w:t>
-            </w:r>
-          </w:p>
-        </w:tc>
-        <w:tc>
-          <w:tcPr/>
-          <w:p>
-            <w:pPr>
-              <w:pStyle w:val="Compact"/>
-              <w:jc w:val="left"/>
-            </w:pPr>
-            <w:r>
-              <w:t xml:space="preserve">no PLIC. That is a block on its own, and it was rejected</w:t>
-            </w:r>
-          </w:p>
-        </w:tc>
-      </w:tr>
-      <w:tr>
-        <w:tc>
-          <w:tcPr/>
-          <w:p>
-            <w:pPr>
-              <w:pStyle w:val="Compact"/>
-              <w:jc w:val="left"/>
-            </w:pPr>
-            <w:r>
-              <w:rPr>
-                <w:rStyle w:val="VerbatimChar"/>
-              </w:rPr>
-              <w:t xml:space="preserve">irq_fast_i[14:0]</w:t>
-            </w:r>
-          </w:p>
-        </w:tc>
-        <w:tc>
-          <w:tcPr/>
-          <w:p>
-            <w:pPr>
-              <w:pStyle w:val="Compact"/>
-              <w:jc w:val="right"/>
-            </w:pPr>
-            <w:r>
-              <w:t xml:space="preserve">16-30</w:t>
-            </w:r>
-          </w:p>
-        </w:tc>
-        <w:tc>
-          <w:tcPr/>
-          <w:p>
-            <w:pPr>
-              <w:pStyle w:val="Compact"/>
-              <w:jc w:val="left"/>
-            </w:pPr>
-            <w:r>
-              <w:rPr>
-                <w:b/>
-                <w:bCs/>
-              </w:rPr>
-              <w:t xml:space="preserve">nothing</w:t>
-            </w:r>
-            <w:r>
-              <w:t xml:space="preserve"> </w:t>
-            </w:r>
-            <w:r>
-              <w:t xml:space="preserve">– fifteen wires straight into the core</w:t>
-            </w:r>
-          </w:p>
-        </w:tc>
-        <w:tc>
-          <w:tcPr/>
-          <w:p>
-            <w:pPr>
-              <w:pStyle w:val="Compact"/>
-              <w:jc w:val="left"/>
-            </w:pPr>
-            <w:r>
-              <w:t xml:space="preserve">all eleven QSOC lines</w:t>
-            </w:r>
-          </w:p>
-        </w:tc>
-      </w:tr>
-      <w:tr>
-        <w:tc>
-          <w:tcPr/>
-          <w:p>
-            <w:pPr>
-              <w:pStyle w:val="Compact"/>
-              <w:jc w:val="left"/>
-            </w:pPr>
-            <w:r>
-              <w:rPr>
-                <w:rStyle w:val="VerbatimChar"/>
-              </w:rPr>
-              <w:t xml:space="preserve">irq_nm_i</w:t>
-            </w:r>
-          </w:p>
-        </w:tc>
-        <w:tc>
-          <w:tcPr/>
-          <w:p>
-            <w:pPr>
-              <w:pStyle w:val="Compact"/>
-              <w:jc w:val="right"/>
-            </w:pPr>
-            <w:r>
-              <w:t xml:space="preserve">31</w:t>
-            </w:r>
-          </w:p>
-        </w:tc>
-        <w:tc>
-          <w:tcPr/>
-          <w:p>
-            <w:pPr>
-              <w:pStyle w:val="Compact"/>
-              <w:jc w:val="left"/>
-            </w:pPr>
-            <w:r>
-              <w:t xml:space="preserve">nothing</w:t>
-            </w:r>
-          </w:p>
-        </w:tc>
-        <w:tc>
-          <w:tcPr/>
-          <w:p>
-            <w:pPr>
-              <w:pStyle w:val="Compact"/>
-              <w:jc w:val="left"/>
-            </w:pPr>
-            <w:r>
-              <w:t xml:space="preserve">the watchdog bark</w:t>
-            </w:r>
-          </w:p>
-        </w:tc>
-      </w:tr>
-    </w:tbl>
-    <w:p>
-      <w:pPr>
-        <w:pStyle w:val="BodyText"/>
-      </w:pPr>
-      <w:r>
-        <w:t xml:space="preserve">The fast lines are Ibex’s own extension, not part of the RISC-V standard, and they</w:t>
-      </w:r>
-      <w:r>
-        <w:t xml:space="preserve"> </w:t>
-      </w:r>
-      <w:r>
-        <w:t xml:space="preserve">need no supporting block at all: the core resolves priority in hardware and</w:t>
-      </w:r>
-      <w:r>
-        <w:t xml:space="preserve"> </w:t>
-      </w:r>
-      <w:r>
-        <w:t xml:space="preserve">dispatches through the vector table. Twenty-seven sources reduce to eleven, and</w:t>
-      </w:r>
-      <w:r>
-        <w:t xml:space="preserve"> </w:t>
-      </w:r>
-      <w:r>
-        <w:t xml:space="preserve">Ibex offers fifteen, so</w:t>
-      </w:r>
-      <w:r>
-        <w:t xml:space="preserve"> </w:t>
-      </w:r>
-      <w:r>
-        <w:rPr>
-          <w:b/>
-          <w:bCs/>
-        </w:rPr>
-        <w:t xml:space="preserve">the whole job fits in wires and OR gates</w:t>
-      </w:r>
-      <w:r>
-        <w:t xml:space="preserve">. A PLIC would</w:t>
-      </w:r>
-      <w:r>
-        <w:t xml:space="preserve"> </w:t>
-      </w:r>
-      <w:r>
-        <w:t xml:space="preserve">add a bus slave, a register file, a clock domain and an acknowledge protocol to</w:t>
-      </w:r>
-      <w:r>
-        <w:t xml:space="preserve"> </w:t>
-      </w:r>
-      <w:r>
-        <w:t xml:space="preserve">achieve the same thing.</w:t>
-      </w:r>
-    </w:p>
-    <w:p>
-      <w:pPr>
-        <w:pStyle w:val="BodyText"/>
-      </w:pPr>
-      <w:r>
-        <w:t xml:space="preserve">Two consequences of the choice, stated because they are real:</w:t>
-      </w:r>
-    </w:p>
-    <w:p>
-      <w:pPr>
-        <w:pStyle w:val="Compact"/>
-        <w:numPr>
-          <w:ilvl w:val="0"/>
-          <w:numId w:val="1002"/>
-        </w:numPr>
-        <w:jc w:val="left"/>
-      </w:pPr>
-      <w:r>
-        <w:rPr>
-          <w:b/>
-          <w:bCs/>
-        </w:rPr>
-        <w:t xml:space="preserve">It is Ibex-specific.</w:t>
-      </w:r>
-      <w:r>
-        <w:t xml:space="preserve"> </w:t>
-      </w:r>
-      <w:r>
-        <w:rPr>
-          <w:rStyle w:val="VerbatimChar"/>
-        </w:rPr>
-        <w:t xml:space="preserve">mcause</w:t>
-      </w:r>
-      <w:r>
-        <w:t xml:space="preserve"> </w:t>
-      </w:r>
-      <w:r>
-        <w:t xml:space="preserve">16 to 30 is platform-use space in the RISC-V</w:t>
-      </w:r>
-      <w:r>
-        <w:t xml:space="preserve"> </w:t>
-      </w:r>
-      <w:r>
-        <w:t xml:space="preserve">privileged specification, so the numbering is a local convention. A different</w:t>
-      </w:r>
-      <w:r>
-        <w:t xml:space="preserve"> </w:t>
-      </w:r>
-      <w:r>
-        <w:t xml:space="preserve">core would need this block and the vector table rewritten.</w:t>
-      </w:r>
-    </w:p>
-    <w:p>
-      <w:pPr>
-        <w:pStyle w:val="Compact"/>
-        <w:numPr>
-          <w:ilvl w:val="0"/>
-          <w:numId w:val="1002"/>
-        </w:numPr>
-        <w:jc w:val="left"/>
-      </w:pPr>
-      <w:r>
-        <w:rPr>
-          <w:b/>
-          <w:bCs/>
-        </w:rPr>
-        <w:t xml:space="preserve">Firmware cannot use a standard timer driver.</w:t>
-      </w:r>
-      <w:r>
-        <w:t xml:space="preserve"> </w:t>
-      </w:r>
-      <w:r>
-        <w:t xml:space="preserve">With no CLINT there is no</w:t>
-      </w:r>
-      <w:r>
-        <w:t xml:space="preserve"> </w:t>
-      </w:r>
-      <w:r>
-        <w:rPr>
-          <w:rStyle w:val="VerbatimChar"/>
-        </w:rPr>
-        <w:t xml:space="preserve">mtime</w:t>
-      </w:r>
-      <w:r>
-        <w:t xml:space="preserve">, so an RTOS port has to drive TIMER0 through its own registers – see</w:t>
-      </w:r>
-      <w:r>
-        <w:t xml:space="preserve"> </w:t>
-      </w:r>
-      <w:r>
-        <w:t xml:space="preserve">section 10.</w:t>
-      </w:r>
-    </w:p>
-    <w:p>
-      <w:pPr>
-        <w:pStyle w:val="FirstParagraph"/>
-      </w:pPr>
-      <w:r>
-        <w:t xml:space="preserve">Had QSOC more than fifteen interrupt lines, or needed software-settable priority,</w:t>
-      </w:r>
-      <w:r>
-        <w:t xml:space="preserve"> </w:t>
-      </w:r>
-      <w:r>
-        <w:t xml:space="preserve">a PLIC would be the answer and this block would not exist.</w:t>
-      </w:r>
-    </w:p>
-    <w:bookmarkEnd w:id="37"/>
-    <w:bookmarkStart w:id="38" w:name="line-assignment"/>
-    <w:p>
-      <w:pPr>
-        <w:pStyle w:val="Heading2"/>
-      </w:pPr>
-      <w:r>
-        <w:t xml:space="preserve">7.3 Line assignment</w:t>
+        <w:t xml:space="preserve">7.2 Line assignment</w:t>
       </w:r>
     </w:p>
     <w:p>
@@ -3375,7 +2749,7 @@
         <w:pStyle w:val="Tablecaption0"/>
       </w:pPr>
       <w:r>
-        <w:t xml:space="preserve">Table 7-2. Fast interrupt line assignment</w:t>
+        <w:t xml:space="preserve">Table 7-1. Fast interrupt line assignment</w:t>
       </w:r>
     </w:p>
     <w:tbl>
@@ -4691,7 +4065,7 @@
         <w:pStyle w:val="Tablecaption0"/>
       </w:pPr>
       <w:r>
-        <w:t xml:space="preserve">Table 7-3. Interrupt source totals</w:t>
+        <w:t xml:space="preserve">Table 7-2. Interrupt source totals</w:t>
       </w:r>
     </w:p>
     <w:tbl>
@@ -4938,14 +4312,14 @@
         <w:t xml:space="preserve">completing.</w:t>
       </w:r>
     </w:p>
-    <w:bookmarkEnd w:id="38"/>
-    <w:bookmarkStart w:id="39" w:name="X15705b84463ad13b4d316df2afd1a3dbce4807c"/>
+    <w:bookmarkEnd w:id="37"/>
+    <w:bookmarkStart w:id="38" w:name="X15705b84463ad13b4d316df2afd1a3dbce4807c"/>
     <w:p>
       <w:pPr>
         <w:pStyle w:val="Heading2"/>
       </w:pPr>
       <w:r>
-        <w:t xml:space="preserve">7.4 The core identifies the source, not a register</w:t>
+        <w:t xml:space="preserve">7.3 The core identifies the source, not a register</w:t>
       </w:r>
     </w:p>
     <w:p>
@@ -5064,14 +4438,14 @@
         <w:t xml:space="preserve">specification, so this numbering is a local convention the specification permits.</w:t>
       </w:r>
     </w:p>
-    <w:bookmarkEnd w:id="39"/>
-    <w:bookmarkStart w:id="40" w:name="the-nmi-bypasses-this-block"/>
+    <w:bookmarkEnd w:id="38"/>
+    <w:bookmarkStart w:id="39" w:name="the-nmi-bypasses-this-block"/>
     <w:p>
       <w:pPr>
         <w:pStyle w:val="Heading2"/>
       </w:pPr>
       <w:r>
-        <w:t xml:space="preserve">7.5 The NMI bypasses this block</w:t>
+        <w:t xml:space="preserve">7.4 The NMI bypasses this block</w:t>
       </w:r>
     </w:p>
     <w:p>
@@ -5198,14 +4572,14 @@
         <w:t xml:space="preserve">holds the bark as a level.</w:t>
       </w:r>
     </w:p>
-    <w:bookmarkEnd w:id="40"/>
-    <w:bookmarkStart w:id="41" w:name="Xd91e5a1c70d8f55def3a88ed9113b6f4ce7105b"/>
+    <w:bookmarkEnd w:id="39"/>
+    <w:bookmarkStart w:id="40" w:name="Xd91e5a1c70d8f55def3a88ed9113b6f4ce7105b"/>
     <w:p>
       <w:pPr>
         <w:pStyle w:val="Heading2"/>
       </w:pPr>
       <w:r>
-        <w:t xml:space="preserve">7.6 A pulse can be missed, and what that costs</w:t>
+        <w:t xml:space="preserve">7.5 A pulse can be missed, and what that costs</w:t>
       </w:r>
     </w:p>
     <w:p>
@@ -5290,7 +4664,7 @@
         <w:pStyle w:val="Tablecaption0"/>
       </w:pPr>
       <w:r>
-        <w:t xml:space="preserve">Table 7-4. How each source recovers a missed pulse</w:t>
+        <w:t xml:space="preserve">Table 7-3. How each source recovers a missed pulse</w:t>
       </w:r>
     </w:p>
     <w:tbl>
@@ -5539,9 +4913,9 @@
         <w:t xml:space="preserve">This is the condition the design depends on.</w:t>
       </w:r>
     </w:p>
+    <w:bookmarkEnd w:id="40"/>
     <w:bookmarkEnd w:id="41"/>
-    <w:bookmarkEnd w:id="42"/>
-    <w:bookmarkStart w:id="43" w:name="instances"/>
+    <w:bookmarkStart w:id="42" w:name="instances"/>
     <w:p>
       <w:pPr>
         <w:pStyle w:val="Heading1"/>
@@ -5573,8 +4947,8 @@
         <w:t xml:space="preserve">and has no parameters.</w:t>
       </w:r>
     </w:p>
-    <w:bookmarkEnd w:id="43"/>
-    <w:bookmarkStart w:id="44" w:name="X31074a9102d88bba972e4f71edc3e97f3cd819b"/>
+    <w:bookmarkEnd w:id="42"/>
+    <w:bookmarkStart w:id="43" w:name="X31074a9102d88bba972e4f71edc3e97f3cd819b"/>
     <w:p>
       <w:pPr>
         <w:pStyle w:val="Heading1"/>
@@ -5652,7 +5026,7 @@
               <w:jc w:val="left"/>
             </w:pPr>
             <w:r>
-              <w:t xml:space="preserve">the peripheral’s status register, or nowhere — 7.6</w:t>
+              <w:t xml:space="preserve">the peripheral’s status register, or nowhere — 7.5</w:t>
             </w:r>
           </w:p>
         </w:tc>
@@ -5803,8 +5177,8 @@
         </w:tc>
       </w:tr>
     </w:tbl>
-    <w:bookmarkEnd w:id="44"/>
-    <w:bookmarkStart w:id="45" w:name="tie-offs"/>
+    <w:bookmarkEnd w:id="43"/>
+    <w:bookmarkStart w:id="44" w:name="tie-offs"/>
     <w:p>
       <w:pPr>
         <w:pStyle w:val="Heading1"/>
@@ -5914,7 +5288,7 @@
               <w:jc w:val="left"/>
             </w:pPr>
             <w:r>
-              <w:t xml:space="preserve">QSOC drives 11 of the 15 lines</w:t>
+              <w:t xml:space="preserve">QSOC drives 11 of the 15 lines the core offers</w:t>
             </w:r>
           </w:p>
         </w:tc>
@@ -5958,7 +5332,23 @@
               <w:jc w:val="left"/>
             </w:pPr>
             <w:r>
-              <w:t xml:space="preserve">nothing aggregates onto it; there is no external interrupt controller</w:t>
+              <w:t xml:space="preserve">needs a</w:t>
+            </w:r>
+            <w:r>
+              <w:t xml:space="preserve"> </w:t>
+            </w:r>
+            <w:r>
+              <w:rPr>
+                <w:b/>
+                <w:bCs/>
+              </w:rPr>
+              <w:t xml:space="preserve">PLIC</w:t>
+            </w:r>
+            <w:r>
+              <w:t xml:space="preserve"> </w:t>
+            </w:r>
+            <w:r>
+              <w:t xml:space="preserve">– a bus slave with priority, per-source enable and claim/complete registers. QSOC has none, and 11 lines fit in the 15 the core offers without one</w:t>
             </w:r>
           </w:p>
         </w:tc>
@@ -6002,7 +5392,50 @@
               <w:jc w:val="left"/>
             </w:pPr>
             <w:r>
-              <w:t xml:space="preserve">no CLINT, so</w:t>
+              <w:t xml:space="preserve">needs a</w:t>
+            </w:r>
+            <w:r>
+              <w:t xml:space="preserve"> </w:t>
+            </w:r>
+            <w:r>
+              <w:rPr>
+                <w:b/>
+                <w:bCs/>
+              </w:rPr>
+              <w:t xml:space="preserve">CLINT</w:t>
+            </w:r>
+            <w:r>
+              <w:t xml:space="preserve"> </w:t>
+            </w:r>
+            <w:r>
+              <w:t xml:space="preserve">for</w:t>
+            </w:r>
+            <w:r>
+              <w:t xml:space="preserve"> </w:t>
+            </w:r>
+            <w:r>
+              <w:rPr>
+                <w:rStyle w:val="VerbatimChar"/>
+              </w:rPr>
+              <w:t xml:space="preserve">mtime</w:t>
+            </w:r>
+            <w:r>
+              <w:t xml:space="preserve"> </w:t>
+            </w:r>
+            <w:r>
+              <w:t xml:space="preserve">and</w:t>
+            </w:r>
+            <w:r>
+              <w:t xml:space="preserve"> </w:t>
+            </w:r>
+            <w:r>
+              <w:rPr>
+                <w:rStyle w:val="VerbatimChar"/>
+              </w:rPr>
+              <w:t xml:space="preserve">mtimecmp</w:t>
+            </w:r>
+            <w:r>
+              <w:t xml:space="preserve">. QSOC has none, so</w:t>
             </w:r>
             <w:r>
               <w:t xml:space="preserve"> </w:t>
@@ -6017,7 +5450,7 @@
               <w:t xml:space="preserve"> </w:t>
             </w:r>
             <w:r>
-              <w:t xml:space="preserve">is never set – TIMER0 is an ordinary fast line</w:t>
+              <w:t xml:space="preserve">is never set and TIMER0 is an ordinary fast line</w:t>
             </w:r>
           </w:p>
         </w:tc>
@@ -6061,7 +5494,7 @@
               <w:jc w:val="left"/>
             </w:pPr>
             <w:r>
-              <w:t xml:space="preserve">permitted on a single-hart system</w:t>
+              <w:t xml:space="preserve">needs a second hart to send the inter-processor interrupt. QSOC has one</w:t>
             </w:r>
           </w:p>
         </w:tc>
@@ -6115,8 +5548,8 @@
         <w:t xml:space="preserve">one.</w:t>
       </w:r>
     </w:p>
-    <w:bookmarkEnd w:id="45"/>
-    <w:bookmarkStart w:id="46" w:name="requirements-on-others-and-open-items"/>
+    <w:bookmarkEnd w:id="44"/>
+    <w:bookmarkStart w:id="45" w:name="requirements-on-others-and-open-items"/>
     <w:p>
       <w:pPr>
         <w:pStyle w:val="Heading1"/>
@@ -6506,7 +5939,7 @@
         <w:pStyle w:val="Compact"/>
         <w:numPr>
           <w:ilvl w:val="0"/>
-          <w:numId w:val="1003"/>
+          <w:numId w:val="1002"/>
         </w:numPr>
         <w:jc w:val="left"/>
       </w:pPr>
@@ -6532,7 +5965,66 @@
         <w:t xml:space="preserve"> </w:t>
       </w:r>
       <w:r>
-        <w:t xml:space="preserve">source — 7.6.</w:t>
+        <w:t xml:space="preserve">source — 7.5.</w:t>
+      </w:r>
+    </w:p>
+    <w:p>
+      <w:pPr>
+        <w:pStyle w:val="Compact"/>
+        <w:numPr>
+          <w:ilvl w:val="0"/>
+          <w:numId w:val="1002"/>
+        </w:numPr>
+        <w:jc w:val="left"/>
+      </w:pPr>
+      <w:r>
+        <w:t xml:space="preserve">Priority is fixed at elaboration. Changing it is a re-synthesis.</w:t>
+      </w:r>
+    </w:p>
+    <w:p>
+      <w:pPr>
+        <w:pStyle w:val="Compact"/>
+        <w:numPr>
+          <w:ilvl w:val="0"/>
+          <w:numId w:val="1002"/>
+        </w:numPr>
+        <w:jc w:val="left"/>
+      </w:pPr>
+      <w:r>
+        <w:rPr>
+          <w:rStyle w:val="VerbatimChar"/>
+        </w:rPr>
+        <w:t xml:space="preserve">mcause</w:t>
+      </w:r>
+      <w:r>
+        <w:t xml:space="preserve"> </w:t>
+      </w:r>
+      <w:r>
+        <w:t xml:space="preserve">16–30 is platform-use space, so the numbering is a local convention</w:t>
+      </w:r>
+      <w:r>
+        <w:t xml:space="preserve"> </w:t>
+      </w:r>
+      <w:r>
+        <w:t xml:space="preserve">rather than a portable one.</w:t>
+      </w:r>
+    </w:p>
+    <w:bookmarkEnd w:id="45"/>
+    <w:bookmarkStart w:id="46" w:name="verification"/>
+    <w:p>
+      <w:pPr>
+        <w:pStyle w:val="Heading1"/>
+      </w:pPr>
+      <w:r>
+        <w:t xml:space="preserve">12. Verification</w:t>
+      </w:r>
+    </w:p>
+    <w:p>
+      <w:pPr>
+        <w:pStyle w:val="FirstParagraph"/>
+      </w:pPr>
+      <w:r>
+        <w:t xml:space="preserve">Ten checks, none requiring a bus model:</w:t>
       </w:r>
     </w:p>
     <w:p>
@@ -6545,7 +6037,7 @@
         <w:jc w:val="left"/>
       </w:pPr>
       <w:r>
-        <w:t xml:space="preserve">Priority is fixed at elaboration. Changing it is a re-synthesis.</w:t>
+        <w:t xml:space="preserve">Each single-source input raises exactly its own line.</w:t>
       </w:r>
     </w:p>
     <w:p>
@@ -6558,40 +6050,7 @@
         <w:jc w:val="left"/>
       </w:pPr>
       <w:r>
-        <w:rPr>
-          <w:rStyle w:val="VerbatimChar"/>
-        </w:rPr>
-        <w:t xml:space="preserve">mcause</w:t>
-      </w:r>
-      <w:r>
-        <w:t xml:space="preserve"> </w:t>
-      </w:r>
-      <w:r>
-        <w:t xml:space="preserve">16–30 is platform-use space, so the numbering is a local convention</w:t>
-      </w:r>
-      <w:r>
-        <w:t xml:space="preserve"> </w:t>
-      </w:r>
-      <w:r>
-        <w:t xml:space="preserve">rather than a portable one.</w:t>
-      </w:r>
-    </w:p>
-    <w:bookmarkEnd w:id="46"/>
-    <w:bookmarkStart w:id="47" w:name="verification"/>
-    <w:p>
-      <w:pPr>
-        <w:pStyle w:val="Heading1"/>
-      </w:pPr>
-      <w:r>
-        <w:t xml:space="preserve">12. Verification</w:t>
-      </w:r>
-    </w:p>
-    <w:p>
-      <w:pPr>
-        <w:pStyle w:val="FirstParagraph"/>
-      </w:pPr>
-      <w:r>
-        <w:t xml:space="preserve">Ten checks, none requiring a bus model:</w:t>
+        <w:t xml:space="preserve">Each OR group raises its line for every member, individually.</w:t>
       </w:r>
     </w:p>
     <w:p>
@@ -6599,12 +6058,12 @@
         <w:pStyle w:val="Compact"/>
         <w:numPr>
           <w:ilvl w:val="0"/>
-          <w:numId w:val="1004"/>
+          <w:numId w:val="1003"/>
         </w:numPr>
         <w:jc w:val="left"/>
       </w:pPr>
       <w:r>
-        <w:t xml:space="preserve">Each single-source input raises exactly its own line.</w:t>
+        <w:t xml:space="preserve">No input raises a line other than its own.</w:t>
       </w:r>
     </w:p>
     <w:p>
@@ -6612,12 +6071,27 @@
         <w:pStyle w:val="Compact"/>
         <w:numPr>
           <w:ilvl w:val="0"/>
-          <w:numId w:val="1004"/>
+          <w:numId w:val="1003"/>
         </w:numPr>
         <w:jc w:val="left"/>
       </w:pPr>
       <w:r>
-        <w:t xml:space="preserve">Each OR group raises its line for every member, individually.</w:t>
+        <w:t xml:space="preserve">Spare lines</w:t>
+      </w:r>
+      <w:r>
+        <w:t xml:space="preserve"> </w:t>
+      </w:r>
+      <w:r>
+        <w:rPr>
+          <w:rStyle w:val="VerbatimChar"/>
+        </w:rPr>
+        <w:t xml:space="preserve">[14:11]</w:t>
+      </w:r>
+      <w:r>
+        <w:t xml:space="preserve"> </w:t>
+      </w:r>
+      <w:r>
+        <w:t xml:space="preserve">are always 0.</w:t>
       </w:r>
     </w:p>
     <w:p>
@@ -6625,12 +6099,36 @@
         <w:pStyle w:val="Compact"/>
         <w:numPr>
           <w:ilvl w:val="0"/>
-          <w:numId w:val="1004"/>
+          <w:numId w:val="1003"/>
         </w:numPr>
         <w:jc w:val="left"/>
       </w:pPr>
       <w:r>
-        <w:t xml:space="preserve">No input raises a line other than its own.</w:t>
+        <w:rPr>
+          <w:rStyle w:val="VerbatimChar"/>
+        </w:rPr>
+        <w:t xml:space="preserve">i_int_wdt_bark</w:t>
+      </w:r>
+      <w:r>
+        <w:t xml:space="preserve"> </w:t>
+      </w:r>
+      <w:r>
+        <w:t xml:space="preserve">reaches</w:t>
+      </w:r>
+      <w:r>
+        <w:t xml:space="preserve"> </w:t>
+      </w:r>
+      <w:r>
+        <w:rPr>
+          <w:rStyle w:val="VerbatimChar"/>
+        </w:rPr>
+        <w:t xml:space="preserve">o_int_nm</w:t>
+      </w:r>
+      <w:r>
+        <w:t xml:space="preserve"> </w:t>
+      </w:r>
+      <w:r>
+        <w:t xml:space="preserve">and no fast line.</w:t>
       </w:r>
     </w:p>
     <w:p>
@@ -6638,27 +6136,12 @@
         <w:pStyle w:val="Compact"/>
         <w:numPr>
           <w:ilvl w:val="0"/>
-          <w:numId w:val="1004"/>
+          <w:numId w:val="1003"/>
         </w:numPr>
         <w:jc w:val="left"/>
       </w:pPr>
       <w:r>
-        <w:t xml:space="preserve">Spare lines</w:t>
-      </w:r>
-      <w:r>
-        <w:t xml:space="preserve"> </w:t>
-      </w:r>
-      <w:r>
-        <w:rPr>
-          <w:rStyle w:val="VerbatimChar"/>
-        </w:rPr>
-        <w:t xml:space="preserve">[14:11]</w:t>
-      </w:r>
-      <w:r>
-        <w:t xml:space="preserve"> </w:t>
-      </w:r>
-      <w:r>
-        <w:t xml:space="preserve">are always 0.</w:t>
+        <w:t xml:space="preserve">Simultaneous inputs on one group raise the line once.</w:t>
       </w:r>
     </w:p>
     <w:p>
@@ -6666,36 +6149,12 @@
         <w:pStyle w:val="Compact"/>
         <w:numPr>
           <w:ilvl w:val="0"/>
-          <w:numId w:val="1004"/>
+          <w:numId w:val="1003"/>
         </w:numPr>
         <w:jc w:val="left"/>
       </w:pPr>
       <w:r>
-        <w:rPr>
-          <w:rStyle w:val="VerbatimChar"/>
-        </w:rPr>
-        <w:t xml:space="preserve">i_int_wdt_bark</w:t>
-      </w:r>
-      <w:r>
-        <w:t xml:space="preserve"> </w:t>
-      </w:r>
-      <w:r>
-        <w:t xml:space="preserve">reaches</w:t>
-      </w:r>
-      <w:r>
-        <w:t xml:space="preserve"> </w:t>
-      </w:r>
-      <w:r>
-        <w:rPr>
-          <w:rStyle w:val="VerbatimChar"/>
-        </w:rPr>
-        <w:t xml:space="preserve">o_int_nm</w:t>
-      </w:r>
-      <w:r>
-        <w:t xml:space="preserve"> </w:t>
-      </w:r>
-      <w:r>
-        <w:t xml:space="preserve">and no fast line.</w:t>
+        <w:t xml:space="preserve">Simultaneous inputs on different groups raise both lines.</w:t>
       </w:r>
     </w:p>
     <w:p>
@@ -6703,12 +6162,12 @@
         <w:pStyle w:val="Compact"/>
         <w:numPr>
           <w:ilvl w:val="0"/>
-          <w:numId w:val="1004"/>
+          <w:numId w:val="1003"/>
         </w:numPr>
         <w:jc w:val="left"/>
       </w:pPr>
       <w:r>
-        <w:t xml:space="preserve">Simultaneous inputs on one group raise the line once.</w:t>
+        <w:t xml:space="preserve">Output follows input combinationally, with no cycle of delay.</w:t>
       </w:r>
     </w:p>
     <w:p>
@@ -6716,12 +6175,30 @@
         <w:pStyle w:val="Compact"/>
         <w:numPr>
           <w:ilvl w:val="0"/>
-          <w:numId w:val="1004"/>
+          <w:numId w:val="1003"/>
         </w:numPr>
         <w:jc w:val="left"/>
       </w:pPr>
       <w:r>
-        <w:t xml:space="preserve">Simultaneous inputs on different groups raise both lines.</w:t>
+        <w:rPr>
+          <w:rStyle w:val="VerbatimChar"/>
+        </w:rPr>
+        <w:t xml:space="preserve">mcause</w:t>
+      </w:r>
+      <w:r>
+        <w:t xml:space="preserve">/vector mapping matches section 7.2 against</w:t>
+      </w:r>
+      <w:r>
+        <w:t xml:space="preserve"> </w:t>
+      </w:r>
+      <w:r>
+        <w:rPr>
+          <w:rStyle w:val="VerbatimChar"/>
+        </w:rPr>
+        <w:t xml:space="preserve">qnsc_pkg</w:t>
+      </w:r>
+      <w:r>
+        <w:t xml:space="preserve">.</w:t>
       </w:r>
     </w:p>
     <w:p>
@@ -6729,55 +6206,11 @@
         <w:pStyle w:val="Compact"/>
         <w:numPr>
           <w:ilvl w:val="0"/>
-          <w:numId w:val="1004"/>
+          <w:numId w:val="1003"/>
         </w:numPr>
         <w:jc w:val="left"/>
       </w:pPr>
       <w:r>
-        <w:t xml:space="preserve">Output follows input combinationally, with no cycle of delay.</w:t>
-      </w:r>
-    </w:p>
-    <w:p>
-      <w:pPr>
-        <w:pStyle w:val="Compact"/>
-        <w:numPr>
-          <w:ilvl w:val="0"/>
-          <w:numId w:val="1004"/>
-        </w:numPr>
-        <w:jc w:val="left"/>
-      </w:pPr>
-      <w:r>
-        <w:rPr>
-          <w:rStyle w:val="VerbatimChar"/>
-        </w:rPr>
-        <w:t xml:space="preserve">mcause</w:t>
-      </w:r>
-      <w:r>
-        <w:t xml:space="preserve">/vector mapping matches section 7.3 against</w:t>
-      </w:r>
-      <w:r>
-        <w:t xml:space="preserve"> </w:t>
-      </w:r>
-      <w:r>
-        <w:rPr>
-          <w:rStyle w:val="VerbatimChar"/>
-        </w:rPr>
-        <w:t xml:space="preserve">qnsc_pkg</w:t>
-      </w:r>
-      <w:r>
-        <w:t xml:space="preserve">.</w:t>
-      </w:r>
-    </w:p>
-    <w:p>
-      <w:pPr>
-        <w:pStyle w:val="Compact"/>
-        <w:numPr>
-          <w:ilvl w:val="0"/>
-          <w:numId w:val="1004"/>
-        </w:numPr>
-        <w:jc w:val="left"/>
-      </w:pPr>
-      <w:r>
         <w:rPr>
           <w:b/>
           <w:bCs/>
@@ -6830,8 +6263,8 @@
         <w:t xml:space="preserve">controller.</w:t>
       </w:r>
     </w:p>
-    <w:bookmarkEnd w:id="47"/>
-    <w:bookmarkStart w:id="48" w:name="appendix-a.-acronyms"/>
+    <w:bookmarkEnd w:id="46"/>
+    <w:bookmarkStart w:id="47" w:name="appendix-a.-acronyms"/>
     <w:p>
       <w:pPr>
         <w:pStyle w:val="Heading1"/>
@@ -7293,8 +6726,8 @@
         </w:tc>
       </w:tr>
     </w:tbl>
-    <w:bookmarkEnd w:id="48"/>
-    <w:bookmarkStart w:id="49" w:name="appendix-b.-first-review"/>
+    <w:bookmarkEnd w:id="47"/>
+    <w:bookmarkStart w:id="48" w:name="appendix-b.-first-review"/>
     <w:p>
       <w:pPr>
         <w:pStyle w:val="Heading1"/>
@@ -7501,7 +6934,7 @@
               <w:jc w:val="left"/>
             </w:pPr>
             <w:r>
-              <w:t xml:space="preserve">No. Section 7.6: no source destroys information</w:t>
+              <w:t xml:space="preserve">No. Section 7.5: no source destroys information</w:t>
             </w:r>
           </w:p>
         </w:tc>
@@ -7539,7 +6972,7 @@
               <w:jc w:val="left"/>
             </w:pPr>
             <w:r>
-              <w:t xml:space="preserve">Section 7.3: data loss first, human time last</w:t>
+              <w:t xml:space="preserve">Section 7.2: data loss first, human time last</w:t>
             </w:r>
           </w:p>
         </w:tc>
@@ -7577,7 +7010,7 @@
         </w:tc>
       </w:tr>
     </w:tbl>
-    <w:bookmarkEnd w:id="49"/>
+    <w:bookmarkEnd w:id="48"/>
     <w:sectPr>
       <w:headerReference r:id="rId11" w:type="default"/>
       <w:footerReference r:id="rId12" w:type="even"/>
@@ -9696,9 +9129,6 @@
     <w:abstractNumId w:val="991"/>
   </w:num>
   <w:num w:numId="1002">
-    <w:abstractNumId w:val="991"/>
-  </w:num>
-  <w:num w:numId="1003">
     <w:abstractNumId w:val="99411"/>
     <w:lvlOverride w:ilvl="0">
       <w:startOverride w:val="1"/>
@@ -9728,7 +9158,7 @@
       <w:startOverride w:val="1"/>
     </w:lvlOverride>
   </w:num>
-  <w:num w:numId="1004">
+  <w:num w:numId="1003">
     <w:abstractNumId w:val="99411"/>
     <w:lvlOverride w:ilvl="0">
       <w:startOverride w:val="1"/>

--- a/doc/QNSC_Interrupt_Map_MAS.docx
+++ b/doc/QNSC_Interrupt_Map_MAS.docx
@@ -403,7 +403,7 @@
               <w:jc w:val="left"/>
             </w:pPr>
             <w:r>
-              <w:t xml:space="preserve">Rewritten as specification only: 1284 lines to 327. History and reasoning moved to</w:t>
+              <w:t xml:space="preserve">Rewritten as specification only. History and reasoning moved to</w:t>
             </w:r>
             <w:r>
               <w:t xml:space="preserve"> </w:t>
@@ -415,7 +415,7 @@
               <w:t xml:space="preserve">_DECISIONS</w:t>
             </w:r>
             <w:r>
-              <w:t xml:space="preserve">. Tables in 7.2 and 10 generated from</w:t>
+              <w:t xml:space="preserve">; tables in 7.2 and 10 generated from</w:t>
             </w:r>
             <w:r>
               <w:t xml:space="preserve"> </w:t>
@@ -466,13 +466,13 @@
         <w:t xml:space="preserve"> </w:t>
       </w:r>
       <w:r>
-        <w:t xml:space="preserve">combinational OR tree that does the reduction: it groups the sources of fourteen</w:t>
-      </w:r>
-      <w:r>
-        <w:t xml:space="preserve"> </w:t>
-      </w:r>
-      <w:r>
-        <w:t xml:space="preserve">blocks onto the core’s fast interrupt lines, one line per peripheral, and passes</w:t>
+        <w:t xml:space="preserve">combinational OR tree that does the reduction: it groups the sources of twelve</w:t>
+      </w:r>
+      <w:r>
+        <w:t xml:space="preserve"> </w:t>
+      </w:r>
+      <w:r>
+        <w:t xml:space="preserve">peripherals, in eight blocks, onto the core’s fast interrupt lines, one line per peripheral, and passes</w:t>
       </w:r>
       <w:r>
         <w:t xml:space="preserve"> </w:t>
@@ -839,9 +839,10 @@
         <w:tblCaption w:val="Upstream IP used"/>
       </w:tblPr>
       <w:tblGrid>
-        <w:gridCol w:w="2640"/>
-        <w:gridCol w:w="2640"/>
-        <w:gridCol w:w="2640"/>
+        <w:gridCol w:w="1980"/>
+        <w:gridCol w:w="1980"/>
+        <w:gridCol w:w="1980"/>
+        <w:gridCol w:w="1980"/>
       </w:tblGrid>
       <w:tr>
         <w:trPr>
@@ -883,6 +884,18 @@
             </w:r>
           </w:p>
         </w:tc>
+        <w:tc>
+          <w:tcPr/>
+          <w:p>
+            <w:pPr>
+              <w:pStyle w:val="Compact"/>
+              <w:jc w:val="left"/>
+            </w:pPr>
+            <w:r>
+              <w:t xml:space="preserve">Licence</w:t>
+            </w:r>
+          </w:p>
+        </w:tc>
       </w:tr>
       <w:tr>
         <w:tc>
@@ -893,31 +906,43 @@
               <w:jc w:val="left"/>
             </w:pPr>
             <w:r>
-              <w:t xml:space="preserve">—</w:t>
-            </w:r>
-          </w:p>
-        </w:tc>
-        <w:tc>
-          <w:tcPr/>
-          <w:p>
-            <w:pPr>
-              <w:pStyle w:val="Compact"/>
-              <w:jc w:val="left"/>
-            </w:pPr>
-            <w:r>
-              <w:t xml:space="preserve">—</w:t>
-            </w:r>
-          </w:p>
-        </w:tc>
-        <w:tc>
-          <w:tcPr/>
-          <w:p>
-            <w:pPr>
-              <w:pStyle w:val="Compact"/>
-              <w:jc w:val="left"/>
-            </w:pPr>
-            <w:r>
-              <w:t xml:space="preserve">—</w:t>
+              <w:t xml:space="preserve">–</w:t>
+            </w:r>
+          </w:p>
+        </w:tc>
+        <w:tc>
+          <w:tcPr/>
+          <w:p>
+            <w:pPr>
+              <w:pStyle w:val="Compact"/>
+              <w:jc w:val="left"/>
+            </w:pPr>
+            <w:r>
+              <w:t xml:space="preserve">–</w:t>
+            </w:r>
+          </w:p>
+        </w:tc>
+        <w:tc>
+          <w:tcPr/>
+          <w:p>
+            <w:pPr>
+              <w:pStyle w:val="Compact"/>
+              <w:jc w:val="left"/>
+            </w:pPr>
+            <w:r>
+              <w:t xml:space="preserve">–</w:t>
+            </w:r>
+          </w:p>
+        </w:tc>
+        <w:tc>
+          <w:tcPr/>
+          <w:p>
+            <w:pPr>
+              <w:pStyle w:val="Compact"/>
+              <w:jc w:val="left"/>
+            </w:pPr>
+            <w:r>
+              <w:t xml:space="preserve">–</w:t>
             </w:r>
           </w:p>
         </w:tc>
@@ -1165,7 +1190,7 @@
               <w:rPr>
                 <w:rStyle w:val="VerbatimChar"/>
               </w:rPr>
-              <w:t xml:space="preserve">i_int_spi_dev</w:t>
+              <w:t xml:space="preserve">i_int_spi_device</w:t>
             </w:r>
           </w:p>
         </w:tc>
@@ -1605,7 +1630,7 @@
               <w:rPr>
                 <w:rStyle w:val="VerbatimChar"/>
               </w:rPr>
-              <w:t xml:space="preserve">i_int_wdt_wkup</w:t>
+              <w:t xml:space="preserve">i_int_wdt_wakeup</w:t>
             </w:r>
           </w:p>
         </w:tc>
@@ -2062,7 +2087,7 @@
       </w:r>
     </w:p>
     <w:bookmarkEnd w:id="35"/>
-    <w:bookmarkStart w:id="41" w:name="functional-behaviour"/>
+    <w:bookmarkStart w:id="42" w:name="functional-behaviour"/>
     <w:p>
       <w:pPr>
         <w:pStyle w:val="Heading1"/>
@@ -2134,7 +2159,7 @@
         <w:rPr>
           <w:rStyle w:val="NormalTok"/>
         </w:rPr>
-        <w:t xml:space="preserve">]  = |i_int_spi_dev;</w:t>
+        <w:t xml:space="preserve">]  = |i_int_spi_device;</w:t>
       </w:r>
       <w:r>
         <w:br/>
@@ -2323,7 +2348,7 @@
         <w:rPr>
           <w:rStyle w:val="NormalTok"/>
         </w:rPr>
-        <w:t xml:space="preserve">]  =  i_int_wdt_wkup;</w:t>
+        <w:t xml:space="preserve">]  =  i_int_wdt_wakeup;</w:t>
       </w:r>
       <w:r>
         <w:br/>
@@ -4914,14 +4939,13 @@
       </w:r>
     </w:p>
     <w:bookmarkEnd w:id="40"/>
-    <w:bookmarkEnd w:id="41"/>
-    <w:bookmarkStart w:id="42" w:name="instances"/>
+    <w:bookmarkStart w:id="41" w:name="a-gated-peripheral-holds-its-line"/>
     <w:p>
       <w:pPr>
-        <w:pStyle w:val="Heading1"/>
-      </w:pPr>
-      <w:r>
-        <w:t xml:space="preserve">8. Instances</w:t>
+        <w:pStyle w:val="Heading2"/>
+      </w:pPr>
+      <w:r>
+        <w:t xml:space="preserve">7.6 A gated peripheral holds its line</w:t>
       </w:r>
     </w:p>
     <w:p>
@@ -4929,6 +4953,290 @@
         <w:pStyle w:val="FirstParagraph"/>
       </w:pPr>
       <w:r>
+        <w:t xml:space="preserve">All ten interrupt-producing peripheral blocks are in the</w:t>
+      </w:r>
+      <w:r>
+        <w:t xml:space="preserve"> </w:t>
+      </w:r>
+      <w:r>
+        <w:rPr>
+          <w:rStyle w:val="VerbatimChar"/>
+          <w:b/>
+          <w:bCs/>
+        </w:rPr>
+        <w:t xml:space="preserve">peri</w:t>
+      </w:r>
+      <w:r>
+        <w:rPr>
+          <w:b/>
+          <w:bCs/>
+        </w:rPr>
+        <w:t xml:space="preserve"> </w:t>
+      </w:r>
+      <w:r>
+        <w:rPr>
+          <w:b/>
+          <w:bCs/>
+        </w:rPr>
+        <w:t xml:space="preserve">cluster</w:t>
+      </w:r>
+      <w:r>
+        <w:t xml:space="preserve">, which</w:t>
+      </w:r>
+      <w:r>
+        <w:t xml:space="preserve"> </w:t>
+      </w:r>
+      <w:r>
+        <w:rPr>
+          <w:rStyle w:val="VerbatimChar"/>
+        </w:rPr>
+        <w:t xml:space="preserve">SCRC</w:t>
+      </w:r>
+      <w:r>
+        <w:t xml:space="preserve"> </w:t>
+      </w:r>
+      <w:r>
+        <w:t xml:space="preserve">may stop through</w:t>
+      </w:r>
+      <w:r>
+        <w:t xml:space="preserve"> </w:t>
+      </w:r>
+      <w:r>
+        <w:rPr>
+          <w:rStyle w:val="VerbatimChar"/>
+        </w:rPr>
+        <w:t xml:space="preserve">CLK_EN</w:t>
+      </w:r>
+      <w:r>
+        <w:t xml:space="preserve">. Stopping a clock</w:t>
+      </w:r>
+      <w:r>
+        <w:t xml:space="preserve"> </w:t>
+      </w:r>
+      <w:r>
+        <w:rPr>
+          <w:b/>
+          <w:bCs/>
+        </w:rPr>
+        <w:t xml:space="preserve">retains flip-flop state</w:t>
+      </w:r>
+      <w:r>
+        <w:t xml:space="preserve">, so a</w:t>
+      </w:r>
+      <w:r>
+        <w:t xml:space="preserve"> </w:t>
+      </w:r>
+      <w:r>
+        <w:t xml:space="preserve">peripheral gated with its status register set</w:t>
+      </w:r>
+      <w:r>
+        <w:t xml:space="preserve"> </w:t>
+      </w:r>
+      <w:r>
+        <w:rPr>
+          <w:b/>
+          <w:bCs/>
+        </w:rPr>
+        <w:t xml:space="preserve">keeps driving its line high</w:t>
+      </w:r>
+      <w:r>
+        <w:t xml:space="preserve">, and</w:t>
+      </w:r>
+      <w:r>
+        <w:t xml:space="preserve"> </w:t>
+      </w:r>
+      <w:r>
+        <w:t xml:space="preserve">this block passes that through – it has no clock of its own to notice with.</w:t>
+      </w:r>
+    </w:p>
+    <w:p>
+      <w:pPr>
+        <w:pStyle w:val="BodyText"/>
+      </w:pPr>
+      <w:r>
+        <w:t xml:space="preserve">The consequence is an order-of-operations rule, not a design change here:</w:t>
+      </w:r>
+    </w:p>
+    <w:p>
+      <w:pPr>
+        <w:pStyle w:val="Compact"/>
+        <w:numPr>
+          <w:ilvl w:val="0"/>
+          <w:numId w:val="1002"/>
+        </w:numPr>
+        <w:jc w:val="left"/>
+      </w:pPr>
+      <w:r>
+        <w:t xml:space="preserve">With</w:t>
+      </w:r>
+      <w:r>
+        <w:t xml:space="preserve"> </w:t>
+      </w:r>
+      <w:r>
+        <w:rPr>
+          <w:rStyle w:val="VerbatimChar"/>
+        </w:rPr>
+        <w:t xml:space="preserve">mie</w:t>
+      </w:r>
+      <w:r>
+        <w:t xml:space="preserve"> </w:t>
+      </w:r>
+      <w:r>
+        <w:t xml:space="preserve">set for that line, the core re-enters the handler for as long as the</w:t>
+      </w:r>
+      <w:r>
+        <w:t xml:space="preserve"> </w:t>
+      </w:r>
+      <w:r>
+        <w:t xml:space="preserve">line is asserted.</w:t>
+      </w:r>
+    </w:p>
+    <w:p>
+      <w:pPr>
+        <w:pStyle w:val="Compact"/>
+        <w:numPr>
+          <w:ilvl w:val="0"/>
+          <w:numId w:val="1002"/>
+        </w:numPr>
+        <w:jc w:val="left"/>
+      </w:pPr>
+      <w:r>
+        <w:t xml:space="preserve">The handler clears the source by writing the peripheral’s status register, and</w:t>
+      </w:r>
+      <w:r>
+        <w:t xml:space="preserve"> </w:t>
+      </w:r>
+      <w:r>
+        <w:t xml:space="preserve">that write needs the peripheral’s clock. Gated, it cannot complete.</w:t>
+      </w:r>
+    </w:p>
+    <w:p>
+      <w:pPr>
+        <w:pStyle w:val="FirstParagraph"/>
+      </w:pPr>
+      <w:r>
+        <w:rPr>
+          <w:b/>
+          <w:bCs/>
+        </w:rPr>
+        <w:t xml:space="preserve">Firmware must clear a peripheral’s interrupt before gating it</w:t>
+      </w:r>
+      <w:r>
+        <w:t xml:space="preserve">, and ungate before</w:t>
+      </w:r>
+      <w:r>
+        <w:t xml:space="preserve"> </w:t>
+      </w:r>
+      <w:r>
+        <w:t xml:space="preserve">attempting to clear one.</w:t>
+      </w:r>
+      <w:r>
+        <w:t xml:space="preserve"> </w:t>
+      </w:r>
+      <w:r>
+        <w:rPr>
+          <w:rStyle w:val="VerbatimChar"/>
+        </w:rPr>
+        <w:t xml:space="preserve">QSOC_HAS</w:t>
+      </w:r>
+      <w:r>
+        <w:t xml:space="preserve"> </w:t>
+      </w:r>
+      <w:r>
+        <w:t xml:space="preserve">already states the analogous rule for PWM in the</w:t>
+      </w:r>
+      <w:r>
+        <w:t xml:space="preserve"> </w:t>
+      </w:r>
+      <w:r>
+        <w:t xml:space="preserve">contract –</w:t>
+      </w:r>
+      <w:r>
+        <w:t xml:space="preserve"> </w:t>
+      </w:r>
+      <w:r>
+        <w:rPr>
+          <w:i/>
+          <w:iCs/>
+        </w:rPr>
+        <w:t xml:space="preserve">never gate a running block</w:t>
+      </w:r>
+      <w:r>
+        <w:t xml:space="preserve">, because</w:t>
+      </w:r>
+      <w:r>
+        <w:t xml:space="preserve"> </w:t>
+      </w:r>
+      <w:r>
+        <w:rPr>
+          <w:rStyle w:val="VerbatimChar"/>
+        </w:rPr>
+        <w:t xml:space="preserve">out_filter</w:t>
+      </w:r>
+      <w:r>
+        <w:t xml:space="preserve"> </w:t>
+      </w:r>
+      <w:r>
+        <w:t xml:space="preserve">freezes at its current</w:t>
+      </w:r>
+      <w:r>
+        <w:t xml:space="preserve"> </w:t>
+      </w:r>
+      <w:r>
+        <w:t xml:space="preserve">level – so this is the same hazard on the interrupt path rather than a new one.</w:t>
+      </w:r>
+    </w:p>
+    <w:p>
+      <w:pPr>
+        <w:pStyle w:val="BodyText"/>
+      </w:pPr>
+      <w:r>
+        <w:t xml:space="preserve">This block cannot prevent it: with no clock and no register, it has nothing to</w:t>
+      </w:r>
+      <w:r>
+        <w:t xml:space="preserve"> </w:t>
+      </w:r>
+      <w:r>
+        <w:t xml:space="preserve">qualify the input with. Whether</w:t>
+      </w:r>
+      <w:r>
+        <w:t xml:space="preserve"> </w:t>
+      </w:r>
+      <w:r>
+        <w:rPr>
+          <w:rStyle w:val="VerbatimChar"/>
+        </w:rPr>
+        <w:t xml:space="preserve">SCRC</w:t>
+      </w:r>
+      <w:r>
+        <w:t xml:space="preserve"> </w:t>
+      </w:r>
+      <w:r>
+        <w:t xml:space="preserve">should refuse to gate a peripheral whose</w:t>
+      </w:r>
+      <w:r>
+        <w:t xml:space="preserve"> </w:t>
+      </w:r>
+      <w:r>
+        <w:t xml:space="preserve">interrupt is asserted is the SCRC owner’s decision, recorded in section 11.</w:t>
+      </w:r>
+    </w:p>
+    <w:bookmarkEnd w:id="41"/>
+    <w:bookmarkEnd w:id="42"/>
+    <w:bookmarkStart w:id="43" w:name="instances"/>
+    <w:p>
+      <w:pPr>
+        <w:pStyle w:val="Heading1"/>
+      </w:pPr>
+      <w:r>
+        <w:t xml:space="preserve">8. Instances</w:t>
+      </w:r>
+    </w:p>
+    <w:p>
+      <w:pPr>
+        <w:pStyle w:val="FirstParagraph"/>
+      </w:pPr>
+      <w:r>
         <w:t xml:space="preserve">One. It is instantiated in</w:t>
       </w:r>
       <w:r>
@@ -4947,8 +5255,8 @@
         <w:t xml:space="preserve">and has no parameters.</w:t>
       </w:r>
     </w:p>
-    <w:bookmarkEnd w:id="42"/>
-    <w:bookmarkStart w:id="43" w:name="X31074a9102d88bba972e4f71edc3e97f3cd819b"/>
+    <w:bookmarkEnd w:id="43"/>
+    <w:bookmarkStart w:id="44" w:name="X31074a9102d88bba972e4f71edc3e97f3cd819b"/>
     <w:p>
       <w:pPr>
         <w:pStyle w:val="Heading1"/>
@@ -5177,8 +5485,8 @@
         </w:tc>
       </w:tr>
     </w:tbl>
-    <w:bookmarkEnd w:id="43"/>
-    <w:bookmarkStart w:id="44" w:name="tie-offs"/>
+    <w:bookmarkEnd w:id="44"/>
+    <w:bookmarkStart w:id="45" w:name="tie-offs"/>
     <w:p>
       <w:pPr>
         <w:pStyle w:val="Heading1"/>
@@ -5505,6 +5813,44 @@
         <w:pStyle w:val="BodyText"/>
       </w:pPr>
       <w:r>
+        <w:t xml:space="preserve">These tie-offs are made in</w:t>
+      </w:r>
+      <w:r>
+        <w:t xml:space="preserve"> </w:t>
+      </w:r>
+      <w:r>
+        <w:rPr>
+          <w:rStyle w:val="VerbatimChar"/>
+        </w:rPr>
+        <w:t xml:space="preserve">design/top</w:t>
+      </w:r>
+      <w:r>
+        <w:t xml:space="preserve">, not here: this block drives eleven bits</w:t>
+      </w:r>
+      <w:r>
+        <w:t xml:space="preserve"> </w:t>
+      </w:r>
+      <w:r>
+        <w:t xml:space="preserve">and the core’s port is fifteen wide, so the remaining four are tied where the core</w:t>
+      </w:r>
+      <w:r>
+        <w:t xml:space="preserve"> </w:t>
+      </w:r>
+      <w:r>
+        <w:t xml:space="preserve">is instantiated. The rows are in this specification because it is the document that</w:t>
+      </w:r>
+      <w:r>
+        <w:t xml:space="preserve"> </w:t>
+      </w:r>
+      <w:r>
+        <w:t xml:space="preserve">accounts for every interrupt input the core has.</w:t>
+      </w:r>
+    </w:p>
+    <w:p>
+      <w:pPr>
+        <w:pStyle w:val="BodyText"/>
+      </w:pPr>
+      <w:r>
         <w:rPr>
           <w:b/>
           <w:bCs/>
@@ -5548,8 +5894,8 @@
         <w:t xml:space="preserve">one.</w:t>
       </w:r>
     </w:p>
-    <w:bookmarkEnd w:id="44"/>
-    <w:bookmarkStart w:id="45" w:name="requirements-on-others-and-open-items"/>
+    <w:bookmarkEnd w:id="45"/>
+    <w:bookmarkStart w:id="46" w:name="requirements-on-others-and-open-items"/>
     <w:p>
       <w:pPr>
         <w:pStyle w:val="Heading1"/>
@@ -5918,6 +6264,59 @@
           </w:p>
         </w:tc>
       </w:tr>
+      <w:tr>
+        <w:tc>
+          <w:tcPr/>
+          <w:p>
+            <w:pPr>
+              <w:pStyle w:val="Compact"/>
+              <w:jc w:val="left"/>
+            </w:pPr>
+            <w:r>
+              <w:t xml:space="preserve">Decide whether</w:t>
+            </w:r>
+            <w:r>
+              <w:t xml:space="preserve"> </w:t>
+            </w:r>
+            <w:r>
+              <w:rPr>
+                <w:rStyle w:val="VerbatimChar"/>
+              </w:rPr>
+              <w:t xml:space="preserve">CLK_EN</w:t>
+            </w:r>
+            <w:r>
+              <w:t xml:space="preserve"> </w:t>
+            </w:r>
+            <w:r>
+              <w:t xml:space="preserve">may gate a peripheral whose interrupt is asserted, or whether the ordering is left to firmware</w:t>
+            </w:r>
+          </w:p>
+        </w:tc>
+        <w:tc>
+          <w:tcPr/>
+          <w:p>
+            <w:pPr>
+              <w:pStyle w:val="Compact"/>
+              <w:jc w:val="left"/>
+            </w:pPr>
+            <w:r>
+              <w:t xml:space="preserve">SCRC owner</w:t>
+            </w:r>
+          </w:p>
+        </w:tc>
+        <w:tc>
+          <w:tcPr/>
+          <w:p>
+            <w:pPr>
+              <w:pStyle w:val="Compact"/>
+              <w:jc w:val="left"/>
+            </w:pPr>
+            <w:r>
+              <w:t xml:space="preserve">nothing in RTL. If left to firmware it must be written into the programming guide, because the failure is a handler that cannot clear its own source – section 7.6</w:t>
+            </w:r>
+          </w:p>
+        </w:tc>
+      </w:tr>
     </w:tbl>
     <w:p>
       <w:pPr>
@@ -5932,99 +6331,6 @@
       </w:r>
       <w:r>
         <w:t xml:space="preserve">, stated rather than hidden:</w:t>
-      </w:r>
-    </w:p>
-    <w:p>
-      <w:pPr>
-        <w:pStyle w:val="Compact"/>
-        <w:numPr>
-          <w:ilvl w:val="0"/>
-          <w:numId w:val="1002"/>
-        </w:numPr>
-        <w:jc w:val="left"/>
-      </w:pPr>
-      <w:r>
-        <w:t xml:space="preserve">A pulse arriving while</w:t>
-      </w:r>
-      <w:r>
-        <w:t xml:space="preserve"> </w:t>
-      </w:r>
-      <w:r>
-        <w:rPr>
-          <w:rStyle w:val="VerbatimChar"/>
-        </w:rPr>
-        <w:t xml:space="preserve">mstatus.MIE</w:t>
-      </w:r>
-      <w:r>
-        <w:t xml:space="preserve"> </w:t>
-      </w:r>
-      <w:r>
-        <w:t xml:space="preserve">is clear is lost. Recoverable for every</w:t>
-      </w:r>
-      <w:r>
-        <w:t xml:space="preserve"> </w:t>
-      </w:r>
-      <w:r>
-        <w:t xml:space="preserve">source — 7.5.</w:t>
-      </w:r>
-    </w:p>
-    <w:p>
-      <w:pPr>
-        <w:pStyle w:val="Compact"/>
-        <w:numPr>
-          <w:ilvl w:val="0"/>
-          <w:numId w:val="1002"/>
-        </w:numPr>
-        <w:jc w:val="left"/>
-      </w:pPr>
-      <w:r>
-        <w:t xml:space="preserve">Priority is fixed at elaboration. Changing it is a re-synthesis.</w:t>
-      </w:r>
-    </w:p>
-    <w:p>
-      <w:pPr>
-        <w:pStyle w:val="Compact"/>
-        <w:numPr>
-          <w:ilvl w:val="0"/>
-          <w:numId w:val="1002"/>
-        </w:numPr>
-        <w:jc w:val="left"/>
-      </w:pPr>
-      <w:r>
-        <w:rPr>
-          <w:rStyle w:val="VerbatimChar"/>
-        </w:rPr>
-        <w:t xml:space="preserve">mcause</w:t>
-      </w:r>
-      <w:r>
-        <w:t xml:space="preserve"> </w:t>
-      </w:r>
-      <w:r>
-        <w:t xml:space="preserve">16–30 is platform-use space, so the numbering is a local convention</w:t>
-      </w:r>
-      <w:r>
-        <w:t xml:space="preserve"> </w:t>
-      </w:r>
-      <w:r>
-        <w:t xml:space="preserve">rather than a portable one.</w:t>
-      </w:r>
-    </w:p>
-    <w:bookmarkEnd w:id="45"/>
-    <w:bookmarkStart w:id="46" w:name="verification"/>
-    <w:p>
-      <w:pPr>
-        <w:pStyle w:val="Heading1"/>
-      </w:pPr>
-      <w:r>
-        <w:t xml:space="preserve">12. Verification</w:t>
-      </w:r>
-    </w:p>
-    <w:p>
-      <w:pPr>
-        <w:pStyle w:val="FirstParagraph"/>
-      </w:pPr>
-      <w:r>
-        <w:t xml:space="preserve">Ten checks, none requiring a bus model:</w:t>
       </w:r>
     </w:p>
     <w:p>
@@ -6037,7 +6343,28 @@
         <w:jc w:val="left"/>
       </w:pPr>
       <w:r>
-        <w:t xml:space="preserve">Each single-source input raises exactly its own line.</w:t>
+        <w:t xml:space="preserve">A pulse arriving while</w:t>
+      </w:r>
+      <w:r>
+        <w:t xml:space="preserve"> </w:t>
+      </w:r>
+      <w:r>
+        <w:rPr>
+          <w:rStyle w:val="VerbatimChar"/>
+        </w:rPr>
+        <w:t xml:space="preserve">mstatus.MIE</w:t>
+      </w:r>
+      <w:r>
+        <w:t xml:space="preserve"> </w:t>
+      </w:r>
+      <w:r>
+        <w:t xml:space="preserve">is clear is lost. Recoverable for every</w:t>
+      </w:r>
+      <w:r>
+        <w:t xml:space="preserve"> </w:t>
+      </w:r>
+      <w:r>
+        <w:t xml:space="preserve">source — 7.5.</w:t>
       </w:r>
     </w:p>
     <w:p>
@@ -6050,7 +6377,7 @@
         <w:jc w:val="left"/>
       </w:pPr>
       <w:r>
-        <w:t xml:space="preserve">Each OR group raises its line for every member, individually.</w:t>
+        <w:t xml:space="preserve">Priority is fixed at elaboration. Changing it is a re-synthesis.</w:t>
       </w:r>
     </w:p>
     <w:p>
@@ -6063,7 +6390,22 @@
         <w:jc w:val="left"/>
       </w:pPr>
       <w:r>
-        <w:t xml:space="preserve">No input raises a line other than its own.</w:t>
+        <w:rPr>
+          <w:rStyle w:val="VerbatimChar"/>
+        </w:rPr>
+        <w:t xml:space="preserve">mcause</w:t>
+      </w:r>
+      <w:r>
+        <w:t xml:space="preserve"> </w:t>
+      </w:r>
+      <w:r>
+        <w:t xml:space="preserve">16–30 is platform-use space, so the numbering is a local convention</w:t>
+      </w:r>
+      <w:r>
+        <w:t xml:space="preserve"> </w:t>
+      </w:r>
+      <w:r>
+        <w:t xml:space="preserve">rather than a portable one.</w:t>
       </w:r>
     </w:p>
     <w:p>
@@ -6076,22 +6418,31 @@
         <w:jc w:val="left"/>
       </w:pPr>
       <w:r>
-        <w:t xml:space="preserve">Spare lines</w:t>
-      </w:r>
-      <w:r>
-        <w:t xml:space="preserve"> </w:t>
-      </w:r>
-      <w:r>
-        <w:rPr>
-          <w:rStyle w:val="VerbatimChar"/>
-        </w:rPr>
-        <w:t xml:space="preserve">[14:11]</w:t>
-      </w:r>
-      <w:r>
-        <w:t xml:space="preserve"> </w:t>
-      </w:r>
-      <w:r>
-        <w:t xml:space="preserve">are always 0.</w:t>
+        <w:t xml:space="preserve">A peripheral gated with its interrupt asserted holds the line, and this block</w:t>
+      </w:r>
+      <w:r>
+        <w:t xml:space="preserve"> </w:t>
+      </w:r>
+      <w:r>
+        <w:t xml:space="preserve">cannot qualify it away — 7.6. The rule is an ordering constraint on firmware.</w:t>
+      </w:r>
+    </w:p>
+    <w:bookmarkEnd w:id="46"/>
+    <w:bookmarkStart w:id="47" w:name="verification"/>
+    <w:p>
+      <w:pPr>
+        <w:pStyle w:val="Heading1"/>
+      </w:pPr>
+      <w:r>
+        <w:t xml:space="preserve">12. Verification</w:t>
+      </w:r>
+    </w:p>
+    <w:p>
+      <w:pPr>
+        <w:pStyle w:val="FirstParagraph"/>
+      </w:pPr>
+      <w:r>
+        <w:t xml:space="preserve">Eleven checks, none requiring a bus model:</w:t>
       </w:r>
     </w:p>
     <w:p>
@@ -6099,36 +6450,12 @@
         <w:pStyle w:val="Compact"/>
         <w:numPr>
           <w:ilvl w:val="0"/>
-          <w:numId w:val="1003"/>
+          <w:numId w:val="1004"/>
         </w:numPr>
         <w:jc w:val="left"/>
       </w:pPr>
       <w:r>
-        <w:rPr>
-          <w:rStyle w:val="VerbatimChar"/>
-        </w:rPr>
-        <w:t xml:space="preserve">i_int_wdt_bark</w:t>
-      </w:r>
-      <w:r>
-        <w:t xml:space="preserve"> </w:t>
-      </w:r>
-      <w:r>
-        <w:t xml:space="preserve">reaches</w:t>
-      </w:r>
-      <w:r>
-        <w:t xml:space="preserve"> </w:t>
-      </w:r>
-      <w:r>
-        <w:rPr>
-          <w:rStyle w:val="VerbatimChar"/>
-        </w:rPr>
-        <w:t xml:space="preserve">o_int_nm</w:t>
-      </w:r>
-      <w:r>
-        <w:t xml:space="preserve"> </w:t>
-      </w:r>
-      <w:r>
-        <w:t xml:space="preserve">and no fast line.</w:t>
+        <w:t xml:space="preserve">Each single-source input raises exactly its own line.</w:t>
       </w:r>
     </w:p>
     <w:p>
@@ -6136,12 +6463,12 @@
         <w:pStyle w:val="Compact"/>
         <w:numPr>
           <w:ilvl w:val="0"/>
-          <w:numId w:val="1003"/>
+          <w:numId w:val="1004"/>
         </w:numPr>
         <w:jc w:val="left"/>
       </w:pPr>
       <w:r>
-        <w:t xml:space="preserve">Simultaneous inputs on one group raise the line once.</w:t>
+        <w:t xml:space="preserve">Each OR group raises its line for every member, individually.</w:t>
       </w:r>
     </w:p>
     <w:p>
@@ -6149,12 +6476,12 @@
         <w:pStyle w:val="Compact"/>
         <w:numPr>
           <w:ilvl w:val="0"/>
-          <w:numId w:val="1003"/>
+          <w:numId w:val="1004"/>
         </w:numPr>
         <w:jc w:val="left"/>
       </w:pPr>
       <w:r>
-        <w:t xml:space="preserve">Simultaneous inputs on different groups raise both lines.</w:t>
+        <w:t xml:space="preserve">No input raises a line other than its own.</w:t>
       </w:r>
     </w:p>
     <w:p>
@@ -6162,12 +6489,27 @@
         <w:pStyle w:val="Compact"/>
         <w:numPr>
           <w:ilvl w:val="0"/>
-          <w:numId w:val="1003"/>
+          <w:numId w:val="1004"/>
         </w:numPr>
         <w:jc w:val="left"/>
       </w:pPr>
       <w:r>
-        <w:t xml:space="preserve">Output follows input combinationally, with no cycle of delay.</w:t>
+        <w:t xml:space="preserve">Spare lines</w:t>
+      </w:r>
+      <w:r>
+        <w:t xml:space="preserve"> </w:t>
+      </w:r>
+      <w:r>
+        <w:rPr>
+          <w:rStyle w:val="VerbatimChar"/>
+        </w:rPr>
+        <w:t xml:space="preserve">[14:11]</w:t>
+      </w:r>
+      <w:r>
+        <w:t xml:space="preserve"> </w:t>
+      </w:r>
+      <w:r>
+        <w:t xml:space="preserve">are always 0.</w:t>
       </w:r>
     </w:p>
     <w:p>
@@ -6175,7 +6517,7 @@
         <w:pStyle w:val="Compact"/>
         <w:numPr>
           <w:ilvl w:val="0"/>
-          <w:numId w:val="1003"/>
+          <w:numId w:val="1004"/>
         </w:numPr>
         <w:jc w:val="left"/>
       </w:pPr>
@@ -6183,10 +6525,13 @@
         <w:rPr>
           <w:rStyle w:val="VerbatimChar"/>
         </w:rPr>
-        <w:t xml:space="preserve">mcause</w:t>
-      </w:r>
-      <w:r>
-        <w:t xml:space="preserve">/vector mapping matches section 7.2 against</w:t>
+        <w:t xml:space="preserve">i_int_wdt_bark</w:t>
+      </w:r>
+      <w:r>
+        <w:t xml:space="preserve"> </w:t>
+      </w:r>
+      <w:r>
+        <w:t xml:space="preserve">reaches</w:t>
       </w:r>
       <w:r>
         <w:t xml:space="preserve"> </w:t>
@@ -6195,10 +6540,13 @@
         <w:rPr>
           <w:rStyle w:val="VerbatimChar"/>
         </w:rPr>
-        <w:t xml:space="preserve">qnsc_pkg</w:t>
-      </w:r>
-      <w:r>
-        <w:t xml:space="preserve">.</w:t>
+        <w:t xml:space="preserve">o_int_nm</w:t>
+      </w:r>
+      <w:r>
+        <w:t xml:space="preserve"> </w:t>
+      </w:r>
+      <w:r>
+        <w:t xml:space="preserve">and no fast line.</w:t>
       </w:r>
     </w:p>
     <w:p>
@@ -6206,11 +6554,100 @@
         <w:pStyle w:val="Compact"/>
         <w:numPr>
           <w:ilvl w:val="0"/>
-          <w:numId w:val="1003"/>
+          <w:numId w:val="1004"/>
         </w:numPr>
         <w:jc w:val="left"/>
       </w:pPr>
       <w:r>
+        <w:t xml:space="preserve">Simultaneous inputs on one group raise the line once.</w:t>
+      </w:r>
+    </w:p>
+    <w:p>
+      <w:pPr>
+        <w:pStyle w:val="Compact"/>
+        <w:numPr>
+          <w:ilvl w:val="0"/>
+          <w:numId w:val="1004"/>
+        </w:numPr>
+        <w:jc w:val="left"/>
+      </w:pPr>
+      <w:r>
+        <w:t xml:space="preserve">Simultaneous inputs on different groups raise both lines.</w:t>
+      </w:r>
+    </w:p>
+    <w:p>
+      <w:pPr>
+        <w:pStyle w:val="Compact"/>
+        <w:numPr>
+          <w:ilvl w:val="0"/>
+          <w:numId w:val="1004"/>
+        </w:numPr>
+        <w:jc w:val="left"/>
+      </w:pPr>
+      <w:r>
+        <w:t xml:space="preserve">Output follows input combinationally, with no cycle of delay.</w:t>
+      </w:r>
+    </w:p>
+    <w:p>
+      <w:pPr>
+        <w:pStyle w:val="Compact"/>
+        <w:numPr>
+          <w:ilvl w:val="0"/>
+          <w:numId w:val="1004"/>
+        </w:numPr>
+        <w:jc w:val="left"/>
+      </w:pPr>
+      <w:r>
+        <w:rPr>
+          <w:rStyle w:val="VerbatimChar"/>
+        </w:rPr>
+        <w:t xml:space="preserve">mcause</w:t>
+      </w:r>
+      <w:r>
+        <w:t xml:space="preserve">/vector mapping matches section 7.2 against</w:t>
+      </w:r>
+      <w:r>
+        <w:t xml:space="preserve"> </w:t>
+      </w:r>
+      <w:r>
+        <w:rPr>
+          <w:rStyle w:val="VerbatimChar"/>
+        </w:rPr>
+        <w:t xml:space="preserve">qnsc_pkg</w:t>
+      </w:r>
+      <w:r>
+        <w:t xml:space="preserve">.</w:t>
+      </w:r>
+    </w:p>
+    <w:p>
+      <w:pPr>
+        <w:pStyle w:val="Compact"/>
+        <w:numPr>
+          <w:ilvl w:val="0"/>
+          <w:numId w:val="1004"/>
+        </w:numPr>
+        <w:jc w:val="left"/>
+      </w:pPr>
+      <w:r>
+        <w:t xml:space="preserve">A held input keeps its line asserted for as long as it is held, which is what</w:t>
+      </w:r>
+      <w:r>
+        <w:t xml:space="preserve"> </w:t>
+      </w:r>
+      <w:r>
+        <w:t xml:space="preserve">makes the gating case in 7.6 behave as described.</w:t>
+      </w:r>
+    </w:p>
+    <w:p>
+      <w:pPr>
+        <w:pStyle w:val="Compact"/>
+        <w:numPr>
+          <w:ilvl w:val="0"/>
+          <w:numId w:val="1004"/>
+        </w:numPr>
+        <w:jc w:val="left"/>
+      </w:pPr>
+      <w:r>
         <w:rPr>
           <w:b/>
           <w:bCs/>
@@ -6263,8 +6700,8 @@
         <w:t xml:space="preserve">controller.</w:t>
       </w:r>
     </w:p>
-    <w:bookmarkEnd w:id="46"/>
-    <w:bookmarkStart w:id="47" w:name="appendix-a.-acronyms"/>
+    <w:bookmarkEnd w:id="47"/>
+    <w:bookmarkStart w:id="48" w:name="appendix-a.-acronyms"/>
     <w:p>
       <w:pPr>
         <w:pStyle w:val="Heading1"/>
@@ -6726,8 +7163,8 @@
         </w:tc>
       </w:tr>
     </w:tbl>
-    <w:bookmarkEnd w:id="47"/>
-    <w:bookmarkStart w:id="48" w:name="appendix-b.-first-review"/>
+    <w:bookmarkEnd w:id="48"/>
+    <w:bookmarkStart w:id="49" w:name="appendix-b.-first-review"/>
     <w:p>
       <w:pPr>
         <w:pStyle w:val="Heading1"/>
@@ -6986,31 +7423,50 @@
               <w:jc w:val="left"/>
             </w:pPr>
             <w:r>
+              <w:t xml:space="preserve">What happens to a line whose peripheral is clock-gated?</w:t>
+            </w:r>
+          </w:p>
+        </w:tc>
+        <w:tc>
+          <w:tcPr/>
+          <w:p>
+            <w:pPr>
+              <w:pStyle w:val="Compact"/>
+              <w:jc w:val="left"/>
+            </w:pPr>
+            <w:r>
+              <w:t xml:space="preserve">–</w:t>
+            </w:r>
+          </w:p>
+        </w:tc>
+        <w:tc>
+          <w:tcPr/>
+          <w:p>
+            <w:pPr>
+              <w:pStyle w:val="Compact"/>
+              <w:jc w:val="left"/>
+            </w:pPr>
+            <w:r>
+              <w:t xml:space="preserve">Section 7.6.</w:t>
+            </w:r>
+            <w:r>
+              <w:t xml:space="preserve"> </w:t>
+            </w:r>
+            <w:r>
+              <w:rPr>
+                <w:b/>
+                <w:bCs/>
+              </w:rPr>
               <w:t xml:space="preserve">Open</w:t>
             </w:r>
-          </w:p>
-        </w:tc>
-        <w:tc>
-          <w:tcPr/>
-          <w:p>
-            <w:pPr>
-              <w:pStyle w:val="Compact"/>
-              <w:jc w:val="left"/>
-            </w:pPr>
-          </w:p>
-        </w:tc>
-        <w:tc>
-          <w:tcPr/>
-          <w:p>
-            <w:pPr>
-              <w:pStyle w:val="Compact"/>
-              <w:jc w:val="left"/>
-            </w:pPr>
+            <w:r>
+              <w:t xml:space="preserve">: the ordering rule is a request on the SCRC owner</w:t>
+            </w:r>
           </w:p>
         </w:tc>
       </w:tr>
     </w:tbl>
-    <w:bookmarkEnd w:id="48"/>
+    <w:bookmarkEnd w:id="49"/>
     <w:sectPr>
       <w:headerReference r:id="rId11" w:type="default"/>
       <w:footerReference r:id="rId12" w:type="even"/>
@@ -9129,6 +9585,9 @@
     <w:abstractNumId w:val="991"/>
   </w:num>
   <w:num w:numId="1002">
+    <w:abstractNumId w:val="991"/>
+  </w:num>
+  <w:num w:numId="1003">
     <w:abstractNumId w:val="99411"/>
     <w:lvlOverride w:ilvl="0">
       <w:startOverride w:val="1"/>
@@ -9158,7 +9617,7 @@
       <w:startOverride w:val="1"/>
     </w:lvlOverride>
   </w:num>
-  <w:num w:numId="1003">
+  <w:num w:numId="1004">
     <w:abstractNumId w:val="99411"/>
     <w:lvlOverride w:ilvl="0">
       <w:startOverride w:val="1"/>

--- a/doc/QNSC_Interrupt_Map_MAS.docx
+++ b/doc/QNSC_Interrupt_Map_MAS.docx
@@ -6427,22 +6427,25 @@
         <w:t xml:space="preserve">cannot qualify it away — 7.6. The rule is an ordering constraint on firmware.</w:t>
       </w:r>
     </w:p>
-    <w:bookmarkEnd w:id="46"/>
-    <w:bookmarkStart w:id="47" w:name="verification"/>
     <w:p>
       <w:pPr>
-        <w:pStyle w:val="Heading1"/>
-      </w:pPr>
-      <w:r>
-        <w:t xml:space="preserve">12. Verification</w:t>
-      </w:r>
-    </w:p>
-    <w:p>
-      <w:pPr>
         <w:pStyle w:val="FirstParagraph"/>
       </w:pPr>
       <w:r>
-        <w:t xml:space="preserve">Eleven checks, none requiring a bus model:</w:t>
+        <w:rPr>
+          <w:b/>
+          <w:bCs/>
+        </w:rPr>
+        <w:t xml:space="preserve">Open on this block</w:t>
+      </w:r>
+      <w:r>
+        <w:t xml:space="preserve">, blocking nobody, and listed so a reviewer can see they were</w:t>
+      </w:r>
+      <w:r>
+        <w:t xml:space="preserve"> </w:t>
+      </w:r>
+      <w:r>
+        <w:t xml:space="preserve">not overlooked:</w:t>
       </w:r>
     </w:p>
     <w:p>
@@ -6455,7 +6458,69 @@
         <w:jc w:val="left"/>
       </w:pPr>
       <w:r>
-        <w:t xml:space="preserve">Each single-source input raises exactly its own line.</w:t>
+        <w:rPr>
+          <w:b/>
+          <w:bCs/>
+        </w:rPr>
+        <w:t xml:space="preserve">Propagation delay.</w:t>
+      </w:r>
+      <w:r>
+        <w:t xml:space="preserve"> </w:t>
+      </w:r>
+      <w:r>
+        <w:t xml:space="preserve">The worst path is the eight-input OR on</w:t>
+      </w:r>
+      <w:r>
+        <w:t xml:space="preserve"> </w:t>
+      </w:r>
+      <w:r>
+        <w:rPr>
+          <w:rStyle w:val="VerbatimChar"/>
+        </w:rPr>
+        <w:t xml:space="preserve">spi_device</w:t>
+      </w:r>
+      <w:r>
+        <w:t xml:space="preserve">,</w:t>
+      </w:r>
+      <w:r>
+        <w:t xml:space="preserve"> </w:t>
+      </w:r>
+      <w:r>
+        <w:t xml:space="preserve">three levels of two-input gates. At 20 MHz on 28 nm this is expected to be far</w:t>
+      </w:r>
+      <w:r>
+        <w:t xml:space="preserve"> </w:t>
+      </w:r>
+      <w:r>
+        <w:t xml:space="preserve">inside the period, but</w:t>
+      </w:r>
+      <w:r>
+        <w:t xml:space="preserve"> </w:t>
+      </w:r>
+      <w:r>
+        <w:rPr>
+          <w:b/>
+          <w:bCs/>
+        </w:rPr>
+        <w:t xml:space="preserve">it is an expectation, not a number</w:t>
+      </w:r>
+      <w:r>
+        <w:t xml:space="preserve"> </w:t>
+      </w:r>
+      <w:r>
+        <w:t xml:space="preserve">– there is no</w:t>
+      </w:r>
+      <w:r>
+        <w:t xml:space="preserve"> </w:t>
+      </w:r>
+      <w:r>
+        <w:t xml:space="preserve">synthesis yet. It becomes a number with the first run, and it is the one thing</w:t>
+      </w:r>
+      <w:r>
+        <w:t xml:space="preserve"> </w:t>
+      </w:r>
+      <w:r>
+        <w:t xml:space="preserve">that could ever make this block need a register.</w:t>
       </w:r>
     </w:p>
     <w:p>
@@ -6468,7 +6533,23 @@
         <w:jc w:val="left"/>
       </w:pPr>
       <w:r>
-        <w:t xml:space="preserve">Each OR group raises its line for every member, individually.</w:t>
+        <w:rPr>
+          <w:b/>
+          <w:bCs/>
+        </w:rPr>
+        <w:t xml:space="preserve">Area.</w:t>
+      </w:r>
+      <w:r>
+        <w:t xml:space="preserve"> </w:t>
+      </w:r>
+      <w:r>
+        <w:t xml:space="preserve">Eleven OR gates with twenty-six inputs between them. Same answer: the</w:t>
+      </w:r>
+      <w:r>
+        <w:t xml:space="preserve"> </w:t>
+      </w:r>
+      <w:r>
+        <w:t xml:space="preserve">figure comes from synthesis.</w:t>
       </w:r>
     </w:p>
     <w:p>
@@ -6481,7 +6562,105 @@
         <w:jc w:val="left"/>
       </w:pPr>
       <w:r>
-        <w:t xml:space="preserve">No input raises a line other than its own.</w:t>
+        <w:rPr>
+          <w:b/>
+          <w:bCs/>
+        </w:rPr>
+        <w:t xml:space="preserve">X propagation.</w:t>
+      </w:r>
+      <w:r>
+        <w:t xml:space="preserve"> </w:t>
+      </w:r>
+      <w:r>
+        <w:t xml:space="preserve">A reduction OR passes X through, so a peripheral driving X</w:t>
+      </w:r>
+      <w:r>
+        <w:t xml:space="preserve"> </w:t>
+      </w:r>
+      <w:r>
+        <w:t xml:space="preserve">before its own reset completes would drive its line X. The core already catches</w:t>
+      </w:r>
+      <w:r>
+        <w:t xml:space="preserve"> </w:t>
+      </w:r>
+      <w:r>
+        <w:t xml:space="preserve">it:</w:t>
+      </w:r>
+      <w:r>
+        <w:t xml:space="preserve"> </w:t>
+      </w:r>
+      <w:r>
+        <w:rPr>
+          <w:rStyle w:val="VerbatimChar"/>
+        </w:rPr>
+        <w:t xml:space="preserve">ibex_top.sv</w:t>
+      </w:r>
+      <w:r>
+        <w:t xml:space="preserve"> </w:t>
+      </w:r>
+      <w:r>
+        <w:t xml:space="preserve">line 1591 asserts</w:t>
+      </w:r>
+      <w:r>
+        <w:t xml:space="preserve"> </w:t>
+      </w:r>
+      <w:r>
+        <w:rPr>
+          <w:rStyle w:val="VerbatimChar"/>
+        </w:rPr>
+        <w:t xml:space="preserve">ASSERT_KNOWN(IbexIrqX, {irq_software_i, irq_timer_i, irq_external_i, irq_fast_i, irq_nm_i})</w:t>
+      </w:r>
+      <w:r>
+        <w:t xml:space="preserve">,</w:t>
+      </w:r>
+      <w:r>
+        <w:t xml:space="preserve"> </w:t>
+      </w:r>
+      <w:r>
+        <w:t xml:space="preserve">which fires in simulation at the boundary this block feeds.</w:t>
+      </w:r>
+      <w:r>
+        <w:t xml:space="preserve"> </w:t>
+      </w:r>
+      <w:r>
+        <w:rPr>
+          <w:b/>
+          <w:bCs/>
+        </w:rPr>
+        <w:t xml:space="preserve">Open</w:t>
+      </w:r>
+      <w:r>
+        <w:t xml:space="preserve">: whether</w:t>
+      </w:r>
+      <w:r>
+        <w:t xml:space="preserve"> </w:t>
+      </w:r>
+      <w:r>
+        <w:t xml:space="preserve">that is sufficient, or whether this block should assert its own inputs known and</w:t>
+      </w:r>
+      <w:r>
+        <w:t xml:space="preserve"> </w:t>
+      </w:r>
+      <w:r>
+        <w:t xml:space="preserve">fail nearer the cause. The core’s assertion names the bundle, not the source.</w:t>
+      </w:r>
+    </w:p>
+    <w:bookmarkEnd w:id="46"/>
+    <w:bookmarkStart w:id="47" w:name="verification"/>
+    <w:p>
+      <w:pPr>
+        <w:pStyle w:val="Heading1"/>
+      </w:pPr>
+      <w:r>
+        <w:t xml:space="preserve">12. Verification</w:t>
+      </w:r>
+    </w:p>
+    <w:p>
+      <w:pPr>
+        <w:pStyle w:val="FirstParagraph"/>
+      </w:pPr>
+      <w:r>
+        <w:t xml:space="preserve">Eleven checks, none requiring a bus model:</w:t>
       </w:r>
     </w:p>
     <w:p>
@@ -6489,27 +6668,12 @@
         <w:pStyle w:val="Compact"/>
         <w:numPr>
           <w:ilvl w:val="0"/>
-          <w:numId w:val="1004"/>
+          <w:numId w:val="1005"/>
         </w:numPr>
         <w:jc w:val="left"/>
       </w:pPr>
       <w:r>
-        <w:t xml:space="preserve">Spare lines</w:t>
-      </w:r>
-      <w:r>
-        <w:t xml:space="preserve"> </w:t>
-      </w:r>
-      <w:r>
-        <w:rPr>
-          <w:rStyle w:val="VerbatimChar"/>
-        </w:rPr>
-        <w:t xml:space="preserve">[14:11]</w:t>
-      </w:r>
-      <w:r>
-        <w:t xml:space="preserve"> </w:t>
-      </w:r>
-      <w:r>
-        <w:t xml:space="preserve">are always 0.</w:t>
+        <w:t xml:space="preserve">Each single-source input raises exactly its own line.</w:t>
       </w:r>
     </w:p>
     <w:p>
@@ -6517,36 +6681,12 @@
         <w:pStyle w:val="Compact"/>
         <w:numPr>
           <w:ilvl w:val="0"/>
-          <w:numId w:val="1004"/>
+          <w:numId w:val="1005"/>
         </w:numPr>
         <w:jc w:val="left"/>
       </w:pPr>
       <w:r>
-        <w:rPr>
-          <w:rStyle w:val="VerbatimChar"/>
-        </w:rPr>
-        <w:t xml:space="preserve">i_int_wdt_bark</w:t>
-      </w:r>
-      <w:r>
-        <w:t xml:space="preserve"> </w:t>
-      </w:r>
-      <w:r>
-        <w:t xml:space="preserve">reaches</w:t>
-      </w:r>
-      <w:r>
-        <w:t xml:space="preserve"> </w:t>
-      </w:r>
-      <w:r>
-        <w:rPr>
-          <w:rStyle w:val="VerbatimChar"/>
-        </w:rPr>
-        <w:t xml:space="preserve">o_int_nm</w:t>
-      </w:r>
-      <w:r>
-        <w:t xml:space="preserve"> </w:t>
-      </w:r>
-      <w:r>
-        <w:t xml:space="preserve">and no fast line.</w:t>
+        <w:t xml:space="preserve">Each OR group raises its line for every member, individually.</w:t>
       </w:r>
     </w:p>
     <w:p>
@@ -6554,12 +6694,12 @@
         <w:pStyle w:val="Compact"/>
         <w:numPr>
           <w:ilvl w:val="0"/>
-          <w:numId w:val="1004"/>
+          <w:numId w:val="1005"/>
         </w:numPr>
         <w:jc w:val="left"/>
       </w:pPr>
       <w:r>
-        <w:t xml:space="preserve">Simultaneous inputs on one group raise the line once.</w:t>
+        <w:t xml:space="preserve">No input raises a line other than its own.</w:t>
       </w:r>
     </w:p>
     <w:p>
@@ -6567,12 +6707,27 @@
         <w:pStyle w:val="Compact"/>
         <w:numPr>
           <w:ilvl w:val="0"/>
-          <w:numId w:val="1004"/>
+          <w:numId w:val="1005"/>
         </w:numPr>
         <w:jc w:val="left"/>
       </w:pPr>
       <w:r>
-        <w:t xml:space="preserve">Simultaneous inputs on different groups raise both lines.</w:t>
+        <w:t xml:space="preserve">Spare lines</w:t>
+      </w:r>
+      <w:r>
+        <w:t xml:space="preserve"> </w:t>
+      </w:r>
+      <w:r>
+        <w:rPr>
+          <w:rStyle w:val="VerbatimChar"/>
+        </w:rPr>
+        <w:t xml:space="preserve">[14:11]</w:t>
+      </w:r>
+      <w:r>
+        <w:t xml:space="preserve"> </w:t>
+      </w:r>
+      <w:r>
+        <w:t xml:space="preserve">are always 0.</w:t>
       </w:r>
     </w:p>
     <w:p>
@@ -6580,12 +6735,36 @@
         <w:pStyle w:val="Compact"/>
         <w:numPr>
           <w:ilvl w:val="0"/>
-          <w:numId w:val="1004"/>
+          <w:numId w:val="1005"/>
         </w:numPr>
         <w:jc w:val="left"/>
       </w:pPr>
       <w:r>
-        <w:t xml:space="preserve">Output follows input combinationally, with no cycle of delay.</w:t>
+        <w:rPr>
+          <w:rStyle w:val="VerbatimChar"/>
+        </w:rPr>
+        <w:t xml:space="preserve">i_int_wdt_bark</w:t>
+      </w:r>
+      <w:r>
+        <w:t xml:space="preserve"> </w:t>
+      </w:r>
+      <w:r>
+        <w:t xml:space="preserve">reaches</w:t>
+      </w:r>
+      <w:r>
+        <w:t xml:space="preserve"> </w:t>
+      </w:r>
+      <w:r>
+        <w:rPr>
+          <w:rStyle w:val="VerbatimChar"/>
+        </w:rPr>
+        <w:t xml:space="preserve">o_int_nm</w:t>
+      </w:r>
+      <w:r>
+        <w:t xml:space="preserve"> </w:t>
+      </w:r>
+      <w:r>
+        <w:t xml:space="preserve">and no fast line.</w:t>
       </w:r>
     </w:p>
     <w:p>
@@ -6593,30 +6772,12 @@
         <w:pStyle w:val="Compact"/>
         <w:numPr>
           <w:ilvl w:val="0"/>
-          <w:numId w:val="1004"/>
+          <w:numId w:val="1005"/>
         </w:numPr>
         <w:jc w:val="left"/>
       </w:pPr>
       <w:r>
-        <w:rPr>
-          <w:rStyle w:val="VerbatimChar"/>
-        </w:rPr>
-        <w:t xml:space="preserve">mcause</w:t>
-      </w:r>
-      <w:r>
-        <w:t xml:space="preserve">/vector mapping matches section 7.2 against</w:t>
-      </w:r>
-      <w:r>
-        <w:t xml:space="preserve"> </w:t>
-      </w:r>
-      <w:r>
-        <w:rPr>
-          <w:rStyle w:val="VerbatimChar"/>
-        </w:rPr>
-        <w:t xml:space="preserve">qnsc_pkg</w:t>
-      </w:r>
-      <w:r>
-        <w:t xml:space="preserve">.</w:t>
+        <w:t xml:space="preserve">Simultaneous inputs on one group raise the line once.</w:t>
       </w:r>
     </w:p>
     <w:p>
@@ -6624,18 +6785,12 @@
         <w:pStyle w:val="Compact"/>
         <w:numPr>
           <w:ilvl w:val="0"/>
-          <w:numId w:val="1004"/>
+          <w:numId w:val="1005"/>
         </w:numPr>
         <w:jc w:val="left"/>
       </w:pPr>
       <w:r>
-        <w:t xml:space="preserve">A held input keeps its line asserted for as long as it is held, which is what</w:t>
-      </w:r>
-      <w:r>
-        <w:t xml:space="preserve"> </w:t>
-      </w:r>
-      <w:r>
-        <w:t xml:space="preserve">makes the gating case in 7.6 behave as described.</w:t>
+        <w:t xml:space="preserve">Simultaneous inputs on different groups raise both lines.</w:t>
       </w:r>
     </w:p>
     <w:p>
@@ -6643,7 +6798,70 @@
         <w:pStyle w:val="Compact"/>
         <w:numPr>
           <w:ilvl w:val="0"/>
-          <w:numId w:val="1004"/>
+          <w:numId w:val="1005"/>
+        </w:numPr>
+        <w:jc w:val="left"/>
+      </w:pPr>
+      <w:r>
+        <w:t xml:space="preserve">Output follows input combinationally, with no cycle of delay.</w:t>
+      </w:r>
+    </w:p>
+    <w:p>
+      <w:pPr>
+        <w:pStyle w:val="Compact"/>
+        <w:numPr>
+          <w:ilvl w:val="0"/>
+          <w:numId w:val="1005"/>
+        </w:numPr>
+        <w:jc w:val="left"/>
+      </w:pPr>
+      <w:r>
+        <w:rPr>
+          <w:rStyle w:val="VerbatimChar"/>
+        </w:rPr>
+        <w:t xml:space="preserve">mcause</w:t>
+      </w:r>
+      <w:r>
+        <w:t xml:space="preserve">/vector mapping matches section 7.2 against</w:t>
+      </w:r>
+      <w:r>
+        <w:t xml:space="preserve"> </w:t>
+      </w:r>
+      <w:r>
+        <w:rPr>
+          <w:rStyle w:val="VerbatimChar"/>
+        </w:rPr>
+        <w:t xml:space="preserve">qnsc_pkg</w:t>
+      </w:r>
+      <w:r>
+        <w:t xml:space="preserve">.</w:t>
+      </w:r>
+    </w:p>
+    <w:p>
+      <w:pPr>
+        <w:pStyle w:val="Compact"/>
+        <w:numPr>
+          <w:ilvl w:val="0"/>
+          <w:numId w:val="1005"/>
+        </w:numPr>
+        <w:jc w:val="left"/>
+      </w:pPr>
+      <w:r>
+        <w:t xml:space="preserve">A held input keeps its line asserted for as long as it is held, which is what</w:t>
+      </w:r>
+      <w:r>
+        <w:t xml:space="preserve"> </w:t>
+      </w:r>
+      <w:r>
+        <w:t xml:space="preserve">makes the gating case in 7.6 behave as described.</w:t>
+      </w:r>
+    </w:p>
+    <w:p>
+      <w:pPr>
+        <w:pStyle w:val="Compact"/>
+        <w:numPr>
+          <w:ilvl w:val="0"/>
+          <w:numId w:val="1005"/>
         </w:numPr>
         <w:jc w:val="left"/>
       </w:pPr>
@@ -9618,6 +9836,36 @@
     </w:lvlOverride>
   </w:num>
   <w:num w:numId="1004">
+    <w:abstractNumId w:val="99411"/>
+    <w:lvlOverride w:ilvl="0">
+      <w:startOverride w:val="1"/>
+    </w:lvlOverride>
+    <w:lvlOverride w:ilvl="1">
+      <w:startOverride w:val="1"/>
+    </w:lvlOverride>
+    <w:lvlOverride w:ilvl="2">
+      <w:startOverride w:val="1"/>
+    </w:lvlOverride>
+    <w:lvlOverride w:ilvl="3">
+      <w:startOverride w:val="1"/>
+    </w:lvlOverride>
+    <w:lvlOverride w:ilvl="4">
+      <w:startOverride w:val="1"/>
+    </w:lvlOverride>
+    <w:lvlOverride w:ilvl="5">
+      <w:startOverride w:val="1"/>
+    </w:lvlOverride>
+    <w:lvlOverride w:ilvl="6">
+      <w:startOverride w:val="1"/>
+    </w:lvlOverride>
+    <w:lvlOverride w:ilvl="7">
+      <w:startOverride w:val="1"/>
+    </w:lvlOverride>
+    <w:lvlOverride w:ilvl="8">
+      <w:startOverride w:val="1"/>
+    </w:lvlOverride>
+  </w:num>
+  <w:num w:numId="1005">
     <w:abstractNumId w:val="99411"/>
     <w:lvlOverride w:ilvl="0">
       <w:startOverride w:val="1"/>

--- a/doc/QNSC_Interrupt_Map_MAS.docx
+++ b/doc/QNSC_Interrupt_Map_MAS.docx
@@ -756,7 +756,7 @@
       <w:r>
         <w:drawing>
           <wp:inline>
-            <wp:extent cx="5727700" cy="5300259"/>
+            <wp:extent cx="5727700" cy="4858571"/>
             <wp:effectExtent b="0" l="0" r="0" t="0"/>
             <wp:docPr descr="INTMAP — 27 sources, one OR per peripheral, 12 wires to the CPU" title="" id="30" name="Picture"/>
             <a:graphic>
@@ -777,7 +777,7 @@
                   <pic:spPr bwMode="auto">
                     <a:xfrm>
                       <a:off x="0" y="0"/>
-                      <a:ext cx="5727700" cy="5300259"/>
+                      <a:ext cx="5727700" cy="4858571"/>
                     </a:xfrm>
                     <a:prstGeom prst="rect">
                       <a:avLst/>

--- a/doc/QNSC_Interrupt_Map_MAS.docx
+++ b/doc/QNSC_Interrupt_Map_MAS.docx
@@ -466,19 +466,46 @@
         <w:t xml:space="preserve"> </w:t>
       </w:r>
       <w:r>
-        <w:t xml:space="preserve">combinational OR tree that does the reduction: it groups the sources of twelve</w:t>
-      </w:r>
-      <w:r>
-        <w:t xml:space="preserve"> </w:t>
-      </w:r>
-      <w:r>
-        <w:t xml:space="preserve">peripherals, in eight blocks, onto the core’s fast interrupt lines, one line per peripheral, and passes</w:t>
-      </w:r>
-      <w:r>
-        <w:t xml:space="preserve"> </w:t>
-      </w:r>
-      <w:r>
-        <w:t xml:space="preserve">the watchdog bark straight through to the non-maskable input.</w:t>
+        <w:t xml:space="preserve">combinational OR tree that does the reduction:</w:t>
+      </w:r>
+      <w:r>
+        <w:t xml:space="preserve"> </w:t>
+      </w:r>
+      <w:r>
+        <w:rPr>
+          <w:b/>
+          <w:bCs/>
+        </w:rPr>
+        <w:t xml:space="preserve">eleven peripherals get one fast</w:t>
+      </w:r>
+      <w:r>
+        <w:rPr>
+          <w:b/>
+          <w:bCs/>
+        </w:rPr>
+        <w:t xml:space="preserve"> </w:t>
+      </w:r>
+      <w:r>
+        <w:rPr>
+          <w:b/>
+          <w:bCs/>
+        </w:rPr>
+        <w:t xml:space="preserve">interrupt line each</w:t>
+      </w:r>
+      <w:r>
+        <w:t xml:space="preserve">, and the twelfth, the watchdog bark, passes straight through to</w:t>
+      </w:r>
+      <w:r>
+        <w:t xml:space="preserve"> </w:t>
+      </w:r>
+      <w:r>
+        <w:t xml:space="preserve">the non-maskable input. A peripheral with several sources is OR-reduced onto its own</w:t>
+      </w:r>
+      <w:r>
+        <w:t xml:space="preserve"> </w:t>
+      </w:r>
+      <w:r>
+        <w:t xml:space="preserve">line; no line is shared between peripherals.</w:t>
       </w:r>
     </w:p>
     <w:p>

--- a/doc/QNSC_Interrupt_Map_MAS.docx
+++ b/doc/QNSC_Interrupt_Map_MAS.docx
@@ -133,7 +133,7 @@
             <w:jc w:val="left"/>
           </w:pPr>
           <w:r>
-            <w:t xml:space="preserve">Table 10-1. Core interrupt inputs tied off</w:t>
+            <w:t xml:space="preserve">Table 10-1. Every interrupt input on the core</w:t>
           </w:r>
         </w:p>
         <w:p>
@@ -5513,13 +5513,13 @@
       </w:tr>
     </w:tbl>
     <w:bookmarkEnd w:id="44"/>
-    <w:bookmarkStart w:id="45" w:name="tie-offs"/>
+    <w:bookmarkStart w:id="45" w:name="every-interrupt-input-on-the-core"/>
     <w:p>
       <w:pPr>
         <w:pStyle w:val="Heading1"/>
       </w:pPr>
       <w:r>
-        <w:t xml:space="preserve">10. Tie-offs</w:t>
+        <w:t xml:space="preserve">10. Every interrupt input on the core</w:t>
       </w:r>
     </w:p>
     <w:p>
@@ -5527,7 +5527,7 @@
         <w:pStyle w:val="Tablecaption0"/>
       </w:pPr>
       <w:r>
-        <w:t xml:space="preserve">Table 10-1. Core interrupt inputs tied off</w:t>
+        <w:t xml:space="preserve">Table 10-1. Every interrupt input on the core</w:t>
       </w:r>
     </w:p>
     <w:tbl>
@@ -5536,12 +5536,13 @@
         <w:tblW w:type="pct" w:w="5000"/>
         <w:tblLayout w:type="fixed"/>
         <w:tblLook w:firstRow="1" w:lastRow="0" w:firstColumn="0" w:lastColumn="0" w:noHBand="0" w:noVBand="0" w:val="0020"/>
-        <w:tblCaption w:val="Core interrupt inputs tied off"/>
+        <w:tblCaption w:val="Every interrupt input on the core"/>
       </w:tblPr>
       <w:tblGrid>
-        <w:gridCol w:w="2640"/>
-        <w:gridCol w:w="2640"/>
-        <w:gridCol w:w="2640"/>
+        <w:gridCol w:w="1827"/>
+        <w:gridCol w:w="2436"/>
+        <w:gridCol w:w="1827"/>
+        <w:gridCol w:w="1827"/>
       </w:tblGrid>
       <w:tr>
         <w:trPr>
@@ -5555,19 +5556,31 @@
               <w:jc w:val="left"/>
             </w:pPr>
             <w:r>
-              <w:t xml:space="preserve">Port</w:t>
-            </w:r>
-          </w:p>
-        </w:tc>
-        <w:tc>
-          <w:tcPr/>
-          <w:p>
-            <w:pPr>
-              <w:pStyle w:val="Compact"/>
-              <w:jc w:val="left"/>
-            </w:pPr>
-            <w:r>
-              <w:t xml:space="preserve">Tied to</w:t>
+              <w:t xml:space="preserve">Core input</w:t>
+            </w:r>
+          </w:p>
+        </w:tc>
+        <w:tc>
+          <w:tcPr/>
+          <w:p>
+            <w:pPr>
+              <w:pStyle w:val="Compact"/>
+              <w:jc w:val="right"/>
+            </w:pPr>
+            <w:r>
+              <w:t xml:space="preserve">Width</w:t>
+            </w:r>
+          </w:p>
+        </w:tc>
+        <w:tc>
+          <w:tcPr/>
+          <w:p>
+            <w:pPr>
+              <w:pStyle w:val="Compact"/>
+              <w:jc w:val="left"/>
+            </w:pPr>
+            <w:r>
+              <w:t xml:space="preserve">Driven by</w:t>
             </w:r>
           </w:p>
         </w:tc>
@@ -5580,6 +5593,86 @@
             </w:pPr>
             <w:r>
               <w:t xml:space="preserve">Why</w:t>
+            </w:r>
+          </w:p>
+        </w:tc>
+      </w:tr>
+      <w:tr>
+        <w:tc>
+          <w:tcPr/>
+          <w:p>
+            <w:pPr>
+              <w:pStyle w:val="Compact"/>
+              <w:jc w:val="left"/>
+            </w:pPr>
+            <w:r>
+              <w:rPr>
+                <w:rStyle w:val="VerbatimChar"/>
+              </w:rPr>
+              <w:t xml:space="preserve">irq_fast_i[10:0]</w:t>
+            </w:r>
+          </w:p>
+        </w:tc>
+        <w:tc>
+          <w:tcPr/>
+          <w:p>
+            <w:pPr>
+              <w:pStyle w:val="Compact"/>
+              <w:jc w:val="right"/>
+            </w:pPr>
+            <w:r>
+              <w:t xml:space="preserve">11</w:t>
+            </w:r>
+          </w:p>
+        </w:tc>
+        <w:tc>
+          <w:tcPr/>
+          <w:p>
+            <w:pPr>
+              <w:pStyle w:val="Compact"/>
+              <w:jc w:val="left"/>
+            </w:pPr>
+            <w:r>
+              <w:rPr>
+                <w:rStyle w:val="VerbatimChar"/>
+                <w:b/>
+                <w:bCs/>
+              </w:rPr>
+              <w:t xml:space="preserve">o_int_fast</w:t>
+            </w:r>
+            <w:r>
+              <w:rPr>
+                <w:b/>
+                <w:bCs/>
+              </w:rPr>
+              <w:t xml:space="preserve">, this block</w:t>
+            </w:r>
+          </w:p>
+        </w:tc>
+        <w:tc>
+          <w:tcPr/>
+          <w:p>
+            <w:pPr>
+              <w:pStyle w:val="Compact"/>
+              <w:jc w:val="left"/>
+            </w:pPr>
+            <w:r>
+              <w:t xml:space="preserve">11 peripherals, one line each,</w:t>
+            </w:r>
+            <w:r>
+              <w:t xml:space="preserve"> </w:t>
+            </w:r>
+            <w:r>
+              <w:rPr>
+                <w:rStyle w:val="VerbatimChar"/>
+              </w:rPr>
+              <w:t xml:space="preserve">mcause</w:t>
+            </w:r>
+            <w:r>
+              <w:t xml:space="preserve"> </w:t>
+            </w:r>
+            <w:r>
+              <w:t xml:space="preserve">16-26</w:t>
             </w:r>
           </w:p>
         </w:tc>
@@ -5605,8 +5698,26 @@
           <w:p>
             <w:pPr>
               <w:pStyle w:val="Compact"/>
-              <w:jc w:val="left"/>
-            </w:pPr>
+              <w:jc w:val="right"/>
+            </w:pPr>
+            <w:r>
+              <w:t xml:space="preserve">4</w:t>
+            </w:r>
+          </w:p>
+        </w:tc>
+        <w:tc>
+          <w:tcPr/>
+          <w:p>
+            <w:pPr>
+              <w:pStyle w:val="Compact"/>
+              <w:jc w:val="left"/>
+            </w:pPr>
+            <w:r>
+              <w:t xml:space="preserve">tied</w:t>
+            </w:r>
+            <w:r>
+              <w:t xml:space="preserve"> </w:t>
+            </w:r>
             <w:r>
               <w:rPr>
                 <w:rStyle w:val="VerbatimChar"/>
@@ -5623,7 +5734,111 @@
               <w:jc w:val="left"/>
             </w:pPr>
             <w:r>
-              <w:t xml:space="preserve">QSOC drives 11 of the 15 lines the core offers</w:t>
+              <w:t xml:space="preserve">spare: QSOC drives 11 of the 15 lines the core offers</w:t>
+            </w:r>
+          </w:p>
+        </w:tc>
+      </w:tr>
+      <w:tr>
+        <w:tc>
+          <w:tcPr/>
+          <w:p>
+            <w:pPr>
+              <w:pStyle w:val="Compact"/>
+              <w:jc w:val="left"/>
+            </w:pPr>
+            <w:r>
+              <w:rPr>
+                <w:rStyle w:val="VerbatimChar"/>
+              </w:rPr>
+              <w:t xml:space="preserve">irq_nm_i</w:t>
+            </w:r>
+          </w:p>
+        </w:tc>
+        <w:tc>
+          <w:tcPr/>
+          <w:p>
+            <w:pPr>
+              <w:pStyle w:val="Compact"/>
+              <w:jc w:val="right"/>
+            </w:pPr>
+            <w:r>
+              <w:t xml:space="preserve">1</w:t>
+            </w:r>
+          </w:p>
+        </w:tc>
+        <w:tc>
+          <w:tcPr/>
+          <w:p>
+            <w:pPr>
+              <w:pStyle w:val="Compact"/>
+              <w:jc w:val="left"/>
+            </w:pPr>
+            <w:r>
+              <w:rPr>
+                <w:rStyle w:val="VerbatimChar"/>
+                <w:b/>
+                <w:bCs/>
+              </w:rPr>
+              <w:t xml:space="preserve">o_int_nm</w:t>
+            </w:r>
+            <w:r>
+              <w:rPr>
+                <w:b/>
+                <w:bCs/>
+              </w:rPr>
+              <w:t xml:space="preserve">, this block</w:t>
+            </w:r>
+          </w:p>
+        </w:tc>
+        <w:tc>
+          <w:tcPr/>
+          <w:p>
+            <w:pPr>
+              <w:pStyle w:val="Compact"/>
+              <w:jc w:val="left"/>
+            </w:pPr>
+            <w:r>
+              <w:t xml:space="preserve">wdt_bark,</w:t>
+            </w:r>
+            <w:r>
+              <w:t xml:space="preserve"> </w:t>
+            </w:r>
+            <w:r>
+              <w:rPr>
+                <w:rStyle w:val="VerbatimChar"/>
+              </w:rPr>
+              <w:t xml:space="preserve">mcause</w:t>
+            </w:r>
+            <w:r>
+              <w:t xml:space="preserve"> </w:t>
+            </w:r>
+            <w:r>
+              <w:t xml:space="preserve">31, outside</w:t>
+            </w:r>
+            <w:r>
+              <w:t xml:space="preserve"> </w:t>
+            </w:r>
+            <w:r>
+              <w:rPr>
+                <w:rStyle w:val="VerbatimChar"/>
+              </w:rPr>
+              <w:t xml:space="preserve">mie</w:t>
+            </w:r>
+            <w:r>
+              <w:t xml:space="preserve"> </w:t>
+            </w:r>
+            <w:r>
+              <w:t xml:space="preserve">and</w:t>
+            </w:r>
+            <w:r>
+              <w:t xml:space="preserve"> </w:t>
+            </w:r>
+            <w:r>
+              <w:rPr>
+                <w:rStyle w:val="VerbatimChar"/>
+              </w:rPr>
+              <w:t xml:space="preserve">mstatus.MIE</w:t>
             </w:r>
           </w:p>
         </w:tc>
@@ -5649,8 +5864,26 @@
           <w:p>
             <w:pPr>
               <w:pStyle w:val="Compact"/>
-              <w:jc w:val="left"/>
-            </w:pPr>
+              <w:jc w:val="right"/>
+            </w:pPr>
+            <w:r>
+              <w:t xml:space="preserve">1</w:t>
+            </w:r>
+          </w:p>
+        </w:tc>
+        <w:tc>
+          <w:tcPr/>
+          <w:p>
+            <w:pPr>
+              <w:pStyle w:val="Compact"/>
+              <w:jc w:val="left"/>
+            </w:pPr>
+            <w:r>
+              <w:t xml:space="preserve">tied</w:t>
+            </w:r>
+            <w:r>
+              <w:t xml:space="preserve"> </w:t>
+            </w:r>
             <w:r>
               <w:rPr>
                 <w:rStyle w:val="VerbatimChar"/>
@@ -5709,8 +5942,26 @@
           <w:p>
             <w:pPr>
               <w:pStyle w:val="Compact"/>
-              <w:jc w:val="left"/>
-            </w:pPr>
+              <w:jc w:val="right"/>
+            </w:pPr>
+            <w:r>
+              <w:t xml:space="preserve">1</w:t>
+            </w:r>
+          </w:p>
+        </w:tc>
+        <w:tc>
+          <w:tcPr/>
+          <w:p>
+            <w:pPr>
+              <w:pStyle w:val="Compact"/>
+              <w:jc w:val="left"/>
+            </w:pPr>
+            <w:r>
+              <w:t xml:space="preserve">tied</w:t>
+            </w:r>
+            <w:r>
+              <w:t xml:space="preserve"> </w:t>
+            </w:r>
             <w:r>
               <w:rPr>
                 <w:rStyle w:val="VerbatimChar"/>
@@ -5811,8 +6062,26 @@
           <w:p>
             <w:pPr>
               <w:pStyle w:val="Compact"/>
-              <w:jc w:val="left"/>
-            </w:pPr>
+              <w:jc w:val="right"/>
+            </w:pPr>
+            <w:r>
+              <w:t xml:space="preserve">1</w:t>
+            </w:r>
+          </w:p>
+        </w:tc>
+        <w:tc>
+          <w:tcPr/>
+          <w:p>
+            <w:pPr>
+              <w:pStyle w:val="Compact"/>
+              <w:jc w:val="left"/>
+            </w:pPr>
+            <w:r>
+              <w:t xml:space="preserve">tied</w:t>
+            </w:r>
+            <w:r>
+              <w:t xml:space="preserve"> </w:t>
+            </w:r>
             <w:r>
               <w:rPr>
                 <w:rStyle w:val="VerbatimChar"/>
@@ -5840,37 +6109,63 @@
         <w:pStyle w:val="BodyText"/>
       </w:pPr>
       <w:r>
-        <w:t xml:space="preserve">These tie-offs are made in</w:t>
-      </w:r>
-      <w:r>
+        <w:rPr>
+          <w:b/>
+          <w:bCs/>
+        </w:rPr>
+        <w:t xml:space="preserve">The tie-offs are made in</w:t>
+      </w:r>
+      <w:r>
+        <w:rPr>
+          <w:b/>
+          <w:bCs/>
+        </w:rPr>
         <w:t xml:space="preserve"> </w:t>
       </w:r>
       <w:r>
         <w:rPr>
           <w:rStyle w:val="VerbatimChar"/>
+          <w:b/>
+          <w:bCs/>
         </w:rPr>
         <w:t xml:space="preserve">design/top</w:t>
       </w:r>
       <w:r>
-        <w:t xml:space="preserve">, not here: this block drives eleven bits</w:t>
-      </w:r>
-      <w:r>
-        <w:t xml:space="preserve"> </w:t>
-      </w:r>
-      <w:r>
-        <w:t xml:space="preserve">and the core’s port is fifteen wide, so the remaining four are tied where the core</w:t>
-      </w:r>
-      <w:r>
-        <w:t xml:space="preserve"> </w:t>
-      </w:r>
-      <w:r>
-        <w:t xml:space="preserve">is instantiated. The rows are in this specification because it is the document that</w:t>
-      </w:r>
-      <w:r>
-        <w:t xml:space="preserve"> </w:t>
-      </w:r>
-      <w:r>
-        <w:t xml:space="preserve">accounts for every interrupt input the core has.</w:t>
+        <w:rPr>
+          <w:b/>
+          <w:bCs/>
+        </w:rPr>
+        <w:t xml:space="preserve">, not here.</w:t>
+      </w:r>
+      <w:r>
+        <w:t xml:space="preserve"> </w:t>
+      </w:r>
+      <w:r>
+        <w:t xml:space="preserve">This block drives twelve of the</w:t>
+      </w:r>
+      <w:r>
+        <w:t xml:space="preserve"> </w:t>
+      </w:r>
+      <w:r>
+        <w:t xml:space="preserve">core’s nineteen interrupt bits – eleven fast plus the NMI – and the other seven are</w:t>
+      </w:r>
+      <w:r>
+        <w:t xml:space="preserve"> </w:t>
+      </w:r>
+      <w:r>
+        <w:t xml:space="preserve">tied where the core is instantiated. The whole table is in this specification because</w:t>
+      </w:r>
+      <w:r>
+        <w:t xml:space="preserve"> </w:t>
+      </w:r>
+      <w:r>
+        <w:t xml:space="preserve">this is the document that accounts for the core’s interrupt boundary, whether a bit is</w:t>
+      </w:r>
+      <w:r>
+        <w:t xml:space="preserve"> </w:t>
+      </w:r>
+      <w:r>
+        <w:t xml:space="preserve">driven from here or tied elsewhere.</w:t>
       </w:r>
     </w:p>
     <w:p>
@@ -7655,6 +7950,60 @@
             </w:pPr>
             <w:r>
               <w:t xml:space="preserve">Section 7.2: data loss first, human time last</w:t>
+            </w:r>
+          </w:p>
+        </w:tc>
+      </w:tr>
+      <w:tr>
+        <w:tc>
+          <w:tcPr/>
+          <w:p>
+            <w:pPr>
+              <w:pStyle w:val="Compact"/>
+              <w:jc w:val="left"/>
+            </w:pPr>
+            <w:r>
+              <w:t xml:space="preserve">Is the non-maskable interrupt missing from the totals and the tie-off table?</w:t>
+            </w:r>
+          </w:p>
+        </w:tc>
+        <w:tc>
+          <w:tcPr/>
+          <w:p>
+            <w:pPr>
+              <w:pStyle w:val="Compact"/>
+              <w:jc w:val="left"/>
+            </w:pPr>
+            <w:r>
+              <w:t xml:space="preserve">Teacher, 2026-09-23</w:t>
+            </w:r>
+          </w:p>
+        </w:tc>
+        <w:tc>
+          <w:tcPr/>
+          <w:p>
+            <w:pPr>
+              <w:pStyle w:val="Compact"/>
+              <w:jc w:val="left"/>
+            </w:pPr>
+            <w:r>
+              <w:t xml:space="preserve">Not from the totals, which count it and reach 27. It</w:t>
+            </w:r>
+            <w:r>
+              <w:t xml:space="preserve"> </w:t>
+            </w:r>
+            <w:r>
+              <w:rPr>
+                <w:b/>
+                <w:bCs/>
+              </w:rPr>
+              <w:t xml:space="preserve">was</w:t>
+            </w:r>
+            <w:r>
+              <w:t xml:space="preserve"> </w:t>
+            </w:r>
+            <w:r>
+              <w:t xml:space="preserve">missing from the tie-off table, which listed only tied inputs while the text claimed to account for every core input. The table now lists all five – section 10</w:t>
             </w:r>
           </w:p>
         </w:tc>

--- a/doc/QNSC_Interrupt_Map_MAS.docx
+++ b/doc/QNSC_Interrupt_Map_MAS.docx
@@ -6371,7 +6371,7 @@
               <w:jc w:val="left"/>
             </w:pPr>
             <w:r>
-              <w:t xml:space="preserve">Watchdog stoppable while</w:t>
+              <w:t xml:space="preserve">Firmware disables the watchdog for a debug session. Ibex does not export</w:t>
             </w:r>
             <w:r>
               <w:t xml:space="preserve"> </w:t>
@@ -6383,38 +6383,19 @@
               <w:t xml:space="preserve">debug_mode</w:t>
             </w:r>
             <w:r>
-              <w:t xml:space="preserve"> </w:t>
-            </w:r>
-            <w:r>
-              <w:t xml:space="preserve">is asserted,</w:t>
-            </w:r>
-            <w:r>
-              <w:t xml:space="preserve"> </w:t>
-            </w:r>
-            <w:r>
-              <w:rPr>
-                <w:b/>
-                <w:bCs/>
-              </w:rPr>
-              <w:t xml:space="preserve">or</w:t>
-            </w:r>
-            <w:r>
-              <w:t xml:space="preserve"> </w:t>
-            </w:r>
-            <w:r>
-              <w:t xml:space="preserve">firmware told to disable it</w:t>
-            </w:r>
-          </w:p>
-        </w:tc>
-        <w:tc>
-          <w:tcPr/>
-          <w:p>
-            <w:pPr>
-              <w:pStyle w:val="Compact"/>
-              <w:jc w:val="left"/>
-            </w:pPr>
-            <w:r>
-              <w:t xml:space="preserve">WDT owner</w:t>
+              <w:t xml:space="preserve">, so the watchdog cannot see a halt</w:t>
+            </w:r>
+          </w:p>
+        </w:tc>
+        <w:tc>
+          <w:tcPr/>
+          <w:p>
+            <w:pPr>
+              <w:pStyle w:val="Compact"/>
+              <w:jc w:val="left"/>
+            </w:pPr>
+            <w:r>
+              <w:t xml:space="preserve">WDT owner, firmware owner</w:t>
             </w:r>
           </w:p>
         </w:tc>

--- a/doc/QNSC_Interrupt_Map_MAS.docx
+++ b/doc/QNSC_Interrupt_Map_MAS.docx
@@ -15,7 +15,7 @@
         <w:pStyle w:val="Subtitle"/>
       </w:pPr>
       <w:r>
-        <w:t xml:space="preserve">MICRO-ARCHITECTURE SPECIFICATION – V2.0</w:t>
+        <w:t xml:space="preserve">MICRO-ARCHITECTURE SPECIFICATION – V2.1</w:t>
       </w:r>
     </w:p>
     <w:p>
@@ -93,7 +93,7 @@
             <w:jc w:val="left"/>
           </w:pPr>
           <w:r>
-            <w:t xml:space="preserve">Table 7-1. Fast interrupt line assignment</w:t>
+            <w:t xml:space="preserve">Table 7-1. Interrupt line assignment</w:t>
           </w:r>
         </w:p>
         <w:p>
@@ -113,7 +113,7 @@
             <w:jc w:val="left"/>
           </w:pPr>
           <w:r>
-            <w:t xml:space="preserve">Table 7-3. How each source recovers a missed pulse</w:t>
+            <w:t xml:space="preserve">Table 7-3. How each source is cleared, and what a missed pulse costs</w:t>
           </w:r>
         </w:p>
         <w:p>
@@ -183,7 +183,7 @@
             <w:jc w:val="left"/>
           </w:pPr>
           <w:r>
-            <w:t xml:space="preserve">Figure 3-1. INTMAP — 27 sources, one OR per peripheral, 12 wires to the CPU</w:t>
+            <w:t xml:space="preserve">Figure 3-1. INTMAP: 5 OR gates and 6 wires onto irq_fast_i[10:0], one wire onto irq_nm_i</w:t>
           </w:r>
         </w:p>
       </w:sdtContent>
@@ -202,55 +202,19 @@
         <w:pStyle w:val="FirstParagraph"/>
       </w:pPr>
       <w:r>
+        <w:t xml:space="preserve">The reasoning behind each change, and the versions before</w:t>
+      </w:r>
+      <w:r>
+        <w:t xml:space="preserve"> </w:t>
+      </w:r>
+      <w:r>
         <w:rPr>
           <w:rStyle w:val="VerbatimChar"/>
         </w:rPr>
         <w:t xml:space="preserve">V2.0</w:t>
       </w:r>
       <w:r>
-        <w:t xml:space="preserve"> </w:t>
-      </w:r>
-      <w:r>
-        <w:t xml:space="preserve">is a rewrite, so the history starts again here. The twenty versions before</w:t>
-      </w:r>
-      <w:r>
-        <w:t xml:space="preserve"> </w:t>
-      </w:r>
-      <w:r>
-        <w:t xml:space="preserve">it,</w:t>
-      </w:r>
-      <w:r>
-        <w:t xml:space="preserve"> </w:t>
-      </w:r>
-      <w:r>
-        <w:rPr>
-          <w:rStyle w:val="VerbatimChar"/>
-        </w:rPr>
-        <w:t xml:space="preserve">V1.0</w:t>
-      </w:r>
-      <w:r>
-        <w:t xml:space="preserve"> </w:t>
-      </w:r>
-      <w:r>
-        <w:t xml:space="preserve">to</w:t>
-      </w:r>
-      <w:r>
-        <w:t xml:space="preserve"> </w:t>
-      </w:r>
-      <w:r>
-        <w:rPr>
-          <w:rStyle w:val="VerbatimChar"/>
-        </w:rPr>
-        <w:t xml:space="preserve">V11.10</w:t>
-      </w:r>
-      <w:r>
-        <w:t xml:space="preserve">, describe a document that no longer exists in this shape;</w:t>
-      </w:r>
-      <w:r>
-        <w:t xml:space="preserve"> </w:t>
-      </w:r>
-      <w:r>
-        <w:t xml:space="preserve">they are listed in full, with the reasoning and the evidence behind each, in</w:t>
+        <w:t xml:space="preserve">, are in</w:t>
       </w:r>
       <w:r>
         <w:t xml:space="preserve"> </w:t>
@@ -429,6 +393,77 @@
           </w:p>
         </w:tc>
       </w:tr>
+      <w:tr>
+        <w:tc>
+          <w:tcPr/>
+          <w:p>
+            <w:pPr>
+              <w:pStyle w:val="Compact"/>
+              <w:jc w:val="left"/>
+            </w:pPr>
+            <w:r>
+              <w:t xml:space="preserve">V2.1</w:t>
+            </w:r>
+          </w:p>
+        </w:tc>
+        <w:tc>
+          <w:tcPr/>
+          <w:p>
+            <w:pPr>
+              <w:pStyle w:val="Compact"/>
+              <w:jc w:val="left"/>
+            </w:pPr>
+            <w:r>
+              <w:t xml:space="preserve">2026-09-24</w:t>
+            </w:r>
+          </w:p>
+        </w:tc>
+        <w:tc>
+          <w:tcPr/>
+          <w:p>
+            <w:pPr>
+              <w:pStyle w:val="Compact"/>
+              <w:jc w:val="left"/>
+            </w:pPr>
+            <w:r>
+              <w:t xml:space="preserve">Nghia VT</w:t>
+            </w:r>
+          </w:p>
+        </w:tc>
+        <w:tc>
+          <w:tcPr/>
+          <w:p>
+            <w:pPr>
+              <w:pStyle w:val="Compact"/>
+              <w:jc w:val="left"/>
+            </w:pPr>
+            <w:r>
+              <w:t xml:space="preserve">–</w:t>
+            </w:r>
+          </w:p>
+        </w:tc>
+        <w:tc>
+          <w:tcPr/>
+          <w:p>
+            <w:pPr>
+              <w:pStyle w:val="Compact"/>
+              <w:jc w:val="left"/>
+            </w:pPr>
+            <w:r>
+              <w:t xml:space="preserve">NMI stated as a wire through the block; source ports, widths and timer shape added; figure redrawn; reasoning moved to</w:t>
+            </w:r>
+            <w:r>
+              <w:t xml:space="preserve"> </w:t>
+            </w:r>
+            <w:r>
+              <w:rPr>
+                <w:rStyle w:val="VerbatimChar"/>
+              </w:rPr>
+              <w:t xml:space="preserve">_DECISIONS</w:t>
+            </w:r>
+          </w:p>
+        </w:tc>
+      </w:tr>
     </w:tbl>
     <w:bookmarkEnd w:id="26"/>
     <w:bookmarkStart w:id="27" w:name="overview"/>
@@ -445,12 +480,6 @@
         <w:pStyle w:val="FirstParagraph"/>
       </w:pPr>
       <w:r>
-        <w:t xml:space="preserve">Twenty-seven interrupt sources reach the CPU as twelve wires.</w:t>
-      </w:r>
-      <w:r>
-        <w:t xml:space="preserve"> </w:t>
-      </w:r>
-      <w:r>
         <w:rPr>
           <w:rStyle w:val="VerbatimChar"/>
         </w:rPr>
@@ -460,13 +489,13 @@
         <w:t xml:space="preserve"> </w:t>
       </w:r>
       <w:r>
-        <w:t xml:space="preserve">is the</w:t>
+        <w:t xml:space="preserve">is a combinational block that connects 27 interrupt sources from 8 blocks</w:t>
       </w:r>
       <w:r>
         <w:t xml:space="preserve"> </w:t>
       </w:r>
       <w:r>
-        <w:t xml:space="preserve">combinational OR tree that does the reduction:</w:t>
+        <w:t xml:space="preserve">to 12 interrupt inputs of the Ibex core. The 26 maskable sources form</w:t>
       </w:r>
       <w:r>
         <w:t xml:space="preserve"> </w:t>
@@ -476,7 +505,7 @@
           <w:b/>
           <w:bCs/>
         </w:rPr>
-        <w:t xml:space="preserve">eleven peripherals get one fast</w:t>
+        <w:t xml:space="preserve">11 source</w:t>
       </w:r>
       <w:r>
         <w:rPr>
@@ -490,22 +519,46 @@
           <w:b/>
           <w:bCs/>
         </w:rPr>
-        <w:t xml:space="preserve">interrupt line each</w:t>
-      </w:r>
-      <w:r>
-        <w:t xml:space="preserve">, and the twelfth, the watchdog bark, passes straight through to</w:t>
+        <w:t xml:space="preserve">groups</w:t>
+      </w:r>
+      <w:r>
+        <w:t xml:space="preserve">; each group drives one fast line</w:t>
       </w:r>
       <w:r>
         <w:t xml:space="preserve"> </w:t>
       </w:r>
       <w:r>
-        <w:t xml:space="preserve">the non-maskable input. A peripheral with several sources is OR-reduced onto its own</w:t>
+        <w:rPr>
+          <w:rStyle w:val="VerbatimChar"/>
+        </w:rPr>
+        <w:t xml:space="preserve">irq_fast_i[n]</w:t>
+      </w:r>
+      <w:r>
+        <w:t xml:space="preserve">, through an OR gate when</w:t>
       </w:r>
       <w:r>
         <w:t xml:space="preserve"> </w:t>
       </w:r>
       <w:r>
-        <w:t xml:space="preserve">line; no line is shared between peripherals.</w:t>
+        <w:t xml:space="preserve">the group has several sources and a wire when it has one. The watchdog bark is a</w:t>
+      </w:r>
+      <w:r>
+        <w:t xml:space="preserve"> </w:t>
+      </w:r>
+      <w:r>
+        <w:t xml:space="preserve">wire to the non-maskable input</w:t>
+      </w:r>
+      <w:r>
+        <w:t xml:space="preserve"> </w:t>
+      </w:r>
+      <w:r>
+        <w:rPr>
+          <w:rStyle w:val="VerbatimChar"/>
+        </w:rPr>
+        <w:t xml:space="preserve">irq_nm_i</w:t>
+      </w:r>
+      <w:r>
+        <w:t xml:space="preserve">.</w:t>
       </w:r>
     </w:p>
     <w:p>
@@ -559,38 +612,6 @@
       </w:r>
       <w:r>
         <w:t xml:space="preserve">, owner Nghia Van Trong.</w:t>
-      </w:r>
-      <w:r>
-        <w:t xml:space="preserve"> </w:t>
-      </w:r>
-      <w:r>
-        <w:t xml:space="preserve">Why the specification says what it says – the two designs that were dropped, the</w:t>
-      </w:r>
-      <w:r>
-        <w:t xml:space="preserve"> </w:t>
-      </w:r>
-      <w:r>
-        <w:t xml:space="preserve">evidence read out of Ibex, how each question closed – is in</w:t>
-      </w:r>
-      <w:r>
-        <w:t xml:space="preserve"> </w:t>
-      </w:r>
-      <w:hyperlink r:id="rId25">
-        <w:r>
-          <w:rPr>
-            <w:rStyle w:val="VerbatimChar"/>
-          </w:rPr>
-          <w:t xml:space="preserve">QNSC_Interrupt_Map_DECISIONS.md</w:t>
-        </w:r>
-      </w:hyperlink>
-      <w:r>
-        <w:t xml:space="preserve">. This file is</w:t>
-      </w:r>
-      <w:r>
-        <w:t xml:space="preserve"> </w:t>
-      </w:r>
-      <w:r>
-        <w:t xml:space="preserve">the contract.</w:t>
       </w:r>
     </w:p>
     <w:bookmarkEnd w:id="27"/>
@@ -613,7 +634,7 @@
         <w:jc w:val="left"/>
       </w:pPr>
       <w:r>
-        <w:t xml:space="preserve">Twenty-seven interrupt sources reduced to</w:t>
+        <w:t xml:space="preserve">27 sources onto</w:t>
       </w:r>
       <w:r>
         <w:t xml:space="preserve"> </w:t>
@@ -623,7 +644,10 @@
           <w:b/>
           <w:bCs/>
         </w:rPr>
-        <w:t xml:space="preserve">eleven fast lines plus one NMI</w:t>
+        <w:t xml:space="preserve">11 fast lines plus one NMI</w:t>
+      </w:r>
+      <w:r>
+        <w:t xml:space="preserve">; 4 fast lines spare, tied 0</w:t>
       </w:r>
     </w:p>
     <w:p>
@@ -640,16 +664,10 @@
           <w:b/>
           <w:bCs/>
         </w:rPr>
-        <w:t xml:space="preserve">One line per peripheral</w:t>
-      </w:r>
-      <w:r>
-        <w:t xml:space="preserve">: a peripheral owns its line and no other block</w:t>
-      </w:r>
-      <w:r>
-        <w:t xml:space="preserve"> </w:t>
-      </w:r>
-      <w:r>
-        <w:t xml:space="preserve">shares it, so a handler never has to ask who interrupted</w:t>
+        <w:t xml:space="preserve">One source group per line</w:t>
+      </w:r>
+      <w:r>
+        <w:t xml:space="preserve">: no line carries sources from two groups</w:t>
       </w:r>
     </w:p>
     <w:p>
@@ -669,13 +687,13 @@
         <w:t xml:space="preserve">Combinational</w:t>
       </w:r>
       <w:r>
-        <w:t xml:space="preserve">: no clock, no reset, no flip-flop, no bus port. The delay</w:t>
+        <w:t xml:space="preserve">: no clock, no reset, no flip-flop, no bus port, no register on</w:t>
       </w:r>
       <w:r>
         <w:t xml:space="preserve"> </w:t>
       </w:r>
       <w:r>
-        <w:t xml:space="preserve">from a source asserting to the core seeing it is one layer of logic</w:t>
+        <w:t xml:space="preserve">any path from input to output</w:t>
       </w:r>
     </w:p>
     <w:p>
@@ -695,7 +713,7 @@
         <w:t xml:space="preserve">Priority is the line index</w:t>
       </w:r>
       <w:r>
-        <w:t xml:space="preserve">, resolved by the core, ordered data-loss-first</w:t>
+        <w:t xml:space="preserve">, resolved by the core, lowest index first</w:t>
       </w:r>
     </w:p>
     <w:p>
@@ -712,13 +730,13 @@
           <w:b/>
           <w:bCs/>
         </w:rPr>
-        <w:t xml:space="preserve">The watchdog bark bypasses the block</w:t>
+        <w:t xml:space="preserve">The watchdog bark is a wire</w:t>
       </w:r>
       <w:r>
         <w:t xml:space="preserve"> </w:t>
       </w:r>
       <w:r>
-        <w:t xml:space="preserve">onto</w:t>
+        <w:t xml:space="preserve">from</w:t>
       </w:r>
       <w:r>
         <w:t xml:space="preserve"> </w:t>
@@ -727,42 +745,25 @@
         <w:rPr>
           <w:rStyle w:val="VerbatimChar"/>
         </w:rPr>
-        <w:t xml:space="preserve">irq_nm_i</w:t>
-      </w:r>
-      <w:r>
-        <w:t xml:space="preserve">, so it survives</w:t>
+        <w:t xml:space="preserve">i_int_wdt_bark</w:t>
       </w:r>
       <w:r>
         <w:t xml:space="preserve"> </w:t>
       </w:r>
       <w:r>
-        <w:t xml:space="preserve">firmware having disabled interrupts</w:t>
-      </w:r>
-    </w:p>
-    <w:p>
-      <w:pPr>
-        <w:pStyle w:val="Compact"/>
-        <w:numPr>
-          <w:ilvl w:val="0"/>
-          <w:numId w:val="1001"/>
-        </w:numPr>
-        <w:jc w:val="left"/>
-      </w:pPr>
+        <w:t xml:space="preserve">to</w:t>
+      </w:r>
+      <w:r>
+        <w:t xml:space="preserve"> </w:t>
+      </w:r>
       <w:r>
         <w:rPr>
-          <w:b/>
-          <w:bCs/>
+          <w:rStyle w:val="VerbatimChar"/>
         </w:rPr>
-        <w:t xml:space="preserve">No state</w:t>
-      </w:r>
-      <w:r>
-        <w:t xml:space="preserve">: nothing to configure, nothing to acknowledge here, and nothing</w:t>
-      </w:r>
-      <w:r>
-        <w:t xml:space="preserve"> </w:t>
-      </w:r>
-      <w:r>
-        <w:t xml:space="preserve">to save or restore across a reset</w:t>
+        <w:t xml:space="preserve">o_int_nm</w:t>
+      </w:r>
+      <w:r>
+        <w:t xml:space="preserve">, never ORed</w:t>
       </w:r>
     </w:p>
     <w:bookmarkEnd w:id="28"/>
@@ -783,9 +784,9 @@
       <w:r>
         <w:drawing>
           <wp:inline>
-            <wp:extent cx="5727700" cy="4858571"/>
+            <wp:extent cx="5727700" cy="5939277"/>
             <wp:effectExtent b="0" l="0" r="0" t="0"/>
-            <wp:docPr descr="INTMAP — 27 sources, one OR per peripheral, 12 wires to the CPU" title="" id="30" name="Picture"/>
+            <wp:docPr descr="INTMAP: 5 OR gates and 6 wires onto irq_fast_i[10:0], one wire onto irq_nm_i" title="" id="30" name="Picture"/>
             <a:graphic>
               <a:graphicData uri="http://schemas.openxmlformats.org/drawingml/2006/picture">
                 <pic:pic>
@@ -804,7 +805,7 @@
                   <pic:spPr bwMode="auto">
                     <a:xfrm>
                       <a:off x="0" y="0"/>
-                      <a:ext cx="5727700" cy="4858571"/>
+                      <a:ext cx="5727700" cy="5939277"/>
                     </a:xfrm>
                     <a:prstGeom prst="rect">
                       <a:avLst/>
@@ -829,7 +830,7 @@
         <w:jc w:val="left"/>
       </w:pPr>
       <w:r>
-        <w:t xml:space="preserve">Figure 3-1. INTMAP — 27 sources, one OR per peripheral, 12 wires to the CPU</w:t>
+        <w:t xml:space="preserve">Figure 3-1. INTMAP: 5 OR gates and 6 wires onto irq_fast_i[10:0], one wire onto irq_nm_i</w:t>
       </w:r>
     </w:p>
     <w:p>
@@ -837,7 +838,19 @@
         <w:pStyle w:val="BodyText"/>
       </w:pPr>
       <w:r>
-        <w:t xml:space="preserve">One combinational layer. No sub-blocks, no clock domain, no reset domain.</w:t>
+        <w:t xml:space="preserve">One combinational layer, no clock, reset or bus port. The tie-offs are in</w:t>
+      </w:r>
+      <w:r>
+        <w:t xml:space="preserve"> </w:t>
+      </w:r>
+      <w:r>
+        <w:rPr>
+          <w:rStyle w:val="VerbatimChar"/>
+        </w:rPr>
+        <w:t xml:space="preserve">design/top</w:t>
+      </w:r>
+      <w:r>
+        <w:t xml:space="preserve">.</w:t>
       </w:r>
     </w:p>
     <w:bookmarkEnd w:id="32"/>
@@ -1023,7 +1036,7 @@
         <w:pStyle w:val="FirstParagraph"/>
       </w:pPr>
       <w:r>
-        <w:t xml:space="preserve">Every port. Naming follows</w:t>
+        <w:t xml:space="preserve">Every port, named per</w:t>
       </w:r>
       <w:r>
         <w:t xml:space="preserve"> </w:t>
@@ -1038,34 +1051,13 @@
         <w:t xml:space="preserve"> </w:t>
       </w:r>
       <w:r>
-        <w:t xml:space="preserve">V1.0 section 3.6,</w:t>
+        <w:t xml:space="preserve">V1.0 section 3.6. The vendor</w:t>
       </w:r>
       <w:r>
         <w:t xml:space="preserve"> </w:t>
       </w:r>
       <w:r>
-        <w:rPr>
-          <w:rStyle w:val="VerbatimChar"/>
-        </w:rPr>
-        <w:t xml:space="preserve">i_int_&lt;source&gt;</w:t>
-      </w:r>
-      <w:r>
-        <w:t xml:space="preserve"> </w:t>
-      </w:r>
-      <w:r>
-        <w:t xml:space="preserve">/</w:t>
-      </w:r>
-      <w:r>
-        <w:t xml:space="preserve"> </w:t>
-      </w:r>
-      <w:r>
-        <w:rPr>
-          <w:rStyle w:val="VerbatimChar"/>
-        </w:rPr>
-        <w:t xml:space="preserve">o_int_&lt;source&gt;</w:t>
-      </w:r>
-      <w:r>
-        <w:t xml:space="preserve">.</w:t>
+        <w:t xml:space="preserve">port behind each input is in the table in 7.2.</w:t>
       </w:r>
     </w:p>
     <w:p>
@@ -1191,16 +1183,7 @@
               <w:jc w:val="left"/>
             </w:pPr>
             <w:r>
-              <w:t xml:space="preserve">DMA completion. Level, held by</w:t>
-            </w:r>
-            <w:r>
-              <w:t xml:space="preserve"> </w:t>
-            </w:r>
-            <w:r>
-              <w:rPr>
-                <w:rStyle w:val="VerbatimChar"/>
-              </w:rPr>
-              <w:t xml:space="preserve">DMA_ISR</w:t>
+              <w:t xml:space="preserve">from DMA</w:t>
             </w:r>
           </w:p>
         </w:tc>
@@ -1253,22 +1236,7 @@
               <w:jc w:val="left"/>
             </w:pPr>
             <w:r>
-              <w:rPr>
-                <w:rStyle w:val="VerbatimChar"/>
-              </w:rPr>
-              <w:t xml:space="preserve">spi_device</w:t>
-            </w:r>
-            <w:r>
-              <w:t xml:space="preserve"> </w:t>
-            </w:r>
-            <w:r>
-              <w:rPr>
-                <w:rStyle w:val="VerbatimChar"/>
-              </w:rPr>
-              <w:t xml:space="preserve">intr_*_o</w:t>
-            </w:r>
-            <w:r>
-              <w:t xml:space="preserve">, in declaration order</w:t>
+              <w:t xml:space="preserve">from SPI device, bits in port declaration order</w:t>
             </w:r>
           </w:p>
         </w:tc>
@@ -1321,16 +1289,7 @@
               <w:jc w:val="left"/>
             </w:pPr>
             <w:r>
-              <w:rPr>
-                <w:rStyle w:val="VerbatimChar"/>
-              </w:rPr>
-              <w:t xml:space="preserve">spi_host</w:t>
-            </w:r>
-            <w:r>
-              <w:t xml:space="preserve"> </w:t>
-            </w:r>
-            <w:r>
-              <w:t xml:space="preserve">error, event</w:t>
+              <w:t xml:space="preserve">from SPI host, bit 0 error, bit 1 event</w:t>
             </w:r>
           </w:p>
         </w:tc>
@@ -1383,7 +1342,7 @@
               <w:jc w:val="left"/>
             </w:pPr>
             <w:r>
-              <w:t xml:space="preserve">I²C</w:t>
+              <w:t xml:space="preserve">from I2C</w:t>
             </w:r>
           </w:p>
         </w:tc>
@@ -1436,22 +1395,7 @@
               <w:jc w:val="left"/>
             </w:pPr>
             <w:r>
-              <w:t xml:space="preserve">UART0. Driven by the IP’s</w:t>
-            </w:r>
-            <w:r>
-              <w:t xml:space="preserve"> </w:t>
-            </w:r>
-            <w:r>
-              <w:rPr>
-                <w:rStyle w:val="VerbatimChar"/>
-              </w:rPr>
-              <w:t xml:space="preserve">INT</w:t>
-            </w:r>
-            <w:r>
-              <w:t xml:space="preserve"> </w:t>
-            </w:r>
-            <w:r>
-              <w:t xml:space="preserve">port</w:t>
+              <w:t xml:space="preserve">from UART0</w:t>
             </w:r>
           </w:p>
         </w:tc>
@@ -1504,7 +1448,7 @@
               <w:jc w:val="left"/>
             </w:pPr>
             <w:r>
-              <w:t xml:space="preserve">UART1</w:t>
+              <w:t xml:space="preserve">from UART1</w:t>
             </w:r>
           </w:p>
         </w:tc>
@@ -1557,7 +1501,7 @@
               <w:jc w:val="left"/>
             </w:pPr>
             <w:r>
-              <w:t xml:space="preserve">TIMER1</w:t>
+              <w:t xml:space="preserve">from TIMER1, bit 0</w:t>
             </w:r>
             <w:r>
               <w:t xml:space="preserve"> </w:t>
@@ -1569,7 +1513,7 @@
               <w:t xml:space="preserve">irq_lo_o</w:t>
             </w:r>
             <w:r>
-              <w:t xml:space="preserve">,</w:t>
+              <w:t xml:space="preserve">, bit 1</w:t>
             </w:r>
             <w:r>
               <w:t xml:space="preserve"> </w:t>
@@ -1631,16 +1575,32 @@
               <w:jc w:val="left"/>
             </w:pPr>
             <w:r>
-              <w:t xml:space="preserve">PWM</w:t>
+              <w:t xml:space="preserve">from PWM, bit</w:t>
             </w:r>
             <w:r>
               <w:t xml:space="preserve"> </w:t>
             </w:r>
             <w:r>
               <w:rPr>
-                <w:rStyle w:val="VerbatimChar"/>
-              </w:rPr>
-              <w:t xml:space="preserve">events_o</w:t>
+                <w:i/>
+                <w:iCs/>
+              </w:rPr>
+              <w:t xml:space="preserve">n</w:t>
+            </w:r>
+            <w:r>
+              <w:t xml:space="preserve"> </w:t>
+            </w:r>
+            <w:r>
+              <w:t xml:space="preserve">=</w:t>
+            </w:r>
+            <w:r>
+              <w:t xml:space="preserve"> </w:t>
+            </w:r>
+            <w:r>
+              <w:rPr>
+                <w:rStyle w:val="VerbatimChar"/>
+              </w:rPr>
+              <w:t xml:space="preserve">events_o[n]</w:t>
             </w:r>
           </w:p>
         </w:tc>
@@ -1693,16 +1653,7 @@
               <w:jc w:val="left"/>
             </w:pPr>
             <w:r>
-              <w:rPr>
-                <w:rStyle w:val="VerbatimChar"/>
-              </w:rPr>
-              <w:t xml:space="preserve">aon_timer</w:t>
-            </w:r>
-            <w:r>
-              <w:t xml:space="preserve"> </w:t>
-            </w:r>
-            <w:r>
-              <w:t xml:space="preserve">wake-up expiry</w:t>
+              <w:t xml:space="preserve">from WDT, wake-up timer</w:t>
             </w:r>
           </w:p>
         </w:tc>
@@ -1755,7 +1706,30 @@
               <w:jc w:val="left"/>
             </w:pPr>
             <w:r>
-              <w:t xml:space="preserve">one per GPIO instance</w:t>
+              <w:t xml:space="preserve">from GPIO0-3, bit</w:t>
+            </w:r>
+            <w:r>
+              <w:t xml:space="preserve"> </w:t>
+            </w:r>
+            <w:r>
+              <w:rPr>
+                <w:i/>
+                <w:iCs/>
+              </w:rPr>
+              <w:t xml:space="preserve">n</w:t>
+            </w:r>
+            <w:r>
+              <w:t xml:space="preserve"> </w:t>
+            </w:r>
+            <w:r>
+              <w:t xml:space="preserve">= GPIO</w:t>
+            </w:r>
+            <w:r>
+              <w:rPr>
+                <w:i/>
+                <w:iCs/>
+              </w:rPr>
+              <w:t xml:space="preserve">n</w:t>
             </w:r>
           </w:p>
         </w:tc>
@@ -1808,22 +1782,7 @@
               <w:jc w:val="left"/>
             </w:pPr>
             <w:r>
-              <w:t xml:space="preserve">TIMER0</w:t>
-            </w:r>
-            <w:r>
-              <w:t xml:space="preserve"> </w:t>
-            </w:r>
-            <w:r>
-              <w:rPr>
-                <w:rStyle w:val="VerbatimChar"/>
-              </w:rPr>
-              <w:t xml:space="preserve">irq_lo_o</w:t>
-            </w:r>
-            <w:r>
-              <w:t xml:space="preserve"> </w:t>
-            </w:r>
-            <w:r>
-              <w:t xml:space="preserve">only — 64-bit mode</w:t>
+              <w:t xml:space="preserve">from TIMER0, 64-bit mode</w:t>
             </w:r>
           </w:p>
         </w:tc>
@@ -1876,19 +1835,7 @@
               <w:jc w:val="left"/>
             </w:pPr>
             <w:r>
-              <w:rPr>
-                <w:rStyle w:val="VerbatimChar"/>
-              </w:rPr>
-              <w:t xml:space="preserve">aon_timer</w:t>
-            </w:r>
-            <w:r>
-              <w:t xml:space="preserve"> </w:t>
-            </w:r>
-            <w:r>
-              <w:rPr>
-                <w:rStyle w:val="VerbatimChar"/>
-              </w:rPr>
-              <w:t xml:space="preserve">nmi_wdog_timer_bark_o</w:t>
+              <w:t xml:space="preserve">from WDT, bark</w:t>
             </w:r>
           </w:p>
         </w:tc>
@@ -2027,7 +1974,7 @@
           <w:b/>
           <w:bCs/>
         </w:rPr>
-        <w:t xml:space="preserve">27 inputs, 12 outputs, and no other ports.</w:t>
+        <w:t xml:space="preserve">27 input bits, 12 output bits, and no other ports.</w:t>
       </w:r>
       <w:r>
         <w:t xml:space="preserve"> </w:t>
@@ -2075,24 +2022,13 @@
         <w:pStyle w:val="FirstParagraph"/>
       </w:pPr>
       <w:r>
-        <w:t xml:space="preserve">None. The block has no address and is not a bus slave, so there is nothing for</w:t>
+        <w:t xml:space="preserve">None. The block has no address and is not a bus slave. Enabling is in the core</w:t>
       </w:r>
       <w:r>
         <w:t xml:space="preserve"> </w:t>
       </w:r>
       <w:r>
-        <w:t xml:space="preserve">software to read or write.</w:t>
-      </w:r>
-    </w:p>
-    <w:p>
-      <w:pPr>
-        <w:pStyle w:val="BodyText"/>
-      </w:pPr>
-      <w:r>
-        <w:t xml:space="preserve">Enabling and masking is done in the core:</w:t>
-      </w:r>
-      <w:r>
-        <w:t xml:space="preserve"> </w:t>
+        <w:t xml:space="preserve">(</w:t>
       </w:r>
       <w:r>
         <w:rPr>
@@ -2104,17 +2040,23 @@
         <w:t xml:space="preserve"> </w:t>
       </w:r>
       <w:r>
-        <w:t xml:space="preserve">bits 16–26 for the fast lines.</w:t>
+        <w:t xml:space="preserve">bits 16-26,</w:t>
       </w:r>
       <w:r>
         <w:t xml:space="preserve"> </w:t>
       </w:r>
       <w:r>
-        <w:t xml:space="preserve">Acknowledging is done at each peripheral’s own status register.</w:t>
+        <w:rPr>
+          <w:rStyle w:val="VerbatimChar"/>
+        </w:rPr>
+        <w:t xml:space="preserve">mstatus.MIE</w:t>
+      </w:r>
+      <w:r>
+        <w:t xml:space="preserve">); clearing is at each source (7.4).</w:t>
       </w:r>
     </w:p>
     <w:bookmarkEnd w:id="35"/>
-    <w:bookmarkStart w:id="42" w:name="functional-behaviour"/>
+    <w:bookmarkStart w:id="41" w:name="functional-behaviour"/>
     <w:p>
       <w:pPr>
         <w:pStyle w:val="Heading1"/>
@@ -2123,13 +2065,13 @@
         <w:t xml:space="preserve">7. Functional behaviour</w:t>
       </w:r>
     </w:p>
-    <w:bookmarkStart w:id="36" w:name="one-or-gate-per-peripheral"/>
+    <w:bookmarkStart w:id="36" w:name="one-or-gate-per-multi-source-group"/>
     <w:p>
       <w:pPr>
         <w:pStyle w:val="Heading2"/>
       </w:pPr>
       <w:r>
-        <w:t xml:space="preserve">7.1 One OR gate per peripheral</w:t>
+        <w:t xml:space="preserve">7.1 One OR gate per multi-source group</w:t>
       </w:r>
     </w:p>
     <w:p>
@@ -2452,13 +2394,7 @@
         <w:pStyle w:val="FirstParagraph"/>
       </w:pPr>
       <w:r>
-        <w:t xml:space="preserve">A peripheral with one source is wired straight through; one with several is</w:t>
-      </w:r>
-      <w:r>
-        <w:t xml:space="preserve"> </w:t>
-      </w:r>
-      <w:r>
-        <w:t xml:space="preserve">OR-reduced.</w:t>
+        <w:t xml:space="preserve">Five outputs are OR reductions and seven are wires.</w:t>
       </w:r>
       <w:r>
         <w:t xml:space="preserve"> </w:t>
@@ -2471,13 +2407,13 @@
         <w:t xml:space="preserve">Zero flip-flops</w:t>
       </w:r>
       <w:r>
-        <w:t xml:space="preserve">, so the delay from a source asserting to the core</w:t>
+        <w:t xml:space="preserve">: every</w:t>
       </w:r>
       <w:r>
         <w:t xml:space="preserve"> </w:t>
       </w:r>
       <w:r>
-        <w:t xml:space="preserve">seeing it is combinational.</w:t>
+        <w:t xml:space="preserve">output follows its inputs combinationally, with no cycle of delay.</w:t>
       </w:r>
     </w:p>
     <w:bookmarkEnd w:id="36"/>
@@ -2505,95 +2441,6 @@
         <w:t xml:space="preserve"> </w:t>
       </w:r>
       <w:r>
-        <w:t xml:space="preserve">is the index of the wire in</w:t>
-      </w:r>
-      <w:r>
-        <w:t xml:space="preserve"> </w:t>
-      </w:r>
-      <w:r>
-        <w:rPr>
-          <w:rStyle w:val="VerbatimChar"/>
-        </w:rPr>
-        <w:t xml:space="preserve">irq_fast_i[14:0]</w:t>
-      </w:r>
-      <w:r>
-        <w:t xml:space="preserve">, the fifteen-bit input</w:t>
-      </w:r>
-      <w:r>
-        <w:t xml:space="preserve"> </w:t>
-      </w:r>
-      <w:r>
-        <w:t xml:space="preserve">port on the core. Line 3 means</w:t>
-      </w:r>
-      <w:r>
-        <w:t xml:space="preserve"> </w:t>
-      </w:r>
-      <w:r>
-        <w:rPr>
-          <w:rStyle w:val="VerbatimChar"/>
-        </w:rPr>
-        <w:t xml:space="preserve">irq_fast_i[3]</w:t>
-      </w:r>
-      <w:r>
-        <w:t xml:space="preserve">, nothing more. The index</w:t>
-      </w:r>
-      <w:r>
-        <w:t xml:space="preserve"> </w:t>
-      </w:r>
-      <w:r>
-        <w:rPr>
-          <w:b/>
-          <w:bCs/>
-        </w:rPr>
-        <w:t xml:space="preserve">is</w:t>
-      </w:r>
-      <w:r>
-        <w:t xml:space="preserve"> </w:t>
-      </w:r>
-      <w:r>
-        <w:t xml:space="preserve">the</w:t>
-      </w:r>
-      <w:r>
-        <w:t xml:space="preserve"> </w:t>
-      </w:r>
-      <w:r>
-        <w:t xml:space="preserve">priority: Ibex resolves the lowest index first, so this table fixes the default</w:t>
-      </w:r>
-      <w:r>
-        <w:t xml:space="preserve"> </w:t>
-      </w:r>
-      <w:r>
-        <w:t xml:space="preserve">priority order as well as the wiring, and changing it requires re-synthesis.</w:t>
-      </w:r>
-    </w:p>
-    <w:p>
-      <w:pPr>
-        <w:pStyle w:val="BodyText"/>
-      </w:pPr>
-      <w:r>
-        <w:rPr>
-          <w:rStyle w:val="VerbatimChar"/>
-          <w:b/>
-          <w:bCs/>
-        </w:rPr>
-        <w:t xml:space="preserve">mcause</w:t>
-      </w:r>
-      <w:r>
-        <w:t xml:space="preserve"> </w:t>
-      </w:r>
-      <w:r>
-        <w:t xml:space="preserve">is the CSR the core writes when it traps, so firmware can read it and</w:t>
-      </w:r>
-      <w:r>
-        <w:t xml:space="preserve"> </w:t>
-      </w:r>
-      <w:r>
-        <w:t xml:space="preserve">find out why. For fast line</w:t>
-      </w:r>
-      <w:r>
-        <w:t xml:space="preserve"> </w:t>
-      </w:r>
-      <w:r>
         <w:rPr>
           <w:i/>
           <w:iCs/>
@@ -2604,7 +2451,59 @@
         <w:t xml:space="preserve"> </w:t>
       </w:r>
       <w:r>
-        <w:t xml:space="preserve">the value is</w:t>
+        <w:t xml:space="preserve">is the wire</w:t>
+      </w:r>
+      <w:r>
+        <w:t xml:space="preserve"> </w:t>
+      </w:r>
+      <w:r>
+        <w:rPr>
+          <w:rStyle w:val="VerbatimChar"/>
+        </w:rPr>
+        <w:t xml:space="preserve">irq_fast_i[n]</w:t>
+      </w:r>
+      <w:r>
+        <w:t xml:space="preserve">. Ibex takes the lowest pending index</w:t>
+      </w:r>
+      <w:r>
+        <w:t xml:space="preserve"> </w:t>
+      </w:r>
+      <w:r>
+        <w:t xml:space="preserve">first, so the line order is the priority order; changing it is a re-synthesis.</w:t>
+      </w:r>
+      <w:r>
+        <w:t xml:space="preserve"> </w:t>
+      </w:r>
+      <w:r>
+        <w:t xml:space="preserve">For line</w:t>
+      </w:r>
+      <w:r>
+        <w:t xml:space="preserve"> </w:t>
+      </w:r>
+      <w:r>
+        <w:rPr>
+          <w:i/>
+          <w:iCs/>
+        </w:rPr>
+        <w:t xml:space="preserve">n</w:t>
+      </w:r>
+      <w:r>
+        <w:t xml:space="preserve">,</w:t>
+      </w:r>
+      <w:r>
+        <w:t xml:space="preserve"> </w:t>
+      </w:r>
+      <w:r>
+        <w:rPr>
+          <w:rStyle w:val="VerbatimChar"/>
+        </w:rPr>
+        <w:t xml:space="preserve">mcause</w:t>
+      </w:r>
+      <w:r>
+        <w:t xml:space="preserve"> </w:t>
+      </w:r>
+      <w:r>
+        <w:t xml:space="preserve">=</w:t>
       </w:r>
       <w:r>
         <w:t xml:space="preserve"> </w:t>
@@ -2616,34 +2515,10 @@
         <w:t xml:space="preserve">16 + n</w:t>
       </w:r>
       <w:r>
-        <w:t xml:space="preserve">, because Ibex maps</w:t>
+        <w:t xml:space="preserve">, equal to the</w:t>
       </w:r>
       <w:r>
         <w:t xml:space="preserve"> </w:t>
-      </w:r>
-      <w:r>
-        <w:rPr>
-          <w:rStyle w:val="VerbatimChar"/>
-        </w:rPr>
-        <w:t xml:space="preserve">irq_fast_i</w:t>
-      </w:r>
-      <w:r>
-        <w:t xml:space="preserve"> </w:t>
-      </w:r>
-      <w:r>
-        <w:t xml:space="preserve">onto</w:t>
-      </w:r>
-      <w:r>
-        <w:t xml:space="preserve"> </w:t>
-      </w:r>
-      <w:r>
-        <w:rPr>
-          <w:rStyle w:val="VerbatimChar"/>
-        </w:rPr>
-        <w:t xml:space="preserve">mip</w:t>
-      </w:r>
-      <w:r>
-        <w:t xml:space="preserve">/</w:t>
       </w:r>
       <w:r>
         <w:rPr>
@@ -2655,7 +2530,13 @@
         <w:t xml:space="preserve"> </w:t>
       </w:r>
       <w:r>
-        <w:t xml:space="preserve">bits 16 to 30 (</w:t>
+        <w:t xml:space="preserve">bit that enables it</w:t>
+      </w:r>
+      <w:r>
+        <w:t xml:space="preserve"> </w:t>
+      </w:r>
+      <w:r>
+        <w:t xml:space="preserve">(</w:t>
       </w:r>
       <w:r>
         <w:rPr>
@@ -2676,82 +2557,7 @@
         <w:t xml:space="preserve">CSR_MFIX_BIT_LOW = 16</w:t>
       </w:r>
       <w:r>
-        <w:t xml:space="preserve">). It is the same number as the</w:t>
-      </w:r>
-      <w:r>
-        <w:t xml:space="preserve"> </w:t>
-      </w:r>
-      <w:r>
-        <w:rPr>
-          <w:rStyle w:val="VerbatimChar"/>
-        </w:rPr>
-        <w:t xml:space="preserve">mie</w:t>
-      </w:r>
-      <w:r>
-        <w:t xml:space="preserve"> </w:t>
-      </w:r>
-      <w:r>
-        <w:t xml:space="preserve">bit that enables the</w:t>
-      </w:r>
-      <w:r>
-        <w:t xml:space="preserve"> </w:t>
-      </w:r>
-      <w:r>
-        <w:t xml:space="preserve">line, so one number serves both purposes: write</w:t>
-      </w:r>
-      <w:r>
-        <w:t xml:space="preserve"> </w:t>
-      </w:r>
-      <w:r>
-        <w:rPr>
-          <w:rStyle w:val="VerbatimChar"/>
-        </w:rPr>
-        <w:t xml:space="preserve">mie</w:t>
-      </w:r>
-      <w:r>
-        <w:t xml:space="preserve"> </w:t>
-      </w:r>
-      <w:r>
-        <w:t xml:space="preserve">bit 20 to enable UART0, and</w:t>
-      </w:r>
-      <w:r>
-        <w:t xml:space="preserve"> </w:t>
-      </w:r>
-      <w:r>
-        <w:t xml:space="preserve">read</w:t>
-      </w:r>
-      <w:r>
-        <w:t xml:space="preserve"> </w:t>
-      </w:r>
-      <w:r>
-        <w:rPr>
-          <w:rStyle w:val="VerbatimChar"/>
-        </w:rPr>
-        <w:t xml:space="preserve">mcause</w:t>
-      </w:r>
-      <w:r>
-        <w:t xml:space="preserve"> </w:t>
-      </w:r>
-      <w:r>
-        <w:t xml:space="preserve">20 to learn UART0 was what interrupted.</w:t>
-      </w:r>
-    </w:p>
-    <w:p>
-      <w:pPr>
-        <w:pStyle w:val="BodyText"/>
-      </w:pPr>
-      <w:r>
-        <w:rPr>
-          <w:b/>
-          <w:bCs/>
-        </w:rPr>
-        <w:t xml:space="preserve">Vector</w:t>
-      </w:r>
-      <w:r>
-        <w:t xml:space="preserve"> </w:t>
-      </w:r>
-      <w:r>
-        <w:t xml:space="preserve">is where the core jumps.</w:t>
+        <w:t xml:space="preserve">).</w:t>
       </w:r>
       <w:r>
         <w:t xml:space="preserve"> </w:t>
@@ -2766,13 +2572,13 @@
         <w:t xml:space="preserve"> </w:t>
       </w:r>
       <w:r>
-        <w:t xml:space="preserve">is permanently vectored, so the</w:t>
+        <w:t xml:space="preserve">is always in vectored mode, so</w:t>
       </w:r>
       <w:r>
         <w:t xml:space="preserve"> </w:t>
       </w:r>
       <w:r>
-        <w:t xml:space="preserve">address is</w:t>
+        <w:t xml:space="preserve">the core jumps to</w:t>
       </w:r>
       <w:r>
         <w:t xml:space="preserve"> </w:t>
@@ -2784,16 +2590,13 @@
         <w:t xml:space="preserve">mtvec + 4 * mcause</w:t>
       </w:r>
       <w:r>
+        <w:t xml:space="preserve">. No register is read and no bus</w:t>
+      </w:r>
+      <w:r>
         <w:t xml:space="preserve"> </w:t>
       </w:r>
       <w:r>
-        <w:t xml:space="preserve">– the core reaches the peripheral’s handler</w:t>
-      </w:r>
-      <w:r>
-        <w:t xml:space="preserve"> </w:t>
-      </w:r>
-      <w:r>
-        <w:t xml:space="preserve">directly, with no dispatch code and no register read on the way.</w:t>
+        <w:t xml:space="preserve">transaction occurs on the interrupt path.</w:t>
       </w:r>
     </w:p>
     <w:p>
@@ -2801,24 +2604,26 @@
         <w:pStyle w:val="Tablecaption0"/>
       </w:pPr>
       <w:r>
-        <w:t xml:space="preserve">Table 7-1. Fast interrupt line assignment</w:t>
+        <w:t xml:space="preserve">Table 7-1. Interrupt line assignment</w:t>
       </w:r>
     </w:p>
     <w:tbl>
       <w:tblPr>
         <w:tblStyle w:val="TableGrid"/>
-        <w:tblW w:type="auto" w:w="0"/>
+        <w:tblW w:type="pct" w:w="5000"/>
+        <w:tblLayout w:type="fixed"/>
         <w:tblLook w:firstRow="1" w:lastRow="0" w:firstColumn="0" w:lastColumn="0" w:noHBand="0" w:noVBand="0" w:val="0020"/>
-        <w:tblCaption w:val="Fast interrupt line assignment"/>
+        <w:tblCaption w:val="Interrupt line assignment"/>
       </w:tblPr>
       <w:tblGrid>
-        <w:gridCol w:w="1131"/>
-        <w:gridCol w:w="1131"/>
-        <w:gridCol w:w="1131"/>
-        <w:gridCol w:w="1131"/>
-        <w:gridCol w:w="1131"/>
-        <w:gridCol w:w="1131"/>
-        <w:gridCol w:w="1131"/>
+        <w:gridCol w:w="1173"/>
+        <w:gridCol w:w="880"/>
+        <w:gridCol w:w="1173"/>
+        <w:gridCol w:w="880"/>
+        <w:gridCol w:w="880"/>
+        <w:gridCol w:w="880"/>
+        <w:gridCol w:w="1173"/>
+        <w:gridCol w:w="880"/>
       </w:tblGrid>
       <w:tr>
         <w:trPr>
@@ -2880,7 +2685,19 @@
               <w:jc w:val="left"/>
             </w:pPr>
             <w:r>
-              <w:t xml:space="preserve">Peripheral</w:t>
+              <w:t xml:space="preserve">INTMAP input</w:t>
+            </w:r>
+          </w:p>
+        </w:tc>
+        <w:tc>
+          <w:tcPr/>
+          <w:p>
+            <w:pPr>
+              <w:pStyle w:val="Compact"/>
+              <w:jc w:val="left"/>
+            </w:pPr>
+            <w:r>
+              <w:t xml:space="preserve">Source port</w:t>
             </w:r>
           </w:p>
         </w:tc>
@@ -2892,7 +2709,7 @@
               <w:jc w:val="right"/>
             </w:pPr>
             <w:r>
-              <w:t xml:space="preserve">Sources</w:t>
+              <w:t xml:space="preserve">Width</w:t>
             </w:r>
           </w:p>
         </w:tc>
@@ -2972,7 +2789,25 @@
               <w:jc w:val="left"/>
             </w:pPr>
             <w:r>
-              <w:t xml:space="preserve">dma</w:t>
+              <w:rPr>
+                <w:rStyle w:val="VerbatimChar"/>
+              </w:rPr>
+              <w:t xml:space="preserve">i_int_dma</w:t>
+            </w:r>
+          </w:p>
+        </w:tc>
+        <w:tc>
+          <w:tcPr/>
+          <w:p>
+            <w:pPr>
+              <w:pStyle w:val="Compact"/>
+              <w:jc w:val="left"/>
+            </w:pPr>
+            <w:r>
+              <w:rPr>
+                <w:rStyle w:val="VerbatimChar"/>
+              </w:rPr>
+              <w:t xml:space="preserve">dma_irq_o</w:t>
             </w:r>
           </w:p>
         </w:tc>
@@ -3064,7 +2899,31 @@
               <w:jc w:val="left"/>
             </w:pPr>
             <w:r>
-              <w:t xml:space="preserve">spi_device</w:t>
+              <w:rPr>
+                <w:rStyle w:val="VerbatimChar"/>
+              </w:rPr>
+              <w:t xml:space="preserve">i_int_spi_device</w:t>
+            </w:r>
+          </w:p>
+        </w:tc>
+        <w:tc>
+          <w:tcPr/>
+          <w:p>
+            <w:pPr>
+              <w:pStyle w:val="Compact"/>
+              <w:jc w:val="left"/>
+            </w:pPr>
+            <w:r>
+              <w:rPr>
+                <w:rStyle w:val="VerbatimChar"/>
+              </w:rPr>
+              <w:t xml:space="preserve">intr_*_o</w:t>
+            </w:r>
+            <w:r>
+              <w:t xml:space="preserve"> </w:t>
+            </w:r>
+            <w:r>
+              <w:t xml:space="preserve">×8</w:t>
             </w:r>
           </w:p>
         </w:tc>
@@ -3156,7 +3015,37 @@
               <w:jc w:val="left"/>
             </w:pPr>
             <w:r>
-              <w:t xml:space="preserve">spi_host</w:t>
+              <w:rPr>
+                <w:rStyle w:val="VerbatimChar"/>
+              </w:rPr>
+              <w:t xml:space="preserve">i_int_spi_host</w:t>
+            </w:r>
+          </w:p>
+        </w:tc>
+        <w:tc>
+          <w:tcPr/>
+          <w:p>
+            <w:pPr>
+              <w:pStyle w:val="Compact"/>
+              <w:jc w:val="left"/>
+            </w:pPr>
+            <w:r>
+              <w:rPr>
+                <w:rStyle w:val="VerbatimChar"/>
+              </w:rPr>
+              <w:t xml:space="preserve">intr_error_o</w:t>
+            </w:r>
+            <w:r>
+              <w:t xml:space="preserve">,</w:t>
+            </w:r>
+            <w:r>
+              <w:t xml:space="preserve"> </w:t>
+            </w:r>
+            <w:r>
+              <w:rPr>
+                <w:rStyle w:val="VerbatimChar"/>
+              </w:rPr>
+              <w:t xml:space="preserve">intr_spi_event_o</w:t>
             </w:r>
           </w:p>
         </w:tc>
@@ -3248,7 +3137,25 @@
               <w:jc w:val="left"/>
             </w:pPr>
             <w:r>
-              <w:t xml:space="preserve">i2c</w:t>
+              <w:rPr>
+                <w:rStyle w:val="VerbatimChar"/>
+              </w:rPr>
+              <w:t xml:space="preserve">i_int_i2c</w:t>
+            </w:r>
+          </w:p>
+        </w:tc>
+        <w:tc>
+          <w:tcPr/>
+          <w:p>
+            <w:pPr>
+              <w:pStyle w:val="Compact"/>
+              <w:jc w:val="left"/>
+            </w:pPr>
+            <w:r>
+              <w:rPr>
+                <w:rStyle w:val="VerbatimChar"/>
+              </w:rPr>
+              <w:t xml:space="preserve">interrupt_o</w:t>
             </w:r>
           </w:p>
         </w:tc>
@@ -3340,7 +3247,25 @@
               <w:jc w:val="left"/>
             </w:pPr>
             <w:r>
-              <w:t xml:space="preserve">uart_0</w:t>
+              <w:rPr>
+                <w:rStyle w:val="VerbatimChar"/>
+              </w:rPr>
+              <w:t xml:space="preserve">i_int_uart_0</w:t>
+            </w:r>
+          </w:p>
+        </w:tc>
+        <w:tc>
+          <w:tcPr/>
+          <w:p>
+            <w:pPr>
+              <w:pStyle w:val="Compact"/>
+              <w:jc w:val="left"/>
+            </w:pPr>
+            <w:r>
+              <w:rPr>
+                <w:rStyle w:val="VerbatimChar"/>
+              </w:rPr>
+              <w:t xml:space="preserve">INT</w:t>
             </w:r>
           </w:p>
         </w:tc>
@@ -3432,7 +3357,25 @@
               <w:jc w:val="left"/>
             </w:pPr>
             <w:r>
-              <w:t xml:space="preserve">uart_1</w:t>
+              <w:rPr>
+                <w:rStyle w:val="VerbatimChar"/>
+              </w:rPr>
+              <w:t xml:space="preserve">i_int_uart_1</w:t>
+            </w:r>
+          </w:p>
+        </w:tc>
+        <w:tc>
+          <w:tcPr/>
+          <w:p>
+            <w:pPr>
+              <w:pStyle w:val="Compact"/>
+              <w:jc w:val="left"/>
+            </w:pPr>
+            <w:r>
+              <w:rPr>
+                <w:rStyle w:val="VerbatimChar"/>
+              </w:rPr>
+              <w:t xml:space="preserve">INT</w:t>
             </w:r>
           </w:p>
         </w:tc>
@@ -3524,7 +3467,37 @@
               <w:jc w:val="left"/>
             </w:pPr>
             <w:r>
-              <w:t xml:space="preserve">timer_1</w:t>
+              <w:rPr>
+                <w:rStyle w:val="VerbatimChar"/>
+              </w:rPr>
+              <w:t xml:space="preserve">i_int_timer_1</w:t>
+            </w:r>
+          </w:p>
+        </w:tc>
+        <w:tc>
+          <w:tcPr/>
+          <w:p>
+            <w:pPr>
+              <w:pStyle w:val="Compact"/>
+              <w:jc w:val="left"/>
+            </w:pPr>
+            <w:r>
+              <w:rPr>
+                <w:rStyle w:val="VerbatimChar"/>
+              </w:rPr>
+              <w:t xml:space="preserve">irq_lo_o</w:t>
+            </w:r>
+            <w:r>
+              <w:t xml:space="preserve">,</w:t>
+            </w:r>
+            <w:r>
+              <w:t xml:space="preserve"> </w:t>
+            </w:r>
+            <w:r>
+              <w:rPr>
+                <w:rStyle w:val="VerbatimChar"/>
+              </w:rPr>
+              <w:t xml:space="preserve">irq_hi_o</w:t>
             </w:r>
           </w:p>
         </w:tc>
@@ -3548,7 +3521,7 @@
               <w:jc w:val="left"/>
             </w:pPr>
             <w:r>
-              <w:t xml:space="preserve">pulse</w:t>
+              <w:t xml:space="preserve">pulse; level in one-shot with prescaler or ref clock</w:t>
             </w:r>
           </w:p>
         </w:tc>
@@ -3616,7 +3589,25 @@
               <w:jc w:val="left"/>
             </w:pPr>
             <w:r>
-              <w:t xml:space="preserve">pwm</w:t>
+              <w:rPr>
+                <w:rStyle w:val="VerbatimChar"/>
+              </w:rPr>
+              <w:t xml:space="preserve">i_int_pwm</w:t>
+            </w:r>
+          </w:p>
+        </w:tc>
+        <w:tc>
+          <w:tcPr/>
+          <w:p>
+            <w:pPr>
+              <w:pStyle w:val="Compact"/>
+              <w:jc w:val="left"/>
+            </w:pPr>
+            <w:r>
+              <w:rPr>
+                <w:rStyle w:val="VerbatimChar"/>
+              </w:rPr>
+              <w:t xml:space="preserve">events_o[3:0]</w:t>
             </w:r>
           </w:p>
         </w:tc>
@@ -3708,7 +3699,25 @@
               <w:jc w:val="left"/>
             </w:pPr>
             <w:r>
-              <w:t xml:space="preserve">wdt_wakeup</w:t>
+              <w:rPr>
+                <w:rStyle w:val="VerbatimChar"/>
+              </w:rPr>
+              <w:t xml:space="preserve">i_int_wdt_wakeup</w:t>
+            </w:r>
+          </w:p>
+        </w:tc>
+        <w:tc>
+          <w:tcPr/>
+          <w:p>
+            <w:pPr>
+              <w:pStyle w:val="Compact"/>
+              <w:jc w:val="left"/>
+            </w:pPr>
+            <w:r>
+              <w:rPr>
+                <w:rStyle w:val="VerbatimChar"/>
+              </w:rPr>
+              <w:t xml:space="preserve">intr_wkup_timer_expired_o</w:t>
             </w:r>
           </w:p>
         </w:tc>
@@ -3800,7 +3809,31 @@
               <w:jc w:val="left"/>
             </w:pPr>
             <w:r>
-              <w:t xml:space="preserve">gpio</w:t>
+              <w:rPr>
+                <w:rStyle w:val="VerbatimChar"/>
+              </w:rPr>
+              <w:t xml:space="preserve">i_int_gpio</w:t>
+            </w:r>
+          </w:p>
+        </w:tc>
+        <w:tc>
+          <w:tcPr/>
+          <w:p>
+            <w:pPr>
+              <w:pStyle w:val="Compact"/>
+              <w:jc w:val="left"/>
+            </w:pPr>
+            <w:r>
+              <w:rPr>
+                <w:rStyle w:val="VerbatimChar"/>
+              </w:rPr>
+              <w:t xml:space="preserve">interrupt</w:t>
+            </w:r>
+            <w:r>
+              <w:t xml:space="preserve"> </w:t>
+            </w:r>
+            <w:r>
+              <w:t xml:space="preserve">×4</w:t>
             </w:r>
           </w:p>
         </w:tc>
@@ -3892,7 +3925,25 @@
               <w:jc w:val="left"/>
             </w:pPr>
             <w:r>
-              <w:t xml:space="preserve">timer_0</w:t>
+              <w:rPr>
+                <w:rStyle w:val="VerbatimChar"/>
+              </w:rPr>
+              <w:t xml:space="preserve">i_int_timer_0</w:t>
+            </w:r>
+          </w:p>
+        </w:tc>
+        <w:tc>
+          <w:tcPr/>
+          <w:p>
+            <w:pPr>
+              <w:pStyle w:val="Compact"/>
+              <w:jc w:val="left"/>
+            </w:pPr>
+            <w:r>
+              <w:rPr>
+                <w:rStyle w:val="VerbatimChar"/>
+              </w:rPr>
+              <w:t xml:space="preserve">irq_lo_o</w:t>
             </w:r>
           </w:p>
         </w:tc>
@@ -3916,7 +3967,7 @@
               <w:jc w:val="left"/>
             </w:pPr>
             <w:r>
-              <w:t xml:space="preserve">pulse</w:t>
+              <w:t xml:space="preserve">pulse; level in one-shot with prescaler or ref clock</w:t>
             </w:r>
           </w:p>
         </w:tc>
@@ -3981,7 +4032,28 @@
               <w:jc w:val="left"/>
             </w:pPr>
             <w:r>
-              <w:t xml:space="preserve">spare, tied to 0</w:t>
+              <w:t xml:space="preserve">tied 0 in</w:t>
+            </w:r>
+            <w:r>
+              <w:t xml:space="preserve"> </w:t>
+            </w:r>
+            <w:r>
+              <w:rPr>
+                <w:rStyle w:val="VerbatimChar"/>
+              </w:rPr>
+              <w:t xml:space="preserve">design/top</w:t>
+            </w:r>
+          </w:p>
+        </w:tc>
+        <w:tc>
+          <w:tcPr/>
+          <w:p>
+            <w:pPr>
+              <w:pStyle w:val="Compact"/>
+              <w:jc w:val="left"/>
+            </w:pPr>
+            <w:r>
+              <w:t xml:space="preserve">–</w:t>
             </w:r>
           </w:p>
         </w:tc>
@@ -4078,10 +4150,26 @@
             </w:pPr>
             <w:r>
               <w:rPr>
+                <w:rStyle w:val="VerbatimChar"/>
                 <w:b/>
                 <w:bCs/>
               </w:rPr>
-              <w:t xml:space="preserve">wdt_bark</w:t>
+              <w:t xml:space="preserve">i_int_wdt_bark</w:t>
+            </w:r>
+          </w:p>
+        </w:tc>
+        <w:tc>
+          <w:tcPr/>
+          <w:p>
+            <w:pPr>
+              <w:pStyle w:val="Compact"/>
+              <w:jc w:val="left"/>
+            </w:pPr>
+            <w:r>
+              <w:rPr>
+                <w:rStyle w:val="VerbatimChar"/>
+              </w:rPr>
+              <w:t xml:space="preserve">nmi_wdog_timer_bark_o</w:t>
             </w:r>
           </w:p>
         </w:tc>
@@ -4166,7 +4254,7 @@
               <w:jc w:val="left"/>
             </w:pPr>
             <w:r>
-              <w:t xml:space="preserve">Sources aggregated onto fast lines</w:t>
+              <w:t xml:space="preserve">Sources ORed onto fast lines</w:t>
             </w:r>
           </w:p>
         </w:tc>
@@ -4252,7 +4340,7 @@
               <w:jc w:val="left"/>
             </w:pPr>
             <w:r>
-              <w:t xml:space="preserve">Fast lines driven</w:t>
+              <w:t xml:space="preserve">Source blocks (DMA, SPI, I2C, UART, TIMER, PWM, WDT, GPIO)</w:t>
             </w:r>
           </w:p>
         </w:tc>
@@ -4264,7 +4352,7 @@
               <w:jc w:val="right"/>
             </w:pPr>
             <w:r>
-              <w:t xml:space="preserve">11</w:t>
+              <w:t xml:space="preserve">8</w:t>
             </w:r>
           </w:p>
         </w:tc>
@@ -4278,7 +4366,7 @@
               <w:jc w:val="left"/>
             </w:pPr>
             <w:r>
-              <w:t xml:space="preserve">Fast lines Ibex provides</w:t>
+              <w:t xml:space="preserve">Sources that pulse</w:t>
             </w:r>
           </w:p>
         </w:tc>
@@ -4290,7 +4378,7 @@
               <w:jc w:val="right"/>
             </w:pPr>
             <w:r>
-              <w:t xml:space="preserve">15</w:t>
+              <w:t xml:space="preserve">11</w:t>
             </w:r>
           </w:p>
         </w:tc>
@@ -4304,6 +4392,58 @@
               <w:jc w:val="left"/>
             </w:pPr>
             <w:r>
+              <w:t xml:space="preserve">Fast lines driven</w:t>
+            </w:r>
+          </w:p>
+        </w:tc>
+        <w:tc>
+          <w:tcPr/>
+          <w:p>
+            <w:pPr>
+              <w:pStyle w:val="Compact"/>
+              <w:jc w:val="right"/>
+            </w:pPr>
+            <w:r>
+              <w:t xml:space="preserve">11</w:t>
+            </w:r>
+          </w:p>
+        </w:tc>
+      </w:tr>
+      <w:tr>
+        <w:tc>
+          <w:tcPr/>
+          <w:p>
+            <w:pPr>
+              <w:pStyle w:val="Compact"/>
+              <w:jc w:val="left"/>
+            </w:pPr>
+            <w:r>
+              <w:t xml:space="preserve">Fast lines Ibex provides</w:t>
+            </w:r>
+          </w:p>
+        </w:tc>
+        <w:tc>
+          <w:tcPr/>
+          <w:p>
+            <w:pPr>
+              <w:pStyle w:val="Compact"/>
+              <w:jc w:val="right"/>
+            </w:pPr>
+            <w:r>
+              <w:t xml:space="preserve">15</w:t>
+            </w:r>
+          </w:p>
+        </w:tc>
+      </w:tr>
+      <w:tr>
+        <w:tc>
+          <w:tcPr/>
+          <w:p>
+            <w:pPr>
+              <w:pStyle w:val="Compact"/>
+              <w:jc w:val="left"/>
+            </w:pPr>
+            <w:r>
               <w:t xml:space="preserve">Fast lines spare</w:t>
             </w:r>
           </w:p>
@@ -4322,188 +4462,35 @@
         </w:tc>
       </w:tr>
     </w:tbl>
+    <w:bookmarkEnd w:id="37"/>
+    <w:bookmarkStart w:id="38" w:name="the-nmi-is-a-wire-through-this-block"/>
     <w:p>
       <w:pPr>
-        <w:pStyle w:val="BodyText"/>
-      </w:pPr>
-      <w:r>
-        <w:t xml:space="preserve">Order follows one rule:</w:t>
-      </w:r>
-      <w:r>
-        <w:t xml:space="preserve"> </w:t>
-      </w:r>
-      <w:r>
-        <w:rPr>
-          <w:b/>
-          <w:bCs/>
-        </w:rPr>
-        <w:t xml:space="preserve">data loss first, human time last.</w:t>
-      </w:r>
-      <w:r>
-        <w:t xml:space="preserve"> </w:t>
-      </w:r>
-      <w:r>
-        <w:t xml:space="preserve">A missed SPI or UART</w:t>
-      </w:r>
-      <w:r>
-        <w:t xml:space="preserve"> </w:t>
-      </w:r>
-      <w:r>
-        <w:t xml:space="preserve">event loses a byte that cannot be recovered; a missed timer tick arrives again next</w:t>
-      </w:r>
-      <w:r>
-        <w:t xml:space="preserve"> </w:t>
-      </w:r>
-      <w:r>
-        <w:t xml:space="preserve">period. DMA takes line 0 because the rest of the system waits on a transfer</w:t>
-      </w:r>
-      <w:r>
-        <w:t xml:space="preserve"> </w:t>
-      </w:r>
-      <w:r>
-        <w:t xml:space="preserve">completing.</w:t>
-      </w:r>
-    </w:p>
-    <w:bookmarkEnd w:id="37"/>
-    <w:bookmarkStart w:id="38" w:name="X15705b84463ad13b4d316df2afd1a3dbce4807c"/>
-    <w:p>
-      <w:pPr>
         <w:pStyle w:val="Heading2"/>
       </w:pPr>
       <w:r>
-        <w:t xml:space="preserve">7.3 The core identifies the source, not a register</w:t>
+        <w:t xml:space="preserve">7.3 The NMI is a wire through this block</w:t>
       </w:r>
     </w:p>
     <w:p>
       <w:pPr>
         <w:pStyle w:val="FirstParagraph"/>
       </w:pPr>
-      <w:r>
-        <w:t xml:space="preserve">Fast line</w:t>
-      </w:r>
-      <w:r>
-        <w:t xml:space="preserve"> </w:t>
-      </w:r>
-      <w:r>
-        <w:rPr>
-          <w:i/>
-          <w:iCs/>
-        </w:rPr>
-        <w:t xml:space="preserve">n</w:t>
-      </w:r>
-      <w:r>
-        <w:t xml:space="preserve"> </w:t>
-      </w:r>
-      <w:r>
-        <w:t xml:space="preserve">raises</w:t>
-      </w:r>
-      <w:r>
-        <w:t xml:space="preserve"> </w:t>
-      </w:r>
       <w:r>
         <w:rPr>
           <w:rStyle w:val="VerbatimChar"/>
         </w:rPr>
-        <w:t xml:space="preserve">mcause</w:t>
+        <w:t xml:space="preserve">o_int_nm</w:t>
       </w:r>
       <w:r>
         <w:t xml:space="preserve"> </w:t>
       </w:r>
       <w:r>
-        <w:rPr>
-          <w:rStyle w:val="VerbatimChar"/>
-        </w:rPr>
-        <w:t xml:space="preserve">16 + n</w:t>
-      </w:r>
-      <w:r>
-        <w:t xml:space="preserve">, and Ibex is permanently in vectored mode,</w:t>
+        <w:t xml:space="preserve">equals</w:t>
       </w:r>
       <w:r>
         <w:t xml:space="preserve"> </w:t>
       </w:r>
-      <w:r>
-        <w:t xml:space="preserve">so the trap address is</w:t>
-      </w:r>
-      <w:r>
-        <w:t xml:space="preserve"> </w:t>
-      </w:r>
-      <w:r>
-        <w:rPr>
-          <w:rStyle w:val="VerbatimChar"/>
-        </w:rPr>
-        <w:t xml:space="preserve">mtvec + 4 × mcause</w:t>
-      </w:r>
-      <w:r>
-        <w:t xml:space="preserve">. The core therefore enters the</w:t>
-      </w:r>
-      <w:r>
-        <w:t xml:space="preserve"> </w:t>
-      </w:r>
-      <w:r>
-        <w:t xml:space="preserve">peripheral’s own handler directly.</w:t>
-      </w:r>
-      <w:r>
-        <w:t xml:space="preserve"> </w:t>
-      </w:r>
-      <w:r>
-        <w:rPr>
-          <w:b/>
-          <w:bCs/>
-        </w:rPr>
-        <w:t xml:space="preserve">No claim register is read and no bus</w:t>
-      </w:r>
-      <w:r>
-        <w:rPr>
-          <w:b/>
-          <w:bCs/>
-        </w:rPr>
-        <w:t xml:space="preserve"> </w:t>
-      </w:r>
-      <w:r>
-        <w:rPr>
-          <w:b/>
-          <w:bCs/>
-        </w:rPr>
-        <w:t xml:space="preserve">transaction occurs on the interrupt path.</w:t>
-      </w:r>
-    </w:p>
-    <w:p>
-      <w:pPr>
-        <w:pStyle w:val="BodyText"/>
-      </w:pPr>
-      <w:r>
-        <w:rPr>
-          <w:rStyle w:val="VerbatimChar"/>
-        </w:rPr>
-        <w:t xml:space="preserve">mcause</w:t>
-      </w:r>
-      <w:r>
-        <w:t xml:space="preserve"> </w:t>
-      </w:r>
-      <w:r>
-        <w:t xml:space="preserve">16 and above is platform-use space in the RISC-V privileged</w:t>
-      </w:r>
-      <w:r>
-        <w:t xml:space="preserve"> </w:t>
-      </w:r>
-      <w:r>
-        <w:t xml:space="preserve">specification, so this numbering is a local convention the specification permits.</w:t>
-      </w:r>
-    </w:p>
-    <w:bookmarkEnd w:id="38"/>
-    <w:bookmarkStart w:id="39" w:name="the-nmi-bypasses-this-block"/>
-    <w:p>
-      <w:pPr>
-        <w:pStyle w:val="Heading2"/>
-      </w:pPr>
-      <w:r>
-        <w:t xml:space="preserve">7.4 The NMI bypasses this block</w:t>
-      </w:r>
-    </w:p>
-    <w:p>
-      <w:pPr>
-        <w:pStyle w:val="FirstParagraph"/>
-      </w:pPr>
       <w:r>
         <w:rPr>
           <w:rStyle w:val="VerbatimChar"/>
@@ -4514,7 +4501,13 @@
         <w:t xml:space="preserve"> </w:t>
       </w:r>
       <w:r>
-        <w:t xml:space="preserve">goes to</w:t>
+        <w:t xml:space="preserve">and depends on no other input; no fast line</w:t>
+      </w:r>
+      <w:r>
+        <w:t xml:space="preserve"> </w:t>
+      </w:r>
+      <w:r>
+        <w:t xml:space="preserve">depends on</w:t>
       </w:r>
       <w:r>
         <w:t xml:space="preserve"> </w:t>
@@ -4523,19 +4516,10 @@
         <w:rPr>
           <w:rStyle w:val="VerbatimChar"/>
         </w:rPr>
-        <w:t xml:space="preserve">o_int_nm</w:t>
-      </w:r>
-      <w:r>
-        <w:t xml:space="preserve"> </w:t>
-      </w:r>
-      <w:r>
-        <w:t xml:space="preserve">unmodified. The bark must reach the core even</w:t>
-      </w:r>
-      <w:r>
-        <w:t xml:space="preserve"> </w:t>
-      </w:r>
-      <w:r>
-        <w:t xml:space="preserve">if firmware has hung with interrupts disabled, and</w:t>
+        <w:t xml:space="preserve">i_int_wdt_bark</w:t>
+      </w:r>
+      <w:r>
+        <w:t xml:space="preserve">.</w:t>
       </w:r>
       <w:r>
         <w:t xml:space="preserve"> </w:t>
@@ -4550,7 +4534,7 @@
         <w:t xml:space="preserve"> </w:t>
       </w:r>
       <w:r>
-        <w:t xml:space="preserve">is outside</w:t>
+        <w:t xml:space="preserve">is not masked by</w:t>
       </w:r>
       <w:r>
         <w:t xml:space="preserve"> </w:t>
@@ -4565,7 +4549,7 @@
         <w:t xml:space="preserve"> </w:t>
       </w:r>
       <w:r>
-        <w:t xml:space="preserve">and</w:t>
+        <w:t xml:space="preserve">or</w:t>
       </w:r>
       <w:r>
         <w:t xml:space="preserve"> </w:t>
@@ -4579,13 +4563,11 @@
       <w:r>
         <w:t xml:space="preserve">.</w:t>
       </w:r>
-    </w:p>
-    <w:p>
-      <w:pPr>
-        <w:pStyle w:val="BodyText"/>
-      </w:pPr>
-      <w:r>
-        <w:t xml:space="preserve">Ibex ignores the NMI in Debug Mode. A bark raised while</w:t>
+      <w:r>
+        <w:t xml:space="preserve"> </w:t>
+      </w:r>
+      <w:r>
+        <w:t xml:space="preserve">Ibex ignores</w:t>
       </w:r>
       <w:r>
         <w:t xml:space="preserve"> </w:t>
@@ -4594,50 +4576,41 @@
         <w:rPr>
           <w:rStyle w:val="VerbatimChar"/>
         </w:rPr>
-        <w:t xml:space="preserve">SYSDBG</w:t>
+        <w:t xml:space="preserve">irq_nm_i</w:t>
       </w:r>
       <w:r>
         <w:t xml:space="preserve"> </w:t>
       </w:r>
       <w:r>
-        <w:t xml:space="preserve">has the core</w:t>
+        <w:t xml:space="preserve">in Debug Mode; the bark is a held level, so it traps</w:t>
       </w:r>
       <w:r>
         <w:t xml:space="preserve"> </w:t>
       </w:r>
       <w:r>
-        <w:t xml:space="preserve">halted therefore traps on resume, not when it occurs — and only because</w:t>
-      </w:r>
-      <w:r>
-        <w:t xml:space="preserve"> </w:t>
-      </w:r>
-      <w:r>
-        <w:rPr>
-          <w:rStyle w:val="VerbatimChar"/>
-        </w:rPr>
-        <w:t xml:space="preserve">aon_timer</w:t>
-      </w:r>
-      <w:r>
-        <w:t xml:space="preserve"> </w:t>
-      </w:r>
-      <w:r>
-        <w:t xml:space="preserve">holds the bark as a level.</w:t>
+        <w:t xml:space="preserve">after the core resumes.</w:t>
       </w:r>
     </w:p>
-    <w:bookmarkEnd w:id="39"/>
-    <w:bookmarkStart w:id="40" w:name="Xd91e5a1c70d8f55def3a88ed9113b6f4ce7105b"/>
+    <w:bookmarkEnd w:id="38"/>
+    <w:bookmarkStart w:id="39" w:name="X4b3b4f9190774c1d1cad42b371bb7c3b5a7eb75"/>
     <w:p>
       <w:pPr>
         <w:pStyle w:val="Heading2"/>
       </w:pPr>
       <w:r>
-        <w:t xml:space="preserve">7.5 A pulse can be missed, and what that costs</w:t>
+        <w:t xml:space="preserve">7.4 A missed pulse, and how each source is cleared</w:t>
       </w:r>
     </w:p>
     <w:p>
       <w:pPr>
         <w:pStyle w:val="FirstParagraph"/>
       </w:pPr>
+      <w:r>
+        <w:t xml:space="preserve">Ibex’s</w:t>
+      </w:r>
+      <w:r>
+        <w:t xml:space="preserve"> </w:t>
+      </w:r>
       <w:r>
         <w:rPr>
           <w:rStyle w:val="VerbatimChar"/>
@@ -4648,10 +4621,7 @@
         <w:t xml:space="preserve"> </w:t>
       </w:r>
       <w:r>
-        <w:t xml:space="preserve">in Ibex is combinational:</w:t>
-      </w:r>
-      <w:r>
-        <w:t xml:space="preserve"> </w:t>
+        <w:t xml:space="preserve">is combinational (</w:t>
       </w:r>
       <w:r>
         <w:rPr>
@@ -4660,13 +4630,13 @@
         <w:t xml:space="preserve">assign mip.irq_fast = irq_fast_i</w:t>
       </w:r>
       <w:r>
-        <w:t xml:space="preserve">. The core</w:t>
+        <w:t xml:space="preserve">) and this block</w:t>
       </w:r>
       <w:r>
         <w:t xml:space="preserve"> </w:t>
       </w:r>
       <w:r>
-        <w:t xml:space="preserve">latches nothing, and neither does this block. A one-cycle pulse arriving while</w:t>
+        <w:t xml:space="preserve">latches nothing, so a pulse that ends while</w:t>
       </w:r>
       <w:r>
         <w:t xml:space="preserve"> </w:t>
@@ -4681,42 +4651,36 @@
         <w:t xml:space="preserve"> </w:t>
       </w:r>
       <w:r>
-        <w:t xml:space="preserve">is clear is therefore</w:t>
+        <w:t xml:space="preserve">(clear inside any</w:t>
       </w:r>
       <w:r>
         <w:t xml:space="preserve"> </w:t>
       </w:r>
       <w:r>
+        <w:t xml:space="preserve">handler) or the</w:t>
+      </w:r>
+      <w:r>
+        <w:t xml:space="preserve"> </w:t>
+      </w:r>
+      <w:r>
         <w:rPr>
-          <w:b/>
-          <w:bCs/>
+          <w:rStyle w:val="VerbatimChar"/>
         </w:rPr>
-        <w:t xml:space="preserve">not seen</w:t>
-      </w:r>
-      <w:r>
-        <w:t xml:space="preserve">.</w:t>
+        <w:t xml:space="preserve">mie</w:t>
+      </w:r>
+      <w:r>
+        <w:t xml:space="preserve"> </w:t>
+      </w:r>
+      <w:r>
+        <w:t xml:space="preserve">bit is clear, or in Debug Mode, raises no trap.</w:t>
       </w:r>
     </w:p>
     <w:p>
       <w:pPr>
-        <w:pStyle w:val="BodyText"/>
-      </w:pPr>
-      <w:r>
-        <w:t xml:space="preserve">That costs an interrupt but not information, because every source either holds its</w:t>
-      </w:r>
-      <w:r>
-        <w:t xml:space="preserve"> </w:t>
-      </w:r>
-      <w:r>
-        <w:t xml:space="preserve">line or keeps a record:</w:t>
-      </w:r>
-    </w:p>
-    <w:p>
-      <w:pPr>
         <w:pStyle w:val="Tablecaption0"/>
       </w:pPr>
       <w:r>
-        <w:t xml:space="preserve">Table 7-3. How each source recovers a missed pulse</w:t>
+        <w:t xml:space="preserve">Table 7-3. How each source is cleared, and what a missed pulse costs</w:t>
       </w:r>
     </w:p>
     <w:tbl>
@@ -4725,12 +4689,13 @@
         <w:tblW w:type="pct" w:w="5000"/>
         <w:tblLayout w:type="fixed"/>
         <w:tblLook w:firstRow="1" w:lastRow="0" w:firstColumn="0" w:lastColumn="0" w:noHBand="0" w:noVBand="0" w:val="0020"/>
-        <w:tblCaption w:val="How each source recovers a missed pulse"/>
+        <w:tblCaption w:val="How each source is cleared, and what a missed pulse costs"/>
       </w:tblPr>
       <w:tblGrid>
-        <w:gridCol w:w="2640"/>
-        <w:gridCol w:w="2640"/>
-        <w:gridCol w:w="2640"/>
+        <w:gridCol w:w="1980"/>
+        <w:gridCol w:w="1980"/>
+        <w:gridCol w:w="1980"/>
+        <w:gridCol w:w="1980"/>
       </w:tblGrid>
       <w:tr>
         <w:trPr>
@@ -4768,7 +4733,19 @@
               <w:jc w:val="left"/>
             </w:pPr>
             <w:r>
-              <w:t xml:space="preserve">Recovery</w:t>
+              <w:t xml:space="preserve">Cleared by</w:t>
+            </w:r>
+          </w:p>
+        </w:tc>
+        <w:tc>
+          <w:tcPr/>
+          <w:p>
+            <w:pPr>
+              <w:pStyle w:val="Compact"/>
+              <w:jc w:val="left"/>
+            </w:pPr>
+            <w:r>
+              <w:t xml:space="preserve">A missed pulse</w:t>
             </w:r>
           </w:p>
         </w:tc>
@@ -4806,7 +4783,7 @@
               <w:jc w:val="left"/>
             </w:pPr>
             <w:r>
-              <w:t xml:space="preserve">held by</w:t>
+              <w:t xml:space="preserve">W1C</w:t>
             </w:r>
             <w:r>
               <w:t xml:space="preserve"> </w:t>
@@ -4817,8 +4794,17 @@
               </w:rPr>
               <w:t xml:space="preserve">DMA_ISR</w:t>
             </w:r>
-            <w:r>
-              <w:t xml:space="preserve">, write-1-to-clear</w:t>
+          </w:p>
+        </w:tc>
+        <w:tc>
+          <w:tcPr/>
+          <w:p>
+            <w:pPr>
+              <w:pStyle w:val="Compact"/>
+              <w:jc w:val="left"/>
+            </w:pPr>
+            <w:r>
+              <w:t xml:space="preserve">–</w:t>
             </w:r>
           </w:p>
         </w:tc>
@@ -4832,7 +4818,7 @@
               <w:jc w:val="left"/>
             </w:pPr>
             <w:r>
-              <w:t xml:space="preserve">SPI ×2, I²C, UART ×2, WDT wake-up</w:t>
+              <w:t xml:space="preserve">SPI device, SPI host</w:t>
             </w:r>
           </w:p>
         </w:tc>
@@ -4856,7 +4842,28 @@
               <w:jc w:val="left"/>
             </w:pPr>
             <w:r>
-              <w:t xml:space="preserve">held until the handler clears it</w:t>
+              <w:t xml:space="preserve">W1C</w:t>
+            </w:r>
+            <w:r>
+              <w:t xml:space="preserve"> </w:t>
+            </w:r>
+            <w:r>
+              <w:rPr>
+                <w:rStyle w:val="VerbatimChar"/>
+              </w:rPr>
+              <w:t xml:space="preserve">INTR_STATE</w:t>
+            </w:r>
+          </w:p>
+        </w:tc>
+        <w:tc>
+          <w:tcPr/>
+          <w:p>
+            <w:pPr>
+              <w:pStyle w:val="Compact"/>
+              <w:jc w:val="left"/>
+            </w:pPr>
+            <w:r>
+              <w:t xml:space="preserve">–</w:t>
             </w:r>
           </w:p>
         </w:tc>
@@ -4870,31 +4877,37 @@
               <w:jc w:val="left"/>
             </w:pPr>
             <w:r>
-              <w:t xml:space="preserve">GPIO</w:t>
-            </w:r>
-          </w:p>
-        </w:tc>
-        <w:tc>
-          <w:tcPr/>
-          <w:p>
-            <w:pPr>
-              <w:pStyle w:val="Compact"/>
-              <w:jc w:val="left"/>
-            </w:pPr>
-            <w:r>
-              <w:t xml:space="preserve">pulse</w:t>
-            </w:r>
-          </w:p>
-        </w:tc>
-        <w:tc>
-          <w:tcPr/>
-          <w:p>
-            <w:pPr>
-              <w:pStyle w:val="Compact"/>
-              <w:jc w:val="left"/>
-            </w:pPr>
-            <w:r>
-              <w:t xml:space="preserve">which pin fired is in the instance’s own</w:t>
+              <w:t xml:space="preserve">I2C</w:t>
+            </w:r>
+          </w:p>
+        </w:tc>
+        <w:tc>
+          <w:tcPr/>
+          <w:p>
+            <w:pPr>
+              <w:pStyle w:val="Compact"/>
+              <w:jc w:val="left"/>
+            </w:pPr>
+            <w:r>
+              <w:t xml:space="preserve">level</w:t>
+            </w:r>
+          </w:p>
+        </w:tc>
+        <w:tc>
+          <w:tcPr/>
+          <w:p>
+            <w:pPr>
+              <w:pStyle w:val="Compact"/>
+              <w:jc w:val="left"/>
+            </w:pPr>
+            <w:r>
+              <w:rPr>
+                <w:rStyle w:val="VerbatimChar"/>
+              </w:rPr>
+              <w:t xml:space="preserve">IACK</w:t>
+            </w:r>
+            <w:r>
+              <w:t xml:space="preserve">, bit 0 of</w:t>
             </w:r>
             <w:r>
               <w:t xml:space="preserve"> </w:t>
@@ -4903,7 +4916,19 @@
               <w:rPr>
                 <w:rStyle w:val="VerbatimChar"/>
               </w:rPr>
-              <w:t xml:space="preserve">INTSTATUS</w:t>
+              <w:t xml:space="preserve">CMD</w:t>
+            </w:r>
+          </w:p>
+        </w:tc>
+        <w:tc>
+          <w:tcPr/>
+          <w:p>
+            <w:pPr>
+              <w:pStyle w:val="Compact"/>
+              <w:jc w:val="left"/>
+            </w:pPr>
+            <w:r>
+              <w:t xml:space="preserve">–</w:t>
             </w:r>
           </w:p>
         </w:tc>
@@ -4917,7 +4942,131 @@
               <w:jc w:val="left"/>
             </w:pPr>
             <w:r>
-              <w:t xml:space="preserve">TIMER0, TIMER1, PWM</w:t>
+              <w:t xml:space="preserve">UART0, UART1</w:t>
+            </w:r>
+          </w:p>
+        </w:tc>
+        <w:tc>
+          <w:tcPr/>
+          <w:p>
+            <w:pPr>
+              <w:pStyle w:val="Compact"/>
+              <w:jc w:val="left"/>
+            </w:pPr>
+            <w:r>
+              <w:t xml:space="preserve">level</w:t>
+            </w:r>
+          </w:p>
+        </w:tc>
+        <w:tc>
+          <w:tcPr/>
+          <w:p>
+            <w:pPr>
+              <w:pStyle w:val="Compact"/>
+              <w:jc w:val="left"/>
+            </w:pPr>
+            <w:r>
+              <w:t xml:space="preserve">the 16550 register read that</w:t>
+            </w:r>
+            <w:r>
+              <w:t xml:space="preserve"> </w:t>
+            </w:r>
+            <w:r>
+              <w:rPr>
+                <w:rStyle w:val="VerbatimChar"/>
+              </w:rPr>
+              <w:t xml:space="preserve">IIR</w:t>
+            </w:r>
+            <w:r>
+              <w:t xml:space="preserve"> </w:t>
+            </w:r>
+            <w:r>
+              <w:t xml:space="preserve">names</w:t>
+            </w:r>
+          </w:p>
+        </w:tc>
+        <w:tc>
+          <w:tcPr/>
+          <w:p>
+            <w:pPr>
+              <w:pStyle w:val="Compact"/>
+              <w:jc w:val="left"/>
+            </w:pPr>
+            <w:r>
+              <w:t xml:space="preserve">–</w:t>
+            </w:r>
+          </w:p>
+        </w:tc>
+      </w:tr>
+      <w:tr>
+        <w:tc>
+          <w:tcPr/>
+          <w:p>
+            <w:pPr>
+              <w:pStyle w:val="Compact"/>
+              <w:jc w:val="left"/>
+            </w:pPr>
+            <w:r>
+              <w:t xml:space="preserve">WDT wake-up, WDT bark</w:t>
+            </w:r>
+          </w:p>
+        </w:tc>
+        <w:tc>
+          <w:tcPr/>
+          <w:p>
+            <w:pPr>
+              <w:pStyle w:val="Compact"/>
+              <w:jc w:val="left"/>
+            </w:pPr>
+            <w:r>
+              <w:t xml:space="preserve">level</w:t>
+            </w:r>
+          </w:p>
+        </w:tc>
+        <w:tc>
+          <w:tcPr/>
+          <w:p>
+            <w:pPr>
+              <w:pStyle w:val="Compact"/>
+              <w:jc w:val="left"/>
+            </w:pPr>
+            <w:r>
+              <w:t xml:space="preserve">W1C</w:t>
+            </w:r>
+            <w:r>
+              <w:t xml:space="preserve"> </w:t>
+            </w:r>
+            <w:r>
+              <w:rPr>
+                <w:rStyle w:val="VerbatimChar"/>
+              </w:rPr>
+              <w:t xml:space="preserve">INTR_STATE</w:t>
+            </w:r>
+          </w:p>
+        </w:tc>
+        <w:tc>
+          <w:tcPr/>
+          <w:p>
+            <w:pPr>
+              <w:pStyle w:val="Compact"/>
+              <w:jc w:val="left"/>
+            </w:pPr>
+            <w:r>
+              <w:t xml:space="preserve">–</w:t>
+            </w:r>
+          </w:p>
+        </w:tc>
+      </w:tr>
+      <w:tr>
+        <w:tc>
+          <w:tcPr/>
+          <w:p>
+            <w:pPr>
+              <w:pStyle w:val="Compact"/>
+              <w:jc w:val="left"/>
+            </w:pPr>
+            <w:r>
+              <w:t xml:space="preserve">GPIO0-3</w:t>
             </w:r>
           </w:p>
         </w:tc>
@@ -4941,316 +5090,290 @@
               <w:jc w:val="left"/>
             </w:pPr>
             <w:r>
-              <w:t xml:space="preserve">the event repeats next period</w:t>
+              <w:t xml:space="preserve">nothing;</w:t>
+            </w:r>
+            <w:r>
+              <w:t xml:space="preserve"> </w:t>
+            </w:r>
+            <w:r>
+              <w:rPr>
+                <w:rStyle w:val="VerbatimChar"/>
+              </w:rPr>
+              <w:t xml:space="preserve">INTSTATUS</w:t>
+            </w:r>
+            <w:r>
+              <w:t xml:space="preserve"> </w:t>
+            </w:r>
+            <w:r>
+              <w:t xml:space="preserve">clears on read</w:t>
+            </w:r>
+          </w:p>
+        </w:tc>
+        <w:tc>
+          <w:tcPr/>
+          <w:p>
+            <w:pPr>
+              <w:pStyle w:val="Compact"/>
+              <w:jc w:val="left"/>
+            </w:pPr>
+            <w:r>
+              <w:t xml:space="preserve">lost; the pin stays recorded in</w:t>
+            </w:r>
+            <w:r>
+              <w:t xml:space="preserve"> </w:t>
+            </w:r>
+            <w:r>
+              <w:rPr>
+                <w:rStyle w:val="VerbatimChar"/>
+              </w:rPr>
+              <w:t xml:space="preserve">INTSTATUS</w:t>
+            </w:r>
+          </w:p>
+        </w:tc>
+      </w:tr>
+      <w:tr>
+        <w:tc>
+          <w:tcPr/>
+          <w:p>
+            <w:pPr>
+              <w:pStyle w:val="Compact"/>
+              <w:jc w:val="left"/>
+            </w:pPr>
+            <w:r>
+              <w:t xml:space="preserve">TIMER0, TIMER1</w:t>
+            </w:r>
+          </w:p>
+        </w:tc>
+        <w:tc>
+          <w:tcPr/>
+          <w:p>
+            <w:pPr>
+              <w:pStyle w:val="Compact"/>
+              <w:jc w:val="left"/>
+            </w:pPr>
+            <w:r>
+              <w:t xml:space="preserve">pulse; level in one-shot with prescaler or ref clock</w:t>
+            </w:r>
+          </w:p>
+        </w:tc>
+        <w:tc>
+          <w:tcPr/>
+          <w:p>
+            <w:pPr>
+              <w:pStyle w:val="Compact"/>
+              <w:jc w:val="left"/>
+            </w:pPr>
+            <w:r>
+              <w:t xml:space="preserve">a write to</w:t>
+            </w:r>
+            <w:r>
+              <w:t xml:space="preserve"> </w:t>
+            </w:r>
+            <w:r>
+              <w:rPr>
+                <w:rStyle w:val="VerbatimChar"/>
+              </w:rPr>
+              <w:t xml:space="preserve">TIMER_RESET_LO</w:t>
+            </w:r>
+            <w:r>
+              <w:t xml:space="preserve">/</w:t>
+            </w:r>
+            <w:r>
+              <w:rPr>
+                <w:rStyle w:val="VerbatimChar"/>
+              </w:rPr>
+              <w:t xml:space="preserve">_HI</w:t>
+            </w:r>
+            <w:r>
+              <w:t xml:space="preserve"> </w:t>
+            </w:r>
+            <w:r>
+              <w:t xml:space="preserve">ends the level</w:t>
+            </w:r>
+          </w:p>
+        </w:tc>
+        <w:tc>
+          <w:tcPr/>
+          <w:p>
+            <w:pPr>
+              <w:pStyle w:val="Compact"/>
+              <w:jc w:val="left"/>
+            </w:pPr>
+            <w:r>
+              <w:t xml:space="preserve">lost; the next period raises it again</w:t>
+            </w:r>
+          </w:p>
+        </w:tc>
+      </w:tr>
+      <w:tr>
+        <w:tc>
+          <w:tcPr/>
+          <w:p>
+            <w:pPr>
+              <w:pStyle w:val="Compact"/>
+              <w:jc w:val="left"/>
+            </w:pPr>
+            <w:r>
+              <w:t xml:space="preserve">PWM</w:t>
+            </w:r>
+          </w:p>
+        </w:tc>
+        <w:tc>
+          <w:tcPr/>
+          <w:p>
+            <w:pPr>
+              <w:pStyle w:val="Compact"/>
+              <w:jc w:val="left"/>
+            </w:pPr>
+            <w:r>
+              <w:t xml:space="preserve">pulse</w:t>
+            </w:r>
+          </w:p>
+        </w:tc>
+        <w:tc>
+          <w:tcPr/>
+          <w:p>
+            <w:pPr>
+              <w:pStyle w:val="Compact"/>
+              <w:jc w:val="left"/>
+            </w:pPr>
+            <w:r>
+              <w:t xml:space="preserve">nothing</w:t>
+            </w:r>
+          </w:p>
+        </w:tc>
+        <w:tc>
+          <w:tcPr/>
+          <w:p>
+            <w:pPr>
+              <w:pStyle w:val="Compact"/>
+              <w:jc w:val="left"/>
+            </w:pPr>
+            <w:r>
+              <w:t xml:space="preserve">lost; the next period raises it again</w:t>
             </w:r>
           </w:p>
         </w:tc>
       </w:tr>
     </w:tbl>
+    <w:bookmarkEnd w:id="39"/>
+    <w:bookmarkStart w:id="40" w:name="a-gated-peripheral-holds-its-line"/>
     <w:p>
       <w:pPr>
-        <w:pStyle w:val="BodyText"/>
-      </w:pPr>
+        <w:pStyle w:val="Heading2"/>
+      </w:pPr>
+      <w:r>
+        <w:t xml:space="preserve">7.5 A gated peripheral holds its line</w:t>
+      </w:r>
+    </w:p>
+    <w:p>
+      <w:pPr>
+        <w:pStyle w:val="FirstParagraph"/>
+      </w:pPr>
+      <w:r>
+        <w:t xml:space="preserve">All interrupt sources are in the</w:t>
+      </w:r>
+      <w:r>
+        <w:t xml:space="preserve"> </w:t>
+      </w:r>
+      <w:r>
+        <w:rPr>
+          <w:rStyle w:val="VerbatimChar"/>
+        </w:rPr>
+        <w:t xml:space="preserve">peri</w:t>
+      </w:r>
+      <w:r>
+        <w:t xml:space="preserve"> </w:t>
+      </w:r>
+      <w:r>
+        <w:t xml:space="preserve">cluster, whose clocks</w:t>
+      </w:r>
+      <w:r>
+        <w:t xml:space="preserve"> </w:t>
+      </w:r>
+      <w:r>
+        <w:rPr>
+          <w:rStyle w:val="VerbatimChar"/>
+        </w:rPr>
+        <w:t xml:space="preserve">SCRC</w:t>
+      </w:r>
+      <w:r>
+        <w:t xml:space="preserve"> </w:t>
+      </w:r>
+      <w:r>
+        <w:t xml:space="preserve">stops</w:t>
+      </w:r>
+      <w:r>
+        <w:t xml:space="preserve"> </w:t>
+      </w:r>
+      <w:r>
+        <w:t xml:space="preserve">through</w:t>
+      </w:r>
+      <w:r>
+        <w:t xml:space="preserve"> </w:t>
+      </w:r>
+      <w:r>
+        <w:rPr>
+          <w:rStyle w:val="VerbatimChar"/>
+        </w:rPr>
+        <w:t xml:space="preserve">CLK_EN</w:t>
+      </w:r>
+      <w:r>
+        <w:t xml:space="preserve">. A stopped clock retains flip-flop state, so a peripheral gated</w:t>
+      </w:r>
+      <w:r>
+        <w:t xml:space="preserve"> </w:t>
+      </w:r>
+      <w:r>
+        <w:t xml:space="preserve">with its interrupt asserted keeps its line high, and this block passes it on.</w:t>
+      </w:r>
+      <w:r>
+        <w:t xml:space="preserve"> </w:t>
+      </w:r>
+      <w:r>
+        <w:t xml:space="preserve">Clearing it needs a register write to the gated peripheral, which cannot</w:t>
+      </w:r>
+      <w:r>
+        <w:t xml:space="preserve"> </w:t>
+      </w:r>
+      <w:r>
+        <w:t xml:space="preserve">complete, so the core re-enters that handler while the</w:t>
+      </w:r>
+      <w:r>
+        <w:t xml:space="preserve"> </w:t>
+      </w:r>
+      <w:r>
+        <w:rPr>
+          <w:rStyle w:val="VerbatimChar"/>
+        </w:rPr>
+        <w:t xml:space="preserve">mie</w:t>
+      </w:r>
+      <w:r>
+        <w:t xml:space="preserve"> </w:t>
+      </w:r>
+      <w:r>
+        <w:t xml:space="preserve">bit is set.</w:t>
+      </w:r>
+      <w:r>
+        <w:t xml:space="preserve"> </w:t>
+      </w:r>
       <w:r>
         <w:rPr>
           <w:b/>
           <w:bCs/>
         </w:rPr>
-        <w:t xml:space="preserve">No source destroys information.</w:t>
+        <w:t xml:space="preserve">Firmware clears a peripheral’s interrupt before gating it</w:t>
       </w:r>
       <w:r>
         <w:t xml:space="preserve"> </w:t>
       </w:r>
       <w:r>
-        <w:t xml:space="preserve">This is the condition the design depends on.</w:t>
+        <w:t xml:space="preserve">(11).</w:t>
       </w:r>
     </w:p>
     <w:bookmarkEnd w:id="40"/>
-    <w:bookmarkStart w:id="41" w:name="a-gated-peripheral-holds-its-line"/>
-    <w:p>
-      <w:pPr>
-        <w:pStyle w:val="Heading2"/>
-      </w:pPr>
-      <w:r>
-        <w:t xml:space="preserve">7.6 A gated peripheral holds its line</w:t>
-      </w:r>
-    </w:p>
-    <w:p>
-      <w:pPr>
-        <w:pStyle w:val="FirstParagraph"/>
-      </w:pPr>
-      <w:r>
-        <w:t xml:space="preserve">All ten interrupt-producing peripheral blocks are in the</w:t>
-      </w:r>
-      <w:r>
-        <w:t xml:space="preserve"> </w:t>
-      </w:r>
-      <w:r>
-        <w:rPr>
-          <w:rStyle w:val="VerbatimChar"/>
-          <w:b/>
-          <w:bCs/>
-        </w:rPr>
-        <w:t xml:space="preserve">peri</w:t>
-      </w:r>
-      <w:r>
-        <w:rPr>
-          <w:b/>
-          <w:bCs/>
-        </w:rPr>
-        <w:t xml:space="preserve"> </w:t>
-      </w:r>
-      <w:r>
-        <w:rPr>
-          <w:b/>
-          <w:bCs/>
-        </w:rPr>
-        <w:t xml:space="preserve">cluster</w:t>
-      </w:r>
-      <w:r>
-        <w:t xml:space="preserve">, which</w:t>
-      </w:r>
-      <w:r>
-        <w:t xml:space="preserve"> </w:t>
-      </w:r>
-      <w:r>
-        <w:rPr>
-          <w:rStyle w:val="VerbatimChar"/>
-        </w:rPr>
-        <w:t xml:space="preserve">SCRC</w:t>
-      </w:r>
-      <w:r>
-        <w:t xml:space="preserve"> </w:t>
-      </w:r>
-      <w:r>
-        <w:t xml:space="preserve">may stop through</w:t>
-      </w:r>
-      <w:r>
-        <w:t xml:space="preserve"> </w:t>
-      </w:r>
-      <w:r>
-        <w:rPr>
-          <w:rStyle w:val="VerbatimChar"/>
-        </w:rPr>
-        <w:t xml:space="preserve">CLK_EN</w:t>
-      </w:r>
-      <w:r>
-        <w:t xml:space="preserve">. Stopping a clock</w:t>
-      </w:r>
-      <w:r>
-        <w:t xml:space="preserve"> </w:t>
-      </w:r>
-      <w:r>
-        <w:rPr>
-          <w:b/>
-          <w:bCs/>
-        </w:rPr>
-        <w:t xml:space="preserve">retains flip-flop state</w:t>
-      </w:r>
-      <w:r>
-        <w:t xml:space="preserve">, so a</w:t>
-      </w:r>
-      <w:r>
-        <w:t xml:space="preserve"> </w:t>
-      </w:r>
-      <w:r>
-        <w:t xml:space="preserve">peripheral gated with its status register set</w:t>
-      </w:r>
-      <w:r>
-        <w:t xml:space="preserve"> </w:t>
-      </w:r>
-      <w:r>
-        <w:rPr>
-          <w:b/>
-          <w:bCs/>
-        </w:rPr>
-        <w:t xml:space="preserve">keeps driving its line high</w:t>
-      </w:r>
-      <w:r>
-        <w:t xml:space="preserve">, and</w:t>
-      </w:r>
-      <w:r>
-        <w:t xml:space="preserve"> </w:t>
-      </w:r>
-      <w:r>
-        <w:t xml:space="preserve">this block passes that through – it has no clock of its own to notice with.</w:t>
-      </w:r>
-    </w:p>
-    <w:p>
-      <w:pPr>
-        <w:pStyle w:val="BodyText"/>
-      </w:pPr>
-      <w:r>
-        <w:t xml:space="preserve">The consequence is an order-of-operations rule, not a design change here:</w:t>
-      </w:r>
-    </w:p>
-    <w:p>
-      <w:pPr>
-        <w:pStyle w:val="Compact"/>
-        <w:numPr>
-          <w:ilvl w:val="0"/>
-          <w:numId w:val="1002"/>
-        </w:numPr>
-        <w:jc w:val="left"/>
-      </w:pPr>
-      <w:r>
-        <w:t xml:space="preserve">With</w:t>
-      </w:r>
-      <w:r>
-        <w:t xml:space="preserve"> </w:t>
-      </w:r>
-      <w:r>
-        <w:rPr>
-          <w:rStyle w:val="VerbatimChar"/>
-        </w:rPr>
-        <w:t xml:space="preserve">mie</w:t>
-      </w:r>
-      <w:r>
-        <w:t xml:space="preserve"> </w:t>
-      </w:r>
-      <w:r>
-        <w:t xml:space="preserve">set for that line, the core re-enters the handler for as long as the</w:t>
-      </w:r>
-      <w:r>
-        <w:t xml:space="preserve"> </w:t>
-      </w:r>
-      <w:r>
-        <w:t xml:space="preserve">line is asserted.</w:t>
-      </w:r>
-    </w:p>
-    <w:p>
-      <w:pPr>
-        <w:pStyle w:val="Compact"/>
-        <w:numPr>
-          <w:ilvl w:val="0"/>
-          <w:numId w:val="1002"/>
-        </w:numPr>
-        <w:jc w:val="left"/>
-      </w:pPr>
-      <w:r>
-        <w:t xml:space="preserve">The handler clears the source by writing the peripheral’s status register, and</w:t>
-      </w:r>
-      <w:r>
-        <w:t xml:space="preserve"> </w:t>
-      </w:r>
-      <w:r>
-        <w:t xml:space="preserve">that write needs the peripheral’s clock. Gated, it cannot complete.</w:t>
-      </w:r>
-    </w:p>
-    <w:p>
-      <w:pPr>
-        <w:pStyle w:val="FirstParagraph"/>
-      </w:pPr>
-      <w:r>
-        <w:rPr>
-          <w:b/>
-          <w:bCs/>
-        </w:rPr>
-        <w:t xml:space="preserve">Firmware must clear a peripheral’s interrupt before gating it</w:t>
-      </w:r>
-      <w:r>
-        <w:t xml:space="preserve">, and ungate before</w:t>
-      </w:r>
-      <w:r>
-        <w:t xml:space="preserve"> </w:t>
-      </w:r>
-      <w:r>
-        <w:t xml:space="preserve">attempting to clear one.</w:t>
-      </w:r>
-      <w:r>
-        <w:t xml:space="preserve"> </w:t>
-      </w:r>
-      <w:r>
-        <w:rPr>
-          <w:rStyle w:val="VerbatimChar"/>
-        </w:rPr>
-        <w:t xml:space="preserve">QSOC_HAS</w:t>
-      </w:r>
-      <w:r>
-        <w:t xml:space="preserve"> </w:t>
-      </w:r>
-      <w:r>
-        <w:t xml:space="preserve">already states the analogous rule for PWM in the</w:t>
-      </w:r>
-      <w:r>
-        <w:t xml:space="preserve"> </w:t>
-      </w:r>
-      <w:r>
-        <w:t xml:space="preserve">contract –</w:t>
-      </w:r>
-      <w:r>
-        <w:t xml:space="preserve"> </w:t>
-      </w:r>
-      <w:r>
-        <w:rPr>
-          <w:i/>
-          <w:iCs/>
-        </w:rPr>
-        <w:t xml:space="preserve">never gate a running block</w:t>
-      </w:r>
-      <w:r>
-        <w:t xml:space="preserve">, because</w:t>
-      </w:r>
-      <w:r>
-        <w:t xml:space="preserve"> </w:t>
-      </w:r>
-      <w:r>
-        <w:rPr>
-          <w:rStyle w:val="VerbatimChar"/>
-        </w:rPr>
-        <w:t xml:space="preserve">out_filter</w:t>
-      </w:r>
-      <w:r>
-        <w:t xml:space="preserve"> </w:t>
-      </w:r>
-      <w:r>
-        <w:t xml:space="preserve">freezes at its current</w:t>
-      </w:r>
-      <w:r>
-        <w:t xml:space="preserve"> </w:t>
-      </w:r>
-      <w:r>
-        <w:t xml:space="preserve">level – so this is the same hazard on the interrupt path rather than a new one.</w:t>
-      </w:r>
-    </w:p>
-    <w:p>
-      <w:pPr>
-        <w:pStyle w:val="BodyText"/>
-      </w:pPr>
-      <w:r>
-        <w:t xml:space="preserve">This block cannot prevent it: with no clock and no register, it has nothing to</w:t>
-      </w:r>
-      <w:r>
-        <w:t xml:space="preserve"> </w:t>
-      </w:r>
-      <w:r>
-        <w:t xml:space="preserve">qualify the input with. Whether</w:t>
-      </w:r>
-      <w:r>
-        <w:t xml:space="preserve"> </w:t>
-      </w:r>
-      <w:r>
-        <w:rPr>
-          <w:rStyle w:val="VerbatimChar"/>
-        </w:rPr>
-        <w:t xml:space="preserve">SCRC</w:t>
-      </w:r>
-      <w:r>
-        <w:t xml:space="preserve"> </w:t>
-      </w:r>
-      <w:r>
-        <w:t xml:space="preserve">should refuse to gate a peripheral whose</w:t>
-      </w:r>
-      <w:r>
-        <w:t xml:space="preserve"> </w:t>
-      </w:r>
-      <w:r>
-        <w:t xml:space="preserve">interrupt is asserted is the SCRC owner’s decision, recorded in section 11.</w:t>
-      </w:r>
-    </w:p>
     <w:bookmarkEnd w:id="41"/>
-    <w:bookmarkEnd w:id="42"/>
-    <w:bookmarkStart w:id="43" w:name="instances"/>
+    <w:bookmarkStart w:id="42" w:name="instances"/>
     <w:p>
       <w:pPr>
         <w:pStyle w:val="Heading1"/>
@@ -5282,8 +5405,8 @@
         <w:t xml:space="preserve">and has no parameters.</w:t>
       </w:r>
     </w:p>
-    <w:bookmarkEnd w:id="43"/>
-    <w:bookmarkStart w:id="44" w:name="X31074a9102d88bba972e4f71edc3e97f3cd819b"/>
+    <w:bookmarkEnd w:id="42"/>
+    <w:bookmarkStart w:id="43" w:name="X31074a9102d88bba972e4f71edc3e97f3cd819b"/>
     <w:p>
       <w:pPr>
         <w:pStyle w:val="Heading1"/>
@@ -5361,7 +5484,7 @@
               <w:jc w:val="left"/>
             </w:pPr>
             <w:r>
-              <w:t xml:space="preserve">the peripheral’s status register, or nowhere — 7.5</w:t>
+              <w:t xml:space="preserve">the source’s status register, or none (7.4)</w:t>
             </w:r>
           </w:p>
         </w:tc>
@@ -5387,7 +5510,7 @@
               <w:jc w:val="left"/>
             </w:pPr>
             <w:r>
-              <w:t xml:space="preserve">the peripheral’s status register</w:t>
+              <w:t xml:space="preserve">the source’s status register</w:t>
             </w:r>
           </w:p>
         </w:tc>
@@ -5401,7 +5524,7 @@
               <w:jc w:val="left"/>
             </w:pPr>
             <w:r>
-              <w:t xml:space="preserve">Which peripheral fired</w:t>
+              <w:t xml:space="preserve">Which group fired</w:t>
             </w:r>
           </w:p>
         </w:tc>
@@ -5459,7 +5582,7 @@
               <w:jc w:val="left"/>
             </w:pPr>
             <w:r>
-              <w:t xml:space="preserve">Per-source enable</w:t>
+              <w:t xml:space="preserve">Per-line enable</w:t>
             </w:r>
           </w:p>
         </w:tc>
@@ -5480,7 +5603,7 @@
               <w:t xml:space="preserve"> </w:t>
             </w:r>
             <w:r>
-              <w:t xml:space="preserve">bits 16–26, in the core</w:t>
+              <w:t xml:space="preserve">bits 16-26, in the core</w:t>
             </w:r>
           </w:p>
         </w:tc>
@@ -5506,14 +5629,14 @@
               <w:jc w:val="left"/>
             </w:pPr>
             <w:r>
-              <w:t xml:space="preserve">writing the peripheral’s status register</w:t>
+              <w:t xml:space="preserve">the source’s own clear (7.4)</w:t>
             </w:r>
           </w:p>
         </w:tc>
       </w:tr>
     </w:tbl>
-    <w:bookmarkEnd w:id="44"/>
-    <w:bookmarkStart w:id="45" w:name="every-interrupt-input-on-the-core"/>
+    <w:bookmarkEnd w:id="43"/>
+    <w:bookmarkStart w:id="44" w:name="every-interrupt-input-on-the-core"/>
     <w:p>
       <w:pPr>
         <w:pStyle w:val="Heading1"/>
@@ -5592,7 +5715,7 @@
               <w:jc w:val="left"/>
             </w:pPr>
             <w:r>
-              <w:t xml:space="preserve">Why</w:t>
+              <w:t xml:space="preserve">Note</w:t>
             </w:r>
           </w:p>
         </w:tc>
@@ -5657,7 +5780,7 @@
               <w:jc w:val="left"/>
             </w:pPr>
             <w:r>
-              <w:t xml:space="preserve">11 peripherals, one line each,</w:t>
+              <w:t xml:space="preserve">11 source groups, one per line,</w:t>
             </w:r>
             <w:r>
               <w:t xml:space="preserve"> </w:t>
@@ -5724,17 +5847,47 @@
               </w:rPr>
               <w:t xml:space="preserve">4'b0</w:t>
             </w:r>
-          </w:p>
-        </w:tc>
-        <w:tc>
-          <w:tcPr/>
-          <w:p>
-            <w:pPr>
-              <w:pStyle w:val="Compact"/>
-              <w:jc w:val="left"/>
-            </w:pPr>
-            <w:r>
-              <w:t xml:space="preserve">spare: QSOC drives 11 of the 15 lines the core offers</w:t>
+            <w:r>
+              <w:t xml:space="preserve"> </w:t>
+            </w:r>
+            <w:r>
+              <w:t xml:space="preserve">in</w:t>
+            </w:r>
+            <w:r>
+              <w:t xml:space="preserve"> </w:t>
+            </w:r>
+            <w:r>
+              <w:rPr>
+                <w:rStyle w:val="VerbatimChar"/>
+              </w:rPr>
+              <w:t xml:space="preserve">design/top</w:t>
+            </w:r>
+          </w:p>
+        </w:tc>
+        <w:tc>
+          <w:tcPr/>
+          <w:p>
+            <w:pPr>
+              <w:pStyle w:val="Compact"/>
+              <w:jc w:val="left"/>
+            </w:pPr>
+            <w:r>
+              <w:t xml:space="preserve">spare;</w:t>
+            </w:r>
+            <w:r>
+              <w:t xml:space="preserve"> </w:t>
+            </w:r>
+            <w:r>
+              <w:rPr>
+                <w:rStyle w:val="VerbatimChar"/>
+              </w:rPr>
+              <w:t xml:space="preserve">mcause</w:t>
+            </w:r>
+            <w:r>
+              <w:t xml:space="preserve"> </w:t>
+            </w:r>
+            <w:r>
+              <w:t xml:space="preserve">27-30 never raised</w:t>
             </w:r>
           </w:p>
         </w:tc>
@@ -5799,7 +5952,7 @@
               <w:jc w:val="left"/>
             </w:pPr>
             <w:r>
-              <w:t xml:space="preserve">wdt_bark,</w:t>
+              <w:t xml:space="preserve">wdt_bark wire,</w:t>
             </w:r>
             <w:r>
               <w:t xml:space="preserve"> </w:t>
@@ -5890,33 +6043,47 @@
               </w:rPr>
               <w:t xml:space="preserve">0</w:t>
             </w:r>
-          </w:p>
-        </w:tc>
-        <w:tc>
-          <w:tcPr/>
-          <w:p>
-            <w:pPr>
-              <w:pStyle w:val="Compact"/>
-              <w:jc w:val="left"/>
-            </w:pPr>
-            <w:r>
-              <w:t xml:space="preserve">needs a</w:t>
-            </w:r>
             <w:r>
               <w:t xml:space="preserve"> </w:t>
             </w:r>
             <w:r>
-              <w:rPr>
-                <w:b/>
-                <w:bCs/>
-              </w:rPr>
-              <w:t xml:space="preserve">PLIC</w:t>
+              <w:t xml:space="preserve">in</w:t>
             </w:r>
             <w:r>
               <w:t xml:space="preserve"> </w:t>
             </w:r>
             <w:r>
-              <w:t xml:space="preserve">– a bus slave with priority, per-source enable and claim/complete registers. QSOC has none, and 11 lines fit in the 15 the core offers without one</w:t>
+              <w:rPr>
+                <w:rStyle w:val="VerbatimChar"/>
+              </w:rPr>
+              <w:t xml:space="preserve">design/top</w:t>
+            </w:r>
+          </w:p>
+        </w:tc>
+        <w:tc>
+          <w:tcPr/>
+          <w:p>
+            <w:pPr>
+              <w:pStyle w:val="Compact"/>
+              <w:jc w:val="left"/>
+            </w:pPr>
+            <w:r>
+              <w:t xml:space="preserve">no PLIC;</w:t>
+            </w:r>
+            <w:r>
+              <w:t xml:space="preserve"> </w:t>
+            </w:r>
+            <w:r>
+              <w:rPr>
+                <w:rStyle w:val="VerbatimChar"/>
+              </w:rPr>
+              <w:t xml:space="preserve">mcause</w:t>
+            </w:r>
+            <w:r>
+              <w:t xml:space="preserve"> </w:t>
+            </w:r>
+            <w:r>
+              <w:t xml:space="preserve">11 never raised</w:t>
             </w:r>
           </w:p>
         </w:tc>
@@ -5968,33 +6135,32 @@
               </w:rPr>
               <w:t xml:space="preserve">0</w:t>
             </w:r>
-          </w:p>
-        </w:tc>
-        <w:tc>
-          <w:tcPr/>
-          <w:p>
-            <w:pPr>
-              <w:pStyle w:val="Compact"/>
-              <w:jc w:val="left"/>
-            </w:pPr>
-            <w:r>
-              <w:t xml:space="preserve">needs a</w:t>
-            </w:r>
             <w:r>
               <w:t xml:space="preserve"> </w:t>
             </w:r>
             <w:r>
-              <w:rPr>
-                <w:b/>
-                <w:bCs/>
-              </w:rPr>
-              <w:t xml:space="preserve">CLINT</w:t>
+              <w:t xml:space="preserve">in</w:t>
             </w:r>
             <w:r>
               <w:t xml:space="preserve"> </w:t>
             </w:r>
             <w:r>
-              <w:t xml:space="preserve">for</w:t>
+              <w:rPr>
+                <w:rStyle w:val="VerbatimChar"/>
+              </w:rPr>
+              <w:t xml:space="preserve">design/top</w:t>
+            </w:r>
+          </w:p>
+        </w:tc>
+        <w:tc>
+          <w:tcPr/>
+          <w:p>
+            <w:pPr>
+              <w:pStyle w:val="Compact"/>
+              <w:jc w:val="left"/>
+            </w:pPr>
+            <w:r>
+              <w:t xml:space="preserve">no CLINT</w:t>
             </w:r>
             <w:r>
               <w:t xml:space="preserve"> </w:t>
@@ -6006,37 +6172,31 @@
               <w:t xml:space="preserve">mtime</w:t>
             </w:r>
             <w:r>
+              <w:t xml:space="preserve">/</w:t>
+            </w:r>
+            <w:r>
+              <w:rPr>
+                <w:rStyle w:val="VerbatimChar"/>
+              </w:rPr>
+              <w:t xml:space="preserve">mtimecmp</w:t>
+            </w:r>
+            <w:r>
+              <w:t xml:space="preserve">;</w:t>
+            </w:r>
+            <w:r>
               <w:t xml:space="preserve"> </w:t>
             </w:r>
             <w:r>
-              <w:t xml:space="preserve">and</w:t>
+              <w:rPr>
+                <w:rStyle w:val="VerbatimChar"/>
+              </w:rPr>
+              <w:t xml:space="preserve">mip.MTIP</w:t>
             </w:r>
             <w:r>
               <w:t xml:space="preserve"> </w:t>
             </w:r>
             <w:r>
-              <w:rPr>
-                <w:rStyle w:val="VerbatimChar"/>
-              </w:rPr>
-              <w:t xml:space="preserve">mtimecmp</w:t>
-            </w:r>
-            <w:r>
-              <w:t xml:space="preserve">. QSOC has none, so</w:t>
-            </w:r>
-            <w:r>
-              <w:t xml:space="preserve"> </w:t>
-            </w:r>
-            <w:r>
-              <w:rPr>
-                <w:rStyle w:val="VerbatimChar"/>
-              </w:rPr>
-              <w:t xml:space="preserve">mip.MTIP</w:t>
-            </w:r>
-            <w:r>
-              <w:t xml:space="preserve"> </w:t>
-            </w:r>
-            <w:r>
-              <w:t xml:space="preserve">is never set and TIMER0 is an ordinary fast line</w:t>
+              <w:t xml:space="preserve">stays 0</w:t>
             </w:r>
           </w:p>
         </w:tc>
@@ -6088,136 +6248,66 @@
               </w:rPr>
               <w:t xml:space="preserve">0</w:t>
             </w:r>
-          </w:p>
-        </w:tc>
-        <w:tc>
-          <w:tcPr/>
-          <w:p>
-            <w:pPr>
-              <w:pStyle w:val="Compact"/>
-              <w:jc w:val="left"/>
-            </w:pPr>
-            <w:r>
-              <w:t xml:space="preserve">needs a second hart to send the inter-processor interrupt. QSOC has one</w:t>
+            <w:r>
+              <w:t xml:space="preserve"> </w:t>
+            </w:r>
+            <w:r>
+              <w:t xml:space="preserve">in</w:t>
+            </w:r>
+            <w:r>
+              <w:t xml:space="preserve"> </w:t>
+            </w:r>
+            <w:r>
+              <w:rPr>
+                <w:rStyle w:val="VerbatimChar"/>
+              </w:rPr>
+              <w:t xml:space="preserve">design/top</w:t>
+            </w:r>
+          </w:p>
+        </w:tc>
+        <w:tc>
+          <w:tcPr/>
+          <w:p>
+            <w:pPr>
+              <w:pStyle w:val="Compact"/>
+              <w:jc w:val="left"/>
+            </w:pPr>
+            <w:r>
+              <w:t xml:space="preserve">no CLINT</w:t>
+            </w:r>
+            <w:r>
+              <w:t xml:space="preserve"> </w:t>
+            </w:r>
+            <w:r>
+              <w:rPr>
+                <w:rStyle w:val="VerbatimChar"/>
+              </w:rPr>
+              <w:t xml:space="preserve">msip</w:t>
+            </w:r>
+            <w:r>
+              <w:t xml:space="preserve">;</w:t>
+            </w:r>
+            <w:r>
+              <w:t xml:space="preserve"> </w:t>
+            </w:r>
+            <w:r>
+              <w:rPr>
+                <w:rStyle w:val="VerbatimChar"/>
+              </w:rPr>
+              <w:t xml:space="preserve">mip.MSIP</w:t>
+            </w:r>
+            <w:r>
+              <w:t xml:space="preserve"> </w:t>
+            </w:r>
+            <w:r>
+              <w:t xml:space="preserve">stays 0</w:t>
             </w:r>
           </w:p>
         </w:tc>
       </w:tr>
     </w:tbl>
-    <w:p>
-      <w:pPr>
-        <w:pStyle w:val="BodyText"/>
-      </w:pPr>
-      <w:r>
-        <w:rPr>
-          <w:b/>
-          <w:bCs/>
-        </w:rPr>
-        <w:t xml:space="preserve">The tie-offs are made in</w:t>
-      </w:r>
-      <w:r>
-        <w:rPr>
-          <w:b/>
-          <w:bCs/>
-        </w:rPr>
-        <w:t xml:space="preserve"> </w:t>
-      </w:r>
-      <w:r>
-        <w:rPr>
-          <w:rStyle w:val="VerbatimChar"/>
-          <w:b/>
-          <w:bCs/>
-        </w:rPr>
-        <w:t xml:space="preserve">design/top</w:t>
-      </w:r>
-      <w:r>
-        <w:rPr>
-          <w:b/>
-          <w:bCs/>
-        </w:rPr>
-        <w:t xml:space="preserve">, not here.</w:t>
-      </w:r>
-      <w:r>
-        <w:t xml:space="preserve"> </w:t>
-      </w:r>
-      <w:r>
-        <w:t xml:space="preserve">This block drives twelve of the</w:t>
-      </w:r>
-      <w:r>
-        <w:t xml:space="preserve"> </w:t>
-      </w:r>
-      <w:r>
-        <w:t xml:space="preserve">core’s nineteen interrupt bits – eleven fast plus the NMI – and the other seven are</w:t>
-      </w:r>
-      <w:r>
-        <w:t xml:space="preserve"> </w:t>
-      </w:r>
-      <w:r>
-        <w:t xml:space="preserve">tied where the core is instantiated. The whole table is in this specification because</w:t>
-      </w:r>
-      <w:r>
-        <w:t xml:space="preserve"> </w:t>
-      </w:r>
-      <w:r>
-        <w:t xml:space="preserve">this is the document that accounts for the core’s interrupt boundary, whether a bit is</w:t>
-      </w:r>
-      <w:r>
-        <w:t xml:space="preserve"> </w:t>
-      </w:r>
-      <w:r>
-        <w:t xml:space="preserve">driven from here or tied elsewhere.</w:t>
-      </w:r>
-    </w:p>
-    <w:p>
-      <w:pPr>
-        <w:pStyle w:val="BodyText"/>
-      </w:pPr>
-      <w:r>
-        <w:rPr>
-          <w:b/>
-          <w:bCs/>
-        </w:rPr>
-        <w:t xml:space="preserve">Consequence for firmware:</w:t>
-      </w:r>
-      <w:r>
-        <w:t xml:space="preserve"> </w:t>
-      </w:r>
-      <w:r>
-        <w:t xml:space="preserve">an RTOS ported to QSOC must supply its own timer</w:t>
-      </w:r>
-      <w:r>
-        <w:t xml:space="preserve"> </w:t>
-      </w:r>
-      <w:r>
-        <w:t xml:space="preserve">driver rather than the standard</w:t>
-      </w:r>
-      <w:r>
-        <w:t xml:space="preserve"> </w:t>
-      </w:r>
-      <w:r>
-        <w:rPr>
-          <w:rStyle w:val="VerbatimChar"/>
-        </w:rPr>
-        <w:t xml:space="preserve">mtime</w:t>
-      </w:r>
-      <w:r>
-        <w:t xml:space="preserve">/</w:t>
-      </w:r>
-      <w:r>
-        <w:rPr>
-          <w:rStyle w:val="VerbatimChar"/>
-        </w:rPr>
-        <w:t xml:space="preserve">mtimecmp</w:t>
-      </w:r>
-      <w:r>
-        <w:t xml:space="preserve"> </w:t>
-      </w:r>
-      <w:r>
-        <w:t xml:space="preserve">one.</w:t>
-      </w:r>
-    </w:p>
-    <w:bookmarkEnd w:id="45"/>
-    <w:bookmarkStart w:id="46" w:name="requirements-on-others-and-open-items"/>
+    <w:bookmarkEnd w:id="44"/>
+    <w:bookmarkStart w:id="45" w:name="requirements-on-others-and-open-items"/>
     <w:p>
       <w:pPr>
         <w:pStyle w:val="Heading1"/>
@@ -6297,7 +6387,7 @@
               <w:jc w:val="left"/>
             </w:pPr>
             <w:r>
-              <w:t xml:space="preserve">APB-to-TL-UL wrapper for</w:t>
+              <w:t xml:space="preserve">Vector table entries at</w:t>
             </w:r>
             <w:r>
               <w:t xml:space="preserve"> </w:t>
@@ -6306,58 +6396,88 @@
               <w:rPr>
                 <w:rStyle w:val="VerbatimChar"/>
               </w:rPr>
-              <w:t xml:space="preserve">aon_timer</w:t>
-            </w:r>
-          </w:p>
-        </w:tc>
-        <w:tc>
-          <w:tcPr/>
-          <w:p>
-            <w:pPr>
-              <w:pStyle w:val="Compact"/>
-              <w:jc w:val="left"/>
-            </w:pPr>
-            <w:r>
-              <w:t xml:space="preserve">WDT owner</w:t>
-            </w:r>
-          </w:p>
-        </w:tc>
-        <w:tc>
-          <w:tcPr/>
-          <w:p>
-            <w:pPr>
-              <w:pStyle w:val="Compact"/>
-              <w:jc w:val="left"/>
-            </w:pPr>
-            <w:r>
-              <w:t xml:space="preserve">two of the 27 sources, one being the NMI. Its enable is in</w:t>
+              <w:t xml:space="preserve">mtvec + 0x40</w:t>
             </w:r>
             <w:r>
               <w:t xml:space="preserve"> </w:t>
             </w:r>
             <w:r>
-              <w:rPr>
-                <w:rStyle w:val="VerbatimChar"/>
-              </w:rPr>
-              <w:t xml:space="preserve">WDOG_CTRL</w:t>
+              <w:t xml:space="preserve">to</w:t>
             </w:r>
             <w:r>
               <w:t xml:space="preserve"> </w:t>
             </w:r>
             <w:r>
-              <w:t xml:space="preserve">offset</w:t>
+              <w:rPr>
+                <w:rStyle w:val="VerbatimChar"/>
+              </w:rPr>
+              <w:t xml:space="preserve">+0x68</w:t>
             </w:r>
             <w:r>
               <w:t xml:space="preserve"> </w:t>
             </w:r>
             <w:r>
-              <w:rPr>
-                <w:rStyle w:val="VerbatimChar"/>
-              </w:rPr>
-              <w:t xml:space="preserve">0x1C</w:t>
-            </w:r>
-            <w:r>
-              <w:t xml:space="preserve">, so without a bus path the watchdog cannot be enabled and never barks</w:t>
+              <w:t xml:space="preserve">and</w:t>
+            </w:r>
+            <w:r>
+              <w:t xml:space="preserve"> </w:t>
+            </w:r>
+            <w:r>
+              <w:rPr>
+                <w:rStyle w:val="VerbatimChar"/>
+              </w:rPr>
+              <w:t xml:space="preserve">+0x7C</w:t>
+            </w:r>
+            <w:r>
+              <w:t xml:space="preserve">;</w:t>
+            </w:r>
+            <w:r>
+              <w:t xml:space="preserve"> </w:t>
+            </w:r>
+            <w:r>
+              <w:rPr>
+                <w:rStyle w:val="VerbatimChar"/>
+              </w:rPr>
+              <w:t xml:space="preserve">mtvec</w:t>
+            </w:r>
+            <w:r>
+              <w:t xml:space="preserve"> </w:t>
+            </w:r>
+            <w:r>
+              <w:t xml:space="preserve">256-byte aligned, because Ibex ignores</w:t>
+            </w:r>
+            <w:r>
+              <w:t xml:space="preserve"> </w:t>
+            </w:r>
+            <w:r>
+              <w:rPr>
+                <w:rStyle w:val="VerbatimChar"/>
+              </w:rPr>
+              <w:t xml:space="preserve">mtvec[7:0]</w:t>
+            </w:r>
+          </w:p>
+        </w:tc>
+        <w:tc>
+          <w:tcPr/>
+          <w:p>
+            <w:pPr>
+              <w:pStyle w:val="Compact"/>
+              <w:jc w:val="left"/>
+            </w:pPr>
+            <w:r>
+              <w:t xml:space="preserve">firmware owner</w:t>
+            </w:r>
+          </w:p>
+        </w:tc>
+        <w:tc>
+          <w:tcPr/>
+          <w:p>
+            <w:pPr>
+              <w:pStyle w:val="Compact"/>
+              <w:jc w:val="left"/>
+            </w:pPr>
+            <w:r>
+              <w:t xml:space="preserve">every interrupt</w:t>
             </w:r>
           </w:p>
         </w:tc>
@@ -6371,7 +6491,7 @@
               <w:jc w:val="left"/>
             </w:pPr>
             <w:r>
-              <w:t xml:space="preserve">Firmware disables the watchdog for a debug session. Ibex does not export</w:t>
+              <w:t xml:space="preserve">Handlers installed before</w:t>
             </w:r>
             <w:r>
               <w:t xml:space="preserve"> </w:t>
@@ -6380,34 +6500,37 @@
               <w:rPr>
                 <w:rStyle w:val="VerbatimChar"/>
               </w:rPr>
-              <w:t xml:space="preserve">debug_mode</w:t>
-            </w:r>
-            <w:r>
-              <w:t xml:space="preserve">, so the watchdog cannot see a halt</w:t>
-            </w:r>
-          </w:p>
-        </w:tc>
-        <w:tc>
-          <w:tcPr/>
-          <w:p>
-            <w:pPr>
-              <w:pStyle w:val="Compact"/>
-              <w:jc w:val="left"/>
-            </w:pPr>
-            <w:r>
-              <w:t xml:space="preserve">WDT owner, firmware owner</w:t>
-            </w:r>
-          </w:p>
-        </w:tc>
-        <w:tc>
-          <w:tcPr/>
-          <w:p>
-            <w:pPr>
-              <w:pStyle w:val="Compact"/>
-              <w:jc w:val="left"/>
-            </w:pPr>
-            <w:r>
-              <w:t xml:space="preserve">a long debug session otherwise ends in a reset with nothing recording why</w:t>
+              <w:t xml:space="preserve">mstatus.MIE</w:t>
+            </w:r>
+            <w:r>
+              <w:t xml:space="preserve"> </w:t>
+            </w:r>
+            <w:r>
+              <w:t xml:space="preserve">is set</w:t>
+            </w:r>
+          </w:p>
+        </w:tc>
+        <w:tc>
+          <w:tcPr/>
+          <w:p>
+            <w:pPr>
+              <w:pStyle w:val="Compact"/>
+              <w:jc w:val="left"/>
+            </w:pPr>
+            <w:r>
+              <w:t xml:space="preserve">firmware owner</w:t>
+            </w:r>
+          </w:p>
+        </w:tc>
+        <w:tc>
+          <w:tcPr/>
+          <w:p>
+            <w:pPr>
+              <w:pStyle w:val="Compact"/>
+              <w:jc w:val="left"/>
+            </w:pPr>
+            <w:r>
+              <w:t xml:space="preserve">every source is live from the first cycle out of reset</w:t>
             </w:r>
           </w:p>
         </w:tc>
@@ -6421,7 +6544,7 @@
               <w:jc w:val="left"/>
             </w:pPr>
             <w:r>
-              <w:t xml:space="preserve">Vector table at</w:t>
+              <w:t xml:space="preserve">Firmware clears a peripheral’s interrupt before closing its</w:t>
             </w:r>
             <w:r>
               <w:t xml:space="preserve"> </w:t>
@@ -6430,13 +6553,13 @@
               <w:rPr>
                 <w:rStyle w:val="VerbatimChar"/>
               </w:rPr>
-              <w:t xml:space="preserve">mtvec + 0x40</w:t>
+              <w:t xml:space="preserve">CLK_EN</w:t>
             </w:r>
             <w:r>
               <w:t xml:space="preserve"> </w:t>
             </w:r>
             <w:r>
-              <w:t xml:space="preserve">…</w:t>
+              <w:t xml:space="preserve">gate (7.5); written in the programming guide.</w:t>
             </w:r>
             <w:r>
               <w:t xml:space="preserve"> </w:t>
@@ -6445,37 +6568,13 @@
               <w:rPr>
                 <w:rStyle w:val="VerbatimChar"/>
               </w:rPr>
-              <w:t xml:space="preserve">+0x68</w:t>
-            </w:r>
-            <w:r>
-              <w:t xml:space="preserve">, plus</w:t>
+              <w:t xml:space="preserve">SCRC</w:t>
             </w:r>
             <w:r>
               <w:t xml:space="preserve"> </w:t>
             </w:r>
             <w:r>
-              <w:rPr>
-                <w:rStyle w:val="VerbatimChar"/>
-              </w:rPr>
-              <w:t xml:space="preserve">+0x7C</w:t>
-            </w:r>
-            <w:r>
-              <w:t xml:space="preserve">;</w:t>
-            </w:r>
-            <w:r>
-              <w:t xml:space="preserve"> </w:t>
-            </w:r>
-            <w:r>
-              <w:rPr>
-                <w:rStyle w:val="VerbatimChar"/>
-              </w:rPr>
-              <w:t xml:space="preserve">mie</w:t>
-            </w:r>
-            <w:r>
-              <w:t xml:space="preserve"> </w:t>
-            </w:r>
-            <w:r>
-              <w:t xml:space="preserve">bits 16–26</w:t>
+              <w:t xml:space="preserve">needs no change</w:t>
             </w:r>
           </w:p>
         </w:tc>
@@ -6499,7 +6598,7 @@
               <w:jc w:val="left"/>
             </w:pPr>
             <w:r>
-              <w:t xml:space="preserve">—</w:t>
+              <w:t xml:space="preserve">a handler that cannot clear its own source</w:t>
             </w:r>
           </w:p>
         </w:tc>
@@ -6513,109 +6612,61 @@
               <w:jc w:val="left"/>
             </w:pPr>
             <w:r>
-              <w:t xml:space="preserve">Handlers installed</w:t>
+              <w:t xml:space="preserve">Align HAS lines 69 and 155 with 7.3: the bark passes through</w:t>
             </w:r>
             <w:r>
               <w:t xml:space="preserve"> </w:t>
             </w:r>
             <w:r>
               <w:rPr>
-                <w:b/>
-                <w:bCs/>
-              </w:rPr>
-              <w:t xml:space="preserve">before</w:t>
+                <w:rStyle w:val="VerbatimChar"/>
+              </w:rPr>
+              <w:t xml:space="preserve">INTMAP</w:t>
             </w:r>
             <w:r>
               <w:t xml:space="preserve"> </w:t>
             </w:r>
             <w:r>
-              <w:rPr>
-                <w:rStyle w:val="VerbatimChar"/>
-              </w:rPr>
-              <w:t xml:space="preserve">mstatus.MIE</w:t>
+              <w:t xml:space="preserve">as a wire, so</w:t>
             </w:r>
             <w:r>
               <w:t xml:space="preserve"> </w:t>
             </w:r>
             <w:r>
-              <w:t xml:space="preserve">is set</w:t>
-            </w:r>
-          </w:p>
-        </w:tc>
-        <w:tc>
-          <w:tcPr/>
-          <w:p>
-            <w:pPr>
-              <w:pStyle w:val="Compact"/>
-              <w:jc w:val="left"/>
-            </w:pPr>
-            <w:r>
-              <w:t xml:space="preserve">firmware owner</w:t>
-            </w:r>
-          </w:p>
-        </w:tc>
-        <w:tc>
-          <w:tcPr/>
-          <w:p>
-            <w:pPr>
-              <w:pStyle w:val="Compact"/>
-              <w:jc w:val="left"/>
-            </w:pPr>
-            <w:r>
-              <w:t xml:space="preserve">the block is transparent out of reset, so every source is live from the first cycle</w:t>
-            </w:r>
-          </w:p>
-        </w:tc>
-      </w:tr>
-      <w:tr>
-        <w:tc>
-          <w:tcPr/>
-          <w:p>
-            <w:pPr>
-              <w:pStyle w:val="Compact"/>
-              <w:jc w:val="left"/>
-            </w:pPr>
-            <w:r>
-              <w:t xml:space="preserve">Decide whether</w:t>
+              <w:rPr>
+                <w:rStyle w:val="VerbatimChar"/>
+              </w:rPr>
+              <w:t xml:space="preserve">INTMAP</w:t>
             </w:r>
             <w:r>
               <w:t xml:space="preserve"> </w:t>
             </w:r>
             <w:r>
-              <w:rPr>
-                <w:rStyle w:val="VerbatimChar"/>
-              </w:rPr>
-              <w:t xml:space="preserve">CLK_EN</w:t>
-            </w:r>
-            <w:r>
-              <w:t xml:space="preserve"> </w:t>
-            </w:r>
-            <w:r>
-              <w:t xml:space="preserve">may gate a peripheral whose interrupt is asserted, or whether the ordering is left to firmware</w:t>
-            </w:r>
-          </w:p>
-        </w:tc>
-        <w:tc>
-          <w:tcPr/>
-          <w:p>
-            <w:pPr>
-              <w:pStyle w:val="Compact"/>
-              <w:jc w:val="left"/>
-            </w:pPr>
-            <w:r>
-              <w:t xml:space="preserve">SCRC owner</w:t>
-            </w:r>
-          </w:p>
-        </w:tc>
-        <w:tc>
-          <w:tcPr/>
-          <w:p>
-            <w:pPr>
-              <w:pStyle w:val="Compact"/>
-              <w:jc w:val="left"/>
-            </w:pPr>
-            <w:r>
-              <w:t xml:space="preserve">nothing in RTL. If left to firmware it must be written into the programming guide, because the failure is a handler that cannot clear its own source – section 7.6</w:t>
+              <w:t xml:space="preserve">takes 27 sources, not 26</w:t>
+            </w:r>
+          </w:p>
+        </w:tc>
+        <w:tc>
+          <w:tcPr/>
+          <w:p>
+            <w:pPr>
+              <w:pStyle w:val="Compact"/>
+              <w:jc w:val="left"/>
+            </w:pPr>
+            <w:r>
+              <w:t xml:space="preserve">HAS owner</w:t>
+            </w:r>
+          </w:p>
+        </w:tc>
+        <w:tc>
+          <w:tcPr/>
+          <w:p>
+            <w:pPr>
+              <w:pStyle w:val="Compact"/>
+              <w:jc w:val="left"/>
+            </w:pPr>
+            <w:r>
+              <w:t xml:space="preserve">consistency between HAS and MAS</w:t>
             </w:r>
           </w:p>
         </w:tc>
@@ -6630,10 +6681,137 @@
           <w:b/>
           <w:bCs/>
         </w:rPr>
-        <w:t xml:space="preserve">Accepted limits</w:t>
-      </w:r>
-      <w:r>
-        <w:t xml:space="preserve">, stated rather than hidden:</w:t>
+        <w:t xml:space="preserve">Open on this block</w:t>
+      </w:r>
+      <w:r>
+        <w:t xml:space="preserve">, blocking nobody:</w:t>
+      </w:r>
+    </w:p>
+    <w:p>
+      <w:pPr>
+        <w:pStyle w:val="Compact"/>
+        <w:numPr>
+          <w:ilvl w:val="0"/>
+          <w:numId w:val="1002"/>
+        </w:numPr>
+        <w:jc w:val="left"/>
+      </w:pPr>
+      <w:r>
+        <w:rPr>
+          <w:b/>
+          <w:bCs/>
+        </w:rPr>
+        <w:t xml:space="preserve">Timing and area.</w:t>
+      </w:r>
+      <w:r>
+        <w:t xml:space="preserve"> </w:t>
+      </w:r>
+      <w:r>
+        <w:t xml:space="preserve">Deepest path: the 8-input OR on</w:t>
+      </w:r>
+      <w:r>
+        <w:t xml:space="preserve"> </w:t>
+      </w:r>
+      <w:r>
+        <w:rPr>
+          <w:rStyle w:val="VerbatimChar"/>
+        </w:rPr>
+        <w:t xml:space="preserve">spi_device</w:t>
+      </w:r>
+      <w:r>
+        <w:t xml:space="preserve">. The numbers</w:t>
+      </w:r>
+      <w:r>
+        <w:t xml:space="preserve"> </w:t>
+      </w:r>
+      <w:r>
+        <w:t xml:space="preserve">come from the first synthesis run.</w:t>
+      </w:r>
+    </w:p>
+    <w:p>
+      <w:pPr>
+        <w:pStyle w:val="Compact"/>
+        <w:numPr>
+          <w:ilvl w:val="0"/>
+          <w:numId w:val="1002"/>
+        </w:numPr>
+        <w:jc w:val="left"/>
+      </w:pPr>
+      <w:r>
+        <w:rPr>
+          <w:b/>
+          <w:bCs/>
+        </w:rPr>
+        <w:t xml:space="preserve">X on an input.</w:t>
+      </w:r>
+      <w:r>
+        <w:t xml:space="preserve"> </w:t>
+      </w:r>
+      <w:r>
+        <w:t xml:space="preserve">An X passes the OR;</w:t>
+      </w:r>
+      <w:r>
+        <w:t xml:space="preserve"> </w:t>
+      </w:r>
+      <w:r>
+        <w:rPr>
+          <w:rStyle w:val="VerbatimChar"/>
+        </w:rPr>
+        <w:t xml:space="preserve">ibex_top.sv</w:t>
+      </w:r>
+      <w:r>
+        <w:t xml:space="preserve"> </w:t>
+      </w:r>
+      <w:r>
+        <w:rPr>
+          <w:rStyle w:val="VerbatimChar"/>
+        </w:rPr>
+        <w:t xml:space="preserve">IbexIrqX</w:t>
+      </w:r>
+      <w:r>
+        <w:t xml:space="preserve"> </w:t>
+      </w:r>
+      <w:r>
+        <w:t xml:space="preserve">checks only the</w:t>
+      </w:r>
+      <w:r>
+        <w:t xml:space="preserve"> </w:t>
+      </w:r>
+      <w:r>
+        <w:t xml:space="preserve">bundle. Open: whether this block asserts each</w:t>
+      </w:r>
+      <w:r>
+        <w:t xml:space="preserve"> </w:t>
+      </w:r>
+      <w:r>
+        <w:rPr>
+          <w:rStyle w:val="VerbatimChar"/>
+        </w:rPr>
+        <w:t xml:space="preserve">i_int_*</w:t>
+      </w:r>
+      <w:r>
+        <w:t xml:space="preserve"> </w:t>
+      </w:r>
+      <w:r>
+        <w:t xml:space="preserve">known.</w:t>
+      </w:r>
+    </w:p>
+    <w:bookmarkEnd w:id="45"/>
+    <w:bookmarkStart w:id="46" w:name="verification"/>
+    <w:p>
+      <w:pPr>
+        <w:pStyle w:val="Heading1"/>
+      </w:pPr>
+      <w:r>
+        <w:t xml:space="preserve">12. Verification</w:t>
+      </w:r>
+    </w:p>
+    <w:p>
+      <w:pPr>
+        <w:pStyle w:val="FirstParagraph"/>
+      </w:pPr>
+      <w:r>
+        <w:t xml:space="preserve">Ten checks, none needing a bus model:</w:t>
       </w:r>
     </w:p>
     <w:p>
@@ -6646,28 +6824,7 @@
         <w:jc w:val="left"/>
       </w:pPr>
       <w:r>
-        <w:t xml:space="preserve">A pulse arriving while</w:t>
-      </w:r>
-      <w:r>
-        <w:t xml:space="preserve"> </w:t>
-      </w:r>
-      <w:r>
-        <w:rPr>
-          <w:rStyle w:val="VerbatimChar"/>
-        </w:rPr>
-        <w:t xml:space="preserve">mstatus.MIE</w:t>
-      </w:r>
-      <w:r>
-        <w:t xml:space="preserve"> </w:t>
-      </w:r>
-      <w:r>
-        <w:t xml:space="preserve">is clear is lost. Recoverable for every</w:t>
-      </w:r>
-      <w:r>
-        <w:t xml:space="preserve"> </w:t>
-      </w:r>
-      <w:r>
-        <w:t xml:space="preserve">source — 7.5.</w:t>
+        <w:t xml:space="preserve">Each single-source input raises exactly its own line.</w:t>
       </w:r>
     </w:p>
     <w:p>
@@ -6680,7 +6837,7 @@
         <w:jc w:val="left"/>
       </w:pPr>
       <w:r>
-        <w:t xml:space="preserve">Priority is fixed at elaboration. Changing it is a re-synthesis.</w:t>
+        <w:t xml:space="preserve">Each OR group raises its line for every member, individually.</w:t>
       </w:r>
     </w:p>
     <w:p>
@@ -6693,22 +6850,7 @@
         <w:jc w:val="left"/>
       </w:pPr>
       <w:r>
-        <w:rPr>
-          <w:rStyle w:val="VerbatimChar"/>
-        </w:rPr>
-        <w:t xml:space="preserve">mcause</w:t>
-      </w:r>
-      <w:r>
-        <w:t xml:space="preserve"> </w:t>
-      </w:r>
-      <w:r>
-        <w:t xml:space="preserve">16–30 is platform-use space, so the numbering is a local convention</w:t>
-      </w:r>
-      <w:r>
-        <w:t xml:space="preserve"> </w:t>
-      </w:r>
-      <w:r>
-        <w:t xml:space="preserve">rather than a portable one.</w:t>
+        <w:t xml:space="preserve">No input raises a line other than its own.</w:t>
       </w:r>
     </w:p>
     <w:p>
@@ -6721,34 +6863,58 @@
         <w:jc w:val="left"/>
       </w:pPr>
       <w:r>
-        <w:t xml:space="preserve">A peripheral gated with its interrupt asserted holds the line, and this block</w:t>
+        <w:rPr>
+          <w:rStyle w:val="VerbatimChar"/>
+        </w:rPr>
+        <w:t xml:space="preserve">irq_fast_i[14:11]</w:t>
+      </w:r>
+      <w:r>
+        <w:t xml:space="preserve">,</w:t>
       </w:r>
       <w:r>
         <w:t xml:space="preserve"> </w:t>
       </w:r>
       <w:r>
-        <w:t xml:space="preserve">cannot qualify it away — 7.6. The rule is an ordering constraint on firmware.</w:t>
-      </w:r>
-    </w:p>
-    <w:p>
-      <w:pPr>
-        <w:pStyle w:val="FirstParagraph"/>
-      </w:pPr>
-      <w:r>
         <w:rPr>
-          <w:b/>
-          <w:bCs/>
+          <w:rStyle w:val="VerbatimChar"/>
         </w:rPr>
-        <w:t xml:space="preserve">Open on this block</w:t>
-      </w:r>
-      <w:r>
-        <w:t xml:space="preserve">, blocking nobody, and listed so a reviewer can see they were</w:t>
+        <w:t xml:space="preserve">irq_external_i</w:t>
+      </w:r>
+      <w:r>
+        <w:t xml:space="preserve">,</w:t>
       </w:r>
       <w:r>
         <w:t xml:space="preserve"> </w:t>
       </w:r>
       <w:r>
-        <w:t xml:space="preserve">not overlooked:</w:t>
+        <w:rPr>
+          <w:rStyle w:val="VerbatimChar"/>
+        </w:rPr>
+        <w:t xml:space="preserve">irq_timer_i</w:t>
+      </w:r>
+      <w:r>
+        <w:t xml:space="preserve">,</w:t>
+      </w:r>
+      <w:r>
+        <w:t xml:space="preserve"> </w:t>
+      </w:r>
+      <w:r>
+        <w:rPr>
+          <w:rStyle w:val="VerbatimChar"/>
+        </w:rPr>
+        <w:t xml:space="preserve">irq_software_i</w:t>
+      </w:r>
+      <w:r>
+        <w:t xml:space="preserve"> </w:t>
+      </w:r>
+      <w:r>
+        <w:t xml:space="preserve">are</w:t>
+      </w:r>
+      <w:r>
+        <w:t xml:space="preserve"> </w:t>
+      </w:r>
+      <w:r>
+        <w:t xml:space="preserve">always 0 at the core boundary.</w:t>
       </w:r>
     </w:p>
     <w:p>
@@ -6756,289 +6922,7 @@
         <w:pStyle w:val="Compact"/>
         <w:numPr>
           <w:ilvl w:val="0"/>
-          <w:numId w:val="1004"/>
-        </w:numPr>
-        <w:jc w:val="left"/>
-      </w:pPr>
-      <w:r>
-        <w:rPr>
-          <w:b/>
-          <w:bCs/>
-        </w:rPr>
-        <w:t xml:space="preserve">Propagation delay.</w:t>
-      </w:r>
-      <w:r>
-        <w:t xml:space="preserve"> </w:t>
-      </w:r>
-      <w:r>
-        <w:t xml:space="preserve">The worst path is the eight-input OR on</w:t>
-      </w:r>
-      <w:r>
-        <w:t xml:space="preserve"> </w:t>
-      </w:r>
-      <w:r>
-        <w:rPr>
-          <w:rStyle w:val="VerbatimChar"/>
-        </w:rPr>
-        <w:t xml:space="preserve">spi_device</w:t>
-      </w:r>
-      <w:r>
-        <w:t xml:space="preserve">,</w:t>
-      </w:r>
-      <w:r>
-        <w:t xml:space="preserve"> </w:t>
-      </w:r>
-      <w:r>
-        <w:t xml:space="preserve">three levels of two-input gates. At 20 MHz on 28 nm this is expected to be far</w:t>
-      </w:r>
-      <w:r>
-        <w:t xml:space="preserve"> </w:t>
-      </w:r>
-      <w:r>
-        <w:t xml:space="preserve">inside the period, but</w:t>
-      </w:r>
-      <w:r>
-        <w:t xml:space="preserve"> </w:t>
-      </w:r>
-      <w:r>
-        <w:rPr>
-          <w:b/>
-          <w:bCs/>
-        </w:rPr>
-        <w:t xml:space="preserve">it is an expectation, not a number</w:t>
-      </w:r>
-      <w:r>
-        <w:t xml:space="preserve"> </w:t>
-      </w:r>
-      <w:r>
-        <w:t xml:space="preserve">– there is no</w:t>
-      </w:r>
-      <w:r>
-        <w:t xml:space="preserve"> </w:t>
-      </w:r>
-      <w:r>
-        <w:t xml:space="preserve">synthesis yet. It becomes a number with the first run, and it is the one thing</w:t>
-      </w:r>
-      <w:r>
-        <w:t xml:space="preserve"> </w:t>
-      </w:r>
-      <w:r>
-        <w:t xml:space="preserve">that could ever make this block need a register.</w:t>
-      </w:r>
-    </w:p>
-    <w:p>
-      <w:pPr>
-        <w:pStyle w:val="Compact"/>
-        <w:numPr>
-          <w:ilvl w:val="0"/>
-          <w:numId w:val="1004"/>
-        </w:numPr>
-        <w:jc w:val="left"/>
-      </w:pPr>
-      <w:r>
-        <w:rPr>
-          <w:b/>
-          <w:bCs/>
-        </w:rPr>
-        <w:t xml:space="preserve">Area.</w:t>
-      </w:r>
-      <w:r>
-        <w:t xml:space="preserve"> </w:t>
-      </w:r>
-      <w:r>
-        <w:t xml:space="preserve">Eleven OR gates with twenty-six inputs between them. Same answer: the</w:t>
-      </w:r>
-      <w:r>
-        <w:t xml:space="preserve"> </w:t>
-      </w:r>
-      <w:r>
-        <w:t xml:space="preserve">figure comes from synthesis.</w:t>
-      </w:r>
-    </w:p>
-    <w:p>
-      <w:pPr>
-        <w:pStyle w:val="Compact"/>
-        <w:numPr>
-          <w:ilvl w:val="0"/>
-          <w:numId w:val="1004"/>
-        </w:numPr>
-        <w:jc w:val="left"/>
-      </w:pPr>
-      <w:r>
-        <w:rPr>
-          <w:b/>
-          <w:bCs/>
-        </w:rPr>
-        <w:t xml:space="preserve">X propagation.</w:t>
-      </w:r>
-      <w:r>
-        <w:t xml:space="preserve"> </w:t>
-      </w:r>
-      <w:r>
-        <w:t xml:space="preserve">A reduction OR passes X through, so a peripheral driving X</w:t>
-      </w:r>
-      <w:r>
-        <w:t xml:space="preserve"> </w:t>
-      </w:r>
-      <w:r>
-        <w:t xml:space="preserve">before its own reset completes would drive its line X. The core already catches</w:t>
-      </w:r>
-      <w:r>
-        <w:t xml:space="preserve"> </w:t>
-      </w:r>
-      <w:r>
-        <w:t xml:space="preserve">it:</w:t>
-      </w:r>
-      <w:r>
-        <w:t xml:space="preserve"> </w:t>
-      </w:r>
-      <w:r>
-        <w:rPr>
-          <w:rStyle w:val="VerbatimChar"/>
-        </w:rPr>
-        <w:t xml:space="preserve">ibex_top.sv</w:t>
-      </w:r>
-      <w:r>
-        <w:t xml:space="preserve"> </w:t>
-      </w:r>
-      <w:r>
-        <w:t xml:space="preserve">line 1591 asserts</w:t>
-      </w:r>
-      <w:r>
-        <w:t xml:space="preserve"> </w:t>
-      </w:r>
-      <w:r>
-        <w:rPr>
-          <w:rStyle w:val="VerbatimChar"/>
-        </w:rPr>
-        <w:t xml:space="preserve">ASSERT_KNOWN(IbexIrqX, {irq_software_i, irq_timer_i, irq_external_i, irq_fast_i, irq_nm_i})</w:t>
-      </w:r>
-      <w:r>
-        <w:t xml:space="preserve">,</w:t>
-      </w:r>
-      <w:r>
-        <w:t xml:space="preserve"> </w:t>
-      </w:r>
-      <w:r>
-        <w:t xml:space="preserve">which fires in simulation at the boundary this block feeds.</w:t>
-      </w:r>
-      <w:r>
-        <w:t xml:space="preserve"> </w:t>
-      </w:r>
-      <w:r>
-        <w:rPr>
-          <w:b/>
-          <w:bCs/>
-        </w:rPr>
-        <w:t xml:space="preserve">Open</w:t>
-      </w:r>
-      <w:r>
-        <w:t xml:space="preserve">: whether</w:t>
-      </w:r>
-      <w:r>
-        <w:t xml:space="preserve"> </w:t>
-      </w:r>
-      <w:r>
-        <w:t xml:space="preserve">that is sufficient, or whether this block should assert its own inputs known and</w:t>
-      </w:r>
-      <w:r>
-        <w:t xml:space="preserve"> </w:t>
-      </w:r>
-      <w:r>
-        <w:t xml:space="preserve">fail nearer the cause. The core’s assertion names the bundle, not the source.</w:t>
-      </w:r>
-    </w:p>
-    <w:bookmarkEnd w:id="46"/>
-    <w:bookmarkStart w:id="47" w:name="verification"/>
-    <w:p>
-      <w:pPr>
-        <w:pStyle w:val="Heading1"/>
-      </w:pPr>
-      <w:r>
-        <w:t xml:space="preserve">12. Verification</w:t>
-      </w:r>
-    </w:p>
-    <w:p>
-      <w:pPr>
-        <w:pStyle w:val="FirstParagraph"/>
-      </w:pPr>
-      <w:r>
-        <w:t xml:space="preserve">Eleven checks, none requiring a bus model:</w:t>
-      </w:r>
-    </w:p>
-    <w:p>
-      <w:pPr>
-        <w:pStyle w:val="Compact"/>
-        <w:numPr>
-          <w:ilvl w:val="0"/>
-          <w:numId w:val="1005"/>
-        </w:numPr>
-        <w:jc w:val="left"/>
-      </w:pPr>
-      <w:r>
-        <w:t xml:space="preserve">Each single-source input raises exactly its own line.</w:t>
-      </w:r>
-    </w:p>
-    <w:p>
-      <w:pPr>
-        <w:pStyle w:val="Compact"/>
-        <w:numPr>
-          <w:ilvl w:val="0"/>
-          <w:numId w:val="1005"/>
-        </w:numPr>
-        <w:jc w:val="left"/>
-      </w:pPr>
-      <w:r>
-        <w:t xml:space="preserve">Each OR group raises its line for every member, individually.</w:t>
-      </w:r>
-    </w:p>
-    <w:p>
-      <w:pPr>
-        <w:pStyle w:val="Compact"/>
-        <w:numPr>
-          <w:ilvl w:val="0"/>
-          <w:numId w:val="1005"/>
-        </w:numPr>
-        <w:jc w:val="left"/>
-      </w:pPr>
-      <w:r>
-        <w:t xml:space="preserve">No input raises a line other than its own.</w:t>
-      </w:r>
-    </w:p>
-    <w:p>
-      <w:pPr>
-        <w:pStyle w:val="Compact"/>
-        <w:numPr>
-          <w:ilvl w:val="0"/>
-          <w:numId w:val="1005"/>
-        </w:numPr>
-        <w:jc w:val="left"/>
-      </w:pPr>
-      <w:r>
-        <w:t xml:space="preserve">Spare lines</w:t>
-      </w:r>
-      <w:r>
-        <w:t xml:space="preserve"> </w:t>
-      </w:r>
-      <w:r>
-        <w:rPr>
-          <w:rStyle w:val="VerbatimChar"/>
-        </w:rPr>
-        <w:t xml:space="preserve">[14:11]</w:t>
-      </w:r>
-      <w:r>
-        <w:t xml:space="preserve"> </w:t>
-      </w:r>
-      <w:r>
-        <w:t xml:space="preserve">are always 0.</w:t>
-      </w:r>
-    </w:p>
-    <w:p>
-      <w:pPr>
-        <w:pStyle w:val="Compact"/>
-        <w:numPr>
-          <w:ilvl w:val="0"/>
-          <w:numId w:val="1005"/>
+          <w:numId w:val="1003"/>
         </w:numPr>
         <w:jc w:val="left"/>
       </w:pPr>
@@ -7067,7 +6951,19 @@
         <w:t xml:space="preserve"> </w:t>
       </w:r>
       <w:r>
-        <w:t xml:space="preserve">and no fast line.</w:t>
+        <w:t xml:space="preserve">and no fast line; no other input reaches</w:t>
+      </w:r>
+      <w:r>
+        <w:t xml:space="preserve"> </w:t>
+      </w:r>
+      <w:r>
+        <w:rPr>
+          <w:rStyle w:val="VerbatimChar"/>
+        </w:rPr>
+        <w:t xml:space="preserve">o_int_nm</w:t>
+      </w:r>
+      <w:r>
+        <w:t xml:space="preserve">.</w:t>
       </w:r>
     </w:p>
     <w:p>
@@ -7075,12 +6971,12 @@
         <w:pStyle w:val="Compact"/>
         <w:numPr>
           <w:ilvl w:val="0"/>
-          <w:numId w:val="1005"/>
+          <w:numId w:val="1003"/>
         </w:numPr>
         <w:jc w:val="left"/>
       </w:pPr>
       <w:r>
-        <w:t xml:space="preserve">Simultaneous inputs on one group raise the line once.</w:t>
+        <w:t xml:space="preserve">Simultaneous inputs raise each affected line once.</w:t>
       </w:r>
     </w:p>
     <w:p>
@@ -7088,12 +6984,12 @@
         <w:pStyle w:val="Compact"/>
         <w:numPr>
           <w:ilvl w:val="0"/>
-          <w:numId w:val="1005"/>
+          <w:numId w:val="1003"/>
         </w:numPr>
         <w:jc w:val="left"/>
       </w:pPr>
       <w:r>
-        <w:t xml:space="preserve">Simultaneous inputs on different groups raise both lines.</w:t>
+        <w:t xml:space="preserve">Output follows input combinationally, with no cycle of delay.</w:t>
       </w:r>
     </w:p>
     <w:p>
@@ -7101,20 +6997,7 @@
         <w:pStyle w:val="Compact"/>
         <w:numPr>
           <w:ilvl w:val="0"/>
-          <w:numId w:val="1005"/>
-        </w:numPr>
-        <w:jc w:val="left"/>
-      </w:pPr>
-      <w:r>
-        <w:t xml:space="preserve">Output follows input combinationally, with no cycle of delay.</w:t>
-      </w:r>
-    </w:p>
-    <w:p>
-      <w:pPr>
-        <w:pStyle w:val="Compact"/>
-        <w:numPr>
-          <w:ilvl w:val="0"/>
-          <w:numId w:val="1005"/>
+          <w:numId w:val="1003"/>
         </w:numPr>
         <w:jc w:val="left"/>
       </w:pPr>
@@ -7125,7 +7008,10 @@
         <w:t xml:space="preserve">mcause</w:t>
       </w:r>
       <w:r>
-        <w:t xml:space="preserve">/vector mapping matches section 7.2 against</w:t>
+        <w:t xml:space="preserve"> </w:t>
+      </w:r>
+      <w:r>
+        <w:t xml:space="preserve">and vector mapping match the table in 7.2 against</w:t>
       </w:r>
       <w:r>
         <w:t xml:space="preserve"> </w:t>
@@ -7145,18 +7031,12 @@
         <w:pStyle w:val="Compact"/>
         <w:numPr>
           <w:ilvl w:val="0"/>
-          <w:numId w:val="1005"/>
+          <w:numId w:val="1003"/>
         </w:numPr>
         <w:jc w:val="left"/>
       </w:pPr>
       <w:r>
-        <w:t xml:space="preserve">A held input keeps its line asserted for as long as it is held, which is what</w:t>
-      </w:r>
-      <w:r>
-        <w:t xml:space="preserve"> </w:t>
-      </w:r>
-      <w:r>
-        <w:t xml:space="preserve">makes the gating case in 7.6 behave as described.</w:t>
+        <w:t xml:space="preserve">A held input keeps its line asserted for as long as it is held (7.5).</w:t>
       </w:r>
     </w:p>
     <w:p>
@@ -7164,7 +7044,7 @@
         <w:pStyle w:val="Compact"/>
         <w:numPr>
           <w:ilvl w:val="0"/>
-          <w:numId w:val="1005"/>
+          <w:numId w:val="1003"/>
         </w:numPr>
         <w:jc w:val="left"/>
       </w:pPr>
@@ -7212,17 +7092,11 @@
         <w:t xml:space="preserve">always_ff</w:t>
       </w:r>
       <w:r>
-        <w:t xml:space="preserve">. If any appears, the design has drifted back into being a</w:t>
-      </w:r>
-      <w:r>
-        <w:t xml:space="preserve"> </w:t>
-      </w:r>
-      <w:r>
-        <w:t xml:space="preserve">controller.</w:t>
+        <w:t xml:space="preserve">.</w:t>
       </w:r>
     </w:p>
-    <w:bookmarkEnd w:id="47"/>
-    <w:bookmarkStart w:id="48" w:name="appendix-a.-acronyms"/>
+    <w:bookmarkEnd w:id="46"/>
+    <w:bookmarkStart w:id="47" w:name="appendix-a.-acronyms"/>
     <w:p>
       <w:pPr>
         <w:pStyle w:val="Heading1"/>
@@ -7301,17 +7175,7 @@
               <w:jc w:val="left"/>
             </w:pPr>
             <w:r>
-              <w:t xml:space="preserve">Core Local Interruptor – the RISC-V standard timer and software interrupt block.</w:t>
-            </w:r>
-            <w:r>
-              <w:t xml:space="preserve"> </w:t>
-            </w:r>
-            <w:r>
-              <w:rPr>
-                <w:b/>
-                <w:bCs/>
-              </w:rPr>
-              <w:t xml:space="preserve">Not present in QSOC</w:t>
+              <w:t xml:space="preserve">Core Local Interruptor – RISC-V timer and software interrupt block. Not present in QSOC</w:t>
             </w:r>
           </w:p>
         </w:tc>
@@ -7351,19 +7215,22 @@
               <w:jc w:val="left"/>
             </w:pPr>
             <w:r>
-              <w:t xml:space="preserve">ISR</w:t>
-            </w:r>
-          </w:p>
-        </w:tc>
-        <w:tc>
-          <w:tcPr/>
-          <w:p>
-            <w:pPr>
-              <w:pStyle w:val="Compact"/>
-              <w:jc w:val="left"/>
-            </w:pPr>
-            <w:r>
-              <w:t xml:space="preserve">Interrupt Service Routine</w:t>
+              <w:rPr>
+                <w:rStyle w:val="VerbatimChar"/>
+              </w:rPr>
+              <w:t xml:space="preserve">mcause</w:t>
+            </w:r>
+          </w:p>
+        </w:tc>
+        <w:tc>
+          <w:tcPr/>
+          <w:p>
+            <w:pPr>
+              <w:pStyle w:val="Compact"/>
+              <w:jc w:val="left"/>
+            </w:pPr>
+            <w:r>
+              <w:t xml:space="preserve">Machine Cause register: why the core trapped</w:t>
             </w:r>
           </w:p>
         </w:tc>
@@ -7380,19 +7247,19 @@
               <w:rPr>
                 <w:rStyle w:val="VerbatimChar"/>
               </w:rPr>
-              <w:t xml:space="preserve">mcause</w:t>
-            </w:r>
-          </w:p>
-        </w:tc>
-        <w:tc>
-          <w:tcPr/>
-          <w:p>
-            <w:pPr>
-              <w:pStyle w:val="Compact"/>
-              <w:jc w:val="left"/>
-            </w:pPr>
-            <w:r>
-              <w:t xml:space="preserve">Machine Cause register: why the core trapped</w:t>
+              <w:t xml:space="preserve">mie</w:t>
+            </w:r>
+          </w:p>
+        </w:tc>
+        <w:tc>
+          <w:tcPr/>
+          <w:p>
+            <w:pPr>
+              <w:pStyle w:val="Compact"/>
+              <w:jc w:val="left"/>
+            </w:pPr>
+            <w:r>
+              <w:t xml:space="preserve">Machine Interrupt Enable register: per-line mask</w:t>
             </w:r>
           </w:p>
         </w:tc>
@@ -7409,19 +7276,19 @@
               <w:rPr>
                 <w:rStyle w:val="VerbatimChar"/>
               </w:rPr>
-              <w:t xml:space="preserve">mie</w:t>
-            </w:r>
-          </w:p>
-        </w:tc>
-        <w:tc>
-          <w:tcPr/>
-          <w:p>
-            <w:pPr>
-              <w:pStyle w:val="Compact"/>
-              <w:jc w:val="left"/>
-            </w:pPr>
-            <w:r>
-              <w:t xml:space="preserve">Machine Interrupt Enable register: per-source mask</w:t>
+              <w:t xml:space="preserve">mip</w:t>
+            </w:r>
+          </w:p>
+        </w:tc>
+        <w:tc>
+          <w:tcPr/>
+          <w:p>
+            <w:pPr>
+              <w:pStyle w:val="Compact"/>
+              <w:jc w:val="left"/>
+            </w:pPr>
+            <w:r>
+              <w:t xml:space="preserve">Machine Interrupt Pending register</w:t>
             </w:r>
           </w:p>
         </w:tc>
@@ -7438,19 +7305,19 @@
               <w:rPr>
                 <w:rStyle w:val="VerbatimChar"/>
               </w:rPr>
-              <w:t xml:space="preserve">mip</w:t>
-            </w:r>
-          </w:p>
-        </w:tc>
-        <w:tc>
-          <w:tcPr/>
-          <w:p>
-            <w:pPr>
-              <w:pStyle w:val="Compact"/>
-              <w:jc w:val="left"/>
-            </w:pPr>
-            <w:r>
-              <w:t xml:space="preserve">Machine Interrupt Pending register</w:t>
+              <w:t xml:space="preserve">mstatus.MIE</w:t>
+            </w:r>
+          </w:p>
+        </w:tc>
+        <w:tc>
+          <w:tcPr/>
+          <w:p>
+            <w:pPr>
+              <w:pStyle w:val="Compact"/>
+              <w:jc w:val="left"/>
+            </w:pPr>
+            <w:r>
+              <w:t xml:space="preserve">The global interrupt enable bit</w:t>
             </w:r>
           </w:p>
         </w:tc>
@@ -7467,19 +7334,19 @@
               <w:rPr>
                 <w:rStyle w:val="VerbatimChar"/>
               </w:rPr>
-              <w:t xml:space="preserve">mstatus.MIE</w:t>
-            </w:r>
-          </w:p>
-        </w:tc>
-        <w:tc>
-          <w:tcPr/>
-          <w:p>
-            <w:pPr>
-              <w:pStyle w:val="Compact"/>
-              <w:jc w:val="left"/>
-            </w:pPr>
-            <w:r>
-              <w:t xml:space="preserve">The global interrupt enable bit</w:t>
+              <w:t xml:space="preserve">mtvec</w:t>
+            </w:r>
+          </w:p>
+        </w:tc>
+        <w:tc>
+          <w:tcPr/>
+          <w:p>
+            <w:pPr>
+              <w:pStyle w:val="Compact"/>
+              <w:jc w:val="left"/>
+            </w:pPr>
+            <w:r>
+              <w:t xml:space="preserve">Machine Trap Vector: base of the trap table</w:t>
             </w:r>
           </w:p>
         </w:tc>
@@ -7493,22 +7360,34 @@
               <w:jc w:val="left"/>
             </w:pPr>
             <w:r>
-              <w:rPr>
-                <w:rStyle w:val="VerbatimChar"/>
-              </w:rPr>
-              <w:t xml:space="preserve">mtvec</w:t>
-            </w:r>
-          </w:p>
-        </w:tc>
-        <w:tc>
-          <w:tcPr/>
-          <w:p>
-            <w:pPr>
-              <w:pStyle w:val="Compact"/>
-              <w:jc w:val="left"/>
-            </w:pPr>
-            <w:r>
-              <w:t xml:space="preserve">Machine Trap Vector: base of the trap table</w:t>
+              <w:t xml:space="preserve">NMI</w:t>
+            </w:r>
+          </w:p>
+        </w:tc>
+        <w:tc>
+          <w:tcPr/>
+          <w:p>
+            <w:pPr>
+              <w:pStyle w:val="Compact"/>
+              <w:jc w:val="left"/>
+            </w:pPr>
+            <w:r>
+              <w:t xml:space="preserve">Non-Maskable Interrupt –</w:t>
+            </w:r>
+            <w:r>
+              <w:t xml:space="preserve"> </w:t>
+            </w:r>
+            <w:r>
+              <w:rPr>
+                <w:rStyle w:val="VerbatimChar"/>
+              </w:rPr>
+              <w:t xml:space="preserve">irq_nm_i</w:t>
+            </w:r>
+            <w:r>
+              <w:t xml:space="preserve"> </w:t>
+            </w:r>
+            <w:r>
+              <w:t xml:space="preserve">on Ibex</w:t>
             </w:r>
           </w:p>
         </w:tc>
@@ -7522,34 +7401,19 @@
               <w:jc w:val="left"/>
             </w:pPr>
             <w:r>
-              <w:t xml:space="preserve">NMI</w:t>
-            </w:r>
-          </w:p>
-        </w:tc>
-        <w:tc>
-          <w:tcPr/>
-          <w:p>
-            <w:pPr>
-              <w:pStyle w:val="Compact"/>
-              <w:jc w:val="left"/>
-            </w:pPr>
-            <w:r>
-              <w:t xml:space="preserve">Non-Maskable Interrupt –</w:t>
-            </w:r>
-            <w:r>
-              <w:t xml:space="preserve"> </w:t>
-            </w:r>
-            <w:r>
-              <w:rPr>
-                <w:rStyle w:val="VerbatimChar"/>
-              </w:rPr>
-              <w:t xml:space="preserve">irq_nm_i</w:t>
-            </w:r>
-            <w:r>
-              <w:t xml:space="preserve"> </w:t>
-            </w:r>
-            <w:r>
-              <w:t xml:space="preserve">on Ibex</w:t>
+              <w:t xml:space="preserve">PLIC</w:t>
+            </w:r>
+          </w:p>
+        </w:tc>
+        <w:tc>
+          <w:tcPr/>
+          <w:p>
+            <w:pPr>
+              <w:pStyle w:val="Compact"/>
+              <w:jc w:val="left"/>
+            </w:pPr>
+            <w:r>
+              <w:t xml:space="preserve">Platform Level Interrupt Controller. Not present in QSOC</w:t>
             </w:r>
           </w:p>
         </w:tc>
@@ -7563,29 +7427,19 @@
               <w:jc w:val="left"/>
             </w:pPr>
             <w:r>
-              <w:t xml:space="preserve">PLIC</w:t>
-            </w:r>
-          </w:p>
-        </w:tc>
-        <w:tc>
-          <w:tcPr/>
-          <w:p>
-            <w:pPr>
-              <w:pStyle w:val="Compact"/>
-              <w:jc w:val="left"/>
-            </w:pPr>
-            <w:r>
-              <w:t xml:space="preserve">Platform Level Interrupt Controller. Considered in V7.0 and</w:t>
-            </w:r>
-            <w:r>
-              <w:t xml:space="preserve"> </w:t>
-            </w:r>
-            <w:r>
-              <w:rPr>
-                <w:b/>
-                <w:bCs/>
-              </w:rPr>
-              <w:t xml:space="preserve">rejected</w:t>
+              <w:t xml:space="preserve">SCRC</w:t>
+            </w:r>
+          </w:p>
+        </w:tc>
+        <w:tc>
+          <w:tcPr/>
+          <w:p>
+            <w:pPr>
+              <w:pStyle w:val="Compact"/>
+              <w:jc w:val="left"/>
+            </w:pPr>
+            <w:r>
+              <w:t xml:space="preserve">System Clock Reset Control</w:t>
             </w:r>
           </w:p>
         </w:tc>
@@ -7599,34 +7453,19 @@
               <w:jc w:val="left"/>
             </w:pPr>
             <w:r>
-              <w:t xml:space="preserve">SCRC</w:t>
-            </w:r>
-          </w:p>
-        </w:tc>
-        <w:tc>
-          <w:tcPr/>
-          <w:p>
-            <w:pPr>
-              <w:pStyle w:val="Compact"/>
-              <w:jc w:val="left"/>
-            </w:pPr>
-            <w:r>
-              <w:t xml:space="preserve">System Clock Reset Control. Formerly</w:t>
-            </w:r>
-            <w:r>
-              <w:t xml:space="preserve"> </w:t>
-            </w:r>
-            <w:r>
-              <w:rPr>
-                <w:rStyle w:val="VerbatimChar"/>
-              </w:rPr>
-              <w:t xml:space="preserve">SYSCTL</w:t>
-            </w:r>
-            <w:r>
-              <w:t xml:space="preserve"> </w:t>
-            </w:r>
-            <w:r>
-              <w:t xml:space="preserve">on the block diagram</w:t>
+              <w:t xml:space="preserve">W1C</w:t>
+            </w:r>
+          </w:p>
+        </w:tc>
+        <w:tc>
+          <w:tcPr/>
+          <w:p>
+            <w:pPr>
+              <w:pStyle w:val="Compact"/>
+              <w:jc w:val="left"/>
+            </w:pPr>
+            <w:r>
+              <w:t xml:space="preserve">Write-1-to-Clear</w:t>
             </w:r>
           </w:p>
         </w:tc>
@@ -7640,32 +7479,6 @@
               <w:jc w:val="left"/>
             </w:pPr>
             <w:r>
-              <w:t xml:space="preserve">W1C</w:t>
-            </w:r>
-          </w:p>
-        </w:tc>
-        <w:tc>
-          <w:tcPr/>
-          <w:p>
-            <w:pPr>
-              <w:pStyle w:val="Compact"/>
-              <w:jc w:val="left"/>
-            </w:pPr>
-            <w:r>
-              <w:t xml:space="preserve">Write-1-to-Clear</w:t>
-            </w:r>
-          </w:p>
-        </w:tc>
-      </w:tr>
-      <w:tr>
-        <w:tc>
-          <w:tcPr/>
-          <w:p>
-            <w:pPr>
-              <w:pStyle w:val="Compact"/>
-              <w:jc w:val="left"/>
-            </w:pPr>
-            <w:r>
               <w:t xml:space="preserve">WDT</w:t>
             </w:r>
           </w:p>
@@ -7678,14 +7491,23 @@
               <w:jc w:val="left"/>
             </w:pPr>
             <w:r>
-              <w:t xml:space="preserve">Watchdog Timer</w:t>
+              <w:t xml:space="preserve">Watchdog Timer (</w:t>
+            </w:r>
+            <w:r>
+              <w:rPr>
+                <w:rStyle w:val="VerbatimChar"/>
+              </w:rPr>
+              <w:t xml:space="preserve">aon_timer</w:t>
+            </w:r>
+            <w:r>
+              <w:t xml:space="preserve">)</w:t>
             </w:r>
           </w:p>
         </w:tc>
       </w:tr>
     </w:tbl>
-    <w:bookmarkEnd w:id="48"/>
-    <w:bookmarkStart w:id="49" w:name="appendix-b.-first-review"/>
+    <w:bookmarkEnd w:id="47"/>
+    <w:bookmarkStart w:id="48" w:name="appendix-b.-first-review"/>
     <w:p>
       <w:pPr>
         <w:pStyle w:val="Heading1"/>
@@ -7801,7 +7623,10 @@
               <w:t xml:space="preserve">INTSTATUS</w:t>
             </w:r>
             <w:r>
-              <w:t xml:space="preserve">. Closed in V11.2</w:t>
+              <w:t xml:space="preserve"> </w:t>
+            </w:r>
+            <w:r>
+              <w:t xml:space="preserve">(7.4)</w:t>
             </w:r>
           </w:p>
         </w:tc>
@@ -7839,7 +7664,7 @@
               <w:jc w:val="left"/>
             </w:pPr>
             <w:r>
-              <w:t xml:space="preserve">Level, held by</w:t>
+              <w:t xml:space="preserve">Level, held by W1C</w:t>
             </w:r>
             <w:r>
               <w:t xml:space="preserve"> </w:t>
@@ -7854,7 +7679,7 @@
               <w:t xml:space="preserve"> </w:t>
             </w:r>
             <w:r>
-              <w:t xml:space="preserve">W1C. Closed in V11.10</w:t>
+              <w:t xml:space="preserve">(7.4)</w:t>
             </w:r>
           </w:p>
         </w:tc>
@@ -7892,7 +7717,7 @@
               <w:jc w:val="left"/>
             </w:pPr>
             <w:r>
-              <w:t xml:space="preserve">No. Section 7.5: no source destroys information</w:t>
+              <w:t xml:space="preserve">No. Every level source holds its line; a missed pulse is recorded or repeats (7.4)</w:t>
             </w:r>
           </w:p>
         </w:tc>
@@ -7906,31 +7731,31 @@
               <w:jc w:val="left"/>
             </w:pPr>
             <w:r>
-              <w:t xml:space="preserve">Priority order justified?</w:t>
-            </w:r>
-          </w:p>
-        </w:tc>
-        <w:tc>
-          <w:tcPr/>
-          <w:p>
-            <w:pPr>
-              <w:pStyle w:val="Compact"/>
-              <w:jc w:val="left"/>
-            </w:pPr>
-            <w:r>
-              <w:t xml:space="preserve">–</w:t>
-            </w:r>
-          </w:p>
-        </w:tc>
-        <w:tc>
-          <w:tcPr/>
-          <w:p>
-            <w:pPr>
-              <w:pStyle w:val="Compact"/>
-              <w:jc w:val="left"/>
-            </w:pPr>
-            <w:r>
-              <w:t xml:space="preserve">Section 7.2: data loss first, human time last</w:t>
+              <w:t xml:space="preserve">Is the non-maskable interrupt in the totals and the core-input table?</w:t>
+            </w:r>
+          </w:p>
+        </w:tc>
+        <w:tc>
+          <w:tcPr/>
+          <w:p>
+            <w:pPr>
+              <w:pStyle w:val="Compact"/>
+              <w:jc w:val="left"/>
+            </w:pPr>
+            <w:r>
+              <w:t xml:space="preserve">Teacher, 2026-09-23</w:t>
+            </w:r>
+          </w:p>
+        </w:tc>
+        <w:tc>
+          <w:tcPr/>
+          <w:p>
+            <w:pPr>
+              <w:pStyle w:val="Compact"/>
+              <w:jc w:val="left"/>
+            </w:pPr>
+            <w:r>
+              <w:t xml:space="preserve">Yes: it is counted in the 27 (7.2) and listed in section 10</w:t>
             </w:r>
           </w:p>
         </w:tc>
@@ -7944,31 +7769,31 @@
               <w:jc w:val="left"/>
             </w:pPr>
             <w:r>
-              <w:t xml:space="preserve">Is the non-maskable interrupt missing from the totals and the tie-off table?</w:t>
-            </w:r>
-          </w:p>
-        </w:tc>
-        <w:tc>
-          <w:tcPr/>
-          <w:p>
-            <w:pPr>
-              <w:pStyle w:val="Compact"/>
-              <w:jc w:val="left"/>
-            </w:pPr>
-            <w:r>
-              <w:t xml:space="preserve">Teacher, 2026-09-23</w:t>
-            </w:r>
-          </w:p>
-        </w:tc>
-        <w:tc>
-          <w:tcPr/>
-          <w:p>
-            <w:pPr>
-              <w:pStyle w:val="Compact"/>
-              <w:jc w:val="left"/>
-            </w:pPr>
-            <w:r>
-              <w:t xml:space="preserve">Not from the totals, which count it and reach 27. It</w:t>
+              <w:t xml:space="preserve">What happens to a line whose peripheral is clock-gated?</w:t>
+            </w:r>
+          </w:p>
+        </w:tc>
+        <w:tc>
+          <w:tcPr/>
+          <w:p>
+            <w:pPr>
+              <w:pStyle w:val="Compact"/>
+              <w:jc w:val="left"/>
+            </w:pPr>
+            <w:r>
+              <w:t xml:space="preserve">–</w:t>
+            </w:r>
+          </w:p>
+        </w:tc>
+        <w:tc>
+          <w:tcPr/>
+          <w:p>
+            <w:pPr>
+              <w:pStyle w:val="Compact"/>
+              <w:jc w:val="left"/>
+            </w:pPr>
+            <w:r>
+              <w:t xml:space="preserve">It stays asserted (7.5).</w:t>
             </w:r>
             <w:r>
               <w:t xml:space="preserve"> </w:t>
@@ -7978,70 +7803,16 @@
                 <w:b/>
                 <w:bCs/>
               </w:rPr>
-              <w:t xml:space="preserve">was</w:t>
-            </w:r>
-            <w:r>
-              <w:t xml:space="preserve"> </w:t>
-            </w:r>
-            <w:r>
-              <w:t xml:space="preserve">missing from the tie-off table, which listed only tied inputs while the text claimed to account for every core input. The table now lists all five – section 10</w:t>
-            </w:r>
-          </w:p>
-        </w:tc>
-      </w:tr>
-      <w:tr>
-        <w:tc>
-          <w:tcPr/>
-          <w:p>
-            <w:pPr>
-              <w:pStyle w:val="Compact"/>
-              <w:jc w:val="left"/>
-            </w:pPr>
-            <w:r>
-              <w:t xml:space="preserve">What happens to a line whose peripheral is clock-gated?</w:t>
-            </w:r>
-          </w:p>
-        </w:tc>
-        <w:tc>
-          <w:tcPr/>
-          <w:p>
-            <w:pPr>
-              <w:pStyle w:val="Compact"/>
-              <w:jc w:val="left"/>
-            </w:pPr>
-            <w:r>
-              <w:t xml:space="preserve">–</w:t>
-            </w:r>
-          </w:p>
-        </w:tc>
-        <w:tc>
-          <w:tcPr/>
-          <w:p>
-            <w:pPr>
-              <w:pStyle w:val="Compact"/>
-              <w:jc w:val="left"/>
-            </w:pPr>
-            <w:r>
-              <w:t xml:space="preserve">Section 7.6.</w:t>
-            </w:r>
-            <w:r>
-              <w:t xml:space="preserve"> </w:t>
-            </w:r>
-            <w:r>
-              <w:rPr>
-                <w:b/>
-                <w:bCs/>
-              </w:rPr>
               <w:t xml:space="preserve">Open</w:t>
             </w:r>
             <w:r>
-              <w:t xml:space="preserve">: the ordering rule is a request on the SCRC owner</w:t>
+              <w:t xml:space="preserve">: the gating rule is a request on the SCRC owner (11)</w:t>
             </w:r>
           </w:p>
         </w:tc>
       </w:tr>
     </w:tbl>
-    <w:bookmarkEnd w:id="49"/>
+    <w:bookmarkEnd w:id="48"/>
     <w:sectPr>
       <w:headerReference r:id="rId11" w:type="default"/>
       <w:footerReference r:id="rId12" w:type="even"/>
@@ -8280,7 +8051,7 @@
       <w:rPr>
         <w:szCs w:val="26"/>
       </w:rPr>
-      <w:t>V2.0</w:t>
+      <w:t>V2.1</w:t>
     </w:r>
     <w:r>
       <w:rPr>
@@ -10160,9 +9931,6 @@
     <w:abstractNumId w:val="991"/>
   </w:num>
   <w:num w:numId="1002">
-    <w:abstractNumId w:val="991"/>
-  </w:num>
-  <w:num w:numId="1003">
     <w:abstractNumId w:val="99411"/>
     <w:lvlOverride w:ilvl="0">
       <w:startOverride w:val="1"/>
@@ -10192,37 +9960,7 @@
       <w:startOverride w:val="1"/>
     </w:lvlOverride>
   </w:num>
-  <w:num w:numId="1004">
-    <w:abstractNumId w:val="99411"/>
-    <w:lvlOverride w:ilvl="0">
-      <w:startOverride w:val="1"/>
-    </w:lvlOverride>
-    <w:lvlOverride w:ilvl="1">
-      <w:startOverride w:val="1"/>
-    </w:lvlOverride>
-    <w:lvlOverride w:ilvl="2">
-      <w:startOverride w:val="1"/>
-    </w:lvlOverride>
-    <w:lvlOverride w:ilvl="3">
-      <w:startOverride w:val="1"/>
-    </w:lvlOverride>
-    <w:lvlOverride w:ilvl="4">
-      <w:startOverride w:val="1"/>
-    </w:lvlOverride>
-    <w:lvlOverride w:ilvl="5">
-      <w:startOverride w:val="1"/>
-    </w:lvlOverride>
-    <w:lvlOverride w:ilvl="6">
-      <w:startOverride w:val="1"/>
-    </w:lvlOverride>
-    <w:lvlOverride w:ilvl="7">
-      <w:startOverride w:val="1"/>
-    </w:lvlOverride>
-    <w:lvlOverride w:ilvl="8">
-      <w:startOverride w:val="1"/>
-    </w:lvlOverride>
-  </w:num>
-  <w:num w:numId="1005">
+  <w:num w:numId="1003">
     <w:abstractNumId w:val="99411"/>
     <w:lvlOverride w:ilvl="0">
       <w:startOverride w:val="1"/>

--- a/doc/QNSC_Interrupt_Map_MAS.docx
+++ b/doc/QNSC_Interrupt_Map_MAS.docx
@@ -4254,7 +4254,7 @@
               <w:jc w:val="left"/>
             </w:pPr>
             <w:r>
-              <w:t xml:space="preserve">Sources ORed onto fast lines</w:t>
+              <w:t xml:space="preserve">Sources onto fast lines</w:t>
             </w:r>
           </w:p>
         </w:tc>
@@ -5164,7 +5164,7 @@
               <w:jc w:val="left"/>
             </w:pPr>
             <w:r>
-              <w:t xml:space="preserve">a write to</w:t>
+              <w:t xml:space="preserve">a held level ends on the writes in</w:t>
             </w:r>
             <w:r>
               <w:t xml:space="preserve"> </w:t>
@@ -5173,34 +5173,25 @@
               <w:rPr>
                 <w:rStyle w:val="VerbatimChar"/>
               </w:rPr>
-              <w:t xml:space="preserve">TIMER_RESET_LO</w:t>
-            </w:r>
-            <w:r>
-              <w:t xml:space="preserve">/</w:t>
-            </w:r>
-            <w:r>
-              <w:rPr>
-                <w:rStyle w:val="VerbatimChar"/>
-              </w:rPr>
-              <w:t xml:space="preserve">_HI</w:t>
+              <w:t xml:space="preserve">QNSC_TIMER_MAS</w:t>
             </w:r>
             <w:r>
               <w:t xml:space="preserve"> </w:t>
             </w:r>
             <w:r>
-              <w:t xml:space="preserve">ends the level</w:t>
-            </w:r>
-          </w:p>
-        </w:tc>
-        <w:tc>
-          <w:tcPr/>
-          <w:p>
-            <w:pPr>
-              <w:pStyle w:val="Compact"/>
-              <w:jc w:val="left"/>
-            </w:pPr>
-            <w:r>
-              <w:t xml:space="preserve">lost; the next period raises it again</w:t>
+              <w:t xml:space="preserve">7.5</w:t>
+            </w:r>
+          </w:p>
+        </w:tc>
+        <w:tc>
+          <w:tcPr/>
+          <w:p>
+            <w:pPr>
+              <w:pStyle w:val="Compact"/>
+              <w:jc w:val="left"/>
+            </w:pPr>
+            <w:r>
+              <w:t xml:space="preserve">lost; periodic mode raises it again next period, one-shot does not</w:t>
             </w:r>
           </w:p>
         </w:tc>
@@ -5426,7 +5417,8 @@
     <w:tbl>
       <w:tblPr>
         <w:tblStyle w:val="TableGrid"/>
-        <w:tblW w:type="auto" w:w="0"/>
+        <w:tblW w:type="pct" w:w="5000"/>
+        <w:tblLayout w:type="fixed"/>
         <w:tblLook w:firstRow="1" w:lastRow="0" w:firstColumn="0" w:lastColumn="0" w:noHBand="0" w:noVBand="0" w:val="0020"/>
         <w:tblCaption w:val="Functions this block does not provide"/>
       </w:tblPr>
@@ -5510,7 +5502,37 @@
               <w:jc w:val="left"/>
             </w:pPr>
             <w:r>
-              <w:t xml:space="preserve">the source’s status register</w:t>
+              <w:t xml:space="preserve">the source’s status register;</w:t>
+            </w:r>
+            <w:r>
+              <w:t xml:space="preserve"> </w:t>
+            </w:r>
+            <w:r>
+              <w:rPr>
+                <w:rStyle w:val="VerbatimChar"/>
+              </w:rPr>
+              <w:t xml:space="preserve">TIMER1</w:t>
+            </w:r>
+            <w:r>
+              <w:t xml:space="preserve"> </w:t>
+            </w:r>
+            <w:r>
+              <w:t xml:space="preserve">(lo/hi) and</w:t>
+            </w:r>
+            <w:r>
+              <w:t xml:space="preserve"> </w:t>
+            </w:r>
+            <w:r>
+              <w:rPr>
+                <w:rStyle w:val="VerbatimChar"/>
+              </w:rPr>
+              <w:t xml:space="preserve">PWM</w:t>
+            </w:r>
+            <w:r>
+              <w:t xml:space="preserve"> </w:t>
+            </w:r>
+            <w:r>
+              <w:t xml:space="preserve">have none, see their MAS</w:t>
             </w:r>
           </w:p>
         </w:tc>
@@ -6506,7 +6528,22 @@
               <w:t xml:space="preserve"> </w:t>
             </w:r>
             <w:r>
-              <w:t xml:space="preserve">is set</w:t>
+              <w:t xml:space="preserve">is set, and the NMI entry at</w:t>
+            </w:r>
+            <w:r>
+              <w:t xml:space="preserve"> </w:t>
+            </w:r>
+            <w:r>
+              <w:rPr>
+                <w:rStyle w:val="VerbatimChar"/>
+              </w:rPr>
+              <w:t xml:space="preserve">mtvec + 0x7C</w:t>
+            </w:r>
+            <w:r>
+              <w:t xml:space="preserve"> </w:t>
+            </w:r>
+            <w:r>
+              <w:t xml:space="preserve">before the watchdog is enabled</w:t>
             </w:r>
           </w:p>
         </w:tc>
@@ -6530,7 +6567,16 @@
               <w:jc w:val="left"/>
             </w:pPr>
             <w:r>
-              <w:t xml:space="preserve">every source is live from the first cycle out of reset</w:t>
+              <w:t xml:space="preserve">every source is live from the first cycle out of reset; the NMI ignores</w:t>
+            </w:r>
+            <w:r>
+              <w:t xml:space="preserve"> </w:t>
+            </w:r>
+            <w:r>
+              <w:rPr>
+                <w:rStyle w:val="VerbatimChar"/>
+              </w:rPr>
+              <w:t xml:space="preserve">mstatus.MIE</w:t>
             </w:r>
           </w:p>
         </w:tc>
@@ -7793,20 +7839,22 @@
               <w:jc w:val="left"/>
             </w:pPr>
             <w:r>
-              <w:t xml:space="preserve">It stays asserted (7.5).</w:t>
+              <w:t xml:space="preserve">It stays asserted (7.5). Firmware clears the source before gating it;</w:t>
             </w:r>
             <w:r>
               <w:t xml:space="preserve"> </w:t>
             </w:r>
             <w:r>
               <w:rPr>
-                <w:b/>
-                <w:bCs/>
-              </w:rPr>
-              <w:t xml:space="preserve">Open</w:t>
-            </w:r>
-            <w:r>
-              <w:t xml:space="preserve">: the gating rule is a request on the SCRC owner (11)</w:t>
+                <w:rStyle w:val="VerbatimChar"/>
+              </w:rPr>
+              <w:t xml:space="preserve">SCRC</w:t>
+            </w:r>
+            <w:r>
+              <w:t xml:space="preserve"> </w:t>
+            </w:r>
+            <w:r>
+              <w:t xml:space="preserve">needs no change (11)</w:t>
             </w:r>
           </w:p>
         </w:tc>
